--- a/INVENTORY.docx
+++ b/INVENTORY.docx
@@ -30,14 +30,14 @@
         <w:tblLook w:val="04A0" w:firstRow="1" w:lastRow="0" w:firstColumn="1" w:lastColumn="0" w:noHBand="0" w:noVBand="1"/>
       </w:tblPr>
       <w:tblGrid>
-        <w:gridCol w:w="712"/>
-        <w:gridCol w:w="1752"/>
-        <w:gridCol w:w="1160"/>
-        <w:gridCol w:w="1363"/>
-        <w:gridCol w:w="802"/>
-        <w:gridCol w:w="895"/>
-        <w:gridCol w:w="893"/>
-        <w:gridCol w:w="1247"/>
+        <w:gridCol w:w="711"/>
+        <w:gridCol w:w="1740"/>
+        <w:gridCol w:w="1246"/>
+        <w:gridCol w:w="1357"/>
+        <w:gridCol w:w="779"/>
+        <w:gridCol w:w="878"/>
+        <w:gridCol w:w="875"/>
+        <w:gridCol w:w="1238"/>
         <w:gridCol w:w="762"/>
       </w:tblGrid>
       <w:tr>
@@ -1565,6 +1565,74 @@
           <w:tcPr>
             <w:tcW w:w="1051" w:type="dxa"/>
           </w:tcPr>
+          <w:p/>
+        </w:tc>
+        <w:tc>
+          <w:tcPr>
+            <w:tcW w:w="1369" w:type="dxa"/>
+          </w:tcPr>
+          <w:p>
+            <w:r>
+              <w:t>Adaptors</w:t>
+            </w:r>
+          </w:p>
+        </w:tc>
+        <w:tc>
+          <w:tcPr>
+            <w:tcW w:w="825" w:type="dxa"/>
+          </w:tcPr>
+          <w:p>
+            <w:r>
+              <w:t>8</w:t>
+            </w:r>
+          </w:p>
+        </w:tc>
+        <w:tc>
+          <w:tcPr>
+            <w:tcW w:w="912" w:type="dxa"/>
+          </w:tcPr>
+          <w:p/>
+        </w:tc>
+        <w:tc>
+          <w:tcPr>
+            <w:tcW w:w="910" w:type="dxa"/>
+          </w:tcPr>
+          <w:p/>
+        </w:tc>
+        <w:tc>
+          <w:tcPr>
+            <w:tcW w:w="1257" w:type="dxa"/>
+          </w:tcPr>
+          <w:p>
+            <w:r>
+              <w:t>8</w:t>
+            </w:r>
+          </w:p>
+        </w:tc>
+        <w:tc>
+          <w:tcPr>
+            <w:tcW w:w="762" w:type="dxa"/>
+          </w:tcPr>
+          <w:p/>
+        </w:tc>
+      </w:tr>
+      <w:tr>
+        <w:tc>
+          <w:tcPr>
+            <w:tcW w:w="714" w:type="dxa"/>
+          </w:tcPr>
+          <w:p/>
+        </w:tc>
+        <w:tc>
+          <w:tcPr>
+            <w:tcW w:w="1786" w:type="dxa"/>
+          </w:tcPr>
+          <w:p/>
+        </w:tc>
+        <w:tc>
+          <w:tcPr>
+            <w:tcW w:w="1051" w:type="dxa"/>
+          </w:tcPr>
           <w:p>
             <w:r>
               <w:t xml:space="preserve">Antenna extension </w:t>
@@ -4123,43 +4191,1554 @@
           <w:tcPr>
             <w:tcW w:w="1786" w:type="dxa"/>
           </w:tcPr>
-          <w:p/>
-        </w:tc>
-        <w:tc>
-          <w:tcPr>
-            <w:tcW w:w="1051" w:type="dxa"/>
-          </w:tcPr>
-          <w:p/>
-        </w:tc>
-        <w:tc>
-          <w:tcPr>
-            <w:tcW w:w="1369" w:type="dxa"/>
-          </w:tcPr>
-          <w:p/>
-        </w:tc>
-        <w:tc>
-          <w:tcPr>
-            <w:tcW w:w="825" w:type="dxa"/>
-          </w:tcPr>
-          <w:p/>
-        </w:tc>
-        <w:tc>
-          <w:tcPr>
-            <w:tcW w:w="912" w:type="dxa"/>
-          </w:tcPr>
-          <w:p/>
-        </w:tc>
-        <w:tc>
-          <w:tcPr>
-            <w:tcW w:w="910" w:type="dxa"/>
-          </w:tcPr>
-          <w:p/>
-        </w:tc>
-        <w:tc>
-          <w:tcPr>
-            <w:tcW w:w="1257" w:type="dxa"/>
-          </w:tcPr>
-          <w:p/>
+          <w:p>
+            <w:r>
+              <w:t>printers</w:t>
+            </w:r>
+          </w:p>
+        </w:tc>
+        <w:tc>
+          <w:tcPr>
+            <w:tcW w:w="1051" w:type="dxa"/>
+          </w:tcPr>
+          <w:p>
+            <w:r>
+              <w:t>Epson</w:t>
+            </w:r>
+          </w:p>
+        </w:tc>
+        <w:tc>
+          <w:tcPr>
+            <w:tcW w:w="1369" w:type="dxa"/>
+          </w:tcPr>
+          <w:p>
+            <w:r>
+              <w:t>L3150</w:t>
+            </w:r>
+          </w:p>
+        </w:tc>
+        <w:tc>
+          <w:tcPr>
+            <w:tcW w:w="825" w:type="dxa"/>
+          </w:tcPr>
+          <w:p>
+            <w:r>
+              <w:t>1</w:t>
+            </w:r>
+          </w:p>
+        </w:tc>
+        <w:tc>
+          <w:tcPr>
+            <w:tcW w:w="912" w:type="dxa"/>
+          </w:tcPr>
+          <w:p/>
+        </w:tc>
+        <w:tc>
+          <w:tcPr>
+            <w:tcW w:w="910" w:type="dxa"/>
+          </w:tcPr>
+          <w:p/>
+        </w:tc>
+        <w:tc>
+          <w:tcPr>
+            <w:tcW w:w="1257" w:type="dxa"/>
+          </w:tcPr>
+          <w:p>
+            <w:r>
+              <w:t>1</w:t>
+            </w:r>
+          </w:p>
+        </w:tc>
+        <w:tc>
+          <w:tcPr>
+            <w:tcW w:w="762" w:type="dxa"/>
+          </w:tcPr>
+          <w:p/>
+        </w:tc>
+      </w:tr>
+      <w:tr>
+        <w:tc>
+          <w:tcPr>
+            <w:tcW w:w="714" w:type="dxa"/>
+          </w:tcPr>
+          <w:p/>
+        </w:tc>
+        <w:tc>
+          <w:tcPr>
+            <w:tcW w:w="1786" w:type="dxa"/>
+          </w:tcPr>
+          <w:p/>
+        </w:tc>
+        <w:tc>
+          <w:tcPr>
+            <w:tcW w:w="1051" w:type="dxa"/>
+          </w:tcPr>
+          <w:p/>
+        </w:tc>
+        <w:tc>
+          <w:tcPr>
+            <w:tcW w:w="1369" w:type="dxa"/>
+          </w:tcPr>
+          <w:p>
+            <w:r>
+              <w:t>L382</w:t>
+            </w:r>
+          </w:p>
+        </w:tc>
+        <w:tc>
+          <w:tcPr>
+            <w:tcW w:w="825" w:type="dxa"/>
+          </w:tcPr>
+          <w:p>
+            <w:r>
+              <w:t>1</w:t>
+            </w:r>
+          </w:p>
+        </w:tc>
+        <w:tc>
+          <w:tcPr>
+            <w:tcW w:w="912" w:type="dxa"/>
+          </w:tcPr>
+          <w:p/>
+        </w:tc>
+        <w:tc>
+          <w:tcPr>
+            <w:tcW w:w="910" w:type="dxa"/>
+          </w:tcPr>
+          <w:p/>
+        </w:tc>
+        <w:tc>
+          <w:tcPr>
+            <w:tcW w:w="1257" w:type="dxa"/>
+          </w:tcPr>
+          <w:p>
+            <w:r>
+              <w:t>1</w:t>
+            </w:r>
+          </w:p>
+        </w:tc>
+        <w:tc>
+          <w:tcPr>
+            <w:tcW w:w="762" w:type="dxa"/>
+          </w:tcPr>
+          <w:p/>
+        </w:tc>
+      </w:tr>
+      <w:tr>
+        <w:tc>
+          <w:tcPr>
+            <w:tcW w:w="714" w:type="dxa"/>
+          </w:tcPr>
+          <w:p/>
+        </w:tc>
+        <w:tc>
+          <w:tcPr>
+            <w:tcW w:w="1786" w:type="dxa"/>
+          </w:tcPr>
+          <w:p/>
+        </w:tc>
+        <w:tc>
+          <w:tcPr>
+            <w:tcW w:w="1051" w:type="dxa"/>
+          </w:tcPr>
+          <w:p>
+            <w:r>
+              <w:t xml:space="preserve">Brother </w:t>
+            </w:r>
+          </w:p>
+        </w:tc>
+        <w:tc>
+          <w:tcPr>
+            <w:tcW w:w="1369" w:type="dxa"/>
+          </w:tcPr>
+          <w:p>
+            <w:r>
+              <w:t>DCP-T310</w:t>
+            </w:r>
+          </w:p>
+        </w:tc>
+        <w:tc>
+          <w:tcPr>
+            <w:tcW w:w="825" w:type="dxa"/>
+          </w:tcPr>
+          <w:p>
+            <w:r>
+              <w:t>1</w:t>
+            </w:r>
+          </w:p>
+        </w:tc>
+        <w:tc>
+          <w:tcPr>
+            <w:tcW w:w="912" w:type="dxa"/>
+          </w:tcPr>
+          <w:p/>
+        </w:tc>
+        <w:tc>
+          <w:tcPr>
+            <w:tcW w:w="910" w:type="dxa"/>
+          </w:tcPr>
+          <w:p/>
+        </w:tc>
+        <w:tc>
+          <w:tcPr>
+            <w:tcW w:w="1257" w:type="dxa"/>
+          </w:tcPr>
+          <w:p>
+            <w:r>
+              <w:t>1</w:t>
+            </w:r>
+          </w:p>
+        </w:tc>
+        <w:tc>
+          <w:tcPr>
+            <w:tcW w:w="762" w:type="dxa"/>
+          </w:tcPr>
+          <w:p/>
+        </w:tc>
+      </w:tr>
+      <w:tr>
+        <w:tc>
+          <w:tcPr>
+            <w:tcW w:w="714" w:type="dxa"/>
+          </w:tcPr>
+          <w:p/>
+        </w:tc>
+        <w:tc>
+          <w:tcPr>
+            <w:tcW w:w="1786" w:type="dxa"/>
+          </w:tcPr>
+          <w:p>
+            <w:r>
+              <w:t xml:space="preserve">Laminating machine </w:t>
+            </w:r>
+          </w:p>
+        </w:tc>
+        <w:tc>
+          <w:tcPr>
+            <w:tcW w:w="1051" w:type="dxa"/>
+          </w:tcPr>
+          <w:p>
+            <w:r>
+              <w:t xml:space="preserve">Deli </w:t>
+            </w:r>
+          </w:p>
+        </w:tc>
+        <w:tc>
+          <w:tcPr>
+            <w:tcW w:w="1369" w:type="dxa"/>
+          </w:tcPr>
+          <w:p>
+            <w:r>
+              <w:t>3893</w:t>
+            </w:r>
+          </w:p>
+        </w:tc>
+        <w:tc>
+          <w:tcPr>
+            <w:tcW w:w="825" w:type="dxa"/>
+          </w:tcPr>
+          <w:p>
+            <w:r>
+              <w:t>1</w:t>
+            </w:r>
+          </w:p>
+        </w:tc>
+        <w:tc>
+          <w:tcPr>
+            <w:tcW w:w="912" w:type="dxa"/>
+          </w:tcPr>
+          <w:p/>
+        </w:tc>
+        <w:tc>
+          <w:tcPr>
+            <w:tcW w:w="910" w:type="dxa"/>
+          </w:tcPr>
+          <w:p/>
+        </w:tc>
+        <w:tc>
+          <w:tcPr>
+            <w:tcW w:w="1257" w:type="dxa"/>
+          </w:tcPr>
+          <w:p>
+            <w:r>
+              <w:t>1</w:t>
+            </w:r>
+          </w:p>
+        </w:tc>
+        <w:tc>
+          <w:tcPr>
+            <w:tcW w:w="762" w:type="dxa"/>
+          </w:tcPr>
+          <w:p/>
+        </w:tc>
+      </w:tr>
+      <w:tr>
+        <w:tc>
+          <w:tcPr>
+            <w:tcW w:w="714" w:type="dxa"/>
+          </w:tcPr>
+          <w:p/>
+        </w:tc>
+        <w:tc>
+          <w:tcPr>
+            <w:tcW w:w="1786" w:type="dxa"/>
+          </w:tcPr>
+          <w:p>
+            <w:r>
+              <w:t xml:space="preserve">Binding machine </w:t>
+            </w:r>
+          </w:p>
+        </w:tc>
+        <w:tc>
+          <w:tcPr>
+            <w:tcW w:w="1051" w:type="dxa"/>
+          </w:tcPr>
+          <w:p>
+            <w:r>
+              <w:t xml:space="preserve">Deli </w:t>
+            </w:r>
+          </w:p>
+        </w:tc>
+        <w:tc>
+          <w:tcPr>
+            <w:tcW w:w="1369" w:type="dxa"/>
+          </w:tcPr>
+          <w:p>
+            <w:r>
+              <w:t>3871</w:t>
+            </w:r>
+          </w:p>
+        </w:tc>
+        <w:tc>
+          <w:tcPr>
+            <w:tcW w:w="825" w:type="dxa"/>
+          </w:tcPr>
+          <w:p>
+            <w:r>
+              <w:t>1</w:t>
+            </w:r>
+          </w:p>
+        </w:tc>
+        <w:tc>
+          <w:tcPr>
+            <w:tcW w:w="912" w:type="dxa"/>
+          </w:tcPr>
+          <w:p/>
+        </w:tc>
+        <w:tc>
+          <w:tcPr>
+            <w:tcW w:w="910" w:type="dxa"/>
+          </w:tcPr>
+          <w:p/>
+        </w:tc>
+        <w:tc>
+          <w:tcPr>
+            <w:tcW w:w="1257" w:type="dxa"/>
+          </w:tcPr>
+          <w:p>
+            <w:r>
+              <w:t>1</w:t>
+            </w:r>
+          </w:p>
+        </w:tc>
+        <w:tc>
+          <w:tcPr>
+            <w:tcW w:w="762" w:type="dxa"/>
+          </w:tcPr>
+          <w:p/>
+        </w:tc>
+      </w:tr>
+      <w:tr>
+        <w:tc>
+          <w:tcPr>
+            <w:tcW w:w="714" w:type="dxa"/>
+          </w:tcPr>
+          <w:p/>
+        </w:tc>
+        <w:tc>
+          <w:tcPr>
+            <w:tcW w:w="1786" w:type="dxa"/>
+          </w:tcPr>
+          <w:p>
+            <w:r>
+              <w:t xml:space="preserve">Photocopier </w:t>
+            </w:r>
+          </w:p>
+        </w:tc>
+        <w:tc>
+          <w:tcPr>
+            <w:tcW w:w="1051" w:type="dxa"/>
+          </w:tcPr>
+          <w:p>
+            <w:r>
+              <w:t xml:space="preserve">Kyocera </w:t>
+            </w:r>
+          </w:p>
+        </w:tc>
+        <w:tc>
+          <w:tcPr>
+            <w:tcW w:w="1369" w:type="dxa"/>
+          </w:tcPr>
+          <w:p>
+            <w:proofErr w:type="spellStart"/>
+            <w:r>
+              <w:t>Tascalfa</w:t>
+            </w:r>
+            <w:proofErr w:type="spellEnd"/>
+            <w:r>
+              <w:t xml:space="preserve"> 1800</w:t>
+            </w:r>
+          </w:p>
+        </w:tc>
+        <w:tc>
+          <w:tcPr>
+            <w:tcW w:w="825" w:type="dxa"/>
+          </w:tcPr>
+          <w:p>
+            <w:r>
+              <w:t>1</w:t>
+            </w:r>
+          </w:p>
+        </w:tc>
+        <w:tc>
+          <w:tcPr>
+            <w:tcW w:w="912" w:type="dxa"/>
+          </w:tcPr>
+          <w:p/>
+        </w:tc>
+        <w:tc>
+          <w:tcPr>
+            <w:tcW w:w="910" w:type="dxa"/>
+          </w:tcPr>
+          <w:p/>
+        </w:tc>
+        <w:tc>
+          <w:tcPr>
+            <w:tcW w:w="1257" w:type="dxa"/>
+          </w:tcPr>
+          <w:p/>
+        </w:tc>
+        <w:tc>
+          <w:tcPr>
+            <w:tcW w:w="762" w:type="dxa"/>
+          </w:tcPr>
+          <w:p>
+            <w:r>
+              <w:t>1</w:t>
+            </w:r>
+          </w:p>
+        </w:tc>
+      </w:tr>
+      <w:tr>
+        <w:tc>
+          <w:tcPr>
+            <w:tcW w:w="714" w:type="dxa"/>
+          </w:tcPr>
+          <w:p/>
+        </w:tc>
+        <w:tc>
+          <w:tcPr>
+            <w:tcW w:w="1786" w:type="dxa"/>
+          </w:tcPr>
+          <w:p>
+            <w:r>
+              <w:t xml:space="preserve">Camera/sound </w:t>
+            </w:r>
+          </w:p>
+        </w:tc>
+        <w:tc>
+          <w:tcPr>
+            <w:tcW w:w="1051" w:type="dxa"/>
+          </w:tcPr>
+          <w:p>
+            <w:r>
+              <w:t xml:space="preserve">Echo </w:t>
+            </w:r>
+          </w:p>
+        </w:tc>
+        <w:tc>
+          <w:tcPr>
+            <w:tcW w:w="1369" w:type="dxa"/>
+          </w:tcPr>
+          <w:p>
+            <w:r>
+              <w:t>RW</w:t>
+            </w:r>
+          </w:p>
+        </w:tc>
+        <w:tc>
+          <w:tcPr>
+            <w:tcW w:w="825" w:type="dxa"/>
+          </w:tcPr>
+          <w:p>
+            <w:r>
+              <w:t>1</w:t>
+            </w:r>
+          </w:p>
+        </w:tc>
+        <w:tc>
+          <w:tcPr>
+            <w:tcW w:w="912" w:type="dxa"/>
+          </w:tcPr>
+          <w:p/>
+        </w:tc>
+        <w:tc>
+          <w:tcPr>
+            <w:tcW w:w="910" w:type="dxa"/>
+          </w:tcPr>
+          <w:p/>
+        </w:tc>
+        <w:tc>
+          <w:tcPr>
+            <w:tcW w:w="1257" w:type="dxa"/>
+          </w:tcPr>
+          <w:p>
+            <w:r>
+              <w:t>1</w:t>
+            </w:r>
+          </w:p>
+        </w:tc>
+        <w:tc>
+          <w:tcPr>
+            <w:tcW w:w="762" w:type="dxa"/>
+          </w:tcPr>
+          <w:p/>
+        </w:tc>
+      </w:tr>
+      <w:tr>
+        <w:tc>
+          <w:tcPr>
+            <w:tcW w:w="714" w:type="dxa"/>
+          </w:tcPr>
+          <w:p/>
+        </w:tc>
+        <w:tc>
+          <w:tcPr>
+            <w:tcW w:w="1786" w:type="dxa"/>
+          </w:tcPr>
+          <w:p>
+            <w:r>
+              <w:t xml:space="preserve">Fridge guard </w:t>
+            </w:r>
+          </w:p>
+        </w:tc>
+        <w:tc>
+          <w:tcPr>
+            <w:tcW w:w="1051" w:type="dxa"/>
+          </w:tcPr>
+          <w:p>
+            <w:proofErr w:type="spellStart"/>
+            <w:r>
+              <w:t>Self power</w:t>
+            </w:r>
+            <w:proofErr w:type="spellEnd"/>
+            <w:r>
+              <w:t xml:space="preserve"> </w:t>
+            </w:r>
+          </w:p>
+        </w:tc>
+        <w:tc>
+          <w:tcPr>
+            <w:tcW w:w="1369" w:type="dxa"/>
+          </w:tcPr>
+          <w:p>
+            <w:r>
+              <w:t xml:space="preserve">Tronic </w:t>
+            </w:r>
+          </w:p>
+        </w:tc>
+        <w:tc>
+          <w:tcPr>
+            <w:tcW w:w="825" w:type="dxa"/>
+          </w:tcPr>
+          <w:p>
+            <w:r>
+              <w:t>1</w:t>
+            </w:r>
+          </w:p>
+        </w:tc>
+        <w:tc>
+          <w:tcPr>
+            <w:tcW w:w="912" w:type="dxa"/>
+          </w:tcPr>
+          <w:p/>
+        </w:tc>
+        <w:tc>
+          <w:tcPr>
+            <w:tcW w:w="910" w:type="dxa"/>
+          </w:tcPr>
+          <w:p/>
+        </w:tc>
+        <w:tc>
+          <w:tcPr>
+            <w:tcW w:w="1257" w:type="dxa"/>
+          </w:tcPr>
+          <w:p>
+            <w:r>
+              <w:t>1</w:t>
+            </w:r>
+          </w:p>
+        </w:tc>
+        <w:tc>
+          <w:tcPr>
+            <w:tcW w:w="762" w:type="dxa"/>
+          </w:tcPr>
+          <w:p/>
+        </w:tc>
+      </w:tr>
+      <w:tr>
+        <w:tc>
+          <w:tcPr>
+            <w:tcW w:w="714" w:type="dxa"/>
+          </w:tcPr>
+          <w:p/>
+        </w:tc>
+        <w:tc>
+          <w:tcPr>
+            <w:tcW w:w="1786" w:type="dxa"/>
+          </w:tcPr>
+          <w:p>
+            <w:r>
+              <w:t xml:space="preserve">Fridge </w:t>
+            </w:r>
+          </w:p>
+        </w:tc>
+        <w:tc>
+          <w:tcPr>
+            <w:tcW w:w="1051" w:type="dxa"/>
+          </w:tcPr>
+          <w:p>
+            <w:proofErr w:type="spellStart"/>
+            <w:r>
+              <w:t>Cocacola</w:t>
+            </w:r>
+            <w:proofErr w:type="spellEnd"/>
+            <w:r>
+              <w:t xml:space="preserve"> </w:t>
+            </w:r>
+          </w:p>
+        </w:tc>
+        <w:tc>
+          <w:tcPr>
+            <w:tcW w:w="1369" w:type="dxa"/>
+          </w:tcPr>
+          <w:p>
+            <w:r>
+              <w:t xml:space="preserve">Big </w:t>
+            </w:r>
+          </w:p>
+        </w:tc>
+        <w:tc>
+          <w:tcPr>
+            <w:tcW w:w="825" w:type="dxa"/>
+          </w:tcPr>
+          <w:p>
+            <w:r>
+              <w:t>1</w:t>
+            </w:r>
+          </w:p>
+        </w:tc>
+        <w:tc>
+          <w:tcPr>
+            <w:tcW w:w="912" w:type="dxa"/>
+          </w:tcPr>
+          <w:p/>
+        </w:tc>
+        <w:tc>
+          <w:tcPr>
+            <w:tcW w:w="910" w:type="dxa"/>
+          </w:tcPr>
+          <w:p/>
+        </w:tc>
+        <w:tc>
+          <w:tcPr>
+            <w:tcW w:w="1257" w:type="dxa"/>
+          </w:tcPr>
+          <w:p>
+            <w:r>
+              <w:t>1</w:t>
+            </w:r>
+          </w:p>
+        </w:tc>
+        <w:tc>
+          <w:tcPr>
+            <w:tcW w:w="762" w:type="dxa"/>
+          </w:tcPr>
+          <w:p/>
+        </w:tc>
+      </w:tr>
+      <w:tr>
+        <w:tc>
+          <w:tcPr>
+            <w:tcW w:w="714" w:type="dxa"/>
+          </w:tcPr>
+          <w:p/>
+        </w:tc>
+        <w:tc>
+          <w:tcPr>
+            <w:tcW w:w="1786" w:type="dxa"/>
+          </w:tcPr>
+          <w:p>
+            <w:r>
+              <w:t xml:space="preserve">Logo </w:t>
+            </w:r>
+          </w:p>
+        </w:tc>
+        <w:tc>
+          <w:tcPr>
+            <w:tcW w:w="1051" w:type="dxa"/>
+          </w:tcPr>
+          <w:p>
+            <w:r>
+              <w:t xml:space="preserve">Electric </w:t>
+            </w:r>
+          </w:p>
+        </w:tc>
+        <w:tc>
+          <w:tcPr>
+            <w:tcW w:w="1369" w:type="dxa"/>
+          </w:tcPr>
+          <w:p>
+            <w:r>
+              <w:t xml:space="preserve">Apple </w:t>
+            </w:r>
+          </w:p>
+        </w:tc>
+        <w:tc>
+          <w:tcPr>
+            <w:tcW w:w="825" w:type="dxa"/>
+          </w:tcPr>
+          <w:p>
+            <w:r>
+              <w:t>1</w:t>
+            </w:r>
+          </w:p>
+        </w:tc>
+        <w:tc>
+          <w:tcPr>
+            <w:tcW w:w="912" w:type="dxa"/>
+          </w:tcPr>
+          <w:p/>
+        </w:tc>
+        <w:tc>
+          <w:tcPr>
+            <w:tcW w:w="910" w:type="dxa"/>
+          </w:tcPr>
+          <w:p/>
+        </w:tc>
+        <w:tc>
+          <w:tcPr>
+            <w:tcW w:w="1257" w:type="dxa"/>
+          </w:tcPr>
+          <w:p>
+            <w:r>
+              <w:t>1</w:t>
+            </w:r>
+          </w:p>
+        </w:tc>
+        <w:tc>
+          <w:tcPr>
+            <w:tcW w:w="762" w:type="dxa"/>
+          </w:tcPr>
+          <w:p/>
+        </w:tc>
+      </w:tr>
+      <w:tr>
+        <w:tc>
+          <w:tcPr>
+            <w:tcW w:w="714" w:type="dxa"/>
+          </w:tcPr>
+          <w:p/>
+        </w:tc>
+        <w:tc>
+          <w:tcPr>
+            <w:tcW w:w="1786" w:type="dxa"/>
+          </w:tcPr>
+          <w:p>
+            <w:r>
+              <w:t xml:space="preserve">Switch </w:t>
+            </w:r>
+          </w:p>
+        </w:tc>
+        <w:tc>
+          <w:tcPr>
+            <w:tcW w:w="1051" w:type="dxa"/>
+          </w:tcPr>
+          <w:p>
+            <w:r>
+              <w:t xml:space="preserve">Intelligent </w:t>
+            </w:r>
+          </w:p>
+        </w:tc>
+        <w:tc>
+          <w:tcPr>
+            <w:tcW w:w="1369" w:type="dxa"/>
+          </w:tcPr>
+          <w:p>
+            <w:r>
+              <w:t xml:space="preserve">Cisco </w:t>
+            </w:r>
+          </w:p>
+        </w:tc>
+        <w:tc>
+          <w:tcPr>
+            <w:tcW w:w="825" w:type="dxa"/>
+          </w:tcPr>
+          <w:p>
+            <w:r>
+              <w:t>2</w:t>
+            </w:r>
+          </w:p>
+        </w:tc>
+        <w:tc>
+          <w:tcPr>
+            <w:tcW w:w="912" w:type="dxa"/>
+          </w:tcPr>
+          <w:p/>
+        </w:tc>
+        <w:tc>
+          <w:tcPr>
+            <w:tcW w:w="910" w:type="dxa"/>
+          </w:tcPr>
+          <w:p/>
+        </w:tc>
+        <w:tc>
+          <w:tcPr>
+            <w:tcW w:w="1257" w:type="dxa"/>
+          </w:tcPr>
+          <w:p>
+            <w:r>
+              <w:t>2</w:t>
+            </w:r>
+          </w:p>
+        </w:tc>
+        <w:tc>
+          <w:tcPr>
+            <w:tcW w:w="762" w:type="dxa"/>
+          </w:tcPr>
+          <w:p/>
+        </w:tc>
+      </w:tr>
+      <w:tr>
+        <w:tc>
+          <w:tcPr>
+            <w:tcW w:w="714" w:type="dxa"/>
+          </w:tcPr>
+          <w:p/>
+        </w:tc>
+        <w:tc>
+          <w:tcPr>
+            <w:tcW w:w="1786" w:type="dxa"/>
+          </w:tcPr>
+          <w:p>
+            <w:r>
+              <w:t xml:space="preserve">Tables </w:t>
+            </w:r>
+          </w:p>
+        </w:tc>
+        <w:tc>
+          <w:tcPr>
+            <w:tcW w:w="1051" w:type="dxa"/>
+          </w:tcPr>
+          <w:p>
+            <w:r>
+              <w:t xml:space="preserve">Class </w:t>
+            </w:r>
+          </w:p>
+        </w:tc>
+        <w:tc>
+          <w:tcPr>
+            <w:tcW w:w="1369" w:type="dxa"/>
+          </w:tcPr>
+          <w:p>
+            <w:r>
+              <w:t xml:space="preserve">Long Grey </w:t>
+            </w:r>
+          </w:p>
+        </w:tc>
+        <w:tc>
+          <w:tcPr>
+            <w:tcW w:w="825" w:type="dxa"/>
+          </w:tcPr>
+          <w:p>
+            <w:r>
+              <w:t>3</w:t>
+            </w:r>
+          </w:p>
+        </w:tc>
+        <w:tc>
+          <w:tcPr>
+            <w:tcW w:w="912" w:type="dxa"/>
+          </w:tcPr>
+          <w:p/>
+        </w:tc>
+        <w:tc>
+          <w:tcPr>
+            <w:tcW w:w="910" w:type="dxa"/>
+          </w:tcPr>
+          <w:p/>
+        </w:tc>
+        <w:tc>
+          <w:tcPr>
+            <w:tcW w:w="1257" w:type="dxa"/>
+          </w:tcPr>
+          <w:p>
+            <w:r>
+              <w:t>3</w:t>
+            </w:r>
+          </w:p>
+        </w:tc>
+        <w:tc>
+          <w:tcPr>
+            <w:tcW w:w="762" w:type="dxa"/>
+          </w:tcPr>
+          <w:p/>
+        </w:tc>
+      </w:tr>
+      <w:tr>
+        <w:tc>
+          <w:tcPr>
+            <w:tcW w:w="714" w:type="dxa"/>
+          </w:tcPr>
+          <w:p/>
+        </w:tc>
+        <w:tc>
+          <w:tcPr>
+            <w:tcW w:w="1786" w:type="dxa"/>
+          </w:tcPr>
+          <w:p/>
+        </w:tc>
+        <w:tc>
+          <w:tcPr>
+            <w:tcW w:w="1051" w:type="dxa"/>
+          </w:tcPr>
+          <w:p>
+            <w:r>
+              <w:t xml:space="preserve">Office </w:t>
+            </w:r>
+          </w:p>
+        </w:tc>
+        <w:tc>
+          <w:tcPr>
+            <w:tcW w:w="1369" w:type="dxa"/>
+          </w:tcPr>
+          <w:p>
+            <w:r>
+              <w:t xml:space="preserve">With drawers </w:t>
+            </w:r>
+          </w:p>
+        </w:tc>
+        <w:tc>
+          <w:tcPr>
+            <w:tcW w:w="825" w:type="dxa"/>
+          </w:tcPr>
+          <w:p>
+            <w:r>
+              <w:t>2</w:t>
+            </w:r>
+          </w:p>
+        </w:tc>
+        <w:tc>
+          <w:tcPr>
+            <w:tcW w:w="912" w:type="dxa"/>
+          </w:tcPr>
+          <w:p/>
+        </w:tc>
+        <w:tc>
+          <w:tcPr>
+            <w:tcW w:w="910" w:type="dxa"/>
+          </w:tcPr>
+          <w:p/>
+        </w:tc>
+        <w:tc>
+          <w:tcPr>
+            <w:tcW w:w="1257" w:type="dxa"/>
+          </w:tcPr>
+          <w:p>
+            <w:r>
+              <w:t>2</w:t>
+            </w:r>
+          </w:p>
+        </w:tc>
+        <w:tc>
+          <w:tcPr>
+            <w:tcW w:w="762" w:type="dxa"/>
+          </w:tcPr>
+          <w:p/>
+        </w:tc>
+      </w:tr>
+      <w:tr>
+        <w:tc>
+          <w:tcPr>
+            <w:tcW w:w="714" w:type="dxa"/>
+          </w:tcPr>
+          <w:p/>
+        </w:tc>
+        <w:tc>
+          <w:tcPr>
+            <w:tcW w:w="1786" w:type="dxa"/>
+          </w:tcPr>
+          <w:p/>
+        </w:tc>
+        <w:tc>
+          <w:tcPr>
+            <w:tcW w:w="1051" w:type="dxa"/>
+          </w:tcPr>
+          <w:p>
+            <w:r>
+              <w:t xml:space="preserve">Conference </w:t>
+            </w:r>
+          </w:p>
+        </w:tc>
+        <w:tc>
+          <w:tcPr>
+            <w:tcW w:w="1369" w:type="dxa"/>
+          </w:tcPr>
+          <w:p>
+            <w:r>
+              <w:t xml:space="preserve">Yellow </w:t>
+            </w:r>
+          </w:p>
+        </w:tc>
+        <w:tc>
+          <w:tcPr>
+            <w:tcW w:w="825" w:type="dxa"/>
+          </w:tcPr>
+          <w:p>
+            <w:r>
+              <w:t>1</w:t>
+            </w:r>
+          </w:p>
+        </w:tc>
+        <w:tc>
+          <w:tcPr>
+            <w:tcW w:w="912" w:type="dxa"/>
+          </w:tcPr>
+          <w:p/>
+        </w:tc>
+        <w:tc>
+          <w:tcPr>
+            <w:tcW w:w="910" w:type="dxa"/>
+          </w:tcPr>
+          <w:p/>
+        </w:tc>
+        <w:tc>
+          <w:tcPr>
+            <w:tcW w:w="1257" w:type="dxa"/>
+          </w:tcPr>
+          <w:p>
+            <w:r>
+              <w:t>1</w:t>
+            </w:r>
+          </w:p>
+        </w:tc>
+        <w:tc>
+          <w:tcPr>
+            <w:tcW w:w="762" w:type="dxa"/>
+          </w:tcPr>
+          <w:p/>
+        </w:tc>
+      </w:tr>
+      <w:tr>
+        <w:tc>
+          <w:tcPr>
+            <w:tcW w:w="714" w:type="dxa"/>
+          </w:tcPr>
+          <w:p/>
+        </w:tc>
+        <w:tc>
+          <w:tcPr>
+            <w:tcW w:w="1786" w:type="dxa"/>
+          </w:tcPr>
+          <w:p>
+            <w:r>
+              <w:t xml:space="preserve">Chairs </w:t>
+            </w:r>
+          </w:p>
+        </w:tc>
+        <w:tc>
+          <w:tcPr>
+            <w:tcW w:w="1051" w:type="dxa"/>
+          </w:tcPr>
+          <w:p>
+            <w:r>
+              <w:t xml:space="preserve">Plastic </w:t>
+            </w:r>
+          </w:p>
+        </w:tc>
+        <w:tc>
+          <w:tcPr>
+            <w:tcW w:w="1369" w:type="dxa"/>
+          </w:tcPr>
+          <w:p>
+            <w:r>
+              <w:t xml:space="preserve">Light-blue </w:t>
+            </w:r>
+          </w:p>
+        </w:tc>
+        <w:tc>
+          <w:tcPr>
+            <w:tcW w:w="825" w:type="dxa"/>
+          </w:tcPr>
+          <w:p>
+            <w:r>
+              <w:t>16</w:t>
+            </w:r>
+          </w:p>
+        </w:tc>
+        <w:tc>
+          <w:tcPr>
+            <w:tcW w:w="912" w:type="dxa"/>
+          </w:tcPr>
+          <w:p/>
+        </w:tc>
+        <w:tc>
+          <w:tcPr>
+            <w:tcW w:w="910" w:type="dxa"/>
+          </w:tcPr>
+          <w:p/>
+        </w:tc>
+        <w:tc>
+          <w:tcPr>
+            <w:tcW w:w="1257" w:type="dxa"/>
+          </w:tcPr>
+          <w:p>
+            <w:r>
+              <w:t>16</w:t>
+            </w:r>
+          </w:p>
+        </w:tc>
+        <w:tc>
+          <w:tcPr>
+            <w:tcW w:w="762" w:type="dxa"/>
+          </w:tcPr>
+          <w:p/>
+        </w:tc>
+      </w:tr>
+      <w:tr>
+        <w:tc>
+          <w:tcPr>
+            <w:tcW w:w="714" w:type="dxa"/>
+          </w:tcPr>
+          <w:p/>
+        </w:tc>
+        <w:tc>
+          <w:tcPr>
+            <w:tcW w:w="1786" w:type="dxa"/>
+          </w:tcPr>
+          <w:p/>
+        </w:tc>
+        <w:tc>
+          <w:tcPr>
+            <w:tcW w:w="1051" w:type="dxa"/>
+          </w:tcPr>
+          <w:p>
+            <w:r>
+              <w:t xml:space="preserve">Office </w:t>
+            </w:r>
+          </w:p>
+        </w:tc>
+        <w:tc>
+          <w:tcPr>
+            <w:tcW w:w="1369" w:type="dxa"/>
+          </w:tcPr>
+          <w:p>
+            <w:r>
+              <w:t xml:space="preserve">Yellow </w:t>
+            </w:r>
+          </w:p>
+        </w:tc>
+        <w:tc>
+          <w:tcPr>
+            <w:tcW w:w="825" w:type="dxa"/>
+          </w:tcPr>
+          <w:p>
+            <w:r>
+              <w:t>2</w:t>
+            </w:r>
+          </w:p>
+        </w:tc>
+        <w:tc>
+          <w:tcPr>
+            <w:tcW w:w="912" w:type="dxa"/>
+          </w:tcPr>
+          <w:p/>
+        </w:tc>
+        <w:tc>
+          <w:tcPr>
+            <w:tcW w:w="910" w:type="dxa"/>
+          </w:tcPr>
+          <w:p/>
+        </w:tc>
+        <w:tc>
+          <w:tcPr>
+            <w:tcW w:w="1257" w:type="dxa"/>
+          </w:tcPr>
+          <w:p>
+            <w:r>
+              <w:t>2</w:t>
+            </w:r>
+          </w:p>
+        </w:tc>
+        <w:tc>
+          <w:tcPr>
+            <w:tcW w:w="762" w:type="dxa"/>
+          </w:tcPr>
+          <w:p/>
+        </w:tc>
+      </w:tr>
+      <w:tr>
+        <w:tc>
+          <w:tcPr>
+            <w:tcW w:w="714" w:type="dxa"/>
+          </w:tcPr>
+          <w:p/>
+        </w:tc>
+        <w:tc>
+          <w:tcPr>
+            <w:tcW w:w="1786" w:type="dxa"/>
+          </w:tcPr>
+          <w:p/>
+        </w:tc>
+        <w:tc>
+          <w:tcPr>
+            <w:tcW w:w="1051" w:type="dxa"/>
+          </w:tcPr>
+          <w:p/>
+        </w:tc>
+        <w:tc>
+          <w:tcPr>
+            <w:tcW w:w="1369" w:type="dxa"/>
+          </w:tcPr>
+          <w:p>
+            <w:r>
+              <w:t xml:space="preserve">Black </w:t>
+            </w:r>
+          </w:p>
+        </w:tc>
+        <w:tc>
+          <w:tcPr>
+            <w:tcW w:w="825" w:type="dxa"/>
+          </w:tcPr>
+          <w:p>
+            <w:r>
+              <w:t>2</w:t>
+            </w:r>
+          </w:p>
+        </w:tc>
+        <w:tc>
+          <w:tcPr>
+            <w:tcW w:w="912" w:type="dxa"/>
+          </w:tcPr>
+          <w:p/>
+        </w:tc>
+        <w:tc>
+          <w:tcPr>
+            <w:tcW w:w="910" w:type="dxa"/>
+          </w:tcPr>
+          <w:p/>
+        </w:tc>
+        <w:tc>
+          <w:tcPr>
+            <w:tcW w:w="1257" w:type="dxa"/>
+          </w:tcPr>
+          <w:p>
+            <w:r>
+              <w:t>2</w:t>
+            </w:r>
+          </w:p>
+        </w:tc>
+        <w:tc>
+          <w:tcPr>
+            <w:tcW w:w="762" w:type="dxa"/>
+          </w:tcPr>
+          <w:p/>
+        </w:tc>
+      </w:tr>
+      <w:tr>
+        <w:tc>
+          <w:tcPr>
+            <w:tcW w:w="714" w:type="dxa"/>
+          </w:tcPr>
+          <w:p/>
+        </w:tc>
+        <w:tc>
+          <w:tcPr>
+            <w:tcW w:w="1786" w:type="dxa"/>
+          </w:tcPr>
+          <w:p/>
+        </w:tc>
+        <w:tc>
+          <w:tcPr>
+            <w:tcW w:w="1051" w:type="dxa"/>
+          </w:tcPr>
+          <w:p>
+            <w:r>
+              <w:t xml:space="preserve">Waiting </w:t>
+            </w:r>
+          </w:p>
+        </w:tc>
+        <w:tc>
+          <w:tcPr>
+            <w:tcW w:w="1369" w:type="dxa"/>
+          </w:tcPr>
+          <w:p>
+            <w:r>
+              <w:t xml:space="preserve">Maroon </w:t>
+            </w:r>
+          </w:p>
+        </w:tc>
+        <w:tc>
+          <w:tcPr>
+            <w:tcW w:w="825" w:type="dxa"/>
+          </w:tcPr>
+          <w:p>
+            <w:r>
+              <w:t>2</w:t>
+            </w:r>
+          </w:p>
+        </w:tc>
+        <w:tc>
+          <w:tcPr>
+            <w:tcW w:w="912" w:type="dxa"/>
+          </w:tcPr>
+          <w:p/>
+        </w:tc>
+        <w:tc>
+          <w:tcPr>
+            <w:tcW w:w="910" w:type="dxa"/>
+          </w:tcPr>
+          <w:p/>
+        </w:tc>
+        <w:tc>
+          <w:tcPr>
+            <w:tcW w:w="1257" w:type="dxa"/>
+          </w:tcPr>
+          <w:p>
+            <w:r>
+              <w:t>2</w:t>
+            </w:r>
+          </w:p>
+        </w:tc>
+        <w:tc>
+          <w:tcPr>
+            <w:tcW w:w="762" w:type="dxa"/>
+          </w:tcPr>
+          <w:p/>
+        </w:tc>
+      </w:tr>
+      <w:tr>
+        <w:tc>
+          <w:tcPr>
+            <w:tcW w:w="714" w:type="dxa"/>
+          </w:tcPr>
+          <w:p/>
+        </w:tc>
+        <w:tc>
+          <w:tcPr>
+            <w:tcW w:w="1786" w:type="dxa"/>
+          </w:tcPr>
+          <w:p/>
+        </w:tc>
+        <w:tc>
+          <w:tcPr>
+            <w:tcW w:w="1051" w:type="dxa"/>
+          </w:tcPr>
+          <w:p>
+            <w:r>
+              <w:t xml:space="preserve">Resting </w:t>
+            </w:r>
+          </w:p>
+        </w:tc>
+        <w:tc>
+          <w:tcPr>
+            <w:tcW w:w="1369" w:type="dxa"/>
+          </w:tcPr>
+          <w:p>
+            <w:r>
+              <w:t xml:space="preserve">Black </w:t>
+            </w:r>
+          </w:p>
+        </w:tc>
+        <w:tc>
+          <w:tcPr>
+            <w:tcW w:w="825" w:type="dxa"/>
+          </w:tcPr>
+          <w:p>
+            <w:r>
+              <w:t>2</w:t>
+            </w:r>
+          </w:p>
+        </w:tc>
+        <w:tc>
+          <w:tcPr>
+            <w:tcW w:w="912" w:type="dxa"/>
+          </w:tcPr>
+          <w:p/>
+        </w:tc>
+        <w:tc>
+          <w:tcPr>
+            <w:tcW w:w="910" w:type="dxa"/>
+          </w:tcPr>
+          <w:p/>
+        </w:tc>
+        <w:tc>
+          <w:tcPr>
+            <w:tcW w:w="1257" w:type="dxa"/>
+          </w:tcPr>
+          <w:p>
+            <w:r>
+              <w:t>2</w:t>
+            </w:r>
+          </w:p>
+        </w:tc>
+        <w:tc>
+          <w:tcPr>
+            <w:tcW w:w="762" w:type="dxa"/>
+          </w:tcPr>
+          <w:p/>
+        </w:tc>
+      </w:tr>
+      <w:tr>
+        <w:tc>
+          <w:tcPr>
+            <w:tcW w:w="714" w:type="dxa"/>
+          </w:tcPr>
+          <w:p/>
+        </w:tc>
+        <w:tc>
+          <w:tcPr>
+            <w:tcW w:w="1786" w:type="dxa"/>
+          </w:tcPr>
+          <w:p>
+            <w:r>
+              <w:t xml:space="preserve">Bucket </w:t>
+            </w:r>
+          </w:p>
+        </w:tc>
+        <w:tc>
+          <w:tcPr>
+            <w:tcW w:w="1051" w:type="dxa"/>
+          </w:tcPr>
+          <w:p>
+            <w:r>
+              <w:t xml:space="preserve">Domestic </w:t>
+            </w:r>
+          </w:p>
+        </w:tc>
+        <w:tc>
+          <w:tcPr>
+            <w:tcW w:w="1369" w:type="dxa"/>
+          </w:tcPr>
+          <w:p>
+            <w:r>
+              <w:t xml:space="preserve">Light blue </w:t>
+            </w:r>
+          </w:p>
+        </w:tc>
+        <w:tc>
+          <w:tcPr>
+            <w:tcW w:w="825" w:type="dxa"/>
+          </w:tcPr>
+          <w:p>
+            <w:r>
+              <w:t>2</w:t>
+            </w:r>
+          </w:p>
+        </w:tc>
+        <w:tc>
+          <w:tcPr>
+            <w:tcW w:w="912" w:type="dxa"/>
+          </w:tcPr>
+          <w:p/>
+        </w:tc>
+        <w:tc>
+          <w:tcPr>
+            <w:tcW w:w="910" w:type="dxa"/>
+          </w:tcPr>
+          <w:p/>
+        </w:tc>
+        <w:tc>
+          <w:tcPr>
+            <w:tcW w:w="1257" w:type="dxa"/>
+          </w:tcPr>
+          <w:p>
+            <w:r>
+              <w:t>2</w:t>
+            </w:r>
+          </w:p>
+        </w:tc>
+        <w:tc>
+          <w:tcPr>
+            <w:tcW w:w="762" w:type="dxa"/>
+          </w:tcPr>
+          <w:p/>
+        </w:tc>
+      </w:tr>
+      <w:tr>
+        <w:tc>
+          <w:tcPr>
+            <w:tcW w:w="714" w:type="dxa"/>
+          </w:tcPr>
+          <w:p/>
+        </w:tc>
+        <w:tc>
+          <w:tcPr>
+            <w:tcW w:w="1786" w:type="dxa"/>
+          </w:tcPr>
+          <w:p/>
+        </w:tc>
+        <w:tc>
+          <w:tcPr>
+            <w:tcW w:w="1051" w:type="dxa"/>
+          </w:tcPr>
+          <w:p>
+            <w:r>
+              <w:t xml:space="preserve">Moping </w:t>
+            </w:r>
+          </w:p>
+        </w:tc>
+        <w:tc>
+          <w:tcPr>
+            <w:tcW w:w="1369" w:type="dxa"/>
+          </w:tcPr>
+          <w:p>
+            <w:r>
+              <w:t xml:space="preserve">Blue </w:t>
+            </w:r>
+          </w:p>
+        </w:tc>
+        <w:tc>
+          <w:tcPr>
+            <w:tcW w:w="825" w:type="dxa"/>
+          </w:tcPr>
+          <w:p>
+            <w:r>
+              <w:t>1</w:t>
+            </w:r>
+          </w:p>
+        </w:tc>
+        <w:tc>
+          <w:tcPr>
+            <w:tcW w:w="912" w:type="dxa"/>
+          </w:tcPr>
+          <w:p/>
+        </w:tc>
+        <w:tc>
+          <w:tcPr>
+            <w:tcW w:w="910" w:type="dxa"/>
+          </w:tcPr>
+          <w:p/>
+        </w:tc>
+        <w:tc>
+          <w:tcPr>
+            <w:tcW w:w="1257" w:type="dxa"/>
+          </w:tcPr>
+          <w:p>
+            <w:r>
+              <w:t>1</w:t>
+            </w:r>
+          </w:p>
         </w:tc>
         <w:tc>
           <w:tcPr>
@@ -4183,6 +5762,398 @@
             <w:bookmarkStart w:id="0" w:name="_GoBack"/>
             <w:bookmarkEnd w:id="0"/>
           </w:p>
+        </w:tc>
+        <w:tc>
+          <w:tcPr>
+            <w:tcW w:w="1051" w:type="dxa"/>
+          </w:tcPr>
+          <w:p/>
+        </w:tc>
+        <w:tc>
+          <w:tcPr>
+            <w:tcW w:w="1369" w:type="dxa"/>
+          </w:tcPr>
+          <w:p/>
+        </w:tc>
+        <w:tc>
+          <w:tcPr>
+            <w:tcW w:w="825" w:type="dxa"/>
+          </w:tcPr>
+          <w:p/>
+        </w:tc>
+        <w:tc>
+          <w:tcPr>
+            <w:tcW w:w="912" w:type="dxa"/>
+          </w:tcPr>
+          <w:p/>
+        </w:tc>
+        <w:tc>
+          <w:tcPr>
+            <w:tcW w:w="910" w:type="dxa"/>
+          </w:tcPr>
+          <w:p/>
+        </w:tc>
+        <w:tc>
+          <w:tcPr>
+            <w:tcW w:w="1257" w:type="dxa"/>
+          </w:tcPr>
+          <w:p/>
+        </w:tc>
+        <w:tc>
+          <w:tcPr>
+            <w:tcW w:w="762" w:type="dxa"/>
+          </w:tcPr>
+          <w:p/>
+        </w:tc>
+      </w:tr>
+      <w:tr>
+        <w:tc>
+          <w:tcPr>
+            <w:tcW w:w="714" w:type="dxa"/>
+          </w:tcPr>
+          <w:p/>
+        </w:tc>
+        <w:tc>
+          <w:tcPr>
+            <w:tcW w:w="1786" w:type="dxa"/>
+          </w:tcPr>
+          <w:p/>
+        </w:tc>
+        <w:tc>
+          <w:tcPr>
+            <w:tcW w:w="1051" w:type="dxa"/>
+          </w:tcPr>
+          <w:p/>
+        </w:tc>
+        <w:tc>
+          <w:tcPr>
+            <w:tcW w:w="1369" w:type="dxa"/>
+          </w:tcPr>
+          <w:p/>
+        </w:tc>
+        <w:tc>
+          <w:tcPr>
+            <w:tcW w:w="825" w:type="dxa"/>
+          </w:tcPr>
+          <w:p/>
+        </w:tc>
+        <w:tc>
+          <w:tcPr>
+            <w:tcW w:w="912" w:type="dxa"/>
+          </w:tcPr>
+          <w:p/>
+        </w:tc>
+        <w:tc>
+          <w:tcPr>
+            <w:tcW w:w="910" w:type="dxa"/>
+          </w:tcPr>
+          <w:p/>
+        </w:tc>
+        <w:tc>
+          <w:tcPr>
+            <w:tcW w:w="1257" w:type="dxa"/>
+          </w:tcPr>
+          <w:p/>
+        </w:tc>
+        <w:tc>
+          <w:tcPr>
+            <w:tcW w:w="762" w:type="dxa"/>
+          </w:tcPr>
+          <w:p/>
+        </w:tc>
+      </w:tr>
+      <w:tr>
+        <w:tc>
+          <w:tcPr>
+            <w:tcW w:w="714" w:type="dxa"/>
+          </w:tcPr>
+          <w:p/>
+        </w:tc>
+        <w:tc>
+          <w:tcPr>
+            <w:tcW w:w="1786" w:type="dxa"/>
+          </w:tcPr>
+          <w:p/>
+        </w:tc>
+        <w:tc>
+          <w:tcPr>
+            <w:tcW w:w="1051" w:type="dxa"/>
+          </w:tcPr>
+          <w:p/>
+        </w:tc>
+        <w:tc>
+          <w:tcPr>
+            <w:tcW w:w="1369" w:type="dxa"/>
+          </w:tcPr>
+          <w:p/>
+        </w:tc>
+        <w:tc>
+          <w:tcPr>
+            <w:tcW w:w="825" w:type="dxa"/>
+          </w:tcPr>
+          <w:p/>
+        </w:tc>
+        <w:tc>
+          <w:tcPr>
+            <w:tcW w:w="912" w:type="dxa"/>
+          </w:tcPr>
+          <w:p/>
+        </w:tc>
+        <w:tc>
+          <w:tcPr>
+            <w:tcW w:w="910" w:type="dxa"/>
+          </w:tcPr>
+          <w:p/>
+        </w:tc>
+        <w:tc>
+          <w:tcPr>
+            <w:tcW w:w="1257" w:type="dxa"/>
+          </w:tcPr>
+          <w:p/>
+        </w:tc>
+        <w:tc>
+          <w:tcPr>
+            <w:tcW w:w="762" w:type="dxa"/>
+          </w:tcPr>
+          <w:p/>
+        </w:tc>
+      </w:tr>
+      <w:tr>
+        <w:tc>
+          <w:tcPr>
+            <w:tcW w:w="714" w:type="dxa"/>
+          </w:tcPr>
+          <w:p/>
+        </w:tc>
+        <w:tc>
+          <w:tcPr>
+            <w:tcW w:w="1786" w:type="dxa"/>
+          </w:tcPr>
+          <w:p/>
+        </w:tc>
+        <w:tc>
+          <w:tcPr>
+            <w:tcW w:w="1051" w:type="dxa"/>
+          </w:tcPr>
+          <w:p/>
+        </w:tc>
+        <w:tc>
+          <w:tcPr>
+            <w:tcW w:w="1369" w:type="dxa"/>
+          </w:tcPr>
+          <w:p/>
+        </w:tc>
+        <w:tc>
+          <w:tcPr>
+            <w:tcW w:w="825" w:type="dxa"/>
+          </w:tcPr>
+          <w:p/>
+        </w:tc>
+        <w:tc>
+          <w:tcPr>
+            <w:tcW w:w="912" w:type="dxa"/>
+          </w:tcPr>
+          <w:p/>
+        </w:tc>
+        <w:tc>
+          <w:tcPr>
+            <w:tcW w:w="910" w:type="dxa"/>
+          </w:tcPr>
+          <w:p/>
+        </w:tc>
+        <w:tc>
+          <w:tcPr>
+            <w:tcW w:w="1257" w:type="dxa"/>
+          </w:tcPr>
+          <w:p/>
+        </w:tc>
+        <w:tc>
+          <w:tcPr>
+            <w:tcW w:w="762" w:type="dxa"/>
+          </w:tcPr>
+          <w:p/>
+        </w:tc>
+      </w:tr>
+      <w:tr>
+        <w:tc>
+          <w:tcPr>
+            <w:tcW w:w="714" w:type="dxa"/>
+          </w:tcPr>
+          <w:p/>
+        </w:tc>
+        <w:tc>
+          <w:tcPr>
+            <w:tcW w:w="1786" w:type="dxa"/>
+          </w:tcPr>
+          <w:p/>
+        </w:tc>
+        <w:tc>
+          <w:tcPr>
+            <w:tcW w:w="1051" w:type="dxa"/>
+          </w:tcPr>
+          <w:p/>
+        </w:tc>
+        <w:tc>
+          <w:tcPr>
+            <w:tcW w:w="1369" w:type="dxa"/>
+          </w:tcPr>
+          <w:p/>
+        </w:tc>
+        <w:tc>
+          <w:tcPr>
+            <w:tcW w:w="825" w:type="dxa"/>
+          </w:tcPr>
+          <w:p/>
+        </w:tc>
+        <w:tc>
+          <w:tcPr>
+            <w:tcW w:w="912" w:type="dxa"/>
+          </w:tcPr>
+          <w:p/>
+        </w:tc>
+        <w:tc>
+          <w:tcPr>
+            <w:tcW w:w="910" w:type="dxa"/>
+          </w:tcPr>
+          <w:p/>
+        </w:tc>
+        <w:tc>
+          <w:tcPr>
+            <w:tcW w:w="1257" w:type="dxa"/>
+          </w:tcPr>
+          <w:p/>
+        </w:tc>
+        <w:tc>
+          <w:tcPr>
+            <w:tcW w:w="762" w:type="dxa"/>
+          </w:tcPr>
+          <w:p/>
+        </w:tc>
+      </w:tr>
+      <w:tr>
+        <w:tc>
+          <w:tcPr>
+            <w:tcW w:w="714" w:type="dxa"/>
+          </w:tcPr>
+          <w:p/>
+        </w:tc>
+        <w:tc>
+          <w:tcPr>
+            <w:tcW w:w="1786" w:type="dxa"/>
+          </w:tcPr>
+          <w:p/>
+        </w:tc>
+        <w:tc>
+          <w:tcPr>
+            <w:tcW w:w="1051" w:type="dxa"/>
+          </w:tcPr>
+          <w:p/>
+        </w:tc>
+        <w:tc>
+          <w:tcPr>
+            <w:tcW w:w="1369" w:type="dxa"/>
+          </w:tcPr>
+          <w:p/>
+        </w:tc>
+        <w:tc>
+          <w:tcPr>
+            <w:tcW w:w="825" w:type="dxa"/>
+          </w:tcPr>
+          <w:p/>
+        </w:tc>
+        <w:tc>
+          <w:tcPr>
+            <w:tcW w:w="912" w:type="dxa"/>
+          </w:tcPr>
+          <w:p/>
+        </w:tc>
+        <w:tc>
+          <w:tcPr>
+            <w:tcW w:w="910" w:type="dxa"/>
+          </w:tcPr>
+          <w:p/>
+        </w:tc>
+        <w:tc>
+          <w:tcPr>
+            <w:tcW w:w="1257" w:type="dxa"/>
+          </w:tcPr>
+          <w:p/>
+        </w:tc>
+        <w:tc>
+          <w:tcPr>
+            <w:tcW w:w="762" w:type="dxa"/>
+          </w:tcPr>
+          <w:p/>
+        </w:tc>
+      </w:tr>
+      <w:tr>
+        <w:tc>
+          <w:tcPr>
+            <w:tcW w:w="714" w:type="dxa"/>
+          </w:tcPr>
+          <w:p/>
+        </w:tc>
+        <w:tc>
+          <w:tcPr>
+            <w:tcW w:w="1786" w:type="dxa"/>
+          </w:tcPr>
+          <w:p/>
+        </w:tc>
+        <w:tc>
+          <w:tcPr>
+            <w:tcW w:w="1051" w:type="dxa"/>
+          </w:tcPr>
+          <w:p/>
+        </w:tc>
+        <w:tc>
+          <w:tcPr>
+            <w:tcW w:w="1369" w:type="dxa"/>
+          </w:tcPr>
+          <w:p/>
+        </w:tc>
+        <w:tc>
+          <w:tcPr>
+            <w:tcW w:w="825" w:type="dxa"/>
+          </w:tcPr>
+          <w:p/>
+        </w:tc>
+        <w:tc>
+          <w:tcPr>
+            <w:tcW w:w="912" w:type="dxa"/>
+          </w:tcPr>
+          <w:p/>
+        </w:tc>
+        <w:tc>
+          <w:tcPr>
+            <w:tcW w:w="910" w:type="dxa"/>
+          </w:tcPr>
+          <w:p/>
+        </w:tc>
+        <w:tc>
+          <w:tcPr>
+            <w:tcW w:w="1257" w:type="dxa"/>
+          </w:tcPr>
+          <w:p/>
+        </w:tc>
+        <w:tc>
+          <w:tcPr>
+            <w:tcW w:w="762" w:type="dxa"/>
+          </w:tcPr>
+          <w:p/>
+        </w:tc>
+      </w:tr>
+      <w:tr>
+        <w:tc>
+          <w:tcPr>
+            <w:tcW w:w="714" w:type="dxa"/>
+          </w:tcPr>
+          <w:p/>
+        </w:tc>
+        <w:tc>
+          <w:tcPr>
+            <w:tcW w:w="1786" w:type="dxa"/>
+          </w:tcPr>
+          <w:p/>
         </w:tc>
         <w:tc>
           <w:tcPr>

--- a/INVENTORY.docx
+++ b/INVENTORY.docx
@@ -5,7 +5,39 @@
     <w:p/>
     <w:p/>
     <w:p>
+      <w:pPr>
+        <w:jc w:val="center"/>
+        <w:rPr>
+          <w:rFonts w:ascii="Bernard MT Condensed" w:hAnsi="Bernard MT Condensed"/>
+          <w:sz w:val="40"/>
+          <w:szCs w:val="40"/>
+        </w:rPr>
+      </w:pPr>
       <w:r>
+        <w:rPr>
+          <w:rFonts w:ascii="Bernard MT Condensed" w:hAnsi="Bernard MT Condensed"/>
+          <w:sz w:val="160"/>
+          <w:szCs w:val="40"/>
+          <w14:textFill>
+            <w14:gradFill>
+              <w14:gsLst>
+                <w14:gs w14:pos="0">
+                  <w14:srgbClr w14:val="FFC000"/>
+                </w14:gs>
+                <w14:gs w14:pos="41000">
+                  <w14:srgbClr w14:val="002060"/>
+                </w14:gs>
+                <w14:gs w14:pos="70000">
+                  <w14:srgbClr w14:val="00B050"/>
+                </w14:gs>
+                <w14:gs w14:pos="100000">
+                  <w14:srgbClr w14:val="FF0000"/>
+                </w14:gs>
+              </w14:gsLst>
+              <w14:lin w14:ang="0" w14:scaled="0"/>
+            </w14:gradFill>
+          </w14:textFill>
+        </w:rPr>
         <w:t>INVENTORY</w:t>
       </w:r>
     </w:p>
@@ -20,29 +52,38 @@
         <w:t>th</w:t>
       </w:r>
       <w:r>
-        <w:t xml:space="preserve"> December 2025</w:t>
+        <w:t xml:space="preserve"> December</w:t>
+      </w:r>
+      <w:bookmarkStart w:id="0" w:name="_GoBack"/>
+      <w:bookmarkEnd w:id="0"/>
+      <w:r>
+        <w:t xml:space="preserve"> 2025</w:t>
       </w:r>
     </w:p>
     <w:tbl>
       <w:tblPr>
-        <w:tblStyle w:val="TableGrid"/>
+        <w:tblStyle w:val="GridTable5Dark-Accent6"/>
         <w:tblW w:w="9586" w:type="dxa"/>
         <w:tblLook w:val="04A0" w:firstRow="1" w:lastRow="0" w:firstColumn="1" w:lastColumn="0" w:noHBand="0" w:noVBand="1"/>
       </w:tblPr>
       <w:tblGrid>
-        <w:gridCol w:w="711"/>
-        <w:gridCol w:w="1740"/>
+        <w:gridCol w:w="713"/>
+        <w:gridCol w:w="1738"/>
         <w:gridCol w:w="1246"/>
         <w:gridCol w:w="1357"/>
         <w:gridCol w:w="779"/>
         <w:gridCol w:w="878"/>
-        <w:gridCol w:w="875"/>
-        <w:gridCol w:w="1238"/>
+        <w:gridCol w:w="876"/>
+        <w:gridCol w:w="1237"/>
         <w:gridCol w:w="762"/>
       </w:tblGrid>
       <w:tr>
-        <w:tc>
-          <w:tcPr>
+        <w:trPr>
+          <w:cnfStyle w:val="100000000000" w:firstRow="1" w:lastRow="0" w:firstColumn="0" w:lastColumn="0" w:oddVBand="0" w:evenVBand="0" w:oddHBand="0" w:evenHBand="0" w:firstRowFirstColumn="0" w:firstRowLastColumn="0" w:lastRowFirstColumn="0" w:lastRowLastColumn="0"/>
+        </w:trPr>
+        <w:tc>
+          <w:tcPr>
+            <w:cnfStyle w:val="001000000000" w:firstRow="0" w:lastRow="0" w:firstColumn="1" w:lastColumn="0" w:oddVBand="0" w:evenVBand="0" w:oddHBand="0" w:evenHBand="0" w:firstRowFirstColumn="0" w:firstRowLastColumn="0" w:lastRowFirstColumn="0" w:lastRowLastColumn="0"/>
             <w:tcW w:w="714" w:type="dxa"/>
           </w:tcPr>
           <w:p>
@@ -56,6 +97,9 @@
             <w:tcW w:w="1786" w:type="dxa"/>
           </w:tcPr>
           <w:p>
+            <w:pPr>
+              <w:cnfStyle w:val="100000000000" w:firstRow="1" w:lastRow="0" w:firstColumn="0" w:lastColumn="0" w:oddVBand="0" w:evenVBand="0" w:oddHBand="0" w:evenHBand="0" w:firstRowFirstColumn="0" w:firstRowLastColumn="0" w:lastRowFirstColumn="0" w:lastRowLastColumn="0"/>
+            </w:pPr>
             <w:r>
               <w:t>DESCRIPTION</w:t>
             </w:r>
@@ -66,6 +110,9 @@
             <w:tcW w:w="1051" w:type="dxa"/>
           </w:tcPr>
           <w:p>
+            <w:pPr>
+              <w:cnfStyle w:val="100000000000" w:firstRow="1" w:lastRow="0" w:firstColumn="0" w:lastColumn="0" w:oddVBand="0" w:evenVBand="0" w:oddHBand="0" w:evenHBand="0" w:firstRowFirstColumn="0" w:firstRowLastColumn="0" w:lastRowFirstColumn="0" w:lastRowLastColumn="0"/>
+            </w:pPr>
             <w:r>
               <w:t>ITEM</w:t>
             </w:r>
@@ -76,6 +123,9 @@
             <w:tcW w:w="1369" w:type="dxa"/>
           </w:tcPr>
           <w:p>
+            <w:pPr>
+              <w:cnfStyle w:val="100000000000" w:firstRow="1" w:lastRow="0" w:firstColumn="0" w:lastColumn="0" w:oddVBand="0" w:evenVBand="0" w:oddHBand="0" w:evenHBand="0" w:firstRowFirstColumn="0" w:firstRowLastColumn="0" w:lastRowFirstColumn="0" w:lastRowLastColumn="0"/>
+            </w:pPr>
             <w:r>
               <w:t>MODEL</w:t>
             </w:r>
@@ -86,6 +136,9 @@
             <w:tcW w:w="825" w:type="dxa"/>
           </w:tcPr>
           <w:p>
+            <w:pPr>
+              <w:cnfStyle w:val="100000000000" w:firstRow="1" w:lastRow="0" w:firstColumn="0" w:lastColumn="0" w:oddVBand="0" w:evenVBand="0" w:oddHBand="0" w:evenHBand="0" w:firstRowFirstColumn="0" w:firstRowLastColumn="0" w:lastRowFirstColumn="0" w:lastRowLastColumn="0"/>
+            </w:pPr>
             <w:r>
               <w:t>QTY</w:t>
             </w:r>
@@ -96,6 +149,9 @@
             <w:tcW w:w="912" w:type="dxa"/>
           </w:tcPr>
           <w:p>
+            <w:pPr>
+              <w:cnfStyle w:val="100000000000" w:firstRow="1" w:lastRow="0" w:firstColumn="0" w:lastColumn="0" w:oddVBand="0" w:evenVBand="0" w:oddHBand="0" w:evenHBand="0" w:firstRowFirstColumn="0" w:firstRowLastColumn="0" w:lastRowFirstColumn="0" w:lastRowLastColumn="0"/>
+            </w:pPr>
             <w:r>
               <w:t>PRICE</w:t>
             </w:r>
@@ -106,6 +162,9 @@
             <w:tcW w:w="910" w:type="dxa"/>
           </w:tcPr>
           <w:p>
+            <w:pPr>
+              <w:cnfStyle w:val="100000000000" w:firstRow="1" w:lastRow="0" w:firstColumn="0" w:lastColumn="0" w:oddVBand="0" w:evenVBand="0" w:oddHBand="0" w:evenHBand="0" w:firstRowFirstColumn="0" w:firstRowLastColumn="0" w:lastRowFirstColumn="0" w:lastRowLastColumn="0"/>
+            </w:pPr>
             <w:r>
               <w:t>D.O.P</w:t>
             </w:r>
@@ -117,6 +176,9 @@
             <w:gridSpan w:val="2"/>
           </w:tcPr>
           <w:p>
+            <w:pPr>
+              <w:cnfStyle w:val="100000000000" w:firstRow="1" w:lastRow="0" w:firstColumn="0" w:lastColumn="0" w:oddVBand="0" w:evenVBand="0" w:oddHBand="0" w:evenHBand="0" w:firstRowFirstColumn="0" w:firstRowLastColumn="0" w:lastRowFirstColumn="0" w:lastRowLastColumn="0"/>
+            </w:pPr>
             <w:r>
               <w:t>CONDITION</w:t>
             </w:r>
@@ -124,8 +186,12 @@
         </w:tc>
       </w:tr>
       <w:tr>
-        <w:tc>
-          <w:tcPr>
+        <w:trPr>
+          <w:cnfStyle w:val="000000100000" w:firstRow="0" w:lastRow="0" w:firstColumn="0" w:lastColumn="0" w:oddVBand="0" w:evenVBand="0" w:oddHBand="1" w:evenHBand="0" w:firstRowFirstColumn="0" w:firstRowLastColumn="0" w:lastRowFirstColumn="0" w:lastRowLastColumn="0"/>
+        </w:trPr>
+        <w:tc>
+          <w:tcPr>
+            <w:cnfStyle w:val="001000000000" w:firstRow="0" w:lastRow="0" w:firstColumn="1" w:lastColumn="0" w:oddVBand="0" w:evenVBand="0" w:oddHBand="0" w:evenHBand="0" w:firstRowFirstColumn="0" w:firstRowLastColumn="0" w:lastRowFirstColumn="0" w:lastRowLastColumn="0"/>
             <w:tcW w:w="714" w:type="dxa"/>
           </w:tcPr>
           <w:p/>
@@ -134,43 +200,70 @@
           <w:tcPr>
             <w:tcW w:w="1786" w:type="dxa"/>
           </w:tcPr>
-          <w:p/>
+          <w:p>
+            <w:pPr>
+              <w:cnfStyle w:val="000000100000" w:firstRow="0" w:lastRow="0" w:firstColumn="0" w:lastColumn="0" w:oddVBand="0" w:evenVBand="0" w:oddHBand="1" w:evenHBand="0" w:firstRowFirstColumn="0" w:firstRowLastColumn="0" w:lastRowFirstColumn="0" w:lastRowLastColumn="0"/>
+            </w:pPr>
+          </w:p>
         </w:tc>
         <w:tc>
           <w:tcPr>
             <w:tcW w:w="1051" w:type="dxa"/>
           </w:tcPr>
-          <w:p/>
+          <w:p>
+            <w:pPr>
+              <w:cnfStyle w:val="000000100000" w:firstRow="0" w:lastRow="0" w:firstColumn="0" w:lastColumn="0" w:oddVBand="0" w:evenVBand="0" w:oddHBand="1" w:evenHBand="0" w:firstRowFirstColumn="0" w:firstRowLastColumn="0" w:lastRowFirstColumn="0" w:lastRowLastColumn="0"/>
+            </w:pPr>
+          </w:p>
         </w:tc>
         <w:tc>
           <w:tcPr>
             <w:tcW w:w="1369" w:type="dxa"/>
           </w:tcPr>
-          <w:p/>
+          <w:p>
+            <w:pPr>
+              <w:cnfStyle w:val="000000100000" w:firstRow="0" w:lastRow="0" w:firstColumn="0" w:lastColumn="0" w:oddVBand="0" w:evenVBand="0" w:oddHBand="1" w:evenHBand="0" w:firstRowFirstColumn="0" w:firstRowLastColumn="0" w:lastRowFirstColumn="0" w:lastRowLastColumn="0"/>
+            </w:pPr>
+          </w:p>
         </w:tc>
         <w:tc>
           <w:tcPr>
             <w:tcW w:w="825" w:type="dxa"/>
           </w:tcPr>
-          <w:p/>
+          <w:p>
+            <w:pPr>
+              <w:cnfStyle w:val="000000100000" w:firstRow="0" w:lastRow="0" w:firstColumn="0" w:lastColumn="0" w:oddVBand="0" w:evenVBand="0" w:oddHBand="1" w:evenHBand="0" w:firstRowFirstColumn="0" w:firstRowLastColumn="0" w:lastRowFirstColumn="0" w:lastRowLastColumn="0"/>
+            </w:pPr>
+          </w:p>
         </w:tc>
         <w:tc>
           <w:tcPr>
             <w:tcW w:w="912" w:type="dxa"/>
           </w:tcPr>
-          <w:p/>
+          <w:p>
+            <w:pPr>
+              <w:cnfStyle w:val="000000100000" w:firstRow="0" w:lastRow="0" w:firstColumn="0" w:lastColumn="0" w:oddVBand="0" w:evenVBand="0" w:oddHBand="1" w:evenHBand="0" w:firstRowFirstColumn="0" w:firstRowLastColumn="0" w:lastRowFirstColumn="0" w:lastRowLastColumn="0"/>
+            </w:pPr>
+          </w:p>
         </w:tc>
         <w:tc>
           <w:tcPr>
             <w:tcW w:w="910" w:type="dxa"/>
           </w:tcPr>
-          <w:p/>
+          <w:p>
+            <w:pPr>
+              <w:cnfStyle w:val="000000100000" w:firstRow="0" w:lastRow="0" w:firstColumn="0" w:lastColumn="0" w:oddVBand="0" w:evenVBand="0" w:oddHBand="1" w:evenHBand="0" w:firstRowFirstColumn="0" w:firstRowLastColumn="0" w:lastRowFirstColumn="0" w:lastRowLastColumn="0"/>
+            </w:pPr>
+          </w:p>
         </w:tc>
         <w:tc>
           <w:tcPr>
             <w:tcW w:w="1257" w:type="dxa"/>
           </w:tcPr>
           <w:p>
+            <w:pPr>
+              <w:cnfStyle w:val="000000100000" w:firstRow="0" w:lastRow="0" w:firstColumn="0" w:lastColumn="0" w:oddVBand="0" w:evenVBand="0" w:oddHBand="1" w:evenHBand="0" w:firstRowFirstColumn="0" w:firstRowLastColumn="0" w:lastRowFirstColumn="0" w:lastRowLastColumn="0"/>
+            </w:pPr>
             <w:r>
               <w:t xml:space="preserve">Functional </w:t>
             </w:r>
@@ -181,6 +274,9 @@
             <w:tcW w:w="762" w:type="dxa"/>
           </w:tcPr>
           <w:p>
+            <w:pPr>
+              <w:cnfStyle w:val="000000100000" w:firstRow="0" w:lastRow="0" w:firstColumn="0" w:lastColumn="0" w:oddVBand="0" w:evenVBand="0" w:oddHBand="1" w:evenHBand="0" w:firstRowFirstColumn="0" w:firstRowLastColumn="0" w:lastRowFirstColumn="0" w:lastRowLastColumn="0"/>
+            </w:pPr>
             <w:r>
               <w:t xml:space="preserve">Faulty </w:t>
             </w:r>
@@ -190,6 +286,7 @@
       <w:tr>
         <w:tc>
           <w:tcPr>
+            <w:cnfStyle w:val="001000000000" w:firstRow="0" w:lastRow="0" w:firstColumn="1" w:lastColumn="0" w:oddVBand="0" w:evenVBand="0" w:oddHBand="0" w:evenHBand="0" w:firstRowFirstColumn="0" w:firstRowLastColumn="0" w:lastRowFirstColumn="0" w:lastRowLastColumn="0"/>
             <w:tcW w:w="714" w:type="dxa"/>
           </w:tcPr>
           <w:p>
@@ -203,6 +300,9 @@
             <w:tcW w:w="1786" w:type="dxa"/>
           </w:tcPr>
           <w:p>
+            <w:pPr>
+              <w:cnfStyle w:val="000000000000" w:firstRow="0" w:lastRow="0" w:firstColumn="0" w:lastColumn="0" w:oddVBand="0" w:evenVBand="0" w:oddHBand="0" w:evenHBand="0" w:firstRowFirstColumn="0" w:firstRowLastColumn="0" w:lastRowFirstColumn="0" w:lastRowLastColumn="0"/>
+            </w:pPr>
             <w:r>
               <w:t>Laptops</w:t>
             </w:r>
@@ -213,6 +313,9 @@
             <w:tcW w:w="1051" w:type="dxa"/>
           </w:tcPr>
           <w:p>
+            <w:pPr>
+              <w:cnfStyle w:val="000000000000" w:firstRow="0" w:lastRow="0" w:firstColumn="0" w:lastColumn="0" w:oddVBand="0" w:evenVBand="0" w:oddHBand="0" w:evenHBand="0" w:firstRowFirstColumn="0" w:firstRowLastColumn="0" w:lastRowFirstColumn="0" w:lastRowLastColumn="0"/>
+            </w:pPr>
             <w:proofErr w:type="spellStart"/>
             <w:r>
               <w:t>Macbook</w:t>
@@ -225,6 +328,9 @@
             <w:tcW w:w="1369" w:type="dxa"/>
           </w:tcPr>
           <w:p>
+            <w:pPr>
+              <w:cnfStyle w:val="000000000000" w:firstRow="0" w:lastRow="0" w:firstColumn="0" w:lastColumn="0" w:oddVBand="0" w:evenVBand="0" w:oddHBand="0" w:evenHBand="0" w:firstRowFirstColumn="0" w:firstRowLastColumn="0" w:lastRowFirstColumn="0" w:lastRowLastColumn="0"/>
+            </w:pPr>
             <w:r>
               <w:t xml:space="preserve">Air 10,2 </w:t>
             </w:r>
@@ -235,6 +341,9 @@
             <w:tcW w:w="825" w:type="dxa"/>
           </w:tcPr>
           <w:p>
+            <w:pPr>
+              <w:cnfStyle w:val="000000000000" w:firstRow="0" w:lastRow="0" w:firstColumn="0" w:lastColumn="0" w:oddVBand="0" w:evenVBand="0" w:oddHBand="0" w:evenHBand="0" w:firstRowFirstColumn="0" w:firstRowLastColumn="0" w:lastRowFirstColumn="0" w:lastRowLastColumn="0"/>
+            </w:pPr>
             <w:r>
               <w:t>14</w:t>
             </w:r>
@@ -244,19 +353,30 @@
           <w:tcPr>
             <w:tcW w:w="912" w:type="dxa"/>
           </w:tcPr>
-          <w:p/>
+          <w:p>
+            <w:pPr>
+              <w:cnfStyle w:val="000000000000" w:firstRow="0" w:lastRow="0" w:firstColumn="0" w:lastColumn="0" w:oddVBand="0" w:evenVBand="0" w:oddHBand="0" w:evenHBand="0" w:firstRowFirstColumn="0" w:firstRowLastColumn="0" w:lastRowFirstColumn="0" w:lastRowLastColumn="0"/>
+            </w:pPr>
+          </w:p>
         </w:tc>
         <w:tc>
           <w:tcPr>
             <w:tcW w:w="910" w:type="dxa"/>
           </w:tcPr>
-          <w:p/>
+          <w:p>
+            <w:pPr>
+              <w:cnfStyle w:val="000000000000" w:firstRow="0" w:lastRow="0" w:firstColumn="0" w:lastColumn="0" w:oddVBand="0" w:evenVBand="0" w:oddHBand="0" w:evenHBand="0" w:firstRowFirstColumn="0" w:firstRowLastColumn="0" w:lastRowFirstColumn="0" w:lastRowLastColumn="0"/>
+            </w:pPr>
+          </w:p>
         </w:tc>
         <w:tc>
           <w:tcPr>
             <w:tcW w:w="1257" w:type="dxa"/>
           </w:tcPr>
           <w:p>
+            <w:pPr>
+              <w:cnfStyle w:val="000000000000" w:firstRow="0" w:lastRow="0" w:firstColumn="0" w:lastColumn="0" w:oddVBand="0" w:evenVBand="0" w:oddHBand="0" w:evenHBand="0" w:firstRowFirstColumn="0" w:firstRowLastColumn="0" w:lastRowFirstColumn="0" w:lastRowLastColumn="0"/>
+            </w:pPr>
             <w:r>
               <w:t>11</w:t>
             </w:r>
@@ -267,6 +387,9 @@
             <w:tcW w:w="762" w:type="dxa"/>
           </w:tcPr>
           <w:p>
+            <w:pPr>
+              <w:cnfStyle w:val="000000000000" w:firstRow="0" w:lastRow="0" w:firstColumn="0" w:lastColumn="0" w:oddVBand="0" w:evenVBand="0" w:oddHBand="0" w:evenHBand="0" w:firstRowFirstColumn="0" w:firstRowLastColumn="0" w:lastRowFirstColumn="0" w:lastRowLastColumn="0"/>
+            </w:pPr>
             <w:r>
               <w:t>3</w:t>
             </w:r>
@@ -274,8 +397,12 @@
         </w:tc>
       </w:tr>
       <w:tr>
-        <w:tc>
-          <w:tcPr>
+        <w:trPr>
+          <w:cnfStyle w:val="000000100000" w:firstRow="0" w:lastRow="0" w:firstColumn="0" w:lastColumn="0" w:oddVBand="0" w:evenVBand="0" w:oddHBand="1" w:evenHBand="0" w:firstRowFirstColumn="0" w:firstRowLastColumn="0" w:lastRowFirstColumn="0" w:lastRowLastColumn="0"/>
+        </w:trPr>
+        <w:tc>
+          <w:tcPr>
+            <w:cnfStyle w:val="001000000000" w:firstRow="0" w:lastRow="0" w:firstColumn="1" w:lastColumn="0" w:oddVBand="0" w:evenVBand="0" w:oddHBand="0" w:evenHBand="0" w:firstRowFirstColumn="0" w:firstRowLastColumn="0" w:lastRowFirstColumn="0" w:lastRowLastColumn="0"/>
             <w:tcW w:w="714" w:type="dxa"/>
           </w:tcPr>
           <w:p>
@@ -288,19 +415,30 @@
           <w:tcPr>
             <w:tcW w:w="1786" w:type="dxa"/>
           </w:tcPr>
-          <w:p/>
+          <w:p>
+            <w:pPr>
+              <w:cnfStyle w:val="000000100000" w:firstRow="0" w:lastRow="0" w:firstColumn="0" w:lastColumn="0" w:oddVBand="0" w:evenVBand="0" w:oddHBand="1" w:evenHBand="0" w:firstRowFirstColumn="0" w:firstRowLastColumn="0" w:lastRowFirstColumn="0" w:lastRowLastColumn="0"/>
+            </w:pPr>
+          </w:p>
         </w:tc>
         <w:tc>
           <w:tcPr>
             <w:tcW w:w="1051" w:type="dxa"/>
           </w:tcPr>
-          <w:p/>
+          <w:p>
+            <w:pPr>
+              <w:cnfStyle w:val="000000100000" w:firstRow="0" w:lastRow="0" w:firstColumn="0" w:lastColumn="0" w:oddVBand="0" w:evenVBand="0" w:oddHBand="1" w:evenHBand="0" w:firstRowFirstColumn="0" w:firstRowLastColumn="0" w:lastRowFirstColumn="0" w:lastRowLastColumn="0"/>
+            </w:pPr>
+          </w:p>
         </w:tc>
         <w:tc>
           <w:tcPr>
             <w:tcW w:w="1369" w:type="dxa"/>
           </w:tcPr>
           <w:p>
+            <w:pPr>
+              <w:cnfStyle w:val="000000100000" w:firstRow="0" w:lastRow="0" w:firstColumn="0" w:lastColumn="0" w:oddVBand="0" w:evenVBand="0" w:oddHBand="1" w:evenHBand="0" w:firstRowFirstColumn="0" w:firstRowLastColumn="0" w:lastRowFirstColumn="0" w:lastRowLastColumn="0"/>
+            </w:pPr>
             <w:r>
               <w:t xml:space="preserve">Pro </w:t>
             </w:r>
@@ -311,6 +449,9 @@
             <w:tcW w:w="825" w:type="dxa"/>
           </w:tcPr>
           <w:p>
+            <w:pPr>
+              <w:cnfStyle w:val="000000100000" w:firstRow="0" w:lastRow="0" w:firstColumn="0" w:lastColumn="0" w:oddVBand="0" w:evenVBand="0" w:oddHBand="1" w:evenHBand="0" w:firstRowFirstColumn="0" w:firstRowLastColumn="0" w:lastRowFirstColumn="0" w:lastRowLastColumn="0"/>
+            </w:pPr>
             <w:r>
               <w:t>5</w:t>
             </w:r>
@@ -320,25 +461,40 @@
           <w:tcPr>
             <w:tcW w:w="912" w:type="dxa"/>
           </w:tcPr>
-          <w:p/>
+          <w:p>
+            <w:pPr>
+              <w:cnfStyle w:val="000000100000" w:firstRow="0" w:lastRow="0" w:firstColumn="0" w:lastColumn="0" w:oddVBand="0" w:evenVBand="0" w:oddHBand="1" w:evenHBand="0" w:firstRowFirstColumn="0" w:firstRowLastColumn="0" w:lastRowFirstColumn="0" w:lastRowLastColumn="0"/>
+            </w:pPr>
+          </w:p>
         </w:tc>
         <w:tc>
           <w:tcPr>
             <w:tcW w:w="910" w:type="dxa"/>
           </w:tcPr>
-          <w:p/>
+          <w:p>
+            <w:pPr>
+              <w:cnfStyle w:val="000000100000" w:firstRow="0" w:lastRow="0" w:firstColumn="0" w:lastColumn="0" w:oddVBand="0" w:evenVBand="0" w:oddHBand="1" w:evenHBand="0" w:firstRowFirstColumn="0" w:firstRowLastColumn="0" w:lastRowFirstColumn="0" w:lastRowLastColumn="0"/>
+            </w:pPr>
+          </w:p>
         </w:tc>
         <w:tc>
           <w:tcPr>
             <w:tcW w:w="1257" w:type="dxa"/>
           </w:tcPr>
-          <w:p/>
+          <w:p>
+            <w:pPr>
+              <w:cnfStyle w:val="000000100000" w:firstRow="0" w:lastRow="0" w:firstColumn="0" w:lastColumn="0" w:oddVBand="0" w:evenVBand="0" w:oddHBand="1" w:evenHBand="0" w:firstRowFirstColumn="0" w:firstRowLastColumn="0" w:lastRowFirstColumn="0" w:lastRowLastColumn="0"/>
+            </w:pPr>
+          </w:p>
         </w:tc>
         <w:tc>
           <w:tcPr>
             <w:tcW w:w="762" w:type="dxa"/>
           </w:tcPr>
           <w:p>
+            <w:pPr>
+              <w:cnfStyle w:val="000000100000" w:firstRow="0" w:lastRow="0" w:firstColumn="0" w:lastColumn="0" w:oddVBand="0" w:evenVBand="0" w:oddHBand="1" w:evenHBand="0" w:firstRowFirstColumn="0" w:firstRowLastColumn="0" w:lastRowFirstColumn="0" w:lastRowLastColumn="0"/>
+            </w:pPr>
             <w:r>
               <w:t>5</w:t>
             </w:r>
@@ -348,6 +504,7 @@
       <w:tr>
         <w:tc>
           <w:tcPr>
+            <w:cnfStyle w:val="001000000000" w:firstRow="0" w:lastRow="0" w:firstColumn="1" w:lastColumn="0" w:oddVBand="0" w:evenVBand="0" w:oddHBand="0" w:evenHBand="0" w:firstRowFirstColumn="0" w:firstRowLastColumn="0" w:lastRowFirstColumn="0" w:lastRowLastColumn="0"/>
             <w:tcW w:w="714" w:type="dxa"/>
           </w:tcPr>
           <w:p>
@@ -360,13 +517,20 @@
           <w:tcPr>
             <w:tcW w:w="1786" w:type="dxa"/>
           </w:tcPr>
-          <w:p/>
+          <w:p>
+            <w:pPr>
+              <w:cnfStyle w:val="000000000000" w:firstRow="0" w:lastRow="0" w:firstColumn="0" w:lastColumn="0" w:oddVBand="0" w:evenVBand="0" w:oddHBand="0" w:evenHBand="0" w:firstRowFirstColumn="0" w:firstRowLastColumn="0" w:lastRowFirstColumn="0" w:lastRowLastColumn="0"/>
+            </w:pPr>
+          </w:p>
         </w:tc>
         <w:tc>
           <w:tcPr>
             <w:tcW w:w="1051" w:type="dxa"/>
           </w:tcPr>
           <w:p>
+            <w:pPr>
+              <w:cnfStyle w:val="000000000000" w:firstRow="0" w:lastRow="0" w:firstColumn="0" w:lastColumn="0" w:oddVBand="0" w:evenVBand="0" w:oddHBand="0" w:evenHBand="0" w:firstRowFirstColumn="0" w:firstRowLastColumn="0" w:lastRowFirstColumn="0" w:lastRowLastColumn="0"/>
+            </w:pPr>
             <w:r>
               <w:t xml:space="preserve">Surface </w:t>
             </w:r>
@@ -377,6 +541,9 @@
             <w:tcW w:w="1369" w:type="dxa"/>
           </w:tcPr>
           <w:p>
+            <w:pPr>
+              <w:cnfStyle w:val="000000000000" w:firstRow="0" w:lastRow="0" w:firstColumn="0" w:lastColumn="0" w:oddVBand="0" w:evenVBand="0" w:oddHBand="0" w:evenHBand="0" w:firstRowFirstColumn="0" w:firstRowLastColumn="0" w:lastRowFirstColumn="0" w:lastRowLastColumn="0"/>
+            </w:pPr>
             <w:r>
               <w:t>1724</w:t>
             </w:r>
@@ -387,6 +554,9 @@
             <w:tcW w:w="825" w:type="dxa"/>
           </w:tcPr>
           <w:p>
+            <w:pPr>
+              <w:cnfStyle w:val="000000000000" w:firstRow="0" w:lastRow="0" w:firstColumn="0" w:lastColumn="0" w:oddVBand="0" w:evenVBand="0" w:oddHBand="0" w:evenHBand="0" w:firstRowFirstColumn="0" w:firstRowLastColumn="0" w:lastRowFirstColumn="0" w:lastRowLastColumn="0"/>
+            </w:pPr>
             <w:r>
               <w:t>9</w:t>
             </w:r>
@@ -396,19 +566,30 @@
           <w:tcPr>
             <w:tcW w:w="912" w:type="dxa"/>
           </w:tcPr>
-          <w:p/>
+          <w:p>
+            <w:pPr>
+              <w:cnfStyle w:val="000000000000" w:firstRow="0" w:lastRow="0" w:firstColumn="0" w:lastColumn="0" w:oddVBand="0" w:evenVBand="0" w:oddHBand="0" w:evenHBand="0" w:firstRowFirstColumn="0" w:firstRowLastColumn="0" w:lastRowFirstColumn="0" w:lastRowLastColumn="0"/>
+            </w:pPr>
+          </w:p>
         </w:tc>
         <w:tc>
           <w:tcPr>
             <w:tcW w:w="910" w:type="dxa"/>
           </w:tcPr>
-          <w:p/>
+          <w:p>
+            <w:pPr>
+              <w:cnfStyle w:val="000000000000" w:firstRow="0" w:lastRow="0" w:firstColumn="0" w:lastColumn="0" w:oddVBand="0" w:evenVBand="0" w:oddHBand="0" w:evenHBand="0" w:firstRowFirstColumn="0" w:firstRowLastColumn="0" w:lastRowFirstColumn="0" w:lastRowLastColumn="0"/>
+            </w:pPr>
+          </w:p>
         </w:tc>
         <w:tc>
           <w:tcPr>
             <w:tcW w:w="1257" w:type="dxa"/>
           </w:tcPr>
           <w:p>
+            <w:pPr>
+              <w:cnfStyle w:val="000000000000" w:firstRow="0" w:lastRow="0" w:firstColumn="0" w:lastColumn="0" w:oddVBand="0" w:evenVBand="0" w:oddHBand="0" w:evenHBand="0" w:firstRowFirstColumn="0" w:firstRowLastColumn="0" w:lastRowFirstColumn="0" w:lastRowLastColumn="0"/>
+            </w:pPr>
             <w:r>
               <w:t>8</w:t>
             </w:r>
@@ -419,6 +600,9 @@
             <w:tcW w:w="762" w:type="dxa"/>
           </w:tcPr>
           <w:p>
+            <w:pPr>
+              <w:cnfStyle w:val="000000000000" w:firstRow="0" w:lastRow="0" w:firstColumn="0" w:lastColumn="0" w:oddVBand="0" w:evenVBand="0" w:oddHBand="0" w:evenHBand="0" w:firstRowFirstColumn="0" w:firstRowLastColumn="0" w:lastRowFirstColumn="0" w:lastRowLastColumn="0"/>
+            </w:pPr>
             <w:r>
               <w:t>1</w:t>
             </w:r>
@@ -426,8 +610,12 @@
         </w:tc>
       </w:tr>
       <w:tr>
-        <w:tc>
-          <w:tcPr>
+        <w:trPr>
+          <w:cnfStyle w:val="000000100000" w:firstRow="0" w:lastRow="0" w:firstColumn="0" w:lastColumn="0" w:oddVBand="0" w:evenVBand="0" w:oddHBand="1" w:evenHBand="0" w:firstRowFirstColumn="0" w:firstRowLastColumn="0" w:lastRowFirstColumn="0" w:lastRowLastColumn="0"/>
+        </w:trPr>
+        <w:tc>
+          <w:tcPr>
+            <w:cnfStyle w:val="001000000000" w:firstRow="0" w:lastRow="0" w:firstColumn="1" w:lastColumn="0" w:oddVBand="0" w:evenVBand="0" w:oddHBand="0" w:evenHBand="0" w:firstRowFirstColumn="0" w:firstRowLastColumn="0" w:lastRowFirstColumn="0" w:lastRowLastColumn="0"/>
             <w:tcW w:w="714" w:type="dxa"/>
           </w:tcPr>
           <w:p>
@@ -441,6 +629,9 @@
             <w:tcW w:w="1786" w:type="dxa"/>
           </w:tcPr>
           <w:p>
+            <w:pPr>
+              <w:cnfStyle w:val="000000100000" w:firstRow="0" w:lastRow="0" w:firstColumn="0" w:lastColumn="0" w:oddVBand="0" w:evenVBand="0" w:oddHBand="1" w:evenHBand="0" w:firstRowFirstColumn="0" w:firstRowLastColumn="0" w:lastRowFirstColumn="0" w:lastRowLastColumn="0"/>
+            </w:pPr>
             <w:r>
               <w:t>chargers</w:t>
             </w:r>
@@ -451,6 +642,9 @@
             <w:tcW w:w="1051" w:type="dxa"/>
           </w:tcPr>
           <w:p>
+            <w:pPr>
+              <w:cnfStyle w:val="000000100000" w:firstRow="0" w:lastRow="0" w:firstColumn="0" w:lastColumn="0" w:oddVBand="0" w:evenVBand="0" w:oddHBand="1" w:evenHBand="0" w:firstRowFirstColumn="0" w:firstRowLastColumn="0" w:lastRowFirstColumn="0" w:lastRowLastColumn="0"/>
+            </w:pPr>
             <w:proofErr w:type="spellStart"/>
             <w:r>
               <w:t>Macbook</w:t>
@@ -466,6 +660,9 @@
             <w:tcW w:w="1369" w:type="dxa"/>
           </w:tcPr>
           <w:p>
+            <w:pPr>
+              <w:cnfStyle w:val="000000100000" w:firstRow="0" w:lastRow="0" w:firstColumn="0" w:lastColumn="0" w:oddVBand="0" w:evenVBand="0" w:oddHBand="1" w:evenHBand="0" w:firstRowFirstColumn="0" w:firstRowLastColumn="0" w:lastRowFirstColumn="0" w:lastRowLastColumn="0"/>
+            </w:pPr>
             <w:proofErr w:type="spellStart"/>
             <w:r>
               <w:t>Magsafe</w:t>
@@ -481,6 +678,9 @@
             <w:tcW w:w="825" w:type="dxa"/>
           </w:tcPr>
           <w:p>
+            <w:pPr>
+              <w:cnfStyle w:val="000000100000" w:firstRow="0" w:lastRow="0" w:firstColumn="0" w:lastColumn="0" w:oddVBand="0" w:evenVBand="0" w:oddHBand="1" w:evenHBand="0" w:firstRowFirstColumn="0" w:firstRowLastColumn="0" w:lastRowFirstColumn="0" w:lastRowLastColumn="0"/>
+            </w:pPr>
             <w:r>
               <w:t>7</w:t>
             </w:r>
@@ -490,19 +690,30 @@
           <w:tcPr>
             <w:tcW w:w="912" w:type="dxa"/>
           </w:tcPr>
-          <w:p/>
+          <w:p>
+            <w:pPr>
+              <w:cnfStyle w:val="000000100000" w:firstRow="0" w:lastRow="0" w:firstColumn="0" w:lastColumn="0" w:oddVBand="0" w:evenVBand="0" w:oddHBand="1" w:evenHBand="0" w:firstRowFirstColumn="0" w:firstRowLastColumn="0" w:lastRowFirstColumn="0" w:lastRowLastColumn="0"/>
+            </w:pPr>
+          </w:p>
         </w:tc>
         <w:tc>
           <w:tcPr>
             <w:tcW w:w="910" w:type="dxa"/>
           </w:tcPr>
-          <w:p/>
+          <w:p>
+            <w:pPr>
+              <w:cnfStyle w:val="000000100000" w:firstRow="0" w:lastRow="0" w:firstColumn="0" w:lastColumn="0" w:oddVBand="0" w:evenVBand="0" w:oddHBand="1" w:evenHBand="0" w:firstRowFirstColumn="0" w:firstRowLastColumn="0" w:lastRowFirstColumn="0" w:lastRowLastColumn="0"/>
+            </w:pPr>
+          </w:p>
         </w:tc>
         <w:tc>
           <w:tcPr>
             <w:tcW w:w="1257" w:type="dxa"/>
           </w:tcPr>
           <w:p>
+            <w:pPr>
+              <w:cnfStyle w:val="000000100000" w:firstRow="0" w:lastRow="0" w:firstColumn="0" w:lastColumn="0" w:oddVBand="0" w:evenVBand="0" w:oddHBand="1" w:evenHBand="0" w:firstRowFirstColumn="0" w:firstRowLastColumn="0" w:lastRowFirstColumn="0" w:lastRowLastColumn="0"/>
+            </w:pPr>
             <w:r>
               <w:t>6</w:t>
             </w:r>
@@ -513,6 +724,9 @@
             <w:tcW w:w="762" w:type="dxa"/>
           </w:tcPr>
           <w:p>
+            <w:pPr>
+              <w:cnfStyle w:val="000000100000" w:firstRow="0" w:lastRow="0" w:firstColumn="0" w:lastColumn="0" w:oddVBand="0" w:evenVBand="0" w:oddHBand="1" w:evenHBand="0" w:firstRowFirstColumn="0" w:firstRowLastColumn="0" w:lastRowFirstColumn="0" w:lastRowLastColumn="0"/>
+            </w:pPr>
             <w:r>
               <w:t>1</w:t>
             </w:r>
@@ -522,6 +736,7 @@
       <w:tr>
         <w:tc>
           <w:tcPr>
+            <w:cnfStyle w:val="001000000000" w:firstRow="0" w:lastRow="0" w:firstColumn="1" w:lastColumn="0" w:oddVBand="0" w:evenVBand="0" w:oddHBand="0" w:evenHBand="0" w:firstRowFirstColumn="0" w:firstRowLastColumn="0" w:lastRowFirstColumn="0" w:lastRowLastColumn="0"/>
             <w:tcW w:w="714" w:type="dxa"/>
           </w:tcPr>
           <w:p>
@@ -534,13 +749,20 @@
           <w:tcPr>
             <w:tcW w:w="1786" w:type="dxa"/>
           </w:tcPr>
-          <w:p/>
+          <w:p>
+            <w:pPr>
+              <w:cnfStyle w:val="000000000000" w:firstRow="0" w:lastRow="0" w:firstColumn="0" w:lastColumn="0" w:oddVBand="0" w:evenVBand="0" w:oddHBand="0" w:evenHBand="0" w:firstRowFirstColumn="0" w:firstRowLastColumn="0" w:lastRowFirstColumn="0" w:lastRowLastColumn="0"/>
+            </w:pPr>
+          </w:p>
         </w:tc>
         <w:tc>
           <w:tcPr>
             <w:tcW w:w="1051" w:type="dxa"/>
           </w:tcPr>
           <w:p>
+            <w:pPr>
+              <w:cnfStyle w:val="000000000000" w:firstRow="0" w:lastRow="0" w:firstColumn="0" w:lastColumn="0" w:oddVBand="0" w:evenVBand="0" w:oddHBand="0" w:evenHBand="0" w:firstRowFirstColumn="0" w:firstRowLastColumn="0" w:lastRowFirstColumn="0" w:lastRowLastColumn="0"/>
+            </w:pPr>
             <w:r>
               <w:t xml:space="preserve">Surface </w:t>
             </w:r>
@@ -551,6 +773,9 @@
             <w:tcW w:w="1369" w:type="dxa"/>
           </w:tcPr>
           <w:p>
+            <w:pPr>
+              <w:cnfStyle w:val="000000000000" w:firstRow="0" w:lastRow="0" w:firstColumn="0" w:lastColumn="0" w:oddVBand="0" w:evenVBand="0" w:oddHBand="0" w:evenHBand="0" w:firstRowFirstColumn="0" w:firstRowLastColumn="0" w:lastRowFirstColumn="0" w:lastRowLastColumn="0"/>
+            </w:pPr>
             <w:r>
               <w:t xml:space="preserve">Microsoft </w:t>
             </w:r>
@@ -561,6 +786,9 @@
             <w:tcW w:w="825" w:type="dxa"/>
           </w:tcPr>
           <w:p>
+            <w:pPr>
+              <w:cnfStyle w:val="000000000000" w:firstRow="0" w:lastRow="0" w:firstColumn="0" w:lastColumn="0" w:oddVBand="0" w:evenVBand="0" w:oddHBand="0" w:evenHBand="0" w:firstRowFirstColumn="0" w:firstRowLastColumn="0" w:lastRowFirstColumn="0" w:lastRowLastColumn="0"/>
+            </w:pPr>
             <w:r>
               <w:t>7</w:t>
             </w:r>
@@ -570,19 +798,30 @@
           <w:tcPr>
             <w:tcW w:w="912" w:type="dxa"/>
           </w:tcPr>
-          <w:p/>
+          <w:p>
+            <w:pPr>
+              <w:cnfStyle w:val="000000000000" w:firstRow="0" w:lastRow="0" w:firstColumn="0" w:lastColumn="0" w:oddVBand="0" w:evenVBand="0" w:oddHBand="0" w:evenHBand="0" w:firstRowFirstColumn="0" w:firstRowLastColumn="0" w:lastRowFirstColumn="0" w:lastRowLastColumn="0"/>
+            </w:pPr>
+          </w:p>
         </w:tc>
         <w:tc>
           <w:tcPr>
             <w:tcW w:w="910" w:type="dxa"/>
           </w:tcPr>
-          <w:p/>
+          <w:p>
+            <w:pPr>
+              <w:cnfStyle w:val="000000000000" w:firstRow="0" w:lastRow="0" w:firstColumn="0" w:lastColumn="0" w:oddVBand="0" w:evenVBand="0" w:oddHBand="0" w:evenHBand="0" w:firstRowFirstColumn="0" w:firstRowLastColumn="0" w:lastRowFirstColumn="0" w:lastRowLastColumn="0"/>
+            </w:pPr>
+          </w:p>
         </w:tc>
         <w:tc>
           <w:tcPr>
             <w:tcW w:w="1257" w:type="dxa"/>
           </w:tcPr>
           <w:p>
+            <w:pPr>
+              <w:cnfStyle w:val="000000000000" w:firstRow="0" w:lastRow="0" w:firstColumn="0" w:lastColumn="0" w:oddVBand="0" w:evenVBand="0" w:oddHBand="0" w:evenHBand="0" w:firstRowFirstColumn="0" w:firstRowLastColumn="0" w:lastRowFirstColumn="0" w:lastRowLastColumn="0"/>
+            </w:pPr>
             <w:r>
               <w:t>5</w:t>
             </w:r>
@@ -593,6 +832,9 @@
             <w:tcW w:w="762" w:type="dxa"/>
           </w:tcPr>
           <w:p>
+            <w:pPr>
+              <w:cnfStyle w:val="000000000000" w:firstRow="0" w:lastRow="0" w:firstColumn="0" w:lastColumn="0" w:oddVBand="0" w:evenVBand="0" w:oddHBand="0" w:evenHBand="0" w:firstRowFirstColumn="0" w:firstRowLastColumn="0" w:lastRowFirstColumn="0" w:lastRowLastColumn="0"/>
+            </w:pPr>
             <w:r>
               <w:t>2</w:t>
             </w:r>
@@ -600,8 +842,12 @@
         </w:tc>
       </w:tr>
       <w:tr>
-        <w:tc>
-          <w:tcPr>
+        <w:trPr>
+          <w:cnfStyle w:val="000000100000" w:firstRow="0" w:lastRow="0" w:firstColumn="0" w:lastColumn="0" w:oddVBand="0" w:evenVBand="0" w:oddHBand="1" w:evenHBand="0" w:firstRowFirstColumn="0" w:firstRowLastColumn="0" w:lastRowFirstColumn="0" w:lastRowLastColumn="0"/>
+        </w:trPr>
+        <w:tc>
+          <w:tcPr>
+            <w:cnfStyle w:val="001000000000" w:firstRow="0" w:lastRow="0" w:firstColumn="1" w:lastColumn="0" w:oddVBand="0" w:evenVBand="0" w:oddHBand="0" w:evenHBand="0" w:firstRowFirstColumn="0" w:firstRowLastColumn="0" w:lastRowFirstColumn="0" w:lastRowLastColumn="0"/>
             <w:tcW w:w="714" w:type="dxa"/>
           </w:tcPr>
           <w:p>
@@ -615,6 +861,9 @@
             <w:tcW w:w="1786" w:type="dxa"/>
           </w:tcPr>
           <w:p>
+            <w:pPr>
+              <w:cnfStyle w:val="000000100000" w:firstRow="0" w:lastRow="0" w:firstColumn="0" w:lastColumn="0" w:oddVBand="0" w:evenVBand="0" w:oddHBand="1" w:evenHBand="0" w:firstRowFirstColumn="0" w:firstRowLastColumn="0" w:lastRowFirstColumn="0" w:lastRowLastColumn="0"/>
+            </w:pPr>
             <w:r>
               <w:t xml:space="preserve">Extension </w:t>
             </w:r>
@@ -625,6 +874,9 @@
             <w:tcW w:w="1051" w:type="dxa"/>
           </w:tcPr>
           <w:p>
+            <w:pPr>
+              <w:cnfStyle w:val="000000100000" w:firstRow="0" w:lastRow="0" w:firstColumn="0" w:lastColumn="0" w:oddVBand="0" w:evenVBand="0" w:oddHBand="1" w:evenHBand="0" w:firstRowFirstColumn="0" w:firstRowLastColumn="0" w:lastRowFirstColumn="0" w:lastRowLastColumn="0"/>
+            </w:pPr>
             <w:r>
               <w:t xml:space="preserve">Power </w:t>
             </w:r>
@@ -635,6 +887,9 @@
             <w:tcW w:w="1369" w:type="dxa"/>
           </w:tcPr>
           <w:p>
+            <w:pPr>
+              <w:cnfStyle w:val="000000100000" w:firstRow="0" w:lastRow="0" w:firstColumn="0" w:lastColumn="0" w:oddVBand="0" w:evenVBand="0" w:oddHBand="1" w:evenHBand="0" w:firstRowFirstColumn="0" w:firstRowLastColumn="0" w:lastRowFirstColumn="0" w:lastRowLastColumn="0"/>
+            </w:pPr>
             <w:proofErr w:type="spellStart"/>
             <w:r>
               <w:t>Caston</w:t>
@@ -650,6 +905,9 @@
             <w:tcW w:w="825" w:type="dxa"/>
           </w:tcPr>
           <w:p>
+            <w:pPr>
+              <w:cnfStyle w:val="000000100000" w:firstRow="0" w:lastRow="0" w:firstColumn="0" w:lastColumn="0" w:oddVBand="0" w:evenVBand="0" w:oddHBand="1" w:evenHBand="0" w:firstRowFirstColumn="0" w:firstRowLastColumn="0" w:lastRowFirstColumn="0" w:lastRowLastColumn="0"/>
+            </w:pPr>
             <w:r>
               <w:t>1</w:t>
             </w:r>
@@ -659,25 +917,40 @@
           <w:tcPr>
             <w:tcW w:w="912" w:type="dxa"/>
           </w:tcPr>
-          <w:p/>
+          <w:p>
+            <w:pPr>
+              <w:cnfStyle w:val="000000100000" w:firstRow="0" w:lastRow="0" w:firstColumn="0" w:lastColumn="0" w:oddVBand="0" w:evenVBand="0" w:oddHBand="1" w:evenHBand="0" w:firstRowFirstColumn="0" w:firstRowLastColumn="0" w:lastRowFirstColumn="0" w:lastRowLastColumn="0"/>
+            </w:pPr>
+          </w:p>
         </w:tc>
         <w:tc>
           <w:tcPr>
             <w:tcW w:w="910" w:type="dxa"/>
           </w:tcPr>
-          <w:p/>
+          <w:p>
+            <w:pPr>
+              <w:cnfStyle w:val="000000100000" w:firstRow="0" w:lastRow="0" w:firstColumn="0" w:lastColumn="0" w:oddVBand="0" w:evenVBand="0" w:oddHBand="1" w:evenHBand="0" w:firstRowFirstColumn="0" w:firstRowLastColumn="0" w:lastRowFirstColumn="0" w:lastRowLastColumn="0"/>
+            </w:pPr>
+          </w:p>
         </w:tc>
         <w:tc>
           <w:tcPr>
             <w:tcW w:w="1257" w:type="dxa"/>
           </w:tcPr>
-          <w:p/>
+          <w:p>
+            <w:pPr>
+              <w:cnfStyle w:val="000000100000" w:firstRow="0" w:lastRow="0" w:firstColumn="0" w:lastColumn="0" w:oddVBand="0" w:evenVBand="0" w:oddHBand="1" w:evenHBand="0" w:firstRowFirstColumn="0" w:firstRowLastColumn="0" w:lastRowFirstColumn="0" w:lastRowLastColumn="0"/>
+            </w:pPr>
+          </w:p>
         </w:tc>
         <w:tc>
           <w:tcPr>
             <w:tcW w:w="762" w:type="dxa"/>
           </w:tcPr>
           <w:p>
+            <w:pPr>
+              <w:cnfStyle w:val="000000100000" w:firstRow="0" w:lastRow="0" w:firstColumn="0" w:lastColumn="0" w:oddVBand="0" w:evenVBand="0" w:oddHBand="1" w:evenHBand="0" w:firstRowFirstColumn="0" w:firstRowLastColumn="0" w:lastRowFirstColumn="0" w:lastRowLastColumn="0"/>
+            </w:pPr>
             <w:r>
               <w:t>1</w:t>
             </w:r>
@@ -687,6 +960,7 @@
       <w:tr>
         <w:tc>
           <w:tcPr>
+            <w:cnfStyle w:val="001000000000" w:firstRow="0" w:lastRow="0" w:firstColumn="1" w:lastColumn="0" w:oddVBand="0" w:evenVBand="0" w:oddHBand="0" w:evenHBand="0" w:firstRowFirstColumn="0" w:firstRowLastColumn="0" w:lastRowFirstColumn="0" w:lastRowLastColumn="0"/>
             <w:tcW w:w="714" w:type="dxa"/>
           </w:tcPr>
           <w:p>
@@ -699,19 +973,30 @@
           <w:tcPr>
             <w:tcW w:w="1786" w:type="dxa"/>
           </w:tcPr>
-          <w:p/>
+          <w:p>
+            <w:pPr>
+              <w:cnfStyle w:val="000000000000" w:firstRow="0" w:lastRow="0" w:firstColumn="0" w:lastColumn="0" w:oddVBand="0" w:evenVBand="0" w:oddHBand="0" w:evenHBand="0" w:firstRowFirstColumn="0" w:firstRowLastColumn="0" w:lastRowFirstColumn="0" w:lastRowLastColumn="0"/>
+            </w:pPr>
+          </w:p>
         </w:tc>
         <w:tc>
           <w:tcPr>
             <w:tcW w:w="1051" w:type="dxa"/>
           </w:tcPr>
-          <w:p/>
+          <w:p>
+            <w:pPr>
+              <w:cnfStyle w:val="000000000000" w:firstRow="0" w:lastRow="0" w:firstColumn="0" w:lastColumn="0" w:oddVBand="0" w:evenVBand="0" w:oddHBand="0" w:evenHBand="0" w:firstRowFirstColumn="0" w:firstRowLastColumn="0" w:lastRowFirstColumn="0" w:lastRowLastColumn="0"/>
+            </w:pPr>
+          </w:p>
         </w:tc>
         <w:tc>
           <w:tcPr>
             <w:tcW w:w="1369" w:type="dxa"/>
           </w:tcPr>
           <w:p>
+            <w:pPr>
+              <w:cnfStyle w:val="000000000000" w:firstRow="0" w:lastRow="0" w:firstColumn="0" w:lastColumn="0" w:oddVBand="0" w:evenVBand="0" w:oddHBand="0" w:evenHBand="0" w:firstRowFirstColumn="0" w:firstRowLastColumn="0" w:lastRowFirstColumn="0" w:lastRowLastColumn="0"/>
+            </w:pPr>
             <w:r>
               <w:t xml:space="preserve">RK trust </w:t>
             </w:r>
@@ -722,6 +1007,9 @@
             <w:tcW w:w="825" w:type="dxa"/>
           </w:tcPr>
           <w:p>
+            <w:pPr>
+              <w:cnfStyle w:val="000000000000" w:firstRow="0" w:lastRow="0" w:firstColumn="0" w:lastColumn="0" w:oddVBand="0" w:evenVBand="0" w:oddHBand="0" w:evenHBand="0" w:firstRowFirstColumn="0" w:firstRowLastColumn="0" w:lastRowFirstColumn="0" w:lastRowLastColumn="0"/>
+            </w:pPr>
             <w:r>
               <w:t>1</w:t>
             </w:r>
@@ -731,19 +1019,30 @@
           <w:tcPr>
             <w:tcW w:w="912" w:type="dxa"/>
           </w:tcPr>
-          <w:p/>
+          <w:p>
+            <w:pPr>
+              <w:cnfStyle w:val="000000000000" w:firstRow="0" w:lastRow="0" w:firstColumn="0" w:lastColumn="0" w:oddVBand="0" w:evenVBand="0" w:oddHBand="0" w:evenHBand="0" w:firstRowFirstColumn="0" w:firstRowLastColumn="0" w:lastRowFirstColumn="0" w:lastRowLastColumn="0"/>
+            </w:pPr>
+          </w:p>
         </w:tc>
         <w:tc>
           <w:tcPr>
             <w:tcW w:w="910" w:type="dxa"/>
           </w:tcPr>
-          <w:p/>
+          <w:p>
+            <w:pPr>
+              <w:cnfStyle w:val="000000000000" w:firstRow="0" w:lastRow="0" w:firstColumn="0" w:lastColumn="0" w:oddVBand="0" w:evenVBand="0" w:oddHBand="0" w:evenHBand="0" w:firstRowFirstColumn="0" w:firstRowLastColumn="0" w:lastRowFirstColumn="0" w:lastRowLastColumn="0"/>
+            </w:pPr>
+          </w:p>
         </w:tc>
         <w:tc>
           <w:tcPr>
             <w:tcW w:w="1257" w:type="dxa"/>
           </w:tcPr>
           <w:p>
+            <w:pPr>
+              <w:cnfStyle w:val="000000000000" w:firstRow="0" w:lastRow="0" w:firstColumn="0" w:lastColumn="0" w:oddVBand="0" w:evenVBand="0" w:oddHBand="0" w:evenHBand="0" w:firstRowFirstColumn="0" w:firstRowLastColumn="0" w:lastRowFirstColumn="0" w:lastRowLastColumn="0"/>
+            </w:pPr>
             <w:r>
               <w:t>1</w:t>
             </w:r>
@@ -753,12 +1052,20 @@
           <w:tcPr>
             <w:tcW w:w="762" w:type="dxa"/>
           </w:tcPr>
-          <w:p/>
+          <w:p>
+            <w:pPr>
+              <w:cnfStyle w:val="000000000000" w:firstRow="0" w:lastRow="0" w:firstColumn="0" w:lastColumn="0" w:oddVBand="0" w:evenVBand="0" w:oddHBand="0" w:evenHBand="0" w:firstRowFirstColumn="0" w:firstRowLastColumn="0" w:lastRowFirstColumn="0" w:lastRowLastColumn="0"/>
+            </w:pPr>
+          </w:p>
         </w:tc>
       </w:tr>
       <w:tr>
-        <w:tc>
-          <w:tcPr>
+        <w:trPr>
+          <w:cnfStyle w:val="000000100000" w:firstRow="0" w:lastRow="0" w:firstColumn="0" w:lastColumn="0" w:oddVBand="0" w:evenVBand="0" w:oddHBand="1" w:evenHBand="0" w:firstRowFirstColumn="0" w:firstRowLastColumn="0" w:lastRowFirstColumn="0" w:lastRowLastColumn="0"/>
+        </w:trPr>
+        <w:tc>
+          <w:tcPr>
+            <w:cnfStyle w:val="001000000000" w:firstRow="0" w:lastRow="0" w:firstColumn="1" w:lastColumn="0" w:oddVBand="0" w:evenVBand="0" w:oddHBand="0" w:evenHBand="0" w:firstRowFirstColumn="0" w:firstRowLastColumn="0" w:lastRowFirstColumn="0" w:lastRowLastColumn="0"/>
             <w:tcW w:w="714" w:type="dxa"/>
           </w:tcPr>
           <w:p>
@@ -771,19 +1078,30 @@
           <w:tcPr>
             <w:tcW w:w="1786" w:type="dxa"/>
           </w:tcPr>
-          <w:p/>
+          <w:p>
+            <w:pPr>
+              <w:cnfStyle w:val="000000100000" w:firstRow="0" w:lastRow="0" w:firstColumn="0" w:lastColumn="0" w:oddVBand="0" w:evenVBand="0" w:oddHBand="1" w:evenHBand="0" w:firstRowFirstColumn="0" w:firstRowLastColumn="0" w:lastRowFirstColumn="0" w:lastRowLastColumn="0"/>
+            </w:pPr>
+          </w:p>
         </w:tc>
         <w:tc>
           <w:tcPr>
             <w:tcW w:w="1051" w:type="dxa"/>
           </w:tcPr>
-          <w:p/>
+          <w:p>
+            <w:pPr>
+              <w:cnfStyle w:val="000000100000" w:firstRow="0" w:lastRow="0" w:firstColumn="0" w:lastColumn="0" w:oddVBand="0" w:evenVBand="0" w:oddHBand="1" w:evenHBand="0" w:firstRowFirstColumn="0" w:firstRowLastColumn="0" w:lastRowFirstColumn="0" w:lastRowLastColumn="0"/>
+            </w:pPr>
+          </w:p>
         </w:tc>
         <w:tc>
           <w:tcPr>
             <w:tcW w:w="1369" w:type="dxa"/>
           </w:tcPr>
           <w:p>
+            <w:pPr>
+              <w:cnfStyle w:val="000000100000" w:firstRow="0" w:lastRow="0" w:firstColumn="0" w:lastColumn="0" w:oddVBand="0" w:evenVBand="0" w:oddHBand="1" w:evenHBand="0" w:firstRowFirstColumn="0" w:firstRowLastColumn="0" w:lastRowFirstColumn="0" w:lastRowLastColumn="0"/>
+            </w:pPr>
             <w:r>
               <w:t xml:space="preserve">Power king </w:t>
             </w:r>
@@ -794,6 +1112,9 @@
             <w:tcW w:w="825" w:type="dxa"/>
           </w:tcPr>
           <w:p>
+            <w:pPr>
+              <w:cnfStyle w:val="000000100000" w:firstRow="0" w:lastRow="0" w:firstColumn="0" w:lastColumn="0" w:oddVBand="0" w:evenVBand="0" w:oddHBand="1" w:evenHBand="0" w:firstRowFirstColumn="0" w:firstRowLastColumn="0" w:lastRowFirstColumn="0" w:lastRowLastColumn="0"/>
+            </w:pPr>
             <w:r>
               <w:t>3</w:t>
             </w:r>
@@ -803,19 +1124,30 @@
           <w:tcPr>
             <w:tcW w:w="912" w:type="dxa"/>
           </w:tcPr>
-          <w:p/>
+          <w:p>
+            <w:pPr>
+              <w:cnfStyle w:val="000000100000" w:firstRow="0" w:lastRow="0" w:firstColumn="0" w:lastColumn="0" w:oddVBand="0" w:evenVBand="0" w:oddHBand="1" w:evenHBand="0" w:firstRowFirstColumn="0" w:firstRowLastColumn="0" w:lastRowFirstColumn="0" w:lastRowLastColumn="0"/>
+            </w:pPr>
+          </w:p>
         </w:tc>
         <w:tc>
           <w:tcPr>
             <w:tcW w:w="910" w:type="dxa"/>
           </w:tcPr>
-          <w:p/>
+          <w:p>
+            <w:pPr>
+              <w:cnfStyle w:val="000000100000" w:firstRow="0" w:lastRow="0" w:firstColumn="0" w:lastColumn="0" w:oddVBand="0" w:evenVBand="0" w:oddHBand="1" w:evenHBand="0" w:firstRowFirstColumn="0" w:firstRowLastColumn="0" w:lastRowFirstColumn="0" w:lastRowLastColumn="0"/>
+            </w:pPr>
+          </w:p>
         </w:tc>
         <w:tc>
           <w:tcPr>
             <w:tcW w:w="1257" w:type="dxa"/>
           </w:tcPr>
           <w:p>
+            <w:pPr>
+              <w:cnfStyle w:val="000000100000" w:firstRow="0" w:lastRow="0" w:firstColumn="0" w:lastColumn="0" w:oddVBand="0" w:evenVBand="0" w:oddHBand="1" w:evenHBand="0" w:firstRowFirstColumn="0" w:firstRowLastColumn="0" w:lastRowFirstColumn="0" w:lastRowLastColumn="0"/>
+            </w:pPr>
             <w:r>
               <w:t>3</w:t>
             </w:r>
@@ -825,12 +1157,17 @@
           <w:tcPr>
             <w:tcW w:w="762" w:type="dxa"/>
           </w:tcPr>
-          <w:p/>
+          <w:p>
+            <w:pPr>
+              <w:cnfStyle w:val="000000100000" w:firstRow="0" w:lastRow="0" w:firstColumn="0" w:lastColumn="0" w:oddVBand="0" w:evenVBand="0" w:oddHBand="1" w:evenHBand="0" w:firstRowFirstColumn="0" w:firstRowLastColumn="0" w:lastRowFirstColumn="0" w:lastRowLastColumn="0"/>
+            </w:pPr>
+          </w:p>
         </w:tc>
       </w:tr>
       <w:tr>
         <w:tc>
           <w:tcPr>
+            <w:cnfStyle w:val="001000000000" w:firstRow="0" w:lastRow="0" w:firstColumn="1" w:lastColumn="0" w:oddVBand="0" w:evenVBand="0" w:oddHBand="0" w:evenHBand="0" w:firstRowFirstColumn="0" w:firstRowLastColumn="0" w:lastRowFirstColumn="0" w:lastRowLastColumn="0"/>
             <w:tcW w:w="714" w:type="dxa"/>
           </w:tcPr>
           <w:p>
@@ -844,6 +1181,9 @@
             <w:tcW w:w="1786" w:type="dxa"/>
           </w:tcPr>
           <w:p>
+            <w:pPr>
+              <w:cnfStyle w:val="000000000000" w:firstRow="0" w:lastRow="0" w:firstColumn="0" w:lastColumn="0" w:oddVBand="0" w:evenVBand="0" w:oddHBand="0" w:evenHBand="0" w:firstRowFirstColumn="0" w:firstRowLastColumn="0" w:lastRowFirstColumn="0" w:lastRowLastColumn="0"/>
+            </w:pPr>
             <w:proofErr w:type="spellStart"/>
             <w:r>
               <w:t>Tv</w:t>
@@ -858,13 +1198,20 @@
           <w:tcPr>
             <w:tcW w:w="1051" w:type="dxa"/>
           </w:tcPr>
-          <w:p/>
+          <w:p>
+            <w:pPr>
+              <w:cnfStyle w:val="000000000000" w:firstRow="0" w:lastRow="0" w:firstColumn="0" w:lastColumn="0" w:oddVBand="0" w:evenVBand="0" w:oddHBand="0" w:evenHBand="0" w:firstRowFirstColumn="0" w:firstRowLastColumn="0" w:lastRowFirstColumn="0" w:lastRowLastColumn="0"/>
+            </w:pPr>
+          </w:p>
         </w:tc>
         <w:tc>
           <w:tcPr>
             <w:tcW w:w="1369" w:type="dxa"/>
           </w:tcPr>
           <w:p>
+            <w:pPr>
+              <w:cnfStyle w:val="000000000000" w:firstRow="0" w:lastRow="0" w:firstColumn="0" w:lastColumn="0" w:oddVBand="0" w:evenVBand="0" w:oddHBand="0" w:evenHBand="0" w:firstRowFirstColumn="0" w:firstRowLastColumn="0" w:lastRowFirstColumn="0" w:lastRowLastColumn="0"/>
+            </w:pPr>
             <w:r>
               <w:t>TCL</w:t>
             </w:r>
@@ -875,6 +1222,9 @@
             <w:tcW w:w="825" w:type="dxa"/>
           </w:tcPr>
           <w:p>
+            <w:pPr>
+              <w:cnfStyle w:val="000000000000" w:firstRow="0" w:lastRow="0" w:firstColumn="0" w:lastColumn="0" w:oddVBand="0" w:evenVBand="0" w:oddHBand="0" w:evenHBand="0" w:firstRowFirstColumn="0" w:firstRowLastColumn="0" w:lastRowFirstColumn="0" w:lastRowLastColumn="0"/>
+            </w:pPr>
             <w:r>
               <w:t>1 pair</w:t>
             </w:r>
@@ -884,19 +1234,30 @@
           <w:tcPr>
             <w:tcW w:w="912" w:type="dxa"/>
           </w:tcPr>
-          <w:p/>
+          <w:p>
+            <w:pPr>
+              <w:cnfStyle w:val="000000000000" w:firstRow="0" w:lastRow="0" w:firstColumn="0" w:lastColumn="0" w:oddVBand="0" w:evenVBand="0" w:oddHBand="0" w:evenHBand="0" w:firstRowFirstColumn="0" w:firstRowLastColumn="0" w:lastRowFirstColumn="0" w:lastRowLastColumn="0"/>
+            </w:pPr>
+          </w:p>
         </w:tc>
         <w:tc>
           <w:tcPr>
             <w:tcW w:w="910" w:type="dxa"/>
           </w:tcPr>
-          <w:p/>
+          <w:p>
+            <w:pPr>
+              <w:cnfStyle w:val="000000000000" w:firstRow="0" w:lastRow="0" w:firstColumn="0" w:lastColumn="0" w:oddVBand="0" w:evenVBand="0" w:oddHBand="0" w:evenHBand="0" w:firstRowFirstColumn="0" w:firstRowLastColumn="0" w:lastRowFirstColumn="0" w:lastRowLastColumn="0"/>
+            </w:pPr>
+          </w:p>
         </w:tc>
         <w:tc>
           <w:tcPr>
             <w:tcW w:w="1257" w:type="dxa"/>
           </w:tcPr>
           <w:p>
+            <w:pPr>
+              <w:cnfStyle w:val="000000000000" w:firstRow="0" w:lastRow="0" w:firstColumn="0" w:lastColumn="0" w:oddVBand="0" w:evenVBand="0" w:oddHBand="0" w:evenHBand="0" w:firstRowFirstColumn="0" w:firstRowLastColumn="0" w:lastRowFirstColumn="0" w:lastRowLastColumn="0"/>
+            </w:pPr>
             <w:r>
               <w:t>1</w:t>
             </w:r>
@@ -906,12 +1267,20 @@
           <w:tcPr>
             <w:tcW w:w="762" w:type="dxa"/>
           </w:tcPr>
-          <w:p/>
+          <w:p>
+            <w:pPr>
+              <w:cnfStyle w:val="000000000000" w:firstRow="0" w:lastRow="0" w:firstColumn="0" w:lastColumn="0" w:oddVBand="0" w:evenVBand="0" w:oddHBand="0" w:evenHBand="0" w:firstRowFirstColumn="0" w:firstRowLastColumn="0" w:lastRowFirstColumn="0" w:lastRowLastColumn="0"/>
+            </w:pPr>
+          </w:p>
         </w:tc>
       </w:tr>
       <w:tr>
-        <w:tc>
-          <w:tcPr>
+        <w:trPr>
+          <w:cnfStyle w:val="000000100000" w:firstRow="0" w:lastRow="0" w:firstColumn="0" w:lastColumn="0" w:oddVBand="0" w:evenVBand="0" w:oddHBand="1" w:evenHBand="0" w:firstRowFirstColumn="0" w:firstRowLastColumn="0" w:lastRowFirstColumn="0" w:lastRowLastColumn="0"/>
+        </w:trPr>
+        <w:tc>
+          <w:tcPr>
+            <w:cnfStyle w:val="001000000000" w:firstRow="0" w:lastRow="0" w:firstColumn="1" w:lastColumn="0" w:oddVBand="0" w:evenVBand="0" w:oddHBand="0" w:evenHBand="0" w:firstRowFirstColumn="0" w:firstRowLastColumn="0" w:lastRowFirstColumn="0" w:lastRowLastColumn="0"/>
             <w:tcW w:w="714" w:type="dxa"/>
           </w:tcPr>
           <w:p/>
@@ -920,19 +1289,30 @@
           <w:tcPr>
             <w:tcW w:w="1786" w:type="dxa"/>
           </w:tcPr>
-          <w:p/>
+          <w:p>
+            <w:pPr>
+              <w:cnfStyle w:val="000000100000" w:firstRow="0" w:lastRow="0" w:firstColumn="0" w:lastColumn="0" w:oddVBand="0" w:evenVBand="0" w:oddHBand="1" w:evenHBand="0" w:firstRowFirstColumn="0" w:firstRowLastColumn="0" w:lastRowFirstColumn="0" w:lastRowLastColumn="0"/>
+            </w:pPr>
+          </w:p>
         </w:tc>
         <w:tc>
           <w:tcPr>
             <w:tcW w:w="1051" w:type="dxa"/>
           </w:tcPr>
-          <w:p/>
+          <w:p>
+            <w:pPr>
+              <w:cnfStyle w:val="000000100000" w:firstRow="0" w:lastRow="0" w:firstColumn="0" w:lastColumn="0" w:oddVBand="0" w:evenVBand="0" w:oddHBand="1" w:evenHBand="0" w:firstRowFirstColumn="0" w:firstRowLastColumn="0" w:lastRowFirstColumn="0" w:lastRowLastColumn="0"/>
+            </w:pPr>
+          </w:p>
         </w:tc>
         <w:tc>
           <w:tcPr>
             <w:tcW w:w="1369" w:type="dxa"/>
           </w:tcPr>
           <w:p>
+            <w:pPr>
+              <w:cnfStyle w:val="000000100000" w:firstRow="0" w:lastRow="0" w:firstColumn="0" w:lastColumn="0" w:oddVBand="0" w:evenVBand="0" w:oddHBand="1" w:evenHBand="0" w:firstRowFirstColumn="0" w:firstRowLastColumn="0" w:lastRowFirstColumn="0" w:lastRowLastColumn="0"/>
+            </w:pPr>
             <w:r>
               <w:t xml:space="preserve">Hisense </w:t>
             </w:r>
@@ -943,6 +1323,9 @@
             <w:tcW w:w="825" w:type="dxa"/>
           </w:tcPr>
           <w:p>
+            <w:pPr>
+              <w:cnfStyle w:val="000000100000" w:firstRow="0" w:lastRow="0" w:firstColumn="0" w:lastColumn="0" w:oddVBand="0" w:evenVBand="0" w:oddHBand="1" w:evenHBand="0" w:firstRowFirstColumn="0" w:firstRowLastColumn="0" w:lastRowFirstColumn="0" w:lastRowLastColumn="0"/>
+            </w:pPr>
             <w:r>
               <w:t>1 pair</w:t>
             </w:r>
@@ -952,19 +1335,30 @@
           <w:tcPr>
             <w:tcW w:w="912" w:type="dxa"/>
           </w:tcPr>
-          <w:p/>
+          <w:p>
+            <w:pPr>
+              <w:cnfStyle w:val="000000100000" w:firstRow="0" w:lastRow="0" w:firstColumn="0" w:lastColumn="0" w:oddVBand="0" w:evenVBand="0" w:oddHBand="1" w:evenHBand="0" w:firstRowFirstColumn="0" w:firstRowLastColumn="0" w:lastRowFirstColumn="0" w:lastRowLastColumn="0"/>
+            </w:pPr>
+          </w:p>
         </w:tc>
         <w:tc>
           <w:tcPr>
             <w:tcW w:w="910" w:type="dxa"/>
           </w:tcPr>
-          <w:p/>
+          <w:p>
+            <w:pPr>
+              <w:cnfStyle w:val="000000100000" w:firstRow="0" w:lastRow="0" w:firstColumn="0" w:lastColumn="0" w:oddVBand="0" w:evenVBand="0" w:oddHBand="1" w:evenHBand="0" w:firstRowFirstColumn="0" w:firstRowLastColumn="0" w:lastRowFirstColumn="0" w:lastRowLastColumn="0"/>
+            </w:pPr>
+          </w:p>
         </w:tc>
         <w:tc>
           <w:tcPr>
             <w:tcW w:w="1257" w:type="dxa"/>
           </w:tcPr>
           <w:p>
+            <w:pPr>
+              <w:cnfStyle w:val="000000100000" w:firstRow="0" w:lastRow="0" w:firstColumn="0" w:lastColumn="0" w:oddVBand="0" w:evenVBand="0" w:oddHBand="1" w:evenHBand="0" w:firstRowFirstColumn="0" w:firstRowLastColumn="0" w:lastRowFirstColumn="0" w:lastRowLastColumn="0"/>
+            </w:pPr>
             <w:r>
               <w:t>1</w:t>
             </w:r>
@@ -974,12 +1368,17 @@
           <w:tcPr>
             <w:tcW w:w="762" w:type="dxa"/>
           </w:tcPr>
-          <w:p/>
+          <w:p>
+            <w:pPr>
+              <w:cnfStyle w:val="000000100000" w:firstRow="0" w:lastRow="0" w:firstColumn="0" w:lastColumn="0" w:oddVBand="0" w:evenVBand="0" w:oddHBand="1" w:evenHBand="0" w:firstRowFirstColumn="0" w:firstRowLastColumn="0" w:lastRowFirstColumn="0" w:lastRowLastColumn="0"/>
+            </w:pPr>
+          </w:p>
         </w:tc>
       </w:tr>
       <w:tr>
         <w:tc>
           <w:tcPr>
+            <w:cnfStyle w:val="001000000000" w:firstRow="0" w:lastRow="0" w:firstColumn="1" w:lastColumn="0" w:oddVBand="0" w:evenVBand="0" w:oddHBand="0" w:evenHBand="0" w:firstRowFirstColumn="0" w:firstRowLastColumn="0" w:lastRowFirstColumn="0" w:lastRowLastColumn="0"/>
             <w:tcW w:w="714" w:type="dxa"/>
           </w:tcPr>
           <w:p>
@@ -993,6 +1392,9 @@
             <w:tcW w:w="1786" w:type="dxa"/>
           </w:tcPr>
           <w:p>
+            <w:pPr>
+              <w:cnfStyle w:val="000000000000" w:firstRow="0" w:lastRow="0" w:firstColumn="0" w:lastColumn="0" w:oddVBand="0" w:evenVBand="0" w:oddHBand="0" w:evenHBand="0" w:firstRowFirstColumn="0" w:firstRowLastColumn="0" w:lastRowFirstColumn="0" w:lastRowLastColumn="0"/>
+            </w:pPr>
             <w:r>
               <w:t>P.O.E</w:t>
             </w:r>
@@ -1002,48 +1404,80 @@
           <w:tcPr>
             <w:tcW w:w="1051" w:type="dxa"/>
           </w:tcPr>
-          <w:p/>
+          <w:p>
+            <w:pPr>
+              <w:cnfStyle w:val="000000000000" w:firstRow="0" w:lastRow="0" w:firstColumn="0" w:lastColumn="0" w:oddVBand="0" w:evenVBand="0" w:oddHBand="0" w:evenHBand="0" w:firstRowFirstColumn="0" w:firstRowLastColumn="0" w:lastRowFirstColumn="0" w:lastRowLastColumn="0"/>
+            </w:pPr>
+          </w:p>
         </w:tc>
         <w:tc>
           <w:tcPr>
             <w:tcW w:w="1369" w:type="dxa"/>
           </w:tcPr>
-          <w:p/>
+          <w:p>
+            <w:pPr>
+              <w:cnfStyle w:val="000000000000" w:firstRow="0" w:lastRow="0" w:firstColumn="0" w:lastColumn="0" w:oddVBand="0" w:evenVBand="0" w:oddHBand="0" w:evenHBand="0" w:firstRowFirstColumn="0" w:firstRowLastColumn="0" w:lastRowFirstColumn="0" w:lastRowLastColumn="0"/>
+            </w:pPr>
+          </w:p>
         </w:tc>
         <w:tc>
           <w:tcPr>
             <w:tcW w:w="825" w:type="dxa"/>
           </w:tcPr>
-          <w:p/>
+          <w:p>
+            <w:pPr>
+              <w:cnfStyle w:val="000000000000" w:firstRow="0" w:lastRow="0" w:firstColumn="0" w:lastColumn="0" w:oddVBand="0" w:evenVBand="0" w:oddHBand="0" w:evenHBand="0" w:firstRowFirstColumn="0" w:firstRowLastColumn="0" w:lastRowFirstColumn="0" w:lastRowLastColumn="0"/>
+            </w:pPr>
+          </w:p>
         </w:tc>
         <w:tc>
           <w:tcPr>
             <w:tcW w:w="912" w:type="dxa"/>
           </w:tcPr>
-          <w:p/>
+          <w:p>
+            <w:pPr>
+              <w:cnfStyle w:val="000000000000" w:firstRow="0" w:lastRow="0" w:firstColumn="0" w:lastColumn="0" w:oddVBand="0" w:evenVBand="0" w:oddHBand="0" w:evenHBand="0" w:firstRowFirstColumn="0" w:firstRowLastColumn="0" w:lastRowFirstColumn="0" w:lastRowLastColumn="0"/>
+            </w:pPr>
+          </w:p>
         </w:tc>
         <w:tc>
           <w:tcPr>
             <w:tcW w:w="910" w:type="dxa"/>
           </w:tcPr>
-          <w:p/>
+          <w:p>
+            <w:pPr>
+              <w:cnfStyle w:val="000000000000" w:firstRow="0" w:lastRow="0" w:firstColumn="0" w:lastColumn="0" w:oddVBand="0" w:evenVBand="0" w:oddHBand="0" w:evenHBand="0" w:firstRowFirstColumn="0" w:firstRowLastColumn="0" w:lastRowFirstColumn="0" w:lastRowLastColumn="0"/>
+            </w:pPr>
+          </w:p>
         </w:tc>
         <w:tc>
           <w:tcPr>
             <w:tcW w:w="1257" w:type="dxa"/>
           </w:tcPr>
-          <w:p/>
+          <w:p>
+            <w:pPr>
+              <w:cnfStyle w:val="000000000000" w:firstRow="0" w:lastRow="0" w:firstColumn="0" w:lastColumn="0" w:oddVBand="0" w:evenVBand="0" w:oddHBand="0" w:evenHBand="0" w:firstRowFirstColumn="0" w:firstRowLastColumn="0" w:lastRowFirstColumn="0" w:lastRowLastColumn="0"/>
+            </w:pPr>
+          </w:p>
         </w:tc>
         <w:tc>
           <w:tcPr>
             <w:tcW w:w="762" w:type="dxa"/>
           </w:tcPr>
-          <w:p/>
+          <w:p>
+            <w:pPr>
+              <w:cnfStyle w:val="000000000000" w:firstRow="0" w:lastRow="0" w:firstColumn="0" w:lastColumn="0" w:oddVBand="0" w:evenVBand="0" w:oddHBand="0" w:evenHBand="0" w:firstRowFirstColumn="0" w:firstRowLastColumn="0" w:lastRowFirstColumn="0" w:lastRowLastColumn="0"/>
+            </w:pPr>
+          </w:p>
         </w:tc>
       </w:tr>
       <w:tr>
-        <w:tc>
-          <w:tcPr>
+        <w:trPr>
+          <w:cnfStyle w:val="000000100000" w:firstRow="0" w:lastRow="0" w:firstColumn="0" w:lastColumn="0" w:oddVBand="0" w:evenVBand="0" w:oddHBand="1" w:evenHBand="0" w:firstRowFirstColumn="0" w:firstRowLastColumn="0" w:lastRowFirstColumn="0" w:lastRowLastColumn="0"/>
+        </w:trPr>
+        <w:tc>
+          <w:tcPr>
+            <w:cnfStyle w:val="001000000000" w:firstRow="0" w:lastRow="0" w:firstColumn="1" w:lastColumn="0" w:oddVBand="0" w:evenVBand="0" w:oddHBand="0" w:evenHBand="0" w:firstRowFirstColumn="0" w:firstRowLastColumn="0" w:lastRowFirstColumn="0" w:lastRowLastColumn="0"/>
             <w:tcW w:w="714" w:type="dxa"/>
           </w:tcPr>
           <w:p/>
@@ -1053,6 +1487,9 @@
             <w:tcW w:w="1786" w:type="dxa"/>
           </w:tcPr>
           <w:p>
+            <w:pPr>
+              <w:cnfStyle w:val="000000100000" w:firstRow="0" w:lastRow="0" w:firstColumn="0" w:lastColumn="0" w:oddVBand="0" w:evenVBand="0" w:oddHBand="1" w:evenHBand="0" w:firstRowFirstColumn="0" w:firstRowLastColumn="0" w:lastRowFirstColumn="0" w:lastRowLastColumn="0"/>
+            </w:pPr>
             <w:r>
               <w:t xml:space="preserve">Cables </w:t>
             </w:r>
@@ -1063,6 +1500,9 @@
             <w:tcW w:w="1051" w:type="dxa"/>
           </w:tcPr>
           <w:p>
+            <w:pPr>
+              <w:cnfStyle w:val="000000100000" w:firstRow="0" w:lastRow="0" w:firstColumn="0" w:lastColumn="0" w:oddVBand="0" w:evenVBand="0" w:oddHBand="1" w:evenHBand="0" w:firstRowFirstColumn="0" w:firstRowLastColumn="0" w:lastRowFirstColumn="0" w:lastRowLastColumn="0"/>
+            </w:pPr>
             <w:r>
               <w:t>HTC</w:t>
             </w:r>
@@ -1073,6 +1513,9 @@
             <w:tcW w:w="1369" w:type="dxa"/>
           </w:tcPr>
           <w:p>
+            <w:pPr>
+              <w:cnfStyle w:val="000000100000" w:firstRow="0" w:lastRow="0" w:firstColumn="0" w:lastColumn="0" w:oddVBand="0" w:evenVBand="0" w:oddHBand="1" w:evenHBand="0" w:firstRowFirstColumn="0" w:firstRowLastColumn="0" w:lastRowFirstColumn="0" w:lastRowLastColumn="0"/>
+            </w:pPr>
             <w:r>
               <w:t>P2p</w:t>
             </w:r>
@@ -1083,6 +1526,9 @@
             <w:tcW w:w="825" w:type="dxa"/>
           </w:tcPr>
           <w:p>
+            <w:pPr>
+              <w:cnfStyle w:val="000000100000" w:firstRow="0" w:lastRow="0" w:firstColumn="0" w:lastColumn="0" w:oddVBand="0" w:evenVBand="0" w:oddHBand="1" w:evenHBand="0" w:firstRowFirstColumn="0" w:firstRowLastColumn="0" w:lastRowFirstColumn="0" w:lastRowLastColumn="0"/>
+            </w:pPr>
             <w:r>
               <w:t>2</w:t>
             </w:r>
@@ -1092,25 +1538,40 @@
           <w:tcPr>
             <w:tcW w:w="912" w:type="dxa"/>
           </w:tcPr>
-          <w:p/>
+          <w:p>
+            <w:pPr>
+              <w:cnfStyle w:val="000000100000" w:firstRow="0" w:lastRow="0" w:firstColumn="0" w:lastColumn="0" w:oddVBand="0" w:evenVBand="0" w:oddHBand="1" w:evenHBand="0" w:firstRowFirstColumn="0" w:firstRowLastColumn="0" w:lastRowFirstColumn="0" w:lastRowLastColumn="0"/>
+            </w:pPr>
+          </w:p>
         </w:tc>
         <w:tc>
           <w:tcPr>
             <w:tcW w:w="910" w:type="dxa"/>
           </w:tcPr>
-          <w:p/>
+          <w:p>
+            <w:pPr>
+              <w:cnfStyle w:val="000000100000" w:firstRow="0" w:lastRow="0" w:firstColumn="0" w:lastColumn="0" w:oddVBand="0" w:evenVBand="0" w:oddHBand="1" w:evenHBand="0" w:firstRowFirstColumn="0" w:firstRowLastColumn="0" w:lastRowFirstColumn="0" w:lastRowLastColumn="0"/>
+            </w:pPr>
+          </w:p>
         </w:tc>
         <w:tc>
           <w:tcPr>
             <w:tcW w:w="1257" w:type="dxa"/>
           </w:tcPr>
-          <w:p/>
+          <w:p>
+            <w:pPr>
+              <w:cnfStyle w:val="000000100000" w:firstRow="0" w:lastRow="0" w:firstColumn="0" w:lastColumn="0" w:oddVBand="0" w:evenVBand="0" w:oddHBand="1" w:evenHBand="0" w:firstRowFirstColumn="0" w:firstRowLastColumn="0" w:lastRowFirstColumn="0" w:lastRowLastColumn="0"/>
+            </w:pPr>
+          </w:p>
         </w:tc>
         <w:tc>
           <w:tcPr>
             <w:tcW w:w="762" w:type="dxa"/>
           </w:tcPr>
           <w:p>
+            <w:pPr>
+              <w:cnfStyle w:val="000000100000" w:firstRow="0" w:lastRow="0" w:firstColumn="0" w:lastColumn="0" w:oddVBand="0" w:evenVBand="0" w:oddHBand="1" w:evenHBand="0" w:firstRowFirstColumn="0" w:firstRowLastColumn="0" w:lastRowFirstColumn="0" w:lastRowLastColumn="0"/>
+            </w:pPr>
             <w:r>
               <w:t>2</w:t>
             </w:r>
@@ -1120,6 +1581,7 @@
       <w:tr>
         <w:tc>
           <w:tcPr>
+            <w:cnfStyle w:val="001000000000" w:firstRow="0" w:lastRow="0" w:firstColumn="1" w:lastColumn="0" w:oddVBand="0" w:evenVBand="0" w:oddHBand="0" w:evenHBand="0" w:firstRowFirstColumn="0" w:firstRowLastColumn="0" w:lastRowFirstColumn="0" w:lastRowLastColumn="0"/>
             <w:tcW w:w="714" w:type="dxa"/>
           </w:tcPr>
           <w:p/>
@@ -1128,13 +1590,20 @@
           <w:tcPr>
             <w:tcW w:w="1786" w:type="dxa"/>
           </w:tcPr>
-          <w:p/>
+          <w:p>
+            <w:pPr>
+              <w:cnfStyle w:val="000000000000" w:firstRow="0" w:lastRow="0" w:firstColumn="0" w:lastColumn="0" w:oddVBand="0" w:evenVBand="0" w:oddHBand="0" w:evenHBand="0" w:firstRowFirstColumn="0" w:firstRowLastColumn="0" w:lastRowFirstColumn="0" w:lastRowLastColumn="0"/>
+            </w:pPr>
+          </w:p>
         </w:tc>
         <w:tc>
           <w:tcPr>
             <w:tcW w:w="1051" w:type="dxa"/>
           </w:tcPr>
           <w:p>
+            <w:pPr>
+              <w:cnfStyle w:val="000000000000" w:firstRow="0" w:lastRow="0" w:firstColumn="0" w:lastColumn="0" w:oddVBand="0" w:evenVBand="0" w:oddHBand="0" w:evenHBand="0" w:firstRowFirstColumn="0" w:firstRowLastColumn="0" w:lastRowFirstColumn="0" w:lastRowLastColumn="0"/>
+            </w:pPr>
             <w:r>
               <w:t>HDMI</w:t>
             </w:r>
@@ -1145,6 +1614,9 @@
             <w:tcW w:w="1369" w:type="dxa"/>
           </w:tcPr>
           <w:p>
+            <w:pPr>
+              <w:cnfStyle w:val="000000000000" w:firstRow="0" w:lastRow="0" w:firstColumn="0" w:lastColumn="0" w:oddVBand="0" w:evenVBand="0" w:oddHBand="0" w:evenHBand="0" w:firstRowFirstColumn="0" w:firstRowLastColumn="0" w:lastRowFirstColumn="0" w:lastRowLastColumn="0"/>
+            </w:pPr>
             <w:r>
               <w:t>P2P</w:t>
             </w:r>
@@ -1155,6 +1627,9 @@
             <w:tcW w:w="825" w:type="dxa"/>
           </w:tcPr>
           <w:p>
+            <w:pPr>
+              <w:cnfStyle w:val="000000000000" w:firstRow="0" w:lastRow="0" w:firstColumn="0" w:lastColumn="0" w:oddVBand="0" w:evenVBand="0" w:oddHBand="0" w:evenHBand="0" w:firstRowFirstColumn="0" w:firstRowLastColumn="0" w:lastRowFirstColumn="0" w:lastRowLastColumn="0"/>
+            </w:pPr>
             <w:r>
               <w:t>4</w:t>
             </w:r>
@@ -1164,19 +1639,30 @@
           <w:tcPr>
             <w:tcW w:w="912" w:type="dxa"/>
           </w:tcPr>
-          <w:p/>
+          <w:p>
+            <w:pPr>
+              <w:cnfStyle w:val="000000000000" w:firstRow="0" w:lastRow="0" w:firstColumn="0" w:lastColumn="0" w:oddVBand="0" w:evenVBand="0" w:oddHBand="0" w:evenHBand="0" w:firstRowFirstColumn="0" w:firstRowLastColumn="0" w:lastRowFirstColumn="0" w:lastRowLastColumn="0"/>
+            </w:pPr>
+          </w:p>
         </w:tc>
         <w:tc>
           <w:tcPr>
             <w:tcW w:w="910" w:type="dxa"/>
           </w:tcPr>
-          <w:p/>
+          <w:p>
+            <w:pPr>
+              <w:cnfStyle w:val="000000000000" w:firstRow="0" w:lastRow="0" w:firstColumn="0" w:lastColumn="0" w:oddVBand="0" w:evenVBand="0" w:oddHBand="0" w:evenHBand="0" w:firstRowFirstColumn="0" w:firstRowLastColumn="0" w:lastRowFirstColumn="0" w:lastRowLastColumn="0"/>
+            </w:pPr>
+          </w:p>
         </w:tc>
         <w:tc>
           <w:tcPr>
             <w:tcW w:w="1257" w:type="dxa"/>
           </w:tcPr>
           <w:p>
+            <w:pPr>
+              <w:cnfStyle w:val="000000000000" w:firstRow="0" w:lastRow="0" w:firstColumn="0" w:lastColumn="0" w:oddVBand="0" w:evenVBand="0" w:oddHBand="0" w:evenHBand="0" w:firstRowFirstColumn="0" w:firstRowLastColumn="0" w:lastRowFirstColumn="0" w:lastRowLastColumn="0"/>
+            </w:pPr>
             <w:r>
               <w:t>2</w:t>
             </w:r>
@@ -1187,6 +1673,9 @@
             <w:tcW w:w="762" w:type="dxa"/>
           </w:tcPr>
           <w:p>
+            <w:pPr>
+              <w:cnfStyle w:val="000000000000" w:firstRow="0" w:lastRow="0" w:firstColumn="0" w:lastColumn="0" w:oddVBand="0" w:evenVBand="0" w:oddHBand="0" w:evenHBand="0" w:firstRowFirstColumn="0" w:firstRowLastColumn="0" w:lastRowFirstColumn="0" w:lastRowLastColumn="0"/>
+            </w:pPr>
             <w:r>
               <w:t>2</w:t>
             </w:r>
@@ -1194,8 +1683,12 @@
         </w:tc>
       </w:tr>
       <w:tr>
-        <w:tc>
-          <w:tcPr>
+        <w:trPr>
+          <w:cnfStyle w:val="000000100000" w:firstRow="0" w:lastRow="0" w:firstColumn="0" w:lastColumn="0" w:oddVBand="0" w:evenVBand="0" w:oddHBand="1" w:evenHBand="0" w:firstRowFirstColumn="0" w:firstRowLastColumn="0" w:lastRowFirstColumn="0" w:lastRowLastColumn="0"/>
+        </w:trPr>
+        <w:tc>
+          <w:tcPr>
+            <w:cnfStyle w:val="001000000000" w:firstRow="0" w:lastRow="0" w:firstColumn="1" w:lastColumn="0" w:oddVBand="0" w:evenVBand="0" w:oddHBand="0" w:evenHBand="0" w:firstRowFirstColumn="0" w:firstRowLastColumn="0" w:lastRowFirstColumn="0" w:lastRowLastColumn="0"/>
             <w:tcW w:w="714" w:type="dxa"/>
           </w:tcPr>
           <w:p/>
@@ -1204,13 +1697,20 @@
           <w:tcPr>
             <w:tcW w:w="1786" w:type="dxa"/>
           </w:tcPr>
-          <w:p/>
+          <w:p>
+            <w:pPr>
+              <w:cnfStyle w:val="000000100000" w:firstRow="0" w:lastRow="0" w:firstColumn="0" w:lastColumn="0" w:oddVBand="0" w:evenVBand="0" w:oddHBand="1" w:evenHBand="0" w:firstRowFirstColumn="0" w:firstRowLastColumn="0" w:lastRowFirstColumn="0" w:lastRowLastColumn="0"/>
+            </w:pPr>
+          </w:p>
         </w:tc>
         <w:tc>
           <w:tcPr>
             <w:tcW w:w="1051" w:type="dxa"/>
           </w:tcPr>
           <w:p>
+            <w:pPr>
+              <w:cnfStyle w:val="000000100000" w:firstRow="0" w:lastRow="0" w:firstColumn="0" w:lastColumn="0" w:oddVBand="0" w:evenVBand="0" w:oddHBand="1" w:evenHBand="0" w:firstRowFirstColumn="0" w:firstRowLastColumn="0" w:lastRowFirstColumn="0" w:lastRowLastColumn="0"/>
+            </w:pPr>
             <w:r>
               <w:t xml:space="preserve">Ethernet </w:t>
             </w:r>
@@ -1221,6 +1721,9 @@
             <w:tcW w:w="1369" w:type="dxa"/>
           </w:tcPr>
           <w:p>
+            <w:pPr>
+              <w:cnfStyle w:val="000000100000" w:firstRow="0" w:lastRow="0" w:firstColumn="0" w:lastColumn="0" w:oddVBand="0" w:evenVBand="0" w:oddHBand="1" w:evenHBand="0" w:firstRowFirstColumn="0" w:firstRowLastColumn="0" w:lastRowFirstColumn="0" w:lastRowLastColumn="0"/>
+            </w:pPr>
             <w:r>
               <w:t>CaT6</w:t>
             </w:r>
@@ -1231,6 +1734,9 @@
             <w:tcW w:w="825" w:type="dxa"/>
           </w:tcPr>
           <w:p>
+            <w:pPr>
+              <w:cnfStyle w:val="000000100000" w:firstRow="0" w:lastRow="0" w:firstColumn="0" w:lastColumn="0" w:oddVBand="0" w:evenVBand="0" w:oddHBand="1" w:evenHBand="0" w:firstRowFirstColumn="0" w:firstRowLastColumn="0" w:lastRowFirstColumn="0" w:lastRowLastColumn="0"/>
+            </w:pPr>
             <w:r>
               <w:t>13</w:t>
             </w:r>
@@ -1240,19 +1746,30 @@
           <w:tcPr>
             <w:tcW w:w="912" w:type="dxa"/>
           </w:tcPr>
-          <w:p/>
+          <w:p>
+            <w:pPr>
+              <w:cnfStyle w:val="000000100000" w:firstRow="0" w:lastRow="0" w:firstColumn="0" w:lastColumn="0" w:oddVBand="0" w:evenVBand="0" w:oddHBand="1" w:evenHBand="0" w:firstRowFirstColumn="0" w:firstRowLastColumn="0" w:lastRowFirstColumn="0" w:lastRowLastColumn="0"/>
+            </w:pPr>
+          </w:p>
         </w:tc>
         <w:tc>
           <w:tcPr>
             <w:tcW w:w="910" w:type="dxa"/>
           </w:tcPr>
-          <w:p/>
+          <w:p>
+            <w:pPr>
+              <w:cnfStyle w:val="000000100000" w:firstRow="0" w:lastRow="0" w:firstColumn="0" w:lastColumn="0" w:oddVBand="0" w:evenVBand="0" w:oddHBand="1" w:evenHBand="0" w:firstRowFirstColumn="0" w:firstRowLastColumn="0" w:lastRowFirstColumn="0" w:lastRowLastColumn="0"/>
+            </w:pPr>
+          </w:p>
         </w:tc>
         <w:tc>
           <w:tcPr>
             <w:tcW w:w="1257" w:type="dxa"/>
           </w:tcPr>
           <w:p>
+            <w:pPr>
+              <w:cnfStyle w:val="000000100000" w:firstRow="0" w:lastRow="0" w:firstColumn="0" w:lastColumn="0" w:oddVBand="0" w:evenVBand="0" w:oddHBand="1" w:evenHBand="0" w:firstRowFirstColumn="0" w:firstRowLastColumn="0" w:lastRowFirstColumn="0" w:lastRowLastColumn="0"/>
+            </w:pPr>
             <w:r>
               <w:t>9</w:t>
             </w:r>
@@ -1263,6 +1780,9 @@
             <w:tcW w:w="762" w:type="dxa"/>
           </w:tcPr>
           <w:p>
+            <w:pPr>
+              <w:cnfStyle w:val="000000100000" w:firstRow="0" w:lastRow="0" w:firstColumn="0" w:lastColumn="0" w:oddVBand="0" w:evenVBand="0" w:oddHBand="1" w:evenHBand="0" w:firstRowFirstColumn="0" w:firstRowLastColumn="0" w:lastRowFirstColumn="0" w:lastRowLastColumn="0"/>
+            </w:pPr>
             <w:r>
               <w:t>4</w:t>
             </w:r>
@@ -1272,6 +1792,7 @@
       <w:tr>
         <w:tc>
           <w:tcPr>
+            <w:cnfStyle w:val="001000000000" w:firstRow="0" w:lastRow="0" w:firstColumn="1" w:lastColumn="0" w:oddVBand="0" w:evenVBand="0" w:oddHBand="0" w:evenHBand="0" w:firstRowFirstColumn="0" w:firstRowLastColumn="0" w:lastRowFirstColumn="0" w:lastRowLastColumn="0"/>
             <w:tcW w:w="714" w:type="dxa"/>
           </w:tcPr>
           <w:p/>
@@ -1280,13 +1801,20 @@
           <w:tcPr>
             <w:tcW w:w="1786" w:type="dxa"/>
           </w:tcPr>
-          <w:p/>
+          <w:p>
+            <w:pPr>
+              <w:cnfStyle w:val="000000000000" w:firstRow="0" w:lastRow="0" w:firstColumn="0" w:lastColumn="0" w:oddVBand="0" w:evenVBand="0" w:oddHBand="0" w:evenHBand="0" w:firstRowFirstColumn="0" w:firstRowLastColumn="0" w:lastRowFirstColumn="0" w:lastRowLastColumn="0"/>
+            </w:pPr>
+          </w:p>
         </w:tc>
         <w:tc>
           <w:tcPr>
             <w:tcW w:w="1051" w:type="dxa"/>
           </w:tcPr>
           <w:p>
+            <w:pPr>
+              <w:cnfStyle w:val="000000000000" w:firstRow="0" w:lastRow="0" w:firstColumn="0" w:lastColumn="0" w:oddVBand="0" w:evenVBand="0" w:oddHBand="0" w:evenHBand="0" w:firstRowFirstColumn="0" w:firstRowLastColumn="0" w:lastRowFirstColumn="0" w:lastRowLastColumn="0"/>
+            </w:pPr>
             <w:r>
               <w:t xml:space="preserve">Printer </w:t>
             </w:r>
@@ -1297,6 +1825,9 @@
             <w:tcW w:w="1369" w:type="dxa"/>
           </w:tcPr>
           <w:p>
+            <w:pPr>
+              <w:cnfStyle w:val="000000000000" w:firstRow="0" w:lastRow="0" w:firstColumn="0" w:lastColumn="0" w:oddVBand="0" w:evenVBand="0" w:oddHBand="0" w:evenHBand="0" w:firstRowFirstColumn="0" w:firstRowLastColumn="0" w:lastRowFirstColumn="0" w:lastRowLastColumn="0"/>
+            </w:pPr>
             <w:r>
               <w:t>USB2Printer</w:t>
             </w:r>
@@ -1307,6 +1838,9 @@
             <w:tcW w:w="825" w:type="dxa"/>
           </w:tcPr>
           <w:p>
+            <w:pPr>
+              <w:cnfStyle w:val="000000000000" w:firstRow="0" w:lastRow="0" w:firstColumn="0" w:lastColumn="0" w:oddVBand="0" w:evenVBand="0" w:oddHBand="0" w:evenHBand="0" w:firstRowFirstColumn="0" w:firstRowLastColumn="0" w:lastRowFirstColumn="0" w:lastRowLastColumn="0"/>
+            </w:pPr>
             <w:r>
               <w:t>2</w:t>
             </w:r>
@@ -1316,19 +1850,30 @@
           <w:tcPr>
             <w:tcW w:w="912" w:type="dxa"/>
           </w:tcPr>
-          <w:p/>
+          <w:p>
+            <w:pPr>
+              <w:cnfStyle w:val="000000000000" w:firstRow="0" w:lastRow="0" w:firstColumn="0" w:lastColumn="0" w:oddVBand="0" w:evenVBand="0" w:oddHBand="0" w:evenHBand="0" w:firstRowFirstColumn="0" w:firstRowLastColumn="0" w:lastRowFirstColumn="0" w:lastRowLastColumn="0"/>
+            </w:pPr>
+          </w:p>
         </w:tc>
         <w:tc>
           <w:tcPr>
             <w:tcW w:w="910" w:type="dxa"/>
           </w:tcPr>
-          <w:p/>
+          <w:p>
+            <w:pPr>
+              <w:cnfStyle w:val="000000000000" w:firstRow="0" w:lastRow="0" w:firstColumn="0" w:lastColumn="0" w:oddVBand="0" w:evenVBand="0" w:oddHBand="0" w:evenHBand="0" w:firstRowFirstColumn="0" w:firstRowLastColumn="0" w:lastRowFirstColumn="0" w:lastRowLastColumn="0"/>
+            </w:pPr>
+          </w:p>
         </w:tc>
         <w:tc>
           <w:tcPr>
             <w:tcW w:w="1257" w:type="dxa"/>
           </w:tcPr>
           <w:p>
+            <w:pPr>
+              <w:cnfStyle w:val="000000000000" w:firstRow="0" w:lastRow="0" w:firstColumn="0" w:lastColumn="0" w:oddVBand="0" w:evenVBand="0" w:oddHBand="0" w:evenHBand="0" w:firstRowFirstColumn="0" w:firstRowLastColumn="0" w:lastRowFirstColumn="0" w:lastRowLastColumn="0"/>
+            </w:pPr>
             <w:r>
               <w:t>2</w:t>
             </w:r>
@@ -1338,12 +1883,20 @@
           <w:tcPr>
             <w:tcW w:w="762" w:type="dxa"/>
           </w:tcPr>
-          <w:p/>
+          <w:p>
+            <w:pPr>
+              <w:cnfStyle w:val="000000000000" w:firstRow="0" w:lastRow="0" w:firstColumn="0" w:lastColumn="0" w:oddVBand="0" w:evenVBand="0" w:oddHBand="0" w:evenHBand="0" w:firstRowFirstColumn="0" w:firstRowLastColumn="0" w:lastRowFirstColumn="0" w:lastRowLastColumn="0"/>
+            </w:pPr>
+          </w:p>
         </w:tc>
       </w:tr>
       <w:tr>
-        <w:tc>
-          <w:tcPr>
+        <w:trPr>
+          <w:cnfStyle w:val="000000100000" w:firstRow="0" w:lastRow="0" w:firstColumn="0" w:lastColumn="0" w:oddVBand="0" w:evenVBand="0" w:oddHBand="1" w:evenHBand="0" w:firstRowFirstColumn="0" w:firstRowLastColumn="0" w:lastRowFirstColumn="0" w:lastRowLastColumn="0"/>
+        </w:trPr>
+        <w:tc>
+          <w:tcPr>
+            <w:cnfStyle w:val="001000000000" w:firstRow="0" w:lastRow="0" w:firstColumn="1" w:lastColumn="0" w:oddVBand="0" w:evenVBand="0" w:oddHBand="0" w:evenHBand="0" w:firstRowFirstColumn="0" w:firstRowLastColumn="0" w:lastRowFirstColumn="0" w:lastRowLastColumn="0"/>
             <w:tcW w:w="714" w:type="dxa"/>
           </w:tcPr>
           <w:p/>
@@ -1352,13 +1905,20 @@
           <w:tcPr>
             <w:tcW w:w="1786" w:type="dxa"/>
           </w:tcPr>
-          <w:p/>
+          <w:p>
+            <w:pPr>
+              <w:cnfStyle w:val="000000100000" w:firstRow="0" w:lastRow="0" w:firstColumn="0" w:lastColumn="0" w:oddVBand="0" w:evenVBand="0" w:oddHBand="1" w:evenHBand="0" w:firstRowFirstColumn="0" w:firstRowLastColumn="0" w:lastRowFirstColumn="0" w:lastRowLastColumn="0"/>
+            </w:pPr>
+          </w:p>
         </w:tc>
         <w:tc>
           <w:tcPr>
             <w:tcW w:w="1051" w:type="dxa"/>
           </w:tcPr>
           <w:p>
+            <w:pPr>
+              <w:cnfStyle w:val="000000100000" w:firstRow="0" w:lastRow="0" w:firstColumn="0" w:lastColumn="0" w:oddVBand="0" w:evenVBand="0" w:oddHBand="1" w:evenHBand="0" w:firstRowFirstColumn="0" w:firstRowLastColumn="0" w:lastRowFirstColumn="0" w:lastRowLastColumn="0"/>
+            </w:pPr>
             <w:r>
               <w:t xml:space="preserve">Power </w:t>
             </w:r>
@@ -1369,6 +1929,9 @@
             <w:tcW w:w="1369" w:type="dxa"/>
           </w:tcPr>
           <w:p>
+            <w:pPr>
+              <w:cnfStyle w:val="000000100000" w:firstRow="0" w:lastRow="0" w:firstColumn="0" w:lastColumn="0" w:oddVBand="0" w:evenVBand="0" w:oddHBand="1" w:evenHBand="0" w:firstRowFirstColumn="0" w:firstRowLastColumn="0" w:lastRowFirstColumn="0" w:lastRowLastColumn="0"/>
+            </w:pPr>
             <w:r>
               <w:t xml:space="preserve">Adapter </w:t>
             </w:r>
@@ -1382,6 +1945,9 @@
             <w:tcW w:w="825" w:type="dxa"/>
           </w:tcPr>
           <w:p>
+            <w:pPr>
+              <w:cnfStyle w:val="000000100000" w:firstRow="0" w:lastRow="0" w:firstColumn="0" w:lastColumn="0" w:oddVBand="0" w:evenVBand="0" w:oddHBand="1" w:evenHBand="0" w:firstRowFirstColumn="0" w:firstRowLastColumn="0" w:lastRowFirstColumn="0" w:lastRowLastColumn="0"/>
+            </w:pPr>
             <w:r>
               <w:t>2</w:t>
             </w:r>
@@ -1391,19 +1957,30 @@
           <w:tcPr>
             <w:tcW w:w="912" w:type="dxa"/>
           </w:tcPr>
-          <w:p/>
+          <w:p>
+            <w:pPr>
+              <w:cnfStyle w:val="000000100000" w:firstRow="0" w:lastRow="0" w:firstColumn="0" w:lastColumn="0" w:oddVBand="0" w:evenVBand="0" w:oddHBand="1" w:evenHBand="0" w:firstRowFirstColumn="0" w:firstRowLastColumn="0" w:lastRowFirstColumn="0" w:lastRowLastColumn="0"/>
+            </w:pPr>
+          </w:p>
         </w:tc>
         <w:tc>
           <w:tcPr>
             <w:tcW w:w="910" w:type="dxa"/>
           </w:tcPr>
-          <w:p/>
+          <w:p>
+            <w:pPr>
+              <w:cnfStyle w:val="000000100000" w:firstRow="0" w:lastRow="0" w:firstColumn="0" w:lastColumn="0" w:oddVBand="0" w:evenVBand="0" w:oddHBand="1" w:evenHBand="0" w:firstRowFirstColumn="0" w:firstRowLastColumn="0" w:lastRowFirstColumn="0" w:lastRowLastColumn="0"/>
+            </w:pPr>
+          </w:p>
         </w:tc>
         <w:tc>
           <w:tcPr>
             <w:tcW w:w="1257" w:type="dxa"/>
           </w:tcPr>
           <w:p>
+            <w:pPr>
+              <w:cnfStyle w:val="000000100000" w:firstRow="0" w:lastRow="0" w:firstColumn="0" w:lastColumn="0" w:oddVBand="0" w:evenVBand="0" w:oddHBand="1" w:evenHBand="0" w:firstRowFirstColumn="0" w:firstRowLastColumn="0" w:lastRowFirstColumn="0" w:lastRowLastColumn="0"/>
+            </w:pPr>
             <w:r>
               <w:t>2</w:t>
             </w:r>
@@ -1413,12 +1990,17 @@
           <w:tcPr>
             <w:tcW w:w="762" w:type="dxa"/>
           </w:tcPr>
-          <w:p/>
+          <w:p>
+            <w:pPr>
+              <w:cnfStyle w:val="000000100000" w:firstRow="0" w:lastRow="0" w:firstColumn="0" w:lastColumn="0" w:oddVBand="0" w:evenVBand="0" w:oddHBand="1" w:evenHBand="0" w:firstRowFirstColumn="0" w:firstRowLastColumn="0" w:lastRowFirstColumn="0" w:lastRowLastColumn="0"/>
+            </w:pPr>
+          </w:p>
         </w:tc>
       </w:tr>
       <w:tr>
         <w:tc>
           <w:tcPr>
+            <w:cnfStyle w:val="001000000000" w:firstRow="0" w:lastRow="0" w:firstColumn="1" w:lastColumn="0" w:oddVBand="0" w:evenVBand="0" w:oddHBand="0" w:evenHBand="0" w:firstRowFirstColumn="0" w:firstRowLastColumn="0" w:lastRowFirstColumn="0" w:lastRowLastColumn="0"/>
             <w:tcW w:w="714" w:type="dxa"/>
           </w:tcPr>
           <w:p/>
@@ -1427,19 +2009,30 @@
           <w:tcPr>
             <w:tcW w:w="1786" w:type="dxa"/>
           </w:tcPr>
-          <w:p/>
+          <w:p>
+            <w:pPr>
+              <w:cnfStyle w:val="000000000000" w:firstRow="0" w:lastRow="0" w:firstColumn="0" w:lastColumn="0" w:oddVBand="0" w:evenVBand="0" w:oddHBand="0" w:evenHBand="0" w:firstRowFirstColumn="0" w:firstRowLastColumn="0" w:lastRowFirstColumn="0" w:lastRowLastColumn="0"/>
+            </w:pPr>
+          </w:p>
         </w:tc>
         <w:tc>
           <w:tcPr>
             <w:tcW w:w="1051" w:type="dxa"/>
           </w:tcPr>
-          <w:p/>
+          <w:p>
+            <w:pPr>
+              <w:cnfStyle w:val="000000000000" w:firstRow="0" w:lastRow="0" w:firstColumn="0" w:lastColumn="0" w:oddVBand="0" w:evenVBand="0" w:oddHBand="0" w:evenHBand="0" w:firstRowFirstColumn="0" w:firstRowLastColumn="0" w:lastRowFirstColumn="0" w:lastRowLastColumn="0"/>
+            </w:pPr>
+          </w:p>
         </w:tc>
         <w:tc>
           <w:tcPr>
             <w:tcW w:w="1369" w:type="dxa"/>
           </w:tcPr>
           <w:p>
+            <w:pPr>
+              <w:cnfStyle w:val="000000000000" w:firstRow="0" w:lastRow="0" w:firstColumn="0" w:lastColumn="0" w:oddVBand="0" w:evenVBand="0" w:oddHBand="0" w:evenHBand="0" w:firstRowFirstColumn="0" w:firstRowLastColumn="0" w:lastRowFirstColumn="0" w:lastRowLastColumn="0"/>
+            </w:pPr>
             <w:r>
               <w:t xml:space="preserve">Mascot </w:t>
             </w:r>
@@ -1450,6 +2043,9 @@
             <w:tcW w:w="825" w:type="dxa"/>
           </w:tcPr>
           <w:p>
+            <w:pPr>
+              <w:cnfStyle w:val="000000000000" w:firstRow="0" w:lastRow="0" w:firstColumn="0" w:lastColumn="0" w:oddVBand="0" w:evenVBand="0" w:oddHBand="0" w:evenHBand="0" w:firstRowFirstColumn="0" w:firstRowLastColumn="0" w:lastRowFirstColumn="0" w:lastRowLastColumn="0"/>
+            </w:pPr>
             <w:r>
               <w:t>1</w:t>
             </w:r>
@@ -1459,19 +2055,30 @@
           <w:tcPr>
             <w:tcW w:w="912" w:type="dxa"/>
           </w:tcPr>
-          <w:p/>
+          <w:p>
+            <w:pPr>
+              <w:cnfStyle w:val="000000000000" w:firstRow="0" w:lastRow="0" w:firstColumn="0" w:lastColumn="0" w:oddVBand="0" w:evenVBand="0" w:oddHBand="0" w:evenHBand="0" w:firstRowFirstColumn="0" w:firstRowLastColumn="0" w:lastRowFirstColumn="0" w:lastRowLastColumn="0"/>
+            </w:pPr>
+          </w:p>
         </w:tc>
         <w:tc>
           <w:tcPr>
             <w:tcW w:w="910" w:type="dxa"/>
           </w:tcPr>
-          <w:p/>
+          <w:p>
+            <w:pPr>
+              <w:cnfStyle w:val="000000000000" w:firstRow="0" w:lastRow="0" w:firstColumn="0" w:lastColumn="0" w:oddVBand="0" w:evenVBand="0" w:oddHBand="0" w:evenHBand="0" w:firstRowFirstColumn="0" w:firstRowLastColumn="0" w:lastRowFirstColumn="0" w:lastRowLastColumn="0"/>
+            </w:pPr>
+          </w:p>
         </w:tc>
         <w:tc>
           <w:tcPr>
             <w:tcW w:w="1257" w:type="dxa"/>
           </w:tcPr>
           <w:p>
+            <w:pPr>
+              <w:cnfStyle w:val="000000000000" w:firstRow="0" w:lastRow="0" w:firstColumn="0" w:lastColumn="0" w:oddVBand="0" w:evenVBand="0" w:oddHBand="0" w:evenHBand="0" w:firstRowFirstColumn="0" w:firstRowLastColumn="0" w:lastRowFirstColumn="0" w:lastRowLastColumn="0"/>
+            </w:pPr>
             <w:r>
               <w:t>1</w:t>
             </w:r>
@@ -1481,12 +2088,20 @@
           <w:tcPr>
             <w:tcW w:w="762" w:type="dxa"/>
           </w:tcPr>
-          <w:p/>
+          <w:p>
+            <w:pPr>
+              <w:cnfStyle w:val="000000000000" w:firstRow="0" w:lastRow="0" w:firstColumn="0" w:lastColumn="0" w:oddVBand="0" w:evenVBand="0" w:oddHBand="0" w:evenHBand="0" w:firstRowFirstColumn="0" w:firstRowLastColumn="0" w:lastRowFirstColumn="0" w:lastRowLastColumn="0"/>
+            </w:pPr>
+          </w:p>
         </w:tc>
       </w:tr>
       <w:tr>
-        <w:tc>
-          <w:tcPr>
+        <w:trPr>
+          <w:cnfStyle w:val="000000100000" w:firstRow="0" w:lastRow="0" w:firstColumn="0" w:lastColumn="0" w:oddVBand="0" w:evenVBand="0" w:oddHBand="1" w:evenHBand="0" w:firstRowFirstColumn="0" w:firstRowLastColumn="0" w:lastRowFirstColumn="0" w:lastRowLastColumn="0"/>
+        </w:trPr>
+        <w:tc>
+          <w:tcPr>
+            <w:cnfStyle w:val="001000000000" w:firstRow="0" w:lastRow="0" w:firstColumn="1" w:lastColumn="0" w:oddVBand="0" w:evenVBand="0" w:oddHBand="0" w:evenHBand="0" w:firstRowFirstColumn="0" w:firstRowLastColumn="0" w:lastRowFirstColumn="0" w:lastRowLastColumn="0"/>
             <w:tcW w:w="714" w:type="dxa"/>
           </w:tcPr>
           <w:p/>
@@ -1495,19 +2110,30 @@
           <w:tcPr>
             <w:tcW w:w="1786" w:type="dxa"/>
           </w:tcPr>
-          <w:p/>
+          <w:p>
+            <w:pPr>
+              <w:cnfStyle w:val="000000100000" w:firstRow="0" w:lastRow="0" w:firstColumn="0" w:lastColumn="0" w:oddVBand="0" w:evenVBand="0" w:oddHBand="1" w:evenHBand="0" w:firstRowFirstColumn="0" w:firstRowLastColumn="0" w:lastRowFirstColumn="0" w:lastRowLastColumn="0"/>
+            </w:pPr>
+          </w:p>
         </w:tc>
         <w:tc>
           <w:tcPr>
             <w:tcW w:w="1051" w:type="dxa"/>
           </w:tcPr>
-          <w:p/>
+          <w:p>
+            <w:pPr>
+              <w:cnfStyle w:val="000000100000" w:firstRow="0" w:lastRow="0" w:firstColumn="0" w:lastColumn="0" w:oddVBand="0" w:evenVBand="0" w:oddHBand="1" w:evenHBand="0" w:firstRowFirstColumn="0" w:firstRowLastColumn="0" w:lastRowFirstColumn="0" w:lastRowLastColumn="0"/>
+            </w:pPr>
+          </w:p>
         </w:tc>
         <w:tc>
           <w:tcPr>
             <w:tcW w:w="1369" w:type="dxa"/>
           </w:tcPr>
           <w:p>
+            <w:pPr>
+              <w:cnfStyle w:val="000000100000" w:firstRow="0" w:lastRow="0" w:firstColumn="0" w:lastColumn="0" w:oddVBand="0" w:evenVBand="0" w:oddHBand="1" w:evenHBand="0" w:firstRowFirstColumn="0" w:firstRowLastColumn="0" w:lastRowFirstColumn="0" w:lastRowLastColumn="0"/>
+            </w:pPr>
             <w:r>
               <w:t>Samsung (large pin)</w:t>
             </w:r>
@@ -1517,31 +2143,50 @@
           <w:tcPr>
             <w:tcW w:w="825" w:type="dxa"/>
           </w:tcPr>
-          <w:p/>
+          <w:p>
+            <w:pPr>
+              <w:cnfStyle w:val="000000100000" w:firstRow="0" w:lastRow="0" w:firstColumn="0" w:lastColumn="0" w:oddVBand="0" w:evenVBand="0" w:oddHBand="1" w:evenHBand="0" w:firstRowFirstColumn="0" w:firstRowLastColumn="0" w:lastRowFirstColumn="0" w:lastRowLastColumn="0"/>
+            </w:pPr>
+          </w:p>
         </w:tc>
         <w:tc>
           <w:tcPr>
             <w:tcW w:w="912" w:type="dxa"/>
           </w:tcPr>
-          <w:p/>
+          <w:p>
+            <w:pPr>
+              <w:cnfStyle w:val="000000100000" w:firstRow="0" w:lastRow="0" w:firstColumn="0" w:lastColumn="0" w:oddVBand="0" w:evenVBand="0" w:oddHBand="1" w:evenHBand="0" w:firstRowFirstColumn="0" w:firstRowLastColumn="0" w:lastRowFirstColumn="0" w:lastRowLastColumn="0"/>
+            </w:pPr>
+          </w:p>
         </w:tc>
         <w:tc>
           <w:tcPr>
             <w:tcW w:w="910" w:type="dxa"/>
           </w:tcPr>
-          <w:p/>
+          <w:p>
+            <w:pPr>
+              <w:cnfStyle w:val="000000100000" w:firstRow="0" w:lastRow="0" w:firstColumn="0" w:lastColumn="0" w:oddVBand="0" w:evenVBand="0" w:oddHBand="1" w:evenHBand="0" w:firstRowFirstColumn="0" w:firstRowLastColumn="0" w:lastRowFirstColumn="0" w:lastRowLastColumn="0"/>
+            </w:pPr>
+          </w:p>
         </w:tc>
         <w:tc>
           <w:tcPr>
             <w:tcW w:w="1257" w:type="dxa"/>
           </w:tcPr>
-          <w:p/>
+          <w:p>
+            <w:pPr>
+              <w:cnfStyle w:val="000000100000" w:firstRow="0" w:lastRow="0" w:firstColumn="0" w:lastColumn="0" w:oddVBand="0" w:evenVBand="0" w:oddHBand="1" w:evenHBand="0" w:firstRowFirstColumn="0" w:firstRowLastColumn="0" w:lastRowFirstColumn="0" w:lastRowLastColumn="0"/>
+            </w:pPr>
+          </w:p>
         </w:tc>
         <w:tc>
           <w:tcPr>
             <w:tcW w:w="762" w:type="dxa"/>
           </w:tcPr>
           <w:p>
+            <w:pPr>
+              <w:cnfStyle w:val="000000100000" w:firstRow="0" w:lastRow="0" w:firstColumn="0" w:lastColumn="0" w:oddVBand="0" w:evenVBand="0" w:oddHBand="1" w:evenHBand="0" w:firstRowFirstColumn="0" w:firstRowLastColumn="0" w:lastRowFirstColumn="0" w:lastRowLastColumn="0"/>
+            </w:pPr>
             <w:r>
               <w:t>1</w:t>
             </w:r>
@@ -1551,6 +2196,7 @@
       <w:tr>
         <w:tc>
           <w:tcPr>
+            <w:cnfStyle w:val="001000000000" w:firstRow="0" w:lastRow="0" w:firstColumn="1" w:lastColumn="0" w:oddVBand="0" w:evenVBand="0" w:oddHBand="0" w:evenHBand="0" w:firstRowFirstColumn="0" w:firstRowLastColumn="0" w:lastRowFirstColumn="0" w:lastRowLastColumn="0"/>
             <w:tcW w:w="714" w:type="dxa"/>
           </w:tcPr>
           <w:p/>
@@ -1559,19 +2205,30 @@
           <w:tcPr>
             <w:tcW w:w="1786" w:type="dxa"/>
           </w:tcPr>
-          <w:p/>
+          <w:p>
+            <w:pPr>
+              <w:cnfStyle w:val="000000000000" w:firstRow="0" w:lastRow="0" w:firstColumn="0" w:lastColumn="0" w:oddVBand="0" w:evenVBand="0" w:oddHBand="0" w:evenHBand="0" w:firstRowFirstColumn="0" w:firstRowLastColumn="0" w:lastRowFirstColumn="0" w:lastRowLastColumn="0"/>
+            </w:pPr>
+          </w:p>
         </w:tc>
         <w:tc>
           <w:tcPr>
             <w:tcW w:w="1051" w:type="dxa"/>
           </w:tcPr>
-          <w:p/>
+          <w:p>
+            <w:pPr>
+              <w:cnfStyle w:val="000000000000" w:firstRow="0" w:lastRow="0" w:firstColumn="0" w:lastColumn="0" w:oddVBand="0" w:evenVBand="0" w:oddHBand="0" w:evenHBand="0" w:firstRowFirstColumn="0" w:firstRowLastColumn="0" w:lastRowFirstColumn="0" w:lastRowLastColumn="0"/>
+            </w:pPr>
+          </w:p>
         </w:tc>
         <w:tc>
           <w:tcPr>
             <w:tcW w:w="1369" w:type="dxa"/>
           </w:tcPr>
           <w:p>
+            <w:pPr>
+              <w:cnfStyle w:val="000000000000" w:firstRow="0" w:lastRow="0" w:firstColumn="0" w:lastColumn="0" w:oddVBand="0" w:evenVBand="0" w:oddHBand="0" w:evenHBand="0" w:firstRowFirstColumn="0" w:firstRowLastColumn="0" w:lastRowFirstColumn="0" w:lastRowLastColumn="0"/>
+            </w:pPr>
             <w:r>
               <w:t>Adaptors</w:t>
             </w:r>
@@ -1582,6 +2239,9 @@
             <w:tcW w:w="825" w:type="dxa"/>
           </w:tcPr>
           <w:p>
+            <w:pPr>
+              <w:cnfStyle w:val="000000000000" w:firstRow="0" w:lastRow="0" w:firstColumn="0" w:lastColumn="0" w:oddVBand="0" w:evenVBand="0" w:oddHBand="0" w:evenHBand="0" w:firstRowFirstColumn="0" w:firstRowLastColumn="0" w:lastRowFirstColumn="0" w:lastRowLastColumn="0"/>
+            </w:pPr>
             <w:r>
               <w:t>8</w:t>
             </w:r>
@@ -1591,19 +2251,30 @@
           <w:tcPr>
             <w:tcW w:w="912" w:type="dxa"/>
           </w:tcPr>
-          <w:p/>
+          <w:p>
+            <w:pPr>
+              <w:cnfStyle w:val="000000000000" w:firstRow="0" w:lastRow="0" w:firstColumn="0" w:lastColumn="0" w:oddVBand="0" w:evenVBand="0" w:oddHBand="0" w:evenHBand="0" w:firstRowFirstColumn="0" w:firstRowLastColumn="0" w:lastRowFirstColumn="0" w:lastRowLastColumn="0"/>
+            </w:pPr>
+          </w:p>
         </w:tc>
         <w:tc>
           <w:tcPr>
             <w:tcW w:w="910" w:type="dxa"/>
           </w:tcPr>
-          <w:p/>
+          <w:p>
+            <w:pPr>
+              <w:cnfStyle w:val="000000000000" w:firstRow="0" w:lastRow="0" w:firstColumn="0" w:lastColumn="0" w:oddVBand="0" w:evenVBand="0" w:oddHBand="0" w:evenHBand="0" w:firstRowFirstColumn="0" w:firstRowLastColumn="0" w:lastRowFirstColumn="0" w:lastRowLastColumn="0"/>
+            </w:pPr>
+          </w:p>
         </w:tc>
         <w:tc>
           <w:tcPr>
             <w:tcW w:w="1257" w:type="dxa"/>
           </w:tcPr>
           <w:p>
+            <w:pPr>
+              <w:cnfStyle w:val="000000000000" w:firstRow="0" w:lastRow="0" w:firstColumn="0" w:lastColumn="0" w:oddVBand="0" w:evenVBand="0" w:oddHBand="0" w:evenHBand="0" w:firstRowFirstColumn="0" w:firstRowLastColumn="0" w:lastRowFirstColumn="0" w:lastRowLastColumn="0"/>
+            </w:pPr>
             <w:r>
               <w:t>8</w:t>
             </w:r>
@@ -1613,12 +2284,20 @@
           <w:tcPr>
             <w:tcW w:w="762" w:type="dxa"/>
           </w:tcPr>
-          <w:p/>
+          <w:p>
+            <w:pPr>
+              <w:cnfStyle w:val="000000000000" w:firstRow="0" w:lastRow="0" w:firstColumn="0" w:lastColumn="0" w:oddVBand="0" w:evenVBand="0" w:oddHBand="0" w:evenHBand="0" w:firstRowFirstColumn="0" w:firstRowLastColumn="0" w:lastRowFirstColumn="0" w:lastRowLastColumn="0"/>
+            </w:pPr>
+          </w:p>
         </w:tc>
       </w:tr>
       <w:tr>
-        <w:tc>
-          <w:tcPr>
+        <w:trPr>
+          <w:cnfStyle w:val="000000100000" w:firstRow="0" w:lastRow="0" w:firstColumn="0" w:lastColumn="0" w:oddVBand="0" w:evenVBand="0" w:oddHBand="1" w:evenHBand="0" w:firstRowFirstColumn="0" w:firstRowLastColumn="0" w:lastRowFirstColumn="0" w:lastRowLastColumn="0"/>
+        </w:trPr>
+        <w:tc>
+          <w:tcPr>
+            <w:cnfStyle w:val="001000000000" w:firstRow="0" w:lastRow="0" w:firstColumn="1" w:lastColumn="0" w:oddVBand="0" w:evenVBand="0" w:oddHBand="0" w:evenHBand="0" w:firstRowFirstColumn="0" w:firstRowLastColumn="0" w:lastRowFirstColumn="0" w:lastRowLastColumn="0"/>
             <w:tcW w:w="714" w:type="dxa"/>
           </w:tcPr>
           <w:p/>
@@ -1627,13 +2306,20 @@
           <w:tcPr>
             <w:tcW w:w="1786" w:type="dxa"/>
           </w:tcPr>
-          <w:p/>
+          <w:p>
+            <w:pPr>
+              <w:cnfStyle w:val="000000100000" w:firstRow="0" w:lastRow="0" w:firstColumn="0" w:lastColumn="0" w:oddVBand="0" w:evenVBand="0" w:oddHBand="1" w:evenHBand="0" w:firstRowFirstColumn="0" w:firstRowLastColumn="0" w:lastRowFirstColumn="0" w:lastRowLastColumn="0"/>
+            </w:pPr>
+          </w:p>
         </w:tc>
         <w:tc>
           <w:tcPr>
             <w:tcW w:w="1051" w:type="dxa"/>
           </w:tcPr>
           <w:p>
+            <w:pPr>
+              <w:cnfStyle w:val="000000100000" w:firstRow="0" w:lastRow="0" w:firstColumn="0" w:lastColumn="0" w:oddVBand="0" w:evenVBand="0" w:oddHBand="1" w:evenHBand="0" w:firstRowFirstColumn="0" w:firstRowLastColumn="0" w:lastRowFirstColumn="0" w:lastRowLastColumn="0"/>
+            </w:pPr>
             <w:r>
               <w:t xml:space="preserve">Antenna extension </w:t>
             </w:r>
@@ -1644,6 +2330,9 @@
             <w:tcW w:w="1369" w:type="dxa"/>
           </w:tcPr>
           <w:p>
+            <w:pPr>
+              <w:cnfStyle w:val="000000100000" w:firstRow="0" w:lastRow="0" w:firstColumn="0" w:lastColumn="0" w:oddVBand="0" w:evenVBand="0" w:oddHBand="1" w:evenHBand="0" w:firstRowFirstColumn="0" w:firstRowLastColumn="0" w:lastRowFirstColumn="0" w:lastRowLastColumn="0"/>
+            </w:pPr>
             <w:r>
               <w:t xml:space="preserve">TP-Link </w:t>
             </w:r>
@@ -1654,6 +2343,9 @@
             <w:tcW w:w="825" w:type="dxa"/>
           </w:tcPr>
           <w:p>
+            <w:pPr>
+              <w:cnfStyle w:val="000000100000" w:firstRow="0" w:lastRow="0" w:firstColumn="0" w:lastColumn="0" w:oddVBand="0" w:evenVBand="0" w:oddHBand="1" w:evenHBand="0" w:firstRowFirstColumn="0" w:firstRowLastColumn="0" w:lastRowFirstColumn="0" w:lastRowLastColumn="0"/>
+            </w:pPr>
             <w:r>
               <w:t>1</w:t>
             </w:r>
@@ -1663,19 +2355,30 @@
           <w:tcPr>
             <w:tcW w:w="912" w:type="dxa"/>
           </w:tcPr>
-          <w:p/>
+          <w:p>
+            <w:pPr>
+              <w:cnfStyle w:val="000000100000" w:firstRow="0" w:lastRow="0" w:firstColumn="0" w:lastColumn="0" w:oddVBand="0" w:evenVBand="0" w:oddHBand="1" w:evenHBand="0" w:firstRowFirstColumn="0" w:firstRowLastColumn="0" w:lastRowFirstColumn="0" w:lastRowLastColumn="0"/>
+            </w:pPr>
+          </w:p>
         </w:tc>
         <w:tc>
           <w:tcPr>
             <w:tcW w:w="910" w:type="dxa"/>
           </w:tcPr>
-          <w:p/>
+          <w:p>
+            <w:pPr>
+              <w:cnfStyle w:val="000000100000" w:firstRow="0" w:lastRow="0" w:firstColumn="0" w:lastColumn="0" w:oddVBand="0" w:evenVBand="0" w:oddHBand="1" w:evenHBand="0" w:firstRowFirstColumn="0" w:firstRowLastColumn="0" w:lastRowFirstColumn="0" w:lastRowLastColumn="0"/>
+            </w:pPr>
+          </w:p>
         </w:tc>
         <w:tc>
           <w:tcPr>
             <w:tcW w:w="1257" w:type="dxa"/>
           </w:tcPr>
           <w:p>
+            <w:pPr>
+              <w:cnfStyle w:val="000000100000" w:firstRow="0" w:lastRow="0" w:firstColumn="0" w:lastColumn="0" w:oddVBand="0" w:evenVBand="0" w:oddHBand="1" w:evenHBand="0" w:firstRowFirstColumn="0" w:firstRowLastColumn="0" w:lastRowFirstColumn="0" w:lastRowLastColumn="0"/>
+            </w:pPr>
             <w:r>
               <w:t>1</w:t>
             </w:r>
@@ -1685,12 +2388,17 @@
           <w:tcPr>
             <w:tcW w:w="762" w:type="dxa"/>
           </w:tcPr>
-          <w:p/>
+          <w:p>
+            <w:pPr>
+              <w:cnfStyle w:val="000000100000" w:firstRow="0" w:lastRow="0" w:firstColumn="0" w:lastColumn="0" w:oddVBand="0" w:evenVBand="0" w:oddHBand="1" w:evenHBand="0" w:firstRowFirstColumn="0" w:firstRowLastColumn="0" w:lastRowFirstColumn="0" w:lastRowLastColumn="0"/>
+            </w:pPr>
+          </w:p>
         </w:tc>
       </w:tr>
       <w:tr>
         <w:tc>
           <w:tcPr>
+            <w:cnfStyle w:val="001000000000" w:firstRow="0" w:lastRow="0" w:firstColumn="1" w:lastColumn="0" w:oddVBand="0" w:evenVBand="0" w:oddHBand="0" w:evenHBand="0" w:firstRowFirstColumn="0" w:firstRowLastColumn="0" w:lastRowFirstColumn="0" w:lastRowLastColumn="0"/>
             <w:tcW w:w="714" w:type="dxa"/>
           </w:tcPr>
           <w:p/>
@@ -1699,13 +2407,20 @@
           <w:tcPr>
             <w:tcW w:w="1786" w:type="dxa"/>
           </w:tcPr>
-          <w:p/>
+          <w:p>
+            <w:pPr>
+              <w:cnfStyle w:val="000000000000" w:firstRow="0" w:lastRow="0" w:firstColumn="0" w:lastColumn="0" w:oddVBand="0" w:evenVBand="0" w:oddHBand="0" w:evenHBand="0" w:firstRowFirstColumn="0" w:firstRowLastColumn="0" w:lastRowFirstColumn="0" w:lastRowLastColumn="0"/>
+            </w:pPr>
+          </w:p>
         </w:tc>
         <w:tc>
           <w:tcPr>
             <w:tcW w:w="1051" w:type="dxa"/>
           </w:tcPr>
           <w:p>
+            <w:pPr>
+              <w:cnfStyle w:val="000000000000" w:firstRow="0" w:lastRow="0" w:firstColumn="0" w:lastColumn="0" w:oddVBand="0" w:evenVBand="0" w:oddHBand="0" w:evenHBand="0" w:firstRowFirstColumn="0" w:firstRowLastColumn="0" w:lastRowFirstColumn="0" w:lastRowLastColumn="0"/>
+            </w:pPr>
             <w:r>
               <w:t>SFP</w:t>
             </w:r>
@@ -1716,6 +2431,9 @@
             <w:tcW w:w="1369" w:type="dxa"/>
           </w:tcPr>
           <w:p>
+            <w:pPr>
+              <w:cnfStyle w:val="000000000000" w:firstRow="0" w:lastRow="0" w:firstColumn="0" w:lastColumn="0" w:oddVBand="0" w:evenVBand="0" w:oddHBand="0" w:evenHBand="0" w:firstRowFirstColumn="0" w:firstRowLastColumn="0" w:lastRowFirstColumn="0" w:lastRowLastColumn="0"/>
+            </w:pPr>
             <w:r>
               <w:t>Cisco</w:t>
             </w:r>
@@ -1726,6 +2444,9 @@
             <w:tcW w:w="825" w:type="dxa"/>
           </w:tcPr>
           <w:p>
+            <w:pPr>
+              <w:cnfStyle w:val="000000000000" w:firstRow="0" w:lastRow="0" w:firstColumn="0" w:lastColumn="0" w:oddVBand="0" w:evenVBand="0" w:oddHBand="0" w:evenHBand="0" w:firstRowFirstColumn="0" w:firstRowLastColumn="0" w:lastRowFirstColumn="0" w:lastRowLastColumn="0"/>
+            </w:pPr>
             <w:r>
               <w:t>1</w:t>
             </w:r>
@@ -1735,19 +2456,30 @@
           <w:tcPr>
             <w:tcW w:w="912" w:type="dxa"/>
           </w:tcPr>
-          <w:p/>
+          <w:p>
+            <w:pPr>
+              <w:cnfStyle w:val="000000000000" w:firstRow="0" w:lastRow="0" w:firstColumn="0" w:lastColumn="0" w:oddVBand="0" w:evenVBand="0" w:oddHBand="0" w:evenHBand="0" w:firstRowFirstColumn="0" w:firstRowLastColumn="0" w:lastRowFirstColumn="0" w:lastRowLastColumn="0"/>
+            </w:pPr>
+          </w:p>
         </w:tc>
         <w:tc>
           <w:tcPr>
             <w:tcW w:w="910" w:type="dxa"/>
           </w:tcPr>
-          <w:p/>
+          <w:p>
+            <w:pPr>
+              <w:cnfStyle w:val="000000000000" w:firstRow="0" w:lastRow="0" w:firstColumn="0" w:lastColumn="0" w:oddVBand="0" w:evenVBand="0" w:oddHBand="0" w:evenHBand="0" w:firstRowFirstColumn="0" w:firstRowLastColumn="0" w:lastRowFirstColumn="0" w:lastRowLastColumn="0"/>
+            </w:pPr>
+          </w:p>
         </w:tc>
         <w:tc>
           <w:tcPr>
             <w:tcW w:w="1257" w:type="dxa"/>
           </w:tcPr>
           <w:p>
+            <w:pPr>
+              <w:cnfStyle w:val="000000000000" w:firstRow="0" w:lastRow="0" w:firstColumn="0" w:lastColumn="0" w:oddVBand="0" w:evenVBand="0" w:oddHBand="0" w:evenHBand="0" w:firstRowFirstColumn="0" w:firstRowLastColumn="0" w:lastRowFirstColumn="0" w:lastRowLastColumn="0"/>
+            </w:pPr>
             <w:r>
               <w:t>1</w:t>
             </w:r>
@@ -1757,12 +2489,20 @@
           <w:tcPr>
             <w:tcW w:w="762" w:type="dxa"/>
           </w:tcPr>
-          <w:p/>
+          <w:p>
+            <w:pPr>
+              <w:cnfStyle w:val="000000000000" w:firstRow="0" w:lastRow="0" w:firstColumn="0" w:lastColumn="0" w:oddVBand="0" w:evenVBand="0" w:oddHBand="0" w:evenHBand="0" w:firstRowFirstColumn="0" w:firstRowLastColumn="0" w:lastRowFirstColumn="0" w:lastRowLastColumn="0"/>
+            </w:pPr>
+          </w:p>
         </w:tc>
       </w:tr>
       <w:tr>
-        <w:tc>
-          <w:tcPr>
+        <w:trPr>
+          <w:cnfStyle w:val="000000100000" w:firstRow="0" w:lastRow="0" w:firstColumn="0" w:lastColumn="0" w:oddVBand="0" w:evenVBand="0" w:oddHBand="1" w:evenHBand="0" w:firstRowFirstColumn="0" w:firstRowLastColumn="0" w:lastRowFirstColumn="0" w:lastRowLastColumn="0"/>
+        </w:trPr>
+        <w:tc>
+          <w:tcPr>
+            <w:cnfStyle w:val="001000000000" w:firstRow="0" w:lastRow="0" w:firstColumn="1" w:lastColumn="0" w:oddVBand="0" w:evenVBand="0" w:oddHBand="0" w:evenHBand="0" w:firstRowFirstColumn="0" w:firstRowLastColumn="0" w:lastRowFirstColumn="0" w:lastRowLastColumn="0"/>
             <w:tcW w:w="714" w:type="dxa"/>
           </w:tcPr>
           <w:p/>
@@ -1771,13 +2511,20 @@
           <w:tcPr>
             <w:tcW w:w="1786" w:type="dxa"/>
           </w:tcPr>
-          <w:p/>
+          <w:p>
+            <w:pPr>
+              <w:cnfStyle w:val="000000100000" w:firstRow="0" w:lastRow="0" w:firstColumn="0" w:lastColumn="0" w:oddVBand="0" w:evenVBand="0" w:oddHBand="1" w:evenHBand="0" w:firstRowFirstColumn="0" w:firstRowLastColumn="0" w:lastRowFirstColumn="0" w:lastRowLastColumn="0"/>
+            </w:pPr>
+          </w:p>
         </w:tc>
         <w:tc>
           <w:tcPr>
             <w:tcW w:w="1051" w:type="dxa"/>
           </w:tcPr>
           <w:p>
+            <w:pPr>
+              <w:cnfStyle w:val="000000100000" w:firstRow="0" w:lastRow="0" w:firstColumn="0" w:lastColumn="0" w:oddVBand="0" w:evenVBand="0" w:oddHBand="1" w:evenHBand="0" w:firstRowFirstColumn="0" w:firstRowLastColumn="0" w:lastRowFirstColumn="0" w:lastRowLastColumn="0"/>
+            </w:pPr>
             <w:r>
               <w:t xml:space="preserve">AC adapter </w:t>
             </w:r>
@@ -1788,6 +2535,9 @@
             <w:tcW w:w="1369" w:type="dxa"/>
           </w:tcPr>
           <w:p>
+            <w:pPr>
+              <w:cnfStyle w:val="000000100000" w:firstRow="0" w:lastRow="0" w:firstColumn="0" w:lastColumn="0" w:oddVBand="0" w:evenVBand="0" w:oddHBand="1" w:evenHBand="0" w:firstRowFirstColumn="0" w:firstRowLastColumn="0" w:lastRowFirstColumn="0" w:lastRowLastColumn="0"/>
+            </w:pPr>
             <w:proofErr w:type="spellStart"/>
             <w:r>
               <w:t>Powertron</w:t>
@@ -1803,6 +2553,9 @@
             <w:tcW w:w="825" w:type="dxa"/>
           </w:tcPr>
           <w:p>
+            <w:pPr>
+              <w:cnfStyle w:val="000000100000" w:firstRow="0" w:lastRow="0" w:firstColumn="0" w:lastColumn="0" w:oddVBand="0" w:evenVBand="0" w:oddHBand="1" w:evenHBand="0" w:firstRowFirstColumn="0" w:firstRowLastColumn="0" w:lastRowFirstColumn="0" w:lastRowLastColumn="0"/>
+            </w:pPr>
             <w:r>
               <w:t>1</w:t>
             </w:r>
@@ -1812,19 +2565,30 @@
           <w:tcPr>
             <w:tcW w:w="912" w:type="dxa"/>
           </w:tcPr>
-          <w:p/>
+          <w:p>
+            <w:pPr>
+              <w:cnfStyle w:val="000000100000" w:firstRow="0" w:lastRow="0" w:firstColumn="0" w:lastColumn="0" w:oddVBand="0" w:evenVBand="0" w:oddHBand="1" w:evenHBand="0" w:firstRowFirstColumn="0" w:firstRowLastColumn="0" w:lastRowFirstColumn="0" w:lastRowLastColumn="0"/>
+            </w:pPr>
+          </w:p>
         </w:tc>
         <w:tc>
           <w:tcPr>
             <w:tcW w:w="910" w:type="dxa"/>
           </w:tcPr>
-          <w:p/>
+          <w:p>
+            <w:pPr>
+              <w:cnfStyle w:val="000000100000" w:firstRow="0" w:lastRow="0" w:firstColumn="0" w:lastColumn="0" w:oddVBand="0" w:evenVBand="0" w:oddHBand="1" w:evenHBand="0" w:firstRowFirstColumn="0" w:firstRowLastColumn="0" w:lastRowFirstColumn="0" w:lastRowLastColumn="0"/>
+            </w:pPr>
+          </w:p>
         </w:tc>
         <w:tc>
           <w:tcPr>
             <w:tcW w:w="1257" w:type="dxa"/>
           </w:tcPr>
           <w:p>
+            <w:pPr>
+              <w:cnfStyle w:val="000000100000" w:firstRow="0" w:lastRow="0" w:firstColumn="0" w:lastColumn="0" w:oddVBand="0" w:evenVBand="0" w:oddHBand="1" w:evenHBand="0" w:firstRowFirstColumn="0" w:firstRowLastColumn="0" w:lastRowFirstColumn="0" w:lastRowLastColumn="0"/>
+            </w:pPr>
             <w:r>
               <w:t>1</w:t>
             </w:r>
@@ -1834,12 +2598,17 @@
           <w:tcPr>
             <w:tcW w:w="762" w:type="dxa"/>
           </w:tcPr>
-          <w:p/>
+          <w:p>
+            <w:pPr>
+              <w:cnfStyle w:val="000000100000" w:firstRow="0" w:lastRow="0" w:firstColumn="0" w:lastColumn="0" w:oddVBand="0" w:evenVBand="0" w:oddHBand="1" w:evenHBand="0" w:firstRowFirstColumn="0" w:firstRowLastColumn="0" w:lastRowFirstColumn="0" w:lastRowLastColumn="0"/>
+            </w:pPr>
+          </w:p>
         </w:tc>
       </w:tr>
       <w:tr>
         <w:tc>
           <w:tcPr>
+            <w:cnfStyle w:val="001000000000" w:firstRow="0" w:lastRow="0" w:firstColumn="1" w:lastColumn="0" w:oddVBand="0" w:evenVBand="0" w:oddHBand="0" w:evenHBand="0" w:firstRowFirstColumn="0" w:firstRowLastColumn="0" w:lastRowFirstColumn="0" w:lastRowLastColumn="0"/>
             <w:tcW w:w="714" w:type="dxa"/>
           </w:tcPr>
           <w:p/>
@@ -1848,13 +2617,20 @@
           <w:tcPr>
             <w:tcW w:w="1786" w:type="dxa"/>
           </w:tcPr>
-          <w:p/>
+          <w:p>
+            <w:pPr>
+              <w:cnfStyle w:val="000000000000" w:firstRow="0" w:lastRow="0" w:firstColumn="0" w:lastColumn="0" w:oddVBand="0" w:evenVBand="0" w:oddHBand="0" w:evenHBand="0" w:firstRowFirstColumn="0" w:firstRowLastColumn="0" w:lastRowFirstColumn="0" w:lastRowLastColumn="0"/>
+            </w:pPr>
+          </w:p>
         </w:tc>
         <w:tc>
           <w:tcPr>
             <w:tcW w:w="1051" w:type="dxa"/>
           </w:tcPr>
           <w:p>
+            <w:pPr>
+              <w:cnfStyle w:val="000000000000" w:firstRow="0" w:lastRow="0" w:firstColumn="0" w:lastColumn="0" w:oddVBand="0" w:evenVBand="0" w:oddHBand="0" w:evenHBand="0" w:firstRowFirstColumn="0" w:firstRowLastColumn="0" w:lastRowFirstColumn="0" w:lastRowLastColumn="0"/>
+            </w:pPr>
             <w:r>
               <w:t>USB</w:t>
             </w:r>
@@ -1865,6 +2641,9 @@
             <w:tcW w:w="1369" w:type="dxa"/>
           </w:tcPr>
           <w:p>
+            <w:pPr>
+              <w:cnfStyle w:val="000000000000" w:firstRow="0" w:lastRow="0" w:firstColumn="0" w:lastColumn="0" w:oddVBand="0" w:evenVBand="0" w:oddHBand="0" w:evenHBand="0" w:firstRowFirstColumn="0" w:firstRowLastColumn="0" w:lastRowFirstColumn="0" w:lastRowLastColumn="0"/>
+            </w:pPr>
             <w:r>
               <w:t xml:space="preserve">Serial2small pin </w:t>
             </w:r>
@@ -1875,6 +2654,9 @@
             <w:tcW w:w="825" w:type="dxa"/>
           </w:tcPr>
           <w:p>
+            <w:pPr>
+              <w:cnfStyle w:val="000000000000" w:firstRow="0" w:lastRow="0" w:firstColumn="0" w:lastColumn="0" w:oddVBand="0" w:evenVBand="0" w:oddHBand="0" w:evenHBand="0" w:firstRowFirstColumn="0" w:firstRowLastColumn="0" w:lastRowFirstColumn="0" w:lastRowLastColumn="0"/>
+            </w:pPr>
             <w:r>
               <w:t>1</w:t>
             </w:r>
@@ -1884,19 +2666,30 @@
           <w:tcPr>
             <w:tcW w:w="912" w:type="dxa"/>
           </w:tcPr>
-          <w:p/>
+          <w:p>
+            <w:pPr>
+              <w:cnfStyle w:val="000000000000" w:firstRow="0" w:lastRow="0" w:firstColumn="0" w:lastColumn="0" w:oddVBand="0" w:evenVBand="0" w:oddHBand="0" w:evenHBand="0" w:firstRowFirstColumn="0" w:firstRowLastColumn="0" w:lastRowFirstColumn="0" w:lastRowLastColumn="0"/>
+            </w:pPr>
+          </w:p>
         </w:tc>
         <w:tc>
           <w:tcPr>
             <w:tcW w:w="910" w:type="dxa"/>
           </w:tcPr>
-          <w:p/>
+          <w:p>
+            <w:pPr>
+              <w:cnfStyle w:val="000000000000" w:firstRow="0" w:lastRow="0" w:firstColumn="0" w:lastColumn="0" w:oddVBand="0" w:evenVBand="0" w:oddHBand="0" w:evenHBand="0" w:firstRowFirstColumn="0" w:firstRowLastColumn="0" w:lastRowFirstColumn="0" w:lastRowLastColumn="0"/>
+            </w:pPr>
+          </w:p>
         </w:tc>
         <w:tc>
           <w:tcPr>
             <w:tcW w:w="1257" w:type="dxa"/>
           </w:tcPr>
           <w:p>
+            <w:pPr>
+              <w:cnfStyle w:val="000000000000" w:firstRow="0" w:lastRow="0" w:firstColumn="0" w:lastColumn="0" w:oddVBand="0" w:evenVBand="0" w:oddHBand="0" w:evenHBand="0" w:firstRowFirstColumn="0" w:firstRowLastColumn="0" w:lastRowFirstColumn="0" w:lastRowLastColumn="0"/>
+            </w:pPr>
             <w:r>
               <w:t>1</w:t>
             </w:r>
@@ -1906,12 +2699,20 @@
           <w:tcPr>
             <w:tcW w:w="762" w:type="dxa"/>
           </w:tcPr>
-          <w:p/>
+          <w:p>
+            <w:pPr>
+              <w:cnfStyle w:val="000000000000" w:firstRow="0" w:lastRow="0" w:firstColumn="0" w:lastColumn="0" w:oddVBand="0" w:evenVBand="0" w:oddHBand="0" w:evenHBand="0" w:firstRowFirstColumn="0" w:firstRowLastColumn="0" w:lastRowFirstColumn="0" w:lastRowLastColumn="0"/>
+            </w:pPr>
+          </w:p>
         </w:tc>
       </w:tr>
       <w:tr>
-        <w:tc>
-          <w:tcPr>
+        <w:trPr>
+          <w:cnfStyle w:val="000000100000" w:firstRow="0" w:lastRow="0" w:firstColumn="0" w:lastColumn="0" w:oddVBand="0" w:evenVBand="0" w:oddHBand="1" w:evenHBand="0" w:firstRowFirstColumn="0" w:firstRowLastColumn="0" w:lastRowFirstColumn="0" w:lastRowLastColumn="0"/>
+        </w:trPr>
+        <w:tc>
+          <w:tcPr>
+            <w:cnfStyle w:val="001000000000" w:firstRow="0" w:lastRow="0" w:firstColumn="1" w:lastColumn="0" w:oddVBand="0" w:evenVBand="0" w:oddHBand="0" w:evenHBand="0" w:firstRowFirstColumn="0" w:firstRowLastColumn="0" w:lastRowFirstColumn="0" w:lastRowLastColumn="0"/>
             <w:tcW w:w="714" w:type="dxa"/>
           </w:tcPr>
           <w:p/>
@@ -1920,13 +2721,20 @@
           <w:tcPr>
             <w:tcW w:w="1786" w:type="dxa"/>
           </w:tcPr>
-          <w:p/>
+          <w:p>
+            <w:pPr>
+              <w:cnfStyle w:val="000000100000" w:firstRow="0" w:lastRow="0" w:firstColumn="0" w:lastColumn="0" w:oddVBand="0" w:evenVBand="0" w:oddHBand="1" w:evenHBand="0" w:firstRowFirstColumn="0" w:firstRowLastColumn="0" w:lastRowFirstColumn="0" w:lastRowLastColumn="0"/>
+            </w:pPr>
+          </w:p>
         </w:tc>
         <w:tc>
           <w:tcPr>
             <w:tcW w:w="1051" w:type="dxa"/>
           </w:tcPr>
           <w:p>
+            <w:pPr>
+              <w:cnfStyle w:val="000000100000" w:firstRow="0" w:lastRow="0" w:firstColumn="0" w:lastColumn="0" w:oddVBand="0" w:evenVBand="0" w:oddHBand="1" w:evenHBand="0" w:firstRowFirstColumn="0" w:firstRowLastColumn="0" w:lastRowFirstColumn="0" w:lastRowLastColumn="0"/>
+            </w:pPr>
             <w:r>
               <w:t xml:space="preserve">Back to back </w:t>
             </w:r>
@@ -1937,6 +2745,9 @@
             <w:tcW w:w="1369" w:type="dxa"/>
           </w:tcPr>
           <w:p>
+            <w:pPr>
+              <w:cnfStyle w:val="000000100000" w:firstRow="0" w:lastRow="0" w:firstColumn="0" w:lastColumn="0" w:oddVBand="0" w:evenVBand="0" w:oddHBand="1" w:evenHBand="0" w:firstRowFirstColumn="0" w:firstRowLastColumn="0" w:lastRowFirstColumn="0" w:lastRowLastColumn="0"/>
+            </w:pPr>
             <w:r>
               <w:t xml:space="preserve">Power cord </w:t>
             </w:r>
@@ -1947,6 +2758,9 @@
             <w:tcW w:w="825" w:type="dxa"/>
           </w:tcPr>
           <w:p>
+            <w:pPr>
+              <w:cnfStyle w:val="000000100000" w:firstRow="0" w:lastRow="0" w:firstColumn="0" w:lastColumn="0" w:oddVBand="0" w:evenVBand="0" w:oddHBand="1" w:evenHBand="0" w:firstRowFirstColumn="0" w:firstRowLastColumn="0" w:lastRowFirstColumn="0" w:lastRowLastColumn="0"/>
+            </w:pPr>
             <w:r>
               <w:t>2</w:t>
             </w:r>
@@ -1956,19 +2770,30 @@
           <w:tcPr>
             <w:tcW w:w="912" w:type="dxa"/>
           </w:tcPr>
-          <w:p/>
+          <w:p>
+            <w:pPr>
+              <w:cnfStyle w:val="000000100000" w:firstRow="0" w:lastRow="0" w:firstColumn="0" w:lastColumn="0" w:oddVBand="0" w:evenVBand="0" w:oddHBand="1" w:evenHBand="0" w:firstRowFirstColumn="0" w:firstRowLastColumn="0" w:lastRowFirstColumn="0" w:lastRowLastColumn="0"/>
+            </w:pPr>
+          </w:p>
         </w:tc>
         <w:tc>
           <w:tcPr>
             <w:tcW w:w="910" w:type="dxa"/>
           </w:tcPr>
-          <w:p/>
+          <w:p>
+            <w:pPr>
+              <w:cnfStyle w:val="000000100000" w:firstRow="0" w:lastRow="0" w:firstColumn="0" w:lastColumn="0" w:oddVBand="0" w:evenVBand="0" w:oddHBand="1" w:evenHBand="0" w:firstRowFirstColumn="0" w:firstRowLastColumn="0" w:lastRowFirstColumn="0" w:lastRowLastColumn="0"/>
+            </w:pPr>
+          </w:p>
         </w:tc>
         <w:tc>
           <w:tcPr>
             <w:tcW w:w="1257" w:type="dxa"/>
           </w:tcPr>
           <w:p>
+            <w:pPr>
+              <w:cnfStyle w:val="000000100000" w:firstRow="0" w:lastRow="0" w:firstColumn="0" w:lastColumn="0" w:oddVBand="0" w:evenVBand="0" w:oddHBand="1" w:evenHBand="0" w:firstRowFirstColumn="0" w:firstRowLastColumn="0" w:lastRowFirstColumn="0" w:lastRowLastColumn="0"/>
+            </w:pPr>
             <w:r>
               <w:t>2</w:t>
             </w:r>
@@ -1978,12 +2803,17 @@
           <w:tcPr>
             <w:tcW w:w="762" w:type="dxa"/>
           </w:tcPr>
-          <w:p/>
+          <w:p>
+            <w:pPr>
+              <w:cnfStyle w:val="000000100000" w:firstRow="0" w:lastRow="0" w:firstColumn="0" w:lastColumn="0" w:oddVBand="0" w:evenVBand="0" w:oddHBand="1" w:evenHBand="0" w:firstRowFirstColumn="0" w:firstRowLastColumn="0" w:lastRowFirstColumn="0" w:lastRowLastColumn="0"/>
+            </w:pPr>
+          </w:p>
         </w:tc>
       </w:tr>
       <w:tr>
         <w:tc>
           <w:tcPr>
+            <w:cnfStyle w:val="001000000000" w:firstRow="0" w:lastRow="0" w:firstColumn="1" w:lastColumn="0" w:oddVBand="0" w:evenVBand="0" w:oddHBand="0" w:evenHBand="0" w:firstRowFirstColumn="0" w:firstRowLastColumn="0" w:lastRowFirstColumn="0" w:lastRowLastColumn="0"/>
             <w:tcW w:w="714" w:type="dxa"/>
           </w:tcPr>
           <w:p/>
@@ -1992,13 +2822,20 @@
           <w:tcPr>
             <w:tcW w:w="1786" w:type="dxa"/>
           </w:tcPr>
-          <w:p/>
+          <w:p>
+            <w:pPr>
+              <w:cnfStyle w:val="000000000000" w:firstRow="0" w:lastRow="0" w:firstColumn="0" w:lastColumn="0" w:oddVBand="0" w:evenVBand="0" w:oddHBand="0" w:evenHBand="0" w:firstRowFirstColumn="0" w:firstRowLastColumn="0" w:lastRowFirstColumn="0" w:lastRowLastColumn="0"/>
+            </w:pPr>
+          </w:p>
         </w:tc>
         <w:tc>
           <w:tcPr>
             <w:tcW w:w="1051" w:type="dxa"/>
           </w:tcPr>
           <w:p>
+            <w:pPr>
+              <w:cnfStyle w:val="000000000000" w:firstRow="0" w:lastRow="0" w:firstColumn="0" w:lastColumn="0" w:oddVBand="0" w:evenVBand="0" w:oddHBand="0" w:evenHBand="0" w:firstRowFirstColumn="0" w:firstRowLastColumn="0" w:lastRowFirstColumn="0" w:lastRowLastColumn="0"/>
+            </w:pPr>
             <w:r>
               <w:t xml:space="preserve">Spark drum </w:t>
             </w:r>
@@ -2009,6 +2846,9 @@
             <w:tcW w:w="1369" w:type="dxa"/>
           </w:tcPr>
           <w:p>
+            <w:pPr>
+              <w:cnfStyle w:val="000000000000" w:firstRow="0" w:lastRow="0" w:firstColumn="0" w:lastColumn="0" w:oddVBand="0" w:evenVBand="0" w:oddHBand="0" w:evenHBand="0" w:firstRowFirstColumn="0" w:firstRowLastColumn="0" w:lastRowFirstColumn="0" w:lastRowLastColumn="0"/>
+            </w:pPr>
             <w:r>
               <w:t>End2end</w:t>
             </w:r>
@@ -2019,6 +2859,9 @@
             <w:tcW w:w="825" w:type="dxa"/>
           </w:tcPr>
           <w:p>
+            <w:pPr>
+              <w:cnfStyle w:val="000000000000" w:firstRow="0" w:lastRow="0" w:firstColumn="0" w:lastColumn="0" w:oddVBand="0" w:evenVBand="0" w:oddHBand="0" w:evenHBand="0" w:firstRowFirstColumn="0" w:firstRowLastColumn="0" w:lastRowFirstColumn="0" w:lastRowLastColumn="0"/>
+            </w:pPr>
             <w:r>
               <w:t>5</w:t>
             </w:r>
@@ -2028,19 +2871,30 @@
           <w:tcPr>
             <w:tcW w:w="912" w:type="dxa"/>
           </w:tcPr>
-          <w:p/>
+          <w:p>
+            <w:pPr>
+              <w:cnfStyle w:val="000000000000" w:firstRow="0" w:lastRow="0" w:firstColumn="0" w:lastColumn="0" w:oddVBand="0" w:evenVBand="0" w:oddHBand="0" w:evenHBand="0" w:firstRowFirstColumn="0" w:firstRowLastColumn="0" w:lastRowFirstColumn="0" w:lastRowLastColumn="0"/>
+            </w:pPr>
+          </w:p>
         </w:tc>
         <w:tc>
           <w:tcPr>
             <w:tcW w:w="910" w:type="dxa"/>
           </w:tcPr>
-          <w:p/>
+          <w:p>
+            <w:pPr>
+              <w:cnfStyle w:val="000000000000" w:firstRow="0" w:lastRow="0" w:firstColumn="0" w:lastColumn="0" w:oddVBand="0" w:evenVBand="0" w:oddHBand="0" w:evenHBand="0" w:firstRowFirstColumn="0" w:firstRowLastColumn="0" w:lastRowFirstColumn="0" w:lastRowLastColumn="0"/>
+            </w:pPr>
+          </w:p>
         </w:tc>
         <w:tc>
           <w:tcPr>
             <w:tcW w:w="1257" w:type="dxa"/>
           </w:tcPr>
           <w:p>
+            <w:pPr>
+              <w:cnfStyle w:val="000000000000" w:firstRow="0" w:lastRow="0" w:firstColumn="0" w:lastColumn="0" w:oddVBand="0" w:evenVBand="0" w:oddHBand="0" w:evenHBand="0" w:firstRowFirstColumn="0" w:firstRowLastColumn="0" w:lastRowFirstColumn="0" w:lastRowLastColumn="0"/>
+            </w:pPr>
             <w:r>
               <w:t>2</w:t>
             </w:r>
@@ -2050,12 +2904,20 @@
           <w:tcPr>
             <w:tcW w:w="762" w:type="dxa"/>
           </w:tcPr>
-          <w:p/>
+          <w:p>
+            <w:pPr>
+              <w:cnfStyle w:val="000000000000" w:firstRow="0" w:lastRow="0" w:firstColumn="0" w:lastColumn="0" w:oddVBand="0" w:evenVBand="0" w:oddHBand="0" w:evenHBand="0" w:firstRowFirstColumn="0" w:firstRowLastColumn="0" w:lastRowFirstColumn="0" w:lastRowLastColumn="0"/>
+            </w:pPr>
+          </w:p>
         </w:tc>
       </w:tr>
       <w:tr>
-        <w:tc>
-          <w:tcPr>
+        <w:trPr>
+          <w:cnfStyle w:val="000000100000" w:firstRow="0" w:lastRow="0" w:firstColumn="0" w:lastColumn="0" w:oddVBand="0" w:evenVBand="0" w:oddHBand="1" w:evenHBand="0" w:firstRowFirstColumn="0" w:firstRowLastColumn="0" w:lastRowFirstColumn="0" w:lastRowLastColumn="0"/>
+        </w:trPr>
+        <w:tc>
+          <w:tcPr>
+            <w:cnfStyle w:val="001000000000" w:firstRow="0" w:lastRow="0" w:firstColumn="1" w:lastColumn="0" w:oddVBand="0" w:evenVBand="0" w:oddHBand="0" w:evenHBand="0" w:firstRowFirstColumn="0" w:firstRowLastColumn="0" w:lastRowFirstColumn="0" w:lastRowLastColumn="0"/>
             <w:tcW w:w="714" w:type="dxa"/>
           </w:tcPr>
           <w:p/>
@@ -2064,13 +2926,20 @@
           <w:tcPr>
             <w:tcW w:w="1786" w:type="dxa"/>
           </w:tcPr>
-          <w:p/>
+          <w:p>
+            <w:pPr>
+              <w:cnfStyle w:val="000000100000" w:firstRow="0" w:lastRow="0" w:firstColumn="0" w:lastColumn="0" w:oddVBand="0" w:evenVBand="0" w:oddHBand="1" w:evenHBand="0" w:firstRowFirstColumn="0" w:firstRowLastColumn="0" w:lastRowFirstColumn="0" w:lastRowLastColumn="0"/>
+            </w:pPr>
+          </w:p>
         </w:tc>
         <w:tc>
           <w:tcPr>
             <w:tcW w:w="1051" w:type="dxa"/>
           </w:tcPr>
           <w:p>
+            <w:pPr>
+              <w:cnfStyle w:val="000000100000" w:firstRow="0" w:lastRow="0" w:firstColumn="0" w:lastColumn="0" w:oddVBand="0" w:evenVBand="0" w:oddHBand="1" w:evenHBand="0" w:firstRowFirstColumn="0" w:firstRowLastColumn="0" w:lastRowFirstColumn="0" w:lastRowLastColumn="0"/>
+            </w:pPr>
             <w:r>
               <w:t>VGA2CaT6</w:t>
             </w:r>
@@ -2081,6 +2950,9 @@
             <w:tcW w:w="1369" w:type="dxa"/>
           </w:tcPr>
           <w:p>
+            <w:pPr>
+              <w:cnfStyle w:val="000000100000" w:firstRow="0" w:lastRow="0" w:firstColumn="0" w:lastColumn="0" w:oddVBand="0" w:evenVBand="0" w:oddHBand="1" w:evenHBand="0" w:firstRowFirstColumn="0" w:firstRowLastColumn="0" w:lastRowFirstColumn="0" w:lastRowLastColumn="0"/>
+            </w:pPr>
             <w:r>
               <w:t>VGA2Cat6</w:t>
             </w:r>
@@ -2090,36 +2962,57 @@
           <w:tcPr>
             <w:tcW w:w="825" w:type="dxa"/>
           </w:tcPr>
-          <w:p/>
+          <w:p>
+            <w:pPr>
+              <w:cnfStyle w:val="000000100000" w:firstRow="0" w:lastRow="0" w:firstColumn="0" w:lastColumn="0" w:oddVBand="0" w:evenVBand="0" w:oddHBand="1" w:evenHBand="0" w:firstRowFirstColumn="0" w:firstRowLastColumn="0" w:lastRowFirstColumn="0" w:lastRowLastColumn="0"/>
+            </w:pPr>
+          </w:p>
         </w:tc>
         <w:tc>
           <w:tcPr>
             <w:tcW w:w="912" w:type="dxa"/>
           </w:tcPr>
-          <w:p/>
+          <w:p>
+            <w:pPr>
+              <w:cnfStyle w:val="000000100000" w:firstRow="0" w:lastRow="0" w:firstColumn="0" w:lastColumn="0" w:oddVBand="0" w:evenVBand="0" w:oddHBand="1" w:evenHBand="0" w:firstRowFirstColumn="0" w:firstRowLastColumn="0" w:lastRowFirstColumn="0" w:lastRowLastColumn="0"/>
+            </w:pPr>
+          </w:p>
         </w:tc>
         <w:tc>
           <w:tcPr>
             <w:tcW w:w="910" w:type="dxa"/>
           </w:tcPr>
-          <w:p/>
+          <w:p>
+            <w:pPr>
+              <w:cnfStyle w:val="000000100000" w:firstRow="0" w:lastRow="0" w:firstColumn="0" w:lastColumn="0" w:oddVBand="0" w:evenVBand="0" w:oddHBand="1" w:evenHBand="0" w:firstRowFirstColumn="0" w:firstRowLastColumn="0" w:lastRowFirstColumn="0" w:lastRowLastColumn="0"/>
+            </w:pPr>
+          </w:p>
         </w:tc>
         <w:tc>
           <w:tcPr>
             <w:tcW w:w="1257" w:type="dxa"/>
           </w:tcPr>
-          <w:p/>
+          <w:p>
+            <w:pPr>
+              <w:cnfStyle w:val="000000100000" w:firstRow="0" w:lastRow="0" w:firstColumn="0" w:lastColumn="0" w:oddVBand="0" w:evenVBand="0" w:oddHBand="1" w:evenHBand="0" w:firstRowFirstColumn="0" w:firstRowLastColumn="0" w:lastRowFirstColumn="0" w:lastRowLastColumn="0"/>
+            </w:pPr>
+          </w:p>
         </w:tc>
         <w:tc>
           <w:tcPr>
             <w:tcW w:w="762" w:type="dxa"/>
           </w:tcPr>
-          <w:p/>
+          <w:p>
+            <w:pPr>
+              <w:cnfStyle w:val="000000100000" w:firstRow="0" w:lastRow="0" w:firstColumn="0" w:lastColumn="0" w:oddVBand="0" w:evenVBand="0" w:oddHBand="1" w:evenHBand="0" w:firstRowFirstColumn="0" w:firstRowLastColumn="0" w:lastRowFirstColumn="0" w:lastRowLastColumn="0"/>
+            </w:pPr>
+          </w:p>
         </w:tc>
       </w:tr>
       <w:tr>
         <w:tc>
           <w:tcPr>
+            <w:cnfStyle w:val="001000000000" w:firstRow="0" w:lastRow="0" w:firstColumn="1" w:lastColumn="0" w:oddVBand="0" w:evenVBand="0" w:oddHBand="0" w:evenHBand="0" w:firstRowFirstColumn="0" w:firstRowLastColumn="0" w:lastRowFirstColumn="0" w:lastRowLastColumn="0"/>
             <w:tcW w:w="714" w:type="dxa"/>
           </w:tcPr>
           <w:p/>
@@ -2128,13 +3021,20 @@
           <w:tcPr>
             <w:tcW w:w="1786" w:type="dxa"/>
           </w:tcPr>
-          <w:p/>
+          <w:p>
+            <w:pPr>
+              <w:cnfStyle w:val="000000000000" w:firstRow="0" w:lastRow="0" w:firstColumn="0" w:lastColumn="0" w:oddVBand="0" w:evenVBand="0" w:oddHBand="0" w:evenHBand="0" w:firstRowFirstColumn="0" w:firstRowLastColumn="0" w:lastRowFirstColumn="0" w:lastRowLastColumn="0"/>
+            </w:pPr>
+          </w:p>
         </w:tc>
         <w:tc>
           <w:tcPr>
             <w:tcW w:w="1051" w:type="dxa"/>
           </w:tcPr>
           <w:p>
+            <w:pPr>
+              <w:cnfStyle w:val="000000000000" w:firstRow="0" w:lastRow="0" w:firstColumn="0" w:lastColumn="0" w:oddVBand="0" w:evenVBand="0" w:oddHBand="0" w:evenHBand="0" w:firstRowFirstColumn="0" w:firstRowLastColumn="0" w:lastRowFirstColumn="0" w:lastRowLastColumn="0"/>
+            </w:pPr>
             <w:r>
               <w:t xml:space="preserve">Electric cable </w:t>
             </w:r>
@@ -2145,6 +3045,9 @@
             <w:tcW w:w="1369" w:type="dxa"/>
           </w:tcPr>
           <w:p>
+            <w:pPr>
+              <w:cnfStyle w:val="000000000000" w:firstRow="0" w:lastRow="0" w:firstColumn="0" w:lastColumn="0" w:oddVBand="0" w:evenVBand="0" w:oddHBand="0" w:evenHBand="0" w:firstRowFirstColumn="0" w:firstRowLastColumn="0" w:lastRowFirstColumn="0" w:lastRowLastColumn="0"/>
+            </w:pPr>
             <w:r>
               <w:t xml:space="preserve">Battery connection </w:t>
             </w:r>
@@ -2155,6 +3058,9 @@
             <w:tcW w:w="825" w:type="dxa"/>
           </w:tcPr>
           <w:p>
+            <w:pPr>
+              <w:cnfStyle w:val="000000000000" w:firstRow="0" w:lastRow="0" w:firstColumn="0" w:lastColumn="0" w:oddVBand="0" w:evenVBand="0" w:oddHBand="0" w:evenHBand="0" w:firstRowFirstColumn="0" w:firstRowLastColumn="0" w:lastRowFirstColumn="0" w:lastRowLastColumn="0"/>
+            </w:pPr>
             <w:r>
               <w:t>2</w:t>
             </w:r>
@@ -2164,19 +3070,30 @@
           <w:tcPr>
             <w:tcW w:w="912" w:type="dxa"/>
           </w:tcPr>
-          <w:p/>
+          <w:p>
+            <w:pPr>
+              <w:cnfStyle w:val="000000000000" w:firstRow="0" w:lastRow="0" w:firstColumn="0" w:lastColumn="0" w:oddVBand="0" w:evenVBand="0" w:oddHBand="0" w:evenHBand="0" w:firstRowFirstColumn="0" w:firstRowLastColumn="0" w:lastRowFirstColumn="0" w:lastRowLastColumn="0"/>
+            </w:pPr>
+          </w:p>
         </w:tc>
         <w:tc>
           <w:tcPr>
             <w:tcW w:w="910" w:type="dxa"/>
           </w:tcPr>
-          <w:p/>
+          <w:p>
+            <w:pPr>
+              <w:cnfStyle w:val="000000000000" w:firstRow="0" w:lastRow="0" w:firstColumn="0" w:lastColumn="0" w:oddVBand="0" w:evenVBand="0" w:oddHBand="0" w:evenHBand="0" w:firstRowFirstColumn="0" w:firstRowLastColumn="0" w:lastRowFirstColumn="0" w:lastRowLastColumn="0"/>
+            </w:pPr>
+          </w:p>
         </w:tc>
         <w:tc>
           <w:tcPr>
             <w:tcW w:w="1257" w:type="dxa"/>
           </w:tcPr>
           <w:p>
+            <w:pPr>
+              <w:cnfStyle w:val="000000000000" w:firstRow="0" w:lastRow="0" w:firstColumn="0" w:lastColumn="0" w:oddVBand="0" w:evenVBand="0" w:oddHBand="0" w:evenHBand="0" w:firstRowFirstColumn="0" w:firstRowLastColumn="0" w:lastRowFirstColumn="0" w:lastRowLastColumn="0"/>
+            </w:pPr>
             <w:r>
               <w:t>2</w:t>
             </w:r>
@@ -2186,12 +3103,20 @@
           <w:tcPr>
             <w:tcW w:w="762" w:type="dxa"/>
           </w:tcPr>
-          <w:p/>
+          <w:p>
+            <w:pPr>
+              <w:cnfStyle w:val="000000000000" w:firstRow="0" w:lastRow="0" w:firstColumn="0" w:lastColumn="0" w:oddVBand="0" w:evenVBand="0" w:oddHBand="0" w:evenHBand="0" w:firstRowFirstColumn="0" w:firstRowLastColumn="0" w:lastRowFirstColumn="0" w:lastRowLastColumn="0"/>
+            </w:pPr>
+          </w:p>
         </w:tc>
       </w:tr>
       <w:tr>
-        <w:tc>
-          <w:tcPr>
+        <w:trPr>
+          <w:cnfStyle w:val="000000100000" w:firstRow="0" w:lastRow="0" w:firstColumn="0" w:lastColumn="0" w:oddVBand="0" w:evenVBand="0" w:oddHBand="1" w:evenHBand="0" w:firstRowFirstColumn="0" w:firstRowLastColumn="0" w:lastRowFirstColumn="0" w:lastRowLastColumn="0"/>
+        </w:trPr>
+        <w:tc>
+          <w:tcPr>
+            <w:cnfStyle w:val="001000000000" w:firstRow="0" w:lastRow="0" w:firstColumn="1" w:lastColumn="0" w:oddVBand="0" w:evenVBand="0" w:oddHBand="0" w:evenHBand="0" w:firstRowFirstColumn="0" w:firstRowLastColumn="0" w:lastRowFirstColumn="0" w:lastRowLastColumn="0"/>
             <w:tcW w:w="714" w:type="dxa"/>
           </w:tcPr>
           <w:p/>
@@ -2201,6 +3126,9 @@
             <w:tcW w:w="1786" w:type="dxa"/>
           </w:tcPr>
           <w:p>
+            <w:pPr>
+              <w:cnfStyle w:val="000000100000" w:firstRow="0" w:lastRow="0" w:firstColumn="0" w:lastColumn="0" w:oddVBand="0" w:evenVBand="0" w:oddHBand="1" w:evenHBand="0" w:firstRowFirstColumn="0" w:firstRowLastColumn="0" w:lastRowFirstColumn="0" w:lastRowLastColumn="0"/>
+            </w:pPr>
             <w:r>
               <w:t xml:space="preserve">Cable testers </w:t>
             </w:r>
@@ -2211,6 +3139,9 @@
             <w:tcW w:w="1051" w:type="dxa"/>
           </w:tcPr>
           <w:p>
+            <w:pPr>
+              <w:cnfStyle w:val="000000100000" w:firstRow="0" w:lastRow="0" w:firstColumn="0" w:lastColumn="0" w:oddVBand="0" w:evenVBand="0" w:oddHBand="1" w:evenHBand="0" w:firstRowFirstColumn="0" w:firstRowLastColumn="0" w:lastRowFirstColumn="0" w:lastRowLastColumn="0"/>
+            </w:pPr>
             <w:r>
               <w:t>AICO</w:t>
             </w:r>
@@ -2221,6 +3152,9 @@
             <w:tcW w:w="1369" w:type="dxa"/>
           </w:tcPr>
           <w:p>
+            <w:pPr>
+              <w:cnfStyle w:val="000000100000" w:firstRow="0" w:lastRow="0" w:firstColumn="0" w:lastColumn="0" w:oddVBand="0" w:evenVBand="0" w:oddHBand="1" w:evenHBand="0" w:firstRowFirstColumn="0" w:firstRowLastColumn="0" w:lastRowFirstColumn="0" w:lastRowLastColumn="0"/>
+            </w:pPr>
             <w:r>
               <w:t xml:space="preserve">Black </w:t>
             </w:r>
@@ -2231,6 +3165,9 @@
             <w:tcW w:w="825" w:type="dxa"/>
           </w:tcPr>
           <w:p>
+            <w:pPr>
+              <w:cnfStyle w:val="000000100000" w:firstRow="0" w:lastRow="0" w:firstColumn="0" w:lastColumn="0" w:oddVBand="0" w:evenVBand="0" w:oddHBand="1" w:evenHBand="0" w:firstRowFirstColumn="0" w:firstRowLastColumn="0" w:lastRowFirstColumn="0" w:lastRowLastColumn="0"/>
+            </w:pPr>
             <w:r>
               <w:t>1</w:t>
             </w:r>
@@ -2240,25 +3177,40 @@
           <w:tcPr>
             <w:tcW w:w="912" w:type="dxa"/>
           </w:tcPr>
-          <w:p/>
+          <w:p>
+            <w:pPr>
+              <w:cnfStyle w:val="000000100000" w:firstRow="0" w:lastRow="0" w:firstColumn="0" w:lastColumn="0" w:oddVBand="0" w:evenVBand="0" w:oddHBand="1" w:evenHBand="0" w:firstRowFirstColumn="0" w:firstRowLastColumn="0" w:lastRowFirstColumn="0" w:lastRowLastColumn="0"/>
+            </w:pPr>
+          </w:p>
         </w:tc>
         <w:tc>
           <w:tcPr>
             <w:tcW w:w="910" w:type="dxa"/>
           </w:tcPr>
-          <w:p/>
+          <w:p>
+            <w:pPr>
+              <w:cnfStyle w:val="000000100000" w:firstRow="0" w:lastRow="0" w:firstColumn="0" w:lastColumn="0" w:oddVBand="0" w:evenVBand="0" w:oddHBand="1" w:evenHBand="0" w:firstRowFirstColumn="0" w:firstRowLastColumn="0" w:lastRowFirstColumn="0" w:lastRowLastColumn="0"/>
+            </w:pPr>
+          </w:p>
         </w:tc>
         <w:tc>
           <w:tcPr>
             <w:tcW w:w="1257" w:type="dxa"/>
           </w:tcPr>
-          <w:p/>
+          <w:p>
+            <w:pPr>
+              <w:cnfStyle w:val="000000100000" w:firstRow="0" w:lastRow="0" w:firstColumn="0" w:lastColumn="0" w:oddVBand="0" w:evenVBand="0" w:oddHBand="1" w:evenHBand="0" w:firstRowFirstColumn="0" w:firstRowLastColumn="0" w:lastRowFirstColumn="0" w:lastRowLastColumn="0"/>
+            </w:pPr>
+          </w:p>
         </w:tc>
         <w:tc>
           <w:tcPr>
             <w:tcW w:w="762" w:type="dxa"/>
           </w:tcPr>
           <w:p>
+            <w:pPr>
+              <w:cnfStyle w:val="000000100000" w:firstRow="0" w:lastRow="0" w:firstColumn="0" w:lastColumn="0" w:oddVBand="0" w:evenVBand="0" w:oddHBand="1" w:evenHBand="0" w:firstRowFirstColumn="0" w:firstRowLastColumn="0" w:lastRowFirstColumn="0" w:lastRowLastColumn="0"/>
+            </w:pPr>
             <w:r>
               <w:t>1</w:t>
             </w:r>
@@ -2268,6 +3220,7 @@
       <w:tr>
         <w:tc>
           <w:tcPr>
+            <w:cnfStyle w:val="001000000000" w:firstRow="0" w:lastRow="0" w:firstColumn="1" w:lastColumn="0" w:oddVBand="0" w:evenVBand="0" w:oddHBand="0" w:evenHBand="0" w:firstRowFirstColumn="0" w:firstRowLastColumn="0" w:lastRowFirstColumn="0" w:lastRowLastColumn="0"/>
             <w:tcW w:w="714" w:type="dxa"/>
           </w:tcPr>
           <w:p/>
@@ -2276,54 +3229,90 @@
           <w:tcPr>
             <w:tcW w:w="1786" w:type="dxa"/>
           </w:tcPr>
-          <w:p/>
+          <w:p>
+            <w:pPr>
+              <w:cnfStyle w:val="000000000000" w:firstRow="0" w:lastRow="0" w:firstColumn="0" w:lastColumn="0" w:oddVBand="0" w:evenVBand="0" w:oddHBand="0" w:evenHBand="0" w:firstRowFirstColumn="0" w:firstRowLastColumn="0" w:lastRowFirstColumn="0" w:lastRowLastColumn="0"/>
+            </w:pPr>
+          </w:p>
         </w:tc>
         <w:tc>
           <w:tcPr>
             <w:tcW w:w="1051" w:type="dxa"/>
           </w:tcPr>
-          <w:p/>
+          <w:p>
+            <w:pPr>
+              <w:cnfStyle w:val="000000000000" w:firstRow="0" w:lastRow="0" w:firstColumn="0" w:lastColumn="0" w:oddVBand="0" w:evenVBand="0" w:oddHBand="0" w:evenHBand="0" w:firstRowFirstColumn="0" w:firstRowLastColumn="0" w:lastRowFirstColumn="0" w:lastRowLastColumn="0"/>
+            </w:pPr>
+          </w:p>
         </w:tc>
         <w:tc>
           <w:tcPr>
             <w:tcW w:w="1369" w:type="dxa"/>
           </w:tcPr>
-          <w:p/>
+          <w:p>
+            <w:pPr>
+              <w:cnfStyle w:val="000000000000" w:firstRow="0" w:lastRow="0" w:firstColumn="0" w:lastColumn="0" w:oddVBand="0" w:evenVBand="0" w:oddHBand="0" w:evenHBand="0" w:firstRowFirstColumn="0" w:firstRowLastColumn="0" w:lastRowFirstColumn="0" w:lastRowLastColumn="0"/>
+            </w:pPr>
+          </w:p>
         </w:tc>
         <w:tc>
           <w:tcPr>
             <w:tcW w:w="825" w:type="dxa"/>
           </w:tcPr>
-          <w:p/>
+          <w:p>
+            <w:pPr>
+              <w:cnfStyle w:val="000000000000" w:firstRow="0" w:lastRow="0" w:firstColumn="0" w:lastColumn="0" w:oddVBand="0" w:evenVBand="0" w:oddHBand="0" w:evenHBand="0" w:firstRowFirstColumn="0" w:firstRowLastColumn="0" w:lastRowFirstColumn="0" w:lastRowLastColumn="0"/>
+            </w:pPr>
+          </w:p>
         </w:tc>
         <w:tc>
           <w:tcPr>
             <w:tcW w:w="912" w:type="dxa"/>
           </w:tcPr>
-          <w:p/>
+          <w:p>
+            <w:pPr>
+              <w:cnfStyle w:val="000000000000" w:firstRow="0" w:lastRow="0" w:firstColumn="0" w:lastColumn="0" w:oddVBand="0" w:evenVBand="0" w:oddHBand="0" w:evenHBand="0" w:firstRowFirstColumn="0" w:firstRowLastColumn="0" w:lastRowFirstColumn="0" w:lastRowLastColumn="0"/>
+            </w:pPr>
+          </w:p>
         </w:tc>
         <w:tc>
           <w:tcPr>
             <w:tcW w:w="910" w:type="dxa"/>
           </w:tcPr>
-          <w:p/>
+          <w:p>
+            <w:pPr>
+              <w:cnfStyle w:val="000000000000" w:firstRow="0" w:lastRow="0" w:firstColumn="0" w:lastColumn="0" w:oddVBand="0" w:evenVBand="0" w:oddHBand="0" w:evenHBand="0" w:firstRowFirstColumn="0" w:firstRowLastColumn="0" w:lastRowFirstColumn="0" w:lastRowLastColumn="0"/>
+            </w:pPr>
+          </w:p>
         </w:tc>
         <w:tc>
           <w:tcPr>
             <w:tcW w:w="1257" w:type="dxa"/>
           </w:tcPr>
-          <w:p/>
+          <w:p>
+            <w:pPr>
+              <w:cnfStyle w:val="000000000000" w:firstRow="0" w:lastRow="0" w:firstColumn="0" w:lastColumn="0" w:oddVBand="0" w:evenVBand="0" w:oddHBand="0" w:evenHBand="0" w:firstRowFirstColumn="0" w:firstRowLastColumn="0" w:lastRowFirstColumn="0" w:lastRowLastColumn="0"/>
+            </w:pPr>
+          </w:p>
         </w:tc>
         <w:tc>
           <w:tcPr>
             <w:tcW w:w="762" w:type="dxa"/>
           </w:tcPr>
-          <w:p/>
+          <w:p>
+            <w:pPr>
+              <w:cnfStyle w:val="000000000000" w:firstRow="0" w:lastRow="0" w:firstColumn="0" w:lastColumn="0" w:oddVBand="0" w:evenVBand="0" w:oddHBand="0" w:evenHBand="0" w:firstRowFirstColumn="0" w:firstRowLastColumn="0" w:lastRowFirstColumn="0" w:lastRowLastColumn="0"/>
+            </w:pPr>
+          </w:p>
         </w:tc>
       </w:tr>
       <w:tr>
-        <w:tc>
-          <w:tcPr>
+        <w:trPr>
+          <w:cnfStyle w:val="000000100000" w:firstRow="0" w:lastRow="0" w:firstColumn="0" w:lastColumn="0" w:oddVBand="0" w:evenVBand="0" w:oddHBand="1" w:evenHBand="0" w:firstRowFirstColumn="0" w:firstRowLastColumn="0" w:lastRowFirstColumn="0" w:lastRowLastColumn="0"/>
+        </w:trPr>
+        <w:tc>
+          <w:tcPr>
+            <w:cnfStyle w:val="001000000000" w:firstRow="0" w:lastRow="0" w:firstColumn="1" w:lastColumn="0" w:oddVBand="0" w:evenVBand="0" w:oddHBand="0" w:evenHBand="0" w:firstRowFirstColumn="0" w:firstRowLastColumn="0" w:lastRowFirstColumn="0" w:lastRowLastColumn="0"/>
             <w:tcW w:w="714" w:type="dxa"/>
           </w:tcPr>
           <w:p/>
@@ -2333,6 +3322,9 @@
             <w:tcW w:w="1786" w:type="dxa"/>
           </w:tcPr>
           <w:p>
+            <w:pPr>
+              <w:cnfStyle w:val="000000100000" w:firstRow="0" w:lastRow="0" w:firstColumn="0" w:lastColumn="0" w:oddVBand="0" w:evenVBand="0" w:oddHBand="1" w:evenHBand="0" w:firstRowFirstColumn="0" w:firstRowLastColumn="0" w:lastRowFirstColumn="0" w:lastRowLastColumn="0"/>
+            </w:pPr>
             <w:r>
               <w:t xml:space="preserve">Expansion screws </w:t>
             </w:r>
@@ -2343,6 +3335,9 @@
             <w:tcW w:w="1051" w:type="dxa"/>
           </w:tcPr>
           <w:p>
+            <w:pPr>
+              <w:cnfStyle w:val="000000100000" w:firstRow="0" w:lastRow="0" w:firstColumn="0" w:lastColumn="0" w:oddVBand="0" w:evenVBand="0" w:oddHBand="1" w:evenHBand="0" w:firstRowFirstColumn="0" w:firstRowLastColumn="0" w:lastRowFirstColumn="0" w:lastRowLastColumn="0"/>
+            </w:pPr>
             <w:r>
               <w:t xml:space="preserve">M6 - </w:t>
             </w:r>
@@ -2353,6 +3348,9 @@
             <w:tcW w:w="1369" w:type="dxa"/>
           </w:tcPr>
           <w:p>
+            <w:pPr>
+              <w:cnfStyle w:val="000000100000" w:firstRow="0" w:lastRow="0" w:firstColumn="0" w:lastColumn="0" w:oddVBand="0" w:evenVBand="0" w:oddHBand="1" w:evenHBand="0" w:firstRowFirstColumn="0" w:firstRowLastColumn="0" w:lastRowFirstColumn="0" w:lastRowLastColumn="0"/>
+            </w:pPr>
             <w:r>
               <w:t>M8</w:t>
             </w:r>
@@ -2363,6 +3361,9 @@
             <w:tcW w:w="825" w:type="dxa"/>
           </w:tcPr>
           <w:p>
+            <w:pPr>
+              <w:cnfStyle w:val="000000100000" w:firstRow="0" w:lastRow="0" w:firstColumn="0" w:lastColumn="0" w:oddVBand="0" w:evenVBand="0" w:oddHBand="1" w:evenHBand="0" w:firstRowFirstColumn="0" w:firstRowLastColumn="0" w:lastRowFirstColumn="0" w:lastRowLastColumn="0"/>
+            </w:pPr>
             <w:r>
               <w:t>32</w:t>
             </w:r>
@@ -2372,19 +3373,30 @@
           <w:tcPr>
             <w:tcW w:w="912" w:type="dxa"/>
           </w:tcPr>
-          <w:p/>
+          <w:p>
+            <w:pPr>
+              <w:cnfStyle w:val="000000100000" w:firstRow="0" w:lastRow="0" w:firstColumn="0" w:lastColumn="0" w:oddVBand="0" w:evenVBand="0" w:oddHBand="1" w:evenHBand="0" w:firstRowFirstColumn="0" w:firstRowLastColumn="0" w:lastRowFirstColumn="0" w:lastRowLastColumn="0"/>
+            </w:pPr>
+          </w:p>
         </w:tc>
         <w:tc>
           <w:tcPr>
             <w:tcW w:w="910" w:type="dxa"/>
           </w:tcPr>
-          <w:p/>
+          <w:p>
+            <w:pPr>
+              <w:cnfStyle w:val="000000100000" w:firstRow="0" w:lastRow="0" w:firstColumn="0" w:lastColumn="0" w:oddVBand="0" w:evenVBand="0" w:oddHBand="1" w:evenHBand="0" w:firstRowFirstColumn="0" w:firstRowLastColumn="0" w:lastRowFirstColumn="0" w:lastRowLastColumn="0"/>
+            </w:pPr>
+          </w:p>
         </w:tc>
         <w:tc>
           <w:tcPr>
             <w:tcW w:w="1257" w:type="dxa"/>
           </w:tcPr>
           <w:p>
+            <w:pPr>
+              <w:cnfStyle w:val="000000100000" w:firstRow="0" w:lastRow="0" w:firstColumn="0" w:lastColumn="0" w:oddVBand="0" w:evenVBand="0" w:oddHBand="1" w:evenHBand="0" w:firstRowFirstColumn="0" w:firstRowLastColumn="0" w:lastRowFirstColumn="0" w:lastRowLastColumn="0"/>
+            </w:pPr>
             <w:r>
               <w:t>32</w:t>
             </w:r>
@@ -2394,12 +3406,17 @@
           <w:tcPr>
             <w:tcW w:w="762" w:type="dxa"/>
           </w:tcPr>
-          <w:p/>
+          <w:p>
+            <w:pPr>
+              <w:cnfStyle w:val="000000100000" w:firstRow="0" w:lastRow="0" w:firstColumn="0" w:lastColumn="0" w:oddVBand="0" w:evenVBand="0" w:oddHBand="1" w:evenHBand="0" w:firstRowFirstColumn="0" w:firstRowLastColumn="0" w:lastRowFirstColumn="0" w:lastRowLastColumn="0"/>
+            </w:pPr>
+          </w:p>
         </w:tc>
       </w:tr>
       <w:tr>
         <w:tc>
           <w:tcPr>
+            <w:cnfStyle w:val="001000000000" w:firstRow="0" w:lastRow="0" w:firstColumn="1" w:lastColumn="0" w:oddVBand="0" w:evenVBand="0" w:oddHBand="0" w:evenHBand="0" w:firstRowFirstColumn="0" w:firstRowLastColumn="0" w:lastRowFirstColumn="0" w:lastRowLastColumn="0"/>
             <w:tcW w:w="714" w:type="dxa"/>
           </w:tcPr>
           <w:p/>
@@ -2409,6 +3426,9 @@
             <w:tcW w:w="1786" w:type="dxa"/>
           </w:tcPr>
           <w:p>
+            <w:pPr>
+              <w:cnfStyle w:val="000000000000" w:firstRow="0" w:lastRow="0" w:firstColumn="0" w:lastColumn="0" w:oddVBand="0" w:evenVBand="0" w:oddHBand="0" w:evenHBand="0" w:firstRowFirstColumn="0" w:firstRowLastColumn="0" w:lastRowFirstColumn="0" w:lastRowLastColumn="0"/>
+            </w:pPr>
             <w:r>
               <w:t xml:space="preserve">Dock station </w:t>
             </w:r>
@@ -2419,6 +3439,9 @@
             <w:tcW w:w="1051" w:type="dxa"/>
           </w:tcPr>
           <w:p>
+            <w:pPr>
+              <w:cnfStyle w:val="000000000000" w:firstRow="0" w:lastRow="0" w:firstColumn="0" w:lastColumn="0" w:oddVBand="0" w:evenVBand="0" w:oddHBand="0" w:evenHBand="0" w:firstRowFirstColumn="0" w:firstRowLastColumn="0" w:lastRowFirstColumn="0" w:lastRowLastColumn="0"/>
+            </w:pPr>
             <w:proofErr w:type="spellStart"/>
             <w:r>
               <w:t>Optiplex</w:t>
@@ -2434,6 +3457,9 @@
             <w:tcW w:w="1369" w:type="dxa"/>
           </w:tcPr>
           <w:p>
+            <w:pPr>
+              <w:cnfStyle w:val="000000000000" w:firstRow="0" w:lastRow="0" w:firstColumn="0" w:lastColumn="0" w:oddVBand="0" w:evenVBand="0" w:oddHBand="0" w:evenHBand="0" w:firstRowFirstColumn="0" w:firstRowLastColumn="0" w:lastRowFirstColumn="0" w:lastRowLastColumn="0"/>
+            </w:pPr>
             <w:r>
               <w:t>ION A603</w:t>
             </w:r>
@@ -2443,36 +3469,60 @@
           <w:tcPr>
             <w:tcW w:w="825" w:type="dxa"/>
           </w:tcPr>
-          <w:p/>
+          <w:p>
+            <w:pPr>
+              <w:cnfStyle w:val="000000000000" w:firstRow="0" w:lastRow="0" w:firstColumn="0" w:lastColumn="0" w:oddVBand="0" w:evenVBand="0" w:oddHBand="0" w:evenHBand="0" w:firstRowFirstColumn="0" w:firstRowLastColumn="0" w:lastRowFirstColumn="0" w:lastRowLastColumn="0"/>
+            </w:pPr>
+          </w:p>
         </w:tc>
         <w:tc>
           <w:tcPr>
             <w:tcW w:w="912" w:type="dxa"/>
           </w:tcPr>
-          <w:p/>
+          <w:p>
+            <w:pPr>
+              <w:cnfStyle w:val="000000000000" w:firstRow="0" w:lastRow="0" w:firstColumn="0" w:lastColumn="0" w:oddVBand="0" w:evenVBand="0" w:oddHBand="0" w:evenHBand="0" w:firstRowFirstColumn="0" w:firstRowLastColumn="0" w:lastRowFirstColumn="0" w:lastRowLastColumn="0"/>
+            </w:pPr>
+          </w:p>
         </w:tc>
         <w:tc>
           <w:tcPr>
             <w:tcW w:w="910" w:type="dxa"/>
           </w:tcPr>
-          <w:p/>
+          <w:p>
+            <w:pPr>
+              <w:cnfStyle w:val="000000000000" w:firstRow="0" w:lastRow="0" w:firstColumn="0" w:lastColumn="0" w:oddVBand="0" w:evenVBand="0" w:oddHBand="0" w:evenHBand="0" w:firstRowFirstColumn="0" w:firstRowLastColumn="0" w:lastRowFirstColumn="0" w:lastRowLastColumn="0"/>
+            </w:pPr>
+          </w:p>
         </w:tc>
         <w:tc>
           <w:tcPr>
             <w:tcW w:w="1257" w:type="dxa"/>
           </w:tcPr>
-          <w:p/>
+          <w:p>
+            <w:pPr>
+              <w:cnfStyle w:val="000000000000" w:firstRow="0" w:lastRow="0" w:firstColumn="0" w:lastColumn="0" w:oddVBand="0" w:evenVBand="0" w:oddHBand="0" w:evenHBand="0" w:firstRowFirstColumn="0" w:firstRowLastColumn="0" w:lastRowFirstColumn="0" w:lastRowLastColumn="0"/>
+            </w:pPr>
+          </w:p>
         </w:tc>
         <w:tc>
           <w:tcPr>
             <w:tcW w:w="762" w:type="dxa"/>
           </w:tcPr>
-          <w:p/>
+          <w:p>
+            <w:pPr>
+              <w:cnfStyle w:val="000000000000" w:firstRow="0" w:lastRow="0" w:firstColumn="0" w:lastColumn="0" w:oddVBand="0" w:evenVBand="0" w:oddHBand="0" w:evenHBand="0" w:firstRowFirstColumn="0" w:firstRowLastColumn="0" w:lastRowFirstColumn="0" w:lastRowLastColumn="0"/>
+            </w:pPr>
+          </w:p>
         </w:tc>
       </w:tr>
       <w:tr>
-        <w:tc>
-          <w:tcPr>
+        <w:trPr>
+          <w:cnfStyle w:val="000000100000" w:firstRow="0" w:lastRow="0" w:firstColumn="0" w:lastColumn="0" w:oddVBand="0" w:evenVBand="0" w:oddHBand="1" w:evenHBand="0" w:firstRowFirstColumn="0" w:firstRowLastColumn="0" w:lastRowFirstColumn="0" w:lastRowLastColumn="0"/>
+        </w:trPr>
+        <w:tc>
+          <w:tcPr>
+            <w:cnfStyle w:val="001000000000" w:firstRow="0" w:lastRow="0" w:firstColumn="1" w:lastColumn="0" w:oddVBand="0" w:evenVBand="0" w:oddHBand="0" w:evenHBand="0" w:firstRowFirstColumn="0" w:firstRowLastColumn="0" w:lastRowFirstColumn="0" w:lastRowLastColumn="0"/>
             <w:tcW w:w="714" w:type="dxa"/>
           </w:tcPr>
           <w:p/>
@@ -2482,6 +3532,9 @@
             <w:tcW w:w="1786" w:type="dxa"/>
           </w:tcPr>
           <w:p>
+            <w:pPr>
+              <w:cnfStyle w:val="000000100000" w:firstRow="0" w:lastRow="0" w:firstColumn="0" w:lastColumn="0" w:oddVBand="0" w:evenVBand="0" w:oddHBand="1" w:evenHBand="0" w:firstRowFirstColumn="0" w:firstRowLastColumn="0" w:lastRowFirstColumn="0" w:lastRowLastColumn="0"/>
+            </w:pPr>
             <w:r>
               <w:t>Crimping tool</w:t>
             </w:r>
@@ -2492,6 +3545,9 @@
             <w:tcW w:w="1051" w:type="dxa"/>
           </w:tcPr>
           <w:p>
+            <w:pPr>
+              <w:cnfStyle w:val="000000100000" w:firstRow="0" w:lastRow="0" w:firstColumn="0" w:lastColumn="0" w:oddVBand="0" w:evenVBand="0" w:oddHBand="1" w:evenHBand="0" w:firstRowFirstColumn="0" w:firstRowLastColumn="0" w:lastRowFirstColumn="0" w:lastRowLastColumn="0"/>
+            </w:pPr>
             <w:r>
               <w:t xml:space="preserve">Green </w:t>
             </w:r>
@@ -2502,6 +3558,9 @@
             <w:tcW w:w="1369" w:type="dxa"/>
           </w:tcPr>
           <w:p>
+            <w:pPr>
+              <w:cnfStyle w:val="000000100000" w:firstRow="0" w:lastRow="0" w:firstColumn="0" w:lastColumn="0" w:oddVBand="0" w:evenVBand="0" w:oddHBand="1" w:evenHBand="0" w:firstRowFirstColumn="0" w:firstRowLastColumn="0" w:lastRowFirstColumn="0" w:lastRowLastColumn="0"/>
+            </w:pPr>
             <w:proofErr w:type="spellStart"/>
             <w:r>
               <w:t>CaT</w:t>
@@ -2517,6 +3576,9 @@
             <w:tcW w:w="825" w:type="dxa"/>
           </w:tcPr>
           <w:p>
+            <w:pPr>
+              <w:cnfStyle w:val="000000100000" w:firstRow="0" w:lastRow="0" w:firstColumn="0" w:lastColumn="0" w:oddVBand="0" w:evenVBand="0" w:oddHBand="1" w:evenHBand="0" w:firstRowFirstColumn="0" w:firstRowLastColumn="0" w:lastRowFirstColumn="0" w:lastRowLastColumn="0"/>
+            </w:pPr>
             <w:r>
               <w:t>1</w:t>
             </w:r>
@@ -2526,19 +3588,30 @@
           <w:tcPr>
             <w:tcW w:w="912" w:type="dxa"/>
           </w:tcPr>
-          <w:p/>
+          <w:p>
+            <w:pPr>
+              <w:cnfStyle w:val="000000100000" w:firstRow="0" w:lastRow="0" w:firstColumn="0" w:lastColumn="0" w:oddVBand="0" w:evenVBand="0" w:oddHBand="1" w:evenHBand="0" w:firstRowFirstColumn="0" w:firstRowLastColumn="0" w:lastRowFirstColumn="0" w:lastRowLastColumn="0"/>
+            </w:pPr>
+          </w:p>
         </w:tc>
         <w:tc>
           <w:tcPr>
             <w:tcW w:w="910" w:type="dxa"/>
           </w:tcPr>
-          <w:p/>
+          <w:p>
+            <w:pPr>
+              <w:cnfStyle w:val="000000100000" w:firstRow="0" w:lastRow="0" w:firstColumn="0" w:lastColumn="0" w:oddVBand="0" w:evenVBand="0" w:oddHBand="1" w:evenHBand="0" w:firstRowFirstColumn="0" w:firstRowLastColumn="0" w:lastRowFirstColumn="0" w:lastRowLastColumn="0"/>
+            </w:pPr>
+          </w:p>
         </w:tc>
         <w:tc>
           <w:tcPr>
             <w:tcW w:w="1257" w:type="dxa"/>
           </w:tcPr>
           <w:p>
+            <w:pPr>
+              <w:cnfStyle w:val="000000100000" w:firstRow="0" w:lastRow="0" w:firstColumn="0" w:lastColumn="0" w:oddVBand="0" w:evenVBand="0" w:oddHBand="1" w:evenHBand="0" w:firstRowFirstColumn="0" w:firstRowLastColumn="0" w:lastRowFirstColumn="0" w:lastRowLastColumn="0"/>
+            </w:pPr>
             <w:r>
               <w:t>1</w:t>
             </w:r>
@@ -2548,12 +3621,17 @@
           <w:tcPr>
             <w:tcW w:w="762" w:type="dxa"/>
           </w:tcPr>
-          <w:p/>
+          <w:p>
+            <w:pPr>
+              <w:cnfStyle w:val="000000100000" w:firstRow="0" w:lastRow="0" w:firstColumn="0" w:lastColumn="0" w:oddVBand="0" w:evenVBand="0" w:oddHBand="1" w:evenHBand="0" w:firstRowFirstColumn="0" w:firstRowLastColumn="0" w:lastRowFirstColumn="0" w:lastRowLastColumn="0"/>
+            </w:pPr>
+          </w:p>
         </w:tc>
       </w:tr>
       <w:tr>
         <w:tc>
           <w:tcPr>
+            <w:cnfStyle w:val="001000000000" w:firstRow="0" w:lastRow="0" w:firstColumn="1" w:lastColumn="0" w:oddVBand="0" w:evenVBand="0" w:oddHBand="0" w:evenHBand="0" w:firstRowFirstColumn="0" w:firstRowLastColumn="0" w:lastRowFirstColumn="0" w:lastRowLastColumn="0"/>
             <w:tcW w:w="714" w:type="dxa"/>
           </w:tcPr>
           <w:p/>
@@ -2563,6 +3641,9 @@
             <w:tcW w:w="1786" w:type="dxa"/>
           </w:tcPr>
           <w:p>
+            <w:pPr>
+              <w:cnfStyle w:val="000000000000" w:firstRow="0" w:lastRow="0" w:firstColumn="0" w:lastColumn="0" w:oddVBand="0" w:evenVBand="0" w:oddHBand="0" w:evenHBand="0" w:firstRowFirstColumn="0" w:firstRowLastColumn="0" w:lastRowFirstColumn="0" w:lastRowLastColumn="0"/>
+            </w:pPr>
             <w:r>
               <w:t xml:space="preserve">Remotes </w:t>
             </w:r>
@@ -2573,6 +3654,9 @@
             <w:tcW w:w="1051" w:type="dxa"/>
           </w:tcPr>
           <w:p>
+            <w:pPr>
+              <w:cnfStyle w:val="000000000000" w:firstRow="0" w:lastRow="0" w:firstColumn="0" w:lastColumn="0" w:oddVBand="0" w:evenVBand="0" w:oddHBand="0" w:evenHBand="0" w:firstRowFirstColumn="0" w:firstRowLastColumn="0" w:lastRowFirstColumn="0" w:lastRowLastColumn="0"/>
+            </w:pPr>
             <w:r>
               <w:t xml:space="preserve">Teachers </w:t>
             </w:r>
@@ -2582,13 +3666,20 @@
           <w:tcPr>
             <w:tcW w:w="1369" w:type="dxa"/>
           </w:tcPr>
-          <w:p/>
+          <w:p>
+            <w:pPr>
+              <w:cnfStyle w:val="000000000000" w:firstRow="0" w:lastRow="0" w:firstColumn="0" w:lastColumn="0" w:oddVBand="0" w:evenVBand="0" w:oddHBand="0" w:evenHBand="0" w:firstRowFirstColumn="0" w:firstRowLastColumn="0" w:lastRowFirstColumn="0" w:lastRowLastColumn="0"/>
+            </w:pPr>
+          </w:p>
         </w:tc>
         <w:tc>
           <w:tcPr>
             <w:tcW w:w="825" w:type="dxa"/>
           </w:tcPr>
           <w:p>
+            <w:pPr>
+              <w:cnfStyle w:val="000000000000" w:firstRow="0" w:lastRow="0" w:firstColumn="0" w:lastColumn="0" w:oddVBand="0" w:evenVBand="0" w:oddHBand="0" w:evenHBand="0" w:firstRowFirstColumn="0" w:firstRowLastColumn="0" w:lastRowFirstColumn="0" w:lastRowLastColumn="0"/>
+            </w:pPr>
             <w:r>
               <w:t>1</w:t>
             </w:r>
@@ -2598,30 +3689,50 @@
           <w:tcPr>
             <w:tcW w:w="912" w:type="dxa"/>
           </w:tcPr>
-          <w:p/>
+          <w:p>
+            <w:pPr>
+              <w:cnfStyle w:val="000000000000" w:firstRow="0" w:lastRow="0" w:firstColumn="0" w:lastColumn="0" w:oddVBand="0" w:evenVBand="0" w:oddHBand="0" w:evenHBand="0" w:firstRowFirstColumn="0" w:firstRowLastColumn="0" w:lastRowFirstColumn="0" w:lastRowLastColumn="0"/>
+            </w:pPr>
+          </w:p>
         </w:tc>
         <w:tc>
           <w:tcPr>
             <w:tcW w:w="910" w:type="dxa"/>
           </w:tcPr>
-          <w:p/>
+          <w:p>
+            <w:pPr>
+              <w:cnfStyle w:val="000000000000" w:firstRow="0" w:lastRow="0" w:firstColumn="0" w:lastColumn="0" w:oddVBand="0" w:evenVBand="0" w:oddHBand="0" w:evenHBand="0" w:firstRowFirstColumn="0" w:firstRowLastColumn="0" w:lastRowFirstColumn="0" w:lastRowLastColumn="0"/>
+            </w:pPr>
+          </w:p>
         </w:tc>
         <w:tc>
           <w:tcPr>
             <w:tcW w:w="1257" w:type="dxa"/>
           </w:tcPr>
-          <w:p/>
+          <w:p>
+            <w:pPr>
+              <w:cnfStyle w:val="000000000000" w:firstRow="0" w:lastRow="0" w:firstColumn="0" w:lastColumn="0" w:oddVBand="0" w:evenVBand="0" w:oddHBand="0" w:evenHBand="0" w:firstRowFirstColumn="0" w:firstRowLastColumn="0" w:lastRowFirstColumn="0" w:lastRowLastColumn="0"/>
+            </w:pPr>
+          </w:p>
         </w:tc>
         <w:tc>
           <w:tcPr>
             <w:tcW w:w="762" w:type="dxa"/>
           </w:tcPr>
-          <w:p/>
+          <w:p>
+            <w:pPr>
+              <w:cnfStyle w:val="000000000000" w:firstRow="0" w:lastRow="0" w:firstColumn="0" w:lastColumn="0" w:oddVBand="0" w:evenVBand="0" w:oddHBand="0" w:evenHBand="0" w:firstRowFirstColumn="0" w:firstRowLastColumn="0" w:lastRowFirstColumn="0" w:lastRowLastColumn="0"/>
+            </w:pPr>
+          </w:p>
         </w:tc>
       </w:tr>
       <w:tr>
-        <w:tc>
-          <w:tcPr>
+        <w:trPr>
+          <w:cnfStyle w:val="000000100000" w:firstRow="0" w:lastRow="0" w:firstColumn="0" w:lastColumn="0" w:oddVBand="0" w:evenVBand="0" w:oddHBand="1" w:evenHBand="0" w:firstRowFirstColumn="0" w:firstRowLastColumn="0" w:lastRowFirstColumn="0" w:lastRowLastColumn="0"/>
+        </w:trPr>
+        <w:tc>
+          <w:tcPr>
+            <w:cnfStyle w:val="001000000000" w:firstRow="0" w:lastRow="0" w:firstColumn="1" w:lastColumn="0" w:oddVBand="0" w:evenVBand="0" w:oddHBand="0" w:evenHBand="0" w:firstRowFirstColumn="0" w:firstRowLastColumn="0" w:lastRowFirstColumn="0" w:lastRowLastColumn="0"/>
             <w:tcW w:w="714" w:type="dxa"/>
           </w:tcPr>
           <w:p/>
@@ -2630,13 +3741,20 @@
           <w:tcPr>
             <w:tcW w:w="1786" w:type="dxa"/>
           </w:tcPr>
-          <w:p/>
+          <w:p>
+            <w:pPr>
+              <w:cnfStyle w:val="000000100000" w:firstRow="0" w:lastRow="0" w:firstColumn="0" w:lastColumn="0" w:oddVBand="0" w:evenVBand="0" w:oddHBand="1" w:evenHBand="0" w:firstRowFirstColumn="0" w:firstRowLastColumn="0" w:lastRowFirstColumn="0" w:lastRowLastColumn="0"/>
+            </w:pPr>
+          </w:p>
         </w:tc>
         <w:tc>
           <w:tcPr>
             <w:tcW w:w="1051" w:type="dxa"/>
           </w:tcPr>
           <w:p>
+            <w:pPr>
+              <w:cnfStyle w:val="000000100000" w:firstRow="0" w:lastRow="0" w:firstColumn="0" w:lastColumn="0" w:oddVBand="0" w:evenVBand="0" w:oddHBand="1" w:evenHBand="0" w:firstRowFirstColumn="0" w:firstRowLastColumn="0" w:lastRowFirstColumn="0" w:lastRowLastColumn="0"/>
+            </w:pPr>
             <w:r>
               <w:t xml:space="preserve">AA battery </w:t>
             </w:r>
@@ -2646,13 +3764,20 @@
           <w:tcPr>
             <w:tcW w:w="1369" w:type="dxa"/>
           </w:tcPr>
-          <w:p/>
+          <w:p>
+            <w:pPr>
+              <w:cnfStyle w:val="000000100000" w:firstRow="0" w:lastRow="0" w:firstColumn="0" w:lastColumn="0" w:oddVBand="0" w:evenVBand="0" w:oddHBand="1" w:evenHBand="0" w:firstRowFirstColumn="0" w:firstRowLastColumn="0" w:lastRowFirstColumn="0" w:lastRowLastColumn="0"/>
+            </w:pPr>
+          </w:p>
         </w:tc>
         <w:tc>
           <w:tcPr>
             <w:tcW w:w="825" w:type="dxa"/>
           </w:tcPr>
           <w:p>
+            <w:pPr>
+              <w:cnfStyle w:val="000000100000" w:firstRow="0" w:lastRow="0" w:firstColumn="0" w:lastColumn="0" w:oddVBand="0" w:evenVBand="0" w:oddHBand="1" w:evenHBand="0" w:firstRowFirstColumn="0" w:firstRowLastColumn="0" w:lastRowFirstColumn="0" w:lastRowLastColumn="0"/>
+            </w:pPr>
             <w:r>
               <w:t>2</w:t>
             </w:r>
@@ -2662,30 +3787,47 @@
           <w:tcPr>
             <w:tcW w:w="912" w:type="dxa"/>
           </w:tcPr>
-          <w:p/>
+          <w:p>
+            <w:pPr>
+              <w:cnfStyle w:val="000000100000" w:firstRow="0" w:lastRow="0" w:firstColumn="0" w:lastColumn="0" w:oddVBand="0" w:evenVBand="0" w:oddHBand="1" w:evenHBand="0" w:firstRowFirstColumn="0" w:firstRowLastColumn="0" w:lastRowFirstColumn="0" w:lastRowLastColumn="0"/>
+            </w:pPr>
+          </w:p>
         </w:tc>
         <w:tc>
           <w:tcPr>
             <w:tcW w:w="910" w:type="dxa"/>
           </w:tcPr>
-          <w:p/>
+          <w:p>
+            <w:pPr>
+              <w:cnfStyle w:val="000000100000" w:firstRow="0" w:lastRow="0" w:firstColumn="0" w:lastColumn="0" w:oddVBand="0" w:evenVBand="0" w:oddHBand="1" w:evenHBand="0" w:firstRowFirstColumn="0" w:firstRowLastColumn="0" w:lastRowFirstColumn="0" w:lastRowLastColumn="0"/>
+            </w:pPr>
+          </w:p>
         </w:tc>
         <w:tc>
           <w:tcPr>
             <w:tcW w:w="1257" w:type="dxa"/>
           </w:tcPr>
-          <w:p/>
+          <w:p>
+            <w:pPr>
+              <w:cnfStyle w:val="000000100000" w:firstRow="0" w:lastRow="0" w:firstColumn="0" w:lastColumn="0" w:oddVBand="0" w:evenVBand="0" w:oddHBand="1" w:evenHBand="0" w:firstRowFirstColumn="0" w:firstRowLastColumn="0" w:lastRowFirstColumn="0" w:lastRowLastColumn="0"/>
+            </w:pPr>
+          </w:p>
         </w:tc>
         <w:tc>
           <w:tcPr>
             <w:tcW w:w="762" w:type="dxa"/>
           </w:tcPr>
-          <w:p/>
+          <w:p>
+            <w:pPr>
+              <w:cnfStyle w:val="000000100000" w:firstRow="0" w:lastRow="0" w:firstColumn="0" w:lastColumn="0" w:oddVBand="0" w:evenVBand="0" w:oddHBand="1" w:evenHBand="0" w:firstRowFirstColumn="0" w:firstRowLastColumn="0" w:lastRowFirstColumn="0" w:lastRowLastColumn="0"/>
+            </w:pPr>
+          </w:p>
         </w:tc>
       </w:tr>
       <w:tr>
         <w:tc>
           <w:tcPr>
+            <w:cnfStyle w:val="001000000000" w:firstRow="0" w:lastRow="0" w:firstColumn="1" w:lastColumn="0" w:oddVBand="0" w:evenVBand="0" w:oddHBand="0" w:evenHBand="0" w:firstRowFirstColumn="0" w:firstRowLastColumn="0" w:lastRowFirstColumn="0" w:lastRowLastColumn="0"/>
             <w:tcW w:w="714" w:type="dxa"/>
           </w:tcPr>
           <w:p/>
@@ -2694,13 +3836,20 @@
           <w:tcPr>
             <w:tcW w:w="1786" w:type="dxa"/>
           </w:tcPr>
-          <w:p/>
+          <w:p>
+            <w:pPr>
+              <w:cnfStyle w:val="000000000000" w:firstRow="0" w:lastRow="0" w:firstColumn="0" w:lastColumn="0" w:oddVBand="0" w:evenVBand="0" w:oddHBand="0" w:evenHBand="0" w:firstRowFirstColumn="0" w:firstRowLastColumn="0" w:lastRowFirstColumn="0" w:lastRowLastColumn="0"/>
+            </w:pPr>
+          </w:p>
         </w:tc>
         <w:tc>
           <w:tcPr>
             <w:tcW w:w="1051" w:type="dxa"/>
           </w:tcPr>
           <w:p>
+            <w:pPr>
+              <w:cnfStyle w:val="000000000000" w:firstRow="0" w:lastRow="0" w:firstColumn="0" w:lastColumn="0" w:oddVBand="0" w:evenVBand="0" w:oddHBand="0" w:evenHBand="0" w:firstRowFirstColumn="0" w:firstRowLastColumn="0" w:lastRowFirstColumn="0" w:lastRowLastColumn="0"/>
+            </w:pPr>
             <w:r>
               <w:t>TCL</w:t>
             </w:r>
@@ -2710,42 +3859,70 @@
           <w:tcPr>
             <w:tcW w:w="1369" w:type="dxa"/>
           </w:tcPr>
-          <w:p/>
+          <w:p>
+            <w:pPr>
+              <w:cnfStyle w:val="000000000000" w:firstRow="0" w:lastRow="0" w:firstColumn="0" w:lastColumn="0" w:oddVBand="0" w:evenVBand="0" w:oddHBand="0" w:evenHBand="0" w:firstRowFirstColumn="0" w:firstRowLastColumn="0" w:lastRowFirstColumn="0" w:lastRowLastColumn="0"/>
+            </w:pPr>
+          </w:p>
         </w:tc>
         <w:tc>
           <w:tcPr>
             <w:tcW w:w="825" w:type="dxa"/>
           </w:tcPr>
-          <w:p/>
+          <w:p>
+            <w:pPr>
+              <w:cnfStyle w:val="000000000000" w:firstRow="0" w:lastRow="0" w:firstColumn="0" w:lastColumn="0" w:oddVBand="0" w:evenVBand="0" w:oddHBand="0" w:evenHBand="0" w:firstRowFirstColumn="0" w:firstRowLastColumn="0" w:lastRowFirstColumn="0" w:lastRowLastColumn="0"/>
+            </w:pPr>
+          </w:p>
         </w:tc>
         <w:tc>
           <w:tcPr>
             <w:tcW w:w="912" w:type="dxa"/>
           </w:tcPr>
-          <w:p/>
+          <w:p>
+            <w:pPr>
+              <w:cnfStyle w:val="000000000000" w:firstRow="0" w:lastRow="0" w:firstColumn="0" w:lastColumn="0" w:oddVBand="0" w:evenVBand="0" w:oddHBand="0" w:evenHBand="0" w:firstRowFirstColumn="0" w:firstRowLastColumn="0" w:lastRowFirstColumn="0" w:lastRowLastColumn="0"/>
+            </w:pPr>
+          </w:p>
         </w:tc>
         <w:tc>
           <w:tcPr>
             <w:tcW w:w="910" w:type="dxa"/>
           </w:tcPr>
-          <w:p/>
+          <w:p>
+            <w:pPr>
+              <w:cnfStyle w:val="000000000000" w:firstRow="0" w:lastRow="0" w:firstColumn="0" w:lastColumn="0" w:oddVBand="0" w:evenVBand="0" w:oddHBand="0" w:evenHBand="0" w:firstRowFirstColumn="0" w:firstRowLastColumn="0" w:lastRowFirstColumn="0" w:lastRowLastColumn="0"/>
+            </w:pPr>
+          </w:p>
         </w:tc>
         <w:tc>
           <w:tcPr>
             <w:tcW w:w="1257" w:type="dxa"/>
           </w:tcPr>
-          <w:p/>
+          <w:p>
+            <w:pPr>
+              <w:cnfStyle w:val="000000000000" w:firstRow="0" w:lastRow="0" w:firstColumn="0" w:lastColumn="0" w:oddVBand="0" w:evenVBand="0" w:oddHBand="0" w:evenHBand="0" w:firstRowFirstColumn="0" w:firstRowLastColumn="0" w:lastRowFirstColumn="0" w:lastRowLastColumn="0"/>
+            </w:pPr>
+          </w:p>
         </w:tc>
         <w:tc>
           <w:tcPr>
             <w:tcW w:w="762" w:type="dxa"/>
           </w:tcPr>
-          <w:p/>
+          <w:p>
+            <w:pPr>
+              <w:cnfStyle w:val="000000000000" w:firstRow="0" w:lastRow="0" w:firstColumn="0" w:lastColumn="0" w:oddVBand="0" w:evenVBand="0" w:oddHBand="0" w:evenHBand="0" w:firstRowFirstColumn="0" w:firstRowLastColumn="0" w:lastRowFirstColumn="0" w:lastRowLastColumn="0"/>
+            </w:pPr>
+          </w:p>
         </w:tc>
       </w:tr>
       <w:tr>
-        <w:tc>
-          <w:tcPr>
+        <w:trPr>
+          <w:cnfStyle w:val="000000100000" w:firstRow="0" w:lastRow="0" w:firstColumn="0" w:lastColumn="0" w:oddVBand="0" w:evenVBand="0" w:oddHBand="1" w:evenHBand="0" w:firstRowFirstColumn="0" w:firstRowLastColumn="0" w:lastRowFirstColumn="0" w:lastRowLastColumn="0"/>
+        </w:trPr>
+        <w:tc>
+          <w:tcPr>
+            <w:cnfStyle w:val="001000000000" w:firstRow="0" w:lastRow="0" w:firstColumn="1" w:lastColumn="0" w:oddVBand="0" w:evenVBand="0" w:oddHBand="0" w:evenHBand="0" w:firstRowFirstColumn="0" w:firstRowLastColumn="0" w:lastRowFirstColumn="0" w:lastRowLastColumn="0"/>
             <w:tcW w:w="714" w:type="dxa"/>
           </w:tcPr>
           <w:p/>
@@ -2754,54 +3931,87 @@
           <w:tcPr>
             <w:tcW w:w="1786" w:type="dxa"/>
           </w:tcPr>
-          <w:p/>
+          <w:p>
+            <w:pPr>
+              <w:cnfStyle w:val="000000100000" w:firstRow="0" w:lastRow="0" w:firstColumn="0" w:lastColumn="0" w:oddVBand="0" w:evenVBand="0" w:oddHBand="1" w:evenHBand="0" w:firstRowFirstColumn="0" w:firstRowLastColumn="0" w:lastRowFirstColumn="0" w:lastRowLastColumn="0"/>
+            </w:pPr>
+          </w:p>
         </w:tc>
         <w:tc>
           <w:tcPr>
             <w:tcW w:w="1051" w:type="dxa"/>
           </w:tcPr>
-          <w:p/>
+          <w:p>
+            <w:pPr>
+              <w:cnfStyle w:val="000000100000" w:firstRow="0" w:lastRow="0" w:firstColumn="0" w:lastColumn="0" w:oddVBand="0" w:evenVBand="0" w:oddHBand="1" w:evenHBand="0" w:firstRowFirstColumn="0" w:firstRowLastColumn="0" w:lastRowFirstColumn="0" w:lastRowLastColumn="0"/>
+            </w:pPr>
+          </w:p>
         </w:tc>
         <w:tc>
           <w:tcPr>
             <w:tcW w:w="1369" w:type="dxa"/>
           </w:tcPr>
-          <w:p/>
+          <w:p>
+            <w:pPr>
+              <w:cnfStyle w:val="000000100000" w:firstRow="0" w:lastRow="0" w:firstColumn="0" w:lastColumn="0" w:oddVBand="0" w:evenVBand="0" w:oddHBand="1" w:evenHBand="0" w:firstRowFirstColumn="0" w:firstRowLastColumn="0" w:lastRowFirstColumn="0" w:lastRowLastColumn="0"/>
+            </w:pPr>
+          </w:p>
         </w:tc>
         <w:tc>
           <w:tcPr>
             <w:tcW w:w="825" w:type="dxa"/>
           </w:tcPr>
-          <w:p/>
+          <w:p>
+            <w:pPr>
+              <w:cnfStyle w:val="000000100000" w:firstRow="0" w:lastRow="0" w:firstColumn="0" w:lastColumn="0" w:oddVBand="0" w:evenVBand="0" w:oddHBand="1" w:evenHBand="0" w:firstRowFirstColumn="0" w:firstRowLastColumn="0" w:lastRowFirstColumn="0" w:lastRowLastColumn="0"/>
+            </w:pPr>
+          </w:p>
         </w:tc>
         <w:tc>
           <w:tcPr>
             <w:tcW w:w="912" w:type="dxa"/>
           </w:tcPr>
-          <w:p/>
+          <w:p>
+            <w:pPr>
+              <w:cnfStyle w:val="000000100000" w:firstRow="0" w:lastRow="0" w:firstColumn="0" w:lastColumn="0" w:oddVBand="0" w:evenVBand="0" w:oddHBand="1" w:evenHBand="0" w:firstRowFirstColumn="0" w:firstRowLastColumn="0" w:lastRowFirstColumn="0" w:lastRowLastColumn="0"/>
+            </w:pPr>
+          </w:p>
         </w:tc>
         <w:tc>
           <w:tcPr>
             <w:tcW w:w="910" w:type="dxa"/>
           </w:tcPr>
-          <w:p/>
+          <w:p>
+            <w:pPr>
+              <w:cnfStyle w:val="000000100000" w:firstRow="0" w:lastRow="0" w:firstColumn="0" w:lastColumn="0" w:oddVBand="0" w:evenVBand="0" w:oddHBand="1" w:evenHBand="0" w:firstRowFirstColumn="0" w:firstRowLastColumn="0" w:lastRowFirstColumn="0" w:lastRowLastColumn="0"/>
+            </w:pPr>
+          </w:p>
         </w:tc>
         <w:tc>
           <w:tcPr>
             <w:tcW w:w="1257" w:type="dxa"/>
           </w:tcPr>
-          <w:p/>
+          <w:p>
+            <w:pPr>
+              <w:cnfStyle w:val="000000100000" w:firstRow="0" w:lastRow="0" w:firstColumn="0" w:lastColumn="0" w:oddVBand="0" w:evenVBand="0" w:oddHBand="1" w:evenHBand="0" w:firstRowFirstColumn="0" w:firstRowLastColumn="0" w:lastRowFirstColumn="0" w:lastRowLastColumn="0"/>
+            </w:pPr>
+          </w:p>
         </w:tc>
         <w:tc>
           <w:tcPr>
             <w:tcW w:w="762" w:type="dxa"/>
           </w:tcPr>
-          <w:p/>
+          <w:p>
+            <w:pPr>
+              <w:cnfStyle w:val="000000100000" w:firstRow="0" w:lastRow="0" w:firstColumn="0" w:lastColumn="0" w:oddVBand="0" w:evenVBand="0" w:oddHBand="1" w:evenHBand="0" w:firstRowFirstColumn="0" w:firstRowLastColumn="0" w:lastRowFirstColumn="0" w:lastRowLastColumn="0"/>
+            </w:pPr>
+          </w:p>
         </w:tc>
       </w:tr>
       <w:tr>
         <w:tc>
           <w:tcPr>
+            <w:cnfStyle w:val="001000000000" w:firstRow="0" w:lastRow="0" w:firstColumn="1" w:lastColumn="0" w:oddVBand="0" w:evenVBand="0" w:oddHBand="0" w:evenHBand="0" w:firstRowFirstColumn="0" w:firstRowLastColumn="0" w:lastRowFirstColumn="0" w:lastRowLastColumn="0"/>
             <w:tcW w:w="714" w:type="dxa"/>
           </w:tcPr>
           <w:p/>
@@ -2811,6 +4021,9 @@
             <w:tcW w:w="1786" w:type="dxa"/>
           </w:tcPr>
           <w:p>
+            <w:pPr>
+              <w:cnfStyle w:val="000000000000" w:firstRow="0" w:lastRow="0" w:firstColumn="0" w:lastColumn="0" w:oddVBand="0" w:evenVBand="0" w:oddHBand="0" w:evenHBand="0" w:firstRowFirstColumn="0" w:firstRowLastColumn="0" w:lastRowFirstColumn="0" w:lastRowLastColumn="0"/>
+            </w:pPr>
             <w:r>
               <w:t xml:space="preserve">Television </w:t>
             </w:r>
@@ -2821,6 +4034,9 @@
             <w:tcW w:w="1051" w:type="dxa"/>
           </w:tcPr>
           <w:p>
+            <w:pPr>
+              <w:cnfStyle w:val="000000000000" w:firstRow="0" w:lastRow="0" w:firstColumn="0" w:lastColumn="0" w:oddVBand="0" w:evenVBand="0" w:oddHBand="0" w:evenHBand="0" w:firstRowFirstColumn="0" w:firstRowLastColumn="0" w:lastRowFirstColumn="0" w:lastRowLastColumn="0"/>
+            </w:pPr>
             <w:r>
               <w:t>TCL</w:t>
             </w:r>
@@ -2831,6 +4047,9 @@
             <w:tcW w:w="1369" w:type="dxa"/>
           </w:tcPr>
           <w:p>
+            <w:pPr>
+              <w:cnfStyle w:val="000000000000" w:firstRow="0" w:lastRow="0" w:firstColumn="0" w:lastColumn="0" w:oddVBand="0" w:evenVBand="0" w:oddHBand="0" w:evenHBand="0" w:firstRowFirstColumn="0" w:firstRowLastColumn="0" w:lastRowFirstColumn="0" w:lastRowLastColumn="0"/>
+            </w:pPr>
             <w:r>
               <w:t>55”</w:t>
             </w:r>
@@ -2840,36 +4059,60 @@
           <w:tcPr>
             <w:tcW w:w="825" w:type="dxa"/>
           </w:tcPr>
-          <w:p/>
+          <w:p>
+            <w:pPr>
+              <w:cnfStyle w:val="000000000000" w:firstRow="0" w:lastRow="0" w:firstColumn="0" w:lastColumn="0" w:oddVBand="0" w:evenVBand="0" w:oddHBand="0" w:evenHBand="0" w:firstRowFirstColumn="0" w:firstRowLastColumn="0" w:lastRowFirstColumn="0" w:lastRowLastColumn="0"/>
+            </w:pPr>
+          </w:p>
         </w:tc>
         <w:tc>
           <w:tcPr>
             <w:tcW w:w="912" w:type="dxa"/>
           </w:tcPr>
-          <w:p/>
+          <w:p>
+            <w:pPr>
+              <w:cnfStyle w:val="000000000000" w:firstRow="0" w:lastRow="0" w:firstColumn="0" w:lastColumn="0" w:oddVBand="0" w:evenVBand="0" w:oddHBand="0" w:evenHBand="0" w:firstRowFirstColumn="0" w:firstRowLastColumn="0" w:lastRowFirstColumn="0" w:lastRowLastColumn="0"/>
+            </w:pPr>
+          </w:p>
         </w:tc>
         <w:tc>
           <w:tcPr>
             <w:tcW w:w="910" w:type="dxa"/>
           </w:tcPr>
-          <w:p/>
+          <w:p>
+            <w:pPr>
+              <w:cnfStyle w:val="000000000000" w:firstRow="0" w:lastRow="0" w:firstColumn="0" w:lastColumn="0" w:oddVBand="0" w:evenVBand="0" w:oddHBand="0" w:evenHBand="0" w:firstRowFirstColumn="0" w:firstRowLastColumn="0" w:lastRowFirstColumn="0" w:lastRowLastColumn="0"/>
+            </w:pPr>
+          </w:p>
         </w:tc>
         <w:tc>
           <w:tcPr>
             <w:tcW w:w="1257" w:type="dxa"/>
           </w:tcPr>
-          <w:p/>
+          <w:p>
+            <w:pPr>
+              <w:cnfStyle w:val="000000000000" w:firstRow="0" w:lastRow="0" w:firstColumn="0" w:lastColumn="0" w:oddVBand="0" w:evenVBand="0" w:oddHBand="0" w:evenHBand="0" w:firstRowFirstColumn="0" w:firstRowLastColumn="0" w:lastRowFirstColumn="0" w:lastRowLastColumn="0"/>
+            </w:pPr>
+          </w:p>
         </w:tc>
         <w:tc>
           <w:tcPr>
             <w:tcW w:w="762" w:type="dxa"/>
           </w:tcPr>
-          <w:p/>
+          <w:p>
+            <w:pPr>
+              <w:cnfStyle w:val="000000000000" w:firstRow="0" w:lastRow="0" w:firstColumn="0" w:lastColumn="0" w:oddVBand="0" w:evenVBand="0" w:oddHBand="0" w:evenHBand="0" w:firstRowFirstColumn="0" w:firstRowLastColumn="0" w:lastRowFirstColumn="0" w:lastRowLastColumn="0"/>
+            </w:pPr>
+          </w:p>
         </w:tc>
       </w:tr>
       <w:tr>
-        <w:tc>
-          <w:tcPr>
+        <w:trPr>
+          <w:cnfStyle w:val="000000100000" w:firstRow="0" w:lastRow="0" w:firstColumn="0" w:lastColumn="0" w:oddVBand="0" w:evenVBand="0" w:oddHBand="1" w:evenHBand="0" w:firstRowFirstColumn="0" w:firstRowLastColumn="0" w:lastRowFirstColumn="0" w:lastRowLastColumn="0"/>
+        </w:trPr>
+        <w:tc>
+          <w:tcPr>
+            <w:cnfStyle w:val="001000000000" w:firstRow="0" w:lastRow="0" w:firstColumn="1" w:lastColumn="0" w:oddVBand="0" w:evenVBand="0" w:oddHBand="0" w:evenHBand="0" w:firstRowFirstColumn="0" w:firstRowLastColumn="0" w:lastRowFirstColumn="0" w:lastRowLastColumn="0"/>
             <w:tcW w:w="714" w:type="dxa"/>
           </w:tcPr>
           <w:p/>
@@ -2878,13 +4121,20 @@
           <w:tcPr>
             <w:tcW w:w="1786" w:type="dxa"/>
           </w:tcPr>
-          <w:p/>
+          <w:p>
+            <w:pPr>
+              <w:cnfStyle w:val="000000100000" w:firstRow="0" w:lastRow="0" w:firstColumn="0" w:lastColumn="0" w:oddVBand="0" w:evenVBand="0" w:oddHBand="1" w:evenHBand="0" w:firstRowFirstColumn="0" w:firstRowLastColumn="0" w:lastRowFirstColumn="0" w:lastRowLastColumn="0"/>
+            </w:pPr>
+          </w:p>
         </w:tc>
         <w:tc>
           <w:tcPr>
             <w:tcW w:w="1051" w:type="dxa"/>
           </w:tcPr>
           <w:p>
+            <w:pPr>
+              <w:cnfStyle w:val="000000100000" w:firstRow="0" w:lastRow="0" w:firstColumn="0" w:lastColumn="0" w:oddVBand="0" w:evenVBand="0" w:oddHBand="1" w:evenHBand="0" w:firstRowFirstColumn="0" w:firstRowLastColumn="0" w:lastRowFirstColumn="0" w:lastRowLastColumn="0"/>
+            </w:pPr>
             <w:r>
               <w:t xml:space="preserve">Hisense </w:t>
             </w:r>
@@ -2895,6 +4145,9 @@
             <w:tcW w:w="1369" w:type="dxa"/>
           </w:tcPr>
           <w:p>
+            <w:pPr>
+              <w:cnfStyle w:val="000000100000" w:firstRow="0" w:lastRow="0" w:firstColumn="0" w:lastColumn="0" w:oddVBand="0" w:evenVBand="0" w:oddHBand="1" w:evenHBand="0" w:firstRowFirstColumn="0" w:firstRowLastColumn="0" w:lastRowFirstColumn="0" w:lastRowLastColumn="0"/>
+            </w:pPr>
             <w:r>
               <w:t>60”</w:t>
             </w:r>
@@ -2904,36 +4157,57 @@
           <w:tcPr>
             <w:tcW w:w="825" w:type="dxa"/>
           </w:tcPr>
-          <w:p/>
+          <w:p>
+            <w:pPr>
+              <w:cnfStyle w:val="000000100000" w:firstRow="0" w:lastRow="0" w:firstColumn="0" w:lastColumn="0" w:oddVBand="0" w:evenVBand="0" w:oddHBand="1" w:evenHBand="0" w:firstRowFirstColumn="0" w:firstRowLastColumn="0" w:lastRowFirstColumn="0" w:lastRowLastColumn="0"/>
+            </w:pPr>
+          </w:p>
         </w:tc>
         <w:tc>
           <w:tcPr>
             <w:tcW w:w="912" w:type="dxa"/>
           </w:tcPr>
-          <w:p/>
+          <w:p>
+            <w:pPr>
+              <w:cnfStyle w:val="000000100000" w:firstRow="0" w:lastRow="0" w:firstColumn="0" w:lastColumn="0" w:oddVBand="0" w:evenVBand="0" w:oddHBand="1" w:evenHBand="0" w:firstRowFirstColumn="0" w:firstRowLastColumn="0" w:lastRowFirstColumn="0" w:lastRowLastColumn="0"/>
+            </w:pPr>
+          </w:p>
         </w:tc>
         <w:tc>
           <w:tcPr>
             <w:tcW w:w="910" w:type="dxa"/>
           </w:tcPr>
-          <w:p/>
+          <w:p>
+            <w:pPr>
+              <w:cnfStyle w:val="000000100000" w:firstRow="0" w:lastRow="0" w:firstColumn="0" w:lastColumn="0" w:oddVBand="0" w:evenVBand="0" w:oddHBand="1" w:evenHBand="0" w:firstRowFirstColumn="0" w:firstRowLastColumn="0" w:lastRowFirstColumn="0" w:lastRowLastColumn="0"/>
+            </w:pPr>
+          </w:p>
         </w:tc>
         <w:tc>
           <w:tcPr>
             <w:tcW w:w="1257" w:type="dxa"/>
           </w:tcPr>
-          <w:p/>
+          <w:p>
+            <w:pPr>
+              <w:cnfStyle w:val="000000100000" w:firstRow="0" w:lastRow="0" w:firstColumn="0" w:lastColumn="0" w:oddVBand="0" w:evenVBand="0" w:oddHBand="1" w:evenHBand="0" w:firstRowFirstColumn="0" w:firstRowLastColumn="0" w:lastRowFirstColumn="0" w:lastRowLastColumn="0"/>
+            </w:pPr>
+          </w:p>
         </w:tc>
         <w:tc>
           <w:tcPr>
             <w:tcW w:w="762" w:type="dxa"/>
           </w:tcPr>
-          <w:p/>
+          <w:p>
+            <w:pPr>
+              <w:cnfStyle w:val="000000100000" w:firstRow="0" w:lastRow="0" w:firstColumn="0" w:lastColumn="0" w:oddVBand="0" w:evenVBand="0" w:oddHBand="1" w:evenHBand="0" w:firstRowFirstColumn="0" w:firstRowLastColumn="0" w:lastRowFirstColumn="0" w:lastRowLastColumn="0"/>
+            </w:pPr>
+          </w:p>
         </w:tc>
       </w:tr>
       <w:tr>
         <w:tc>
           <w:tcPr>
+            <w:cnfStyle w:val="001000000000" w:firstRow="0" w:lastRow="0" w:firstColumn="1" w:lastColumn="0" w:oddVBand="0" w:evenVBand="0" w:oddHBand="0" w:evenHBand="0" w:firstRowFirstColumn="0" w:firstRowLastColumn="0" w:lastRowFirstColumn="0" w:lastRowLastColumn="0"/>
             <w:tcW w:w="714" w:type="dxa"/>
           </w:tcPr>
           <w:p/>
@@ -2942,54 +4216,90 @@
           <w:tcPr>
             <w:tcW w:w="1786" w:type="dxa"/>
           </w:tcPr>
-          <w:p/>
+          <w:p>
+            <w:pPr>
+              <w:cnfStyle w:val="000000000000" w:firstRow="0" w:lastRow="0" w:firstColumn="0" w:lastColumn="0" w:oddVBand="0" w:evenVBand="0" w:oddHBand="0" w:evenHBand="0" w:firstRowFirstColumn="0" w:firstRowLastColumn="0" w:lastRowFirstColumn="0" w:lastRowLastColumn="0"/>
+            </w:pPr>
+          </w:p>
         </w:tc>
         <w:tc>
           <w:tcPr>
             <w:tcW w:w="1051" w:type="dxa"/>
           </w:tcPr>
-          <w:p/>
+          <w:p>
+            <w:pPr>
+              <w:cnfStyle w:val="000000000000" w:firstRow="0" w:lastRow="0" w:firstColumn="0" w:lastColumn="0" w:oddVBand="0" w:evenVBand="0" w:oddHBand="0" w:evenHBand="0" w:firstRowFirstColumn="0" w:firstRowLastColumn="0" w:lastRowFirstColumn="0" w:lastRowLastColumn="0"/>
+            </w:pPr>
+          </w:p>
         </w:tc>
         <w:tc>
           <w:tcPr>
             <w:tcW w:w="1369" w:type="dxa"/>
           </w:tcPr>
-          <w:p/>
+          <w:p>
+            <w:pPr>
+              <w:cnfStyle w:val="000000000000" w:firstRow="0" w:lastRow="0" w:firstColumn="0" w:lastColumn="0" w:oddVBand="0" w:evenVBand="0" w:oddHBand="0" w:evenHBand="0" w:firstRowFirstColumn="0" w:firstRowLastColumn="0" w:lastRowFirstColumn="0" w:lastRowLastColumn="0"/>
+            </w:pPr>
+          </w:p>
         </w:tc>
         <w:tc>
           <w:tcPr>
             <w:tcW w:w="825" w:type="dxa"/>
           </w:tcPr>
-          <w:p/>
+          <w:p>
+            <w:pPr>
+              <w:cnfStyle w:val="000000000000" w:firstRow="0" w:lastRow="0" w:firstColumn="0" w:lastColumn="0" w:oddVBand="0" w:evenVBand="0" w:oddHBand="0" w:evenHBand="0" w:firstRowFirstColumn="0" w:firstRowLastColumn="0" w:lastRowFirstColumn="0" w:lastRowLastColumn="0"/>
+            </w:pPr>
+          </w:p>
         </w:tc>
         <w:tc>
           <w:tcPr>
             <w:tcW w:w="912" w:type="dxa"/>
           </w:tcPr>
-          <w:p/>
+          <w:p>
+            <w:pPr>
+              <w:cnfStyle w:val="000000000000" w:firstRow="0" w:lastRow="0" w:firstColumn="0" w:lastColumn="0" w:oddVBand="0" w:evenVBand="0" w:oddHBand="0" w:evenHBand="0" w:firstRowFirstColumn="0" w:firstRowLastColumn="0" w:lastRowFirstColumn="0" w:lastRowLastColumn="0"/>
+            </w:pPr>
+          </w:p>
         </w:tc>
         <w:tc>
           <w:tcPr>
             <w:tcW w:w="910" w:type="dxa"/>
           </w:tcPr>
-          <w:p/>
+          <w:p>
+            <w:pPr>
+              <w:cnfStyle w:val="000000000000" w:firstRow="0" w:lastRow="0" w:firstColumn="0" w:lastColumn="0" w:oddVBand="0" w:evenVBand="0" w:oddHBand="0" w:evenHBand="0" w:firstRowFirstColumn="0" w:firstRowLastColumn="0" w:lastRowFirstColumn="0" w:lastRowLastColumn="0"/>
+            </w:pPr>
+          </w:p>
         </w:tc>
         <w:tc>
           <w:tcPr>
             <w:tcW w:w="1257" w:type="dxa"/>
           </w:tcPr>
-          <w:p/>
+          <w:p>
+            <w:pPr>
+              <w:cnfStyle w:val="000000000000" w:firstRow="0" w:lastRow="0" w:firstColumn="0" w:lastColumn="0" w:oddVBand="0" w:evenVBand="0" w:oddHBand="0" w:evenHBand="0" w:firstRowFirstColumn="0" w:firstRowLastColumn="0" w:lastRowFirstColumn="0" w:lastRowLastColumn="0"/>
+            </w:pPr>
+          </w:p>
         </w:tc>
         <w:tc>
           <w:tcPr>
             <w:tcW w:w="762" w:type="dxa"/>
           </w:tcPr>
-          <w:p/>
+          <w:p>
+            <w:pPr>
+              <w:cnfStyle w:val="000000000000" w:firstRow="0" w:lastRow="0" w:firstColumn="0" w:lastColumn="0" w:oddVBand="0" w:evenVBand="0" w:oddHBand="0" w:evenHBand="0" w:firstRowFirstColumn="0" w:firstRowLastColumn="0" w:lastRowFirstColumn="0" w:lastRowLastColumn="0"/>
+            </w:pPr>
+          </w:p>
         </w:tc>
       </w:tr>
       <w:tr>
-        <w:tc>
-          <w:tcPr>
+        <w:trPr>
+          <w:cnfStyle w:val="000000100000" w:firstRow="0" w:lastRow="0" w:firstColumn="0" w:lastColumn="0" w:oddVBand="0" w:evenVBand="0" w:oddHBand="1" w:evenHBand="0" w:firstRowFirstColumn="0" w:firstRowLastColumn="0" w:lastRowFirstColumn="0" w:lastRowLastColumn="0"/>
+        </w:trPr>
+        <w:tc>
+          <w:tcPr>
+            <w:cnfStyle w:val="001000000000" w:firstRow="0" w:lastRow="0" w:firstColumn="1" w:lastColumn="0" w:oddVBand="0" w:evenVBand="0" w:oddHBand="0" w:evenHBand="0" w:firstRowFirstColumn="0" w:firstRowLastColumn="0" w:lastRowFirstColumn="0" w:lastRowLastColumn="0"/>
             <w:tcW w:w="714" w:type="dxa"/>
           </w:tcPr>
           <w:p/>
@@ -2999,6 +4309,9 @@
             <w:tcW w:w="1786" w:type="dxa"/>
           </w:tcPr>
           <w:p>
+            <w:pPr>
+              <w:cnfStyle w:val="000000100000" w:firstRow="0" w:lastRow="0" w:firstColumn="0" w:lastColumn="0" w:oddVBand="0" w:evenVBand="0" w:oddHBand="1" w:evenHBand="0" w:firstRowFirstColumn="0" w:firstRowLastColumn="0" w:lastRowFirstColumn="0" w:lastRowLastColumn="0"/>
+            </w:pPr>
             <w:r>
               <w:t xml:space="preserve">Router </w:t>
             </w:r>
@@ -3009,6 +4322,9 @@
             <w:tcW w:w="1051" w:type="dxa"/>
           </w:tcPr>
           <w:p>
+            <w:pPr>
+              <w:cnfStyle w:val="000000100000" w:firstRow="0" w:lastRow="0" w:firstColumn="0" w:lastColumn="0" w:oddVBand="0" w:evenVBand="0" w:oddHBand="1" w:evenHBand="0" w:firstRowFirstColumn="0" w:firstRowLastColumn="0" w:lastRowFirstColumn="0" w:lastRowLastColumn="0"/>
+            </w:pPr>
             <w:proofErr w:type="spellStart"/>
             <w:r>
               <w:t>Starlink</w:t>
@@ -3024,6 +4340,9 @@
             <w:tcW w:w="1369" w:type="dxa"/>
           </w:tcPr>
           <w:p>
+            <w:pPr>
+              <w:cnfStyle w:val="000000100000" w:firstRow="0" w:lastRow="0" w:firstColumn="0" w:lastColumn="0" w:oddVBand="0" w:evenVBand="0" w:oddHBand="1" w:evenHBand="0" w:firstRowFirstColumn="0" w:firstRowLastColumn="0" w:lastRowFirstColumn="0" w:lastRowLastColumn="0"/>
+            </w:pPr>
             <w:r>
               <w:t xml:space="preserve">Standard </w:t>
             </w:r>
@@ -3034,6 +4353,9 @@
             <w:tcW w:w="825" w:type="dxa"/>
           </w:tcPr>
           <w:p>
+            <w:pPr>
+              <w:cnfStyle w:val="000000100000" w:firstRow="0" w:lastRow="0" w:firstColumn="0" w:lastColumn="0" w:oddVBand="0" w:evenVBand="0" w:oddHBand="1" w:evenHBand="0" w:firstRowFirstColumn="0" w:firstRowLastColumn="0" w:lastRowFirstColumn="0" w:lastRowLastColumn="0"/>
+            </w:pPr>
             <w:r>
               <w:t>1</w:t>
             </w:r>
@@ -3043,19 +4365,30 @@
           <w:tcPr>
             <w:tcW w:w="912" w:type="dxa"/>
           </w:tcPr>
-          <w:p/>
+          <w:p>
+            <w:pPr>
+              <w:cnfStyle w:val="000000100000" w:firstRow="0" w:lastRow="0" w:firstColumn="0" w:lastColumn="0" w:oddVBand="0" w:evenVBand="0" w:oddHBand="1" w:evenHBand="0" w:firstRowFirstColumn="0" w:firstRowLastColumn="0" w:lastRowFirstColumn="0" w:lastRowLastColumn="0"/>
+            </w:pPr>
+          </w:p>
         </w:tc>
         <w:tc>
           <w:tcPr>
             <w:tcW w:w="910" w:type="dxa"/>
           </w:tcPr>
-          <w:p/>
+          <w:p>
+            <w:pPr>
+              <w:cnfStyle w:val="000000100000" w:firstRow="0" w:lastRow="0" w:firstColumn="0" w:lastColumn="0" w:oddVBand="0" w:evenVBand="0" w:oddHBand="1" w:evenHBand="0" w:firstRowFirstColumn="0" w:firstRowLastColumn="0" w:lastRowFirstColumn="0" w:lastRowLastColumn="0"/>
+            </w:pPr>
+          </w:p>
         </w:tc>
         <w:tc>
           <w:tcPr>
             <w:tcW w:w="1257" w:type="dxa"/>
           </w:tcPr>
           <w:p>
+            <w:pPr>
+              <w:cnfStyle w:val="000000100000" w:firstRow="0" w:lastRow="0" w:firstColumn="0" w:lastColumn="0" w:oddVBand="0" w:evenVBand="0" w:oddHBand="1" w:evenHBand="0" w:firstRowFirstColumn="0" w:firstRowLastColumn="0" w:lastRowFirstColumn="0" w:lastRowLastColumn="0"/>
+            </w:pPr>
             <w:r>
               <w:t>1</w:t>
             </w:r>
@@ -3065,12 +4398,17 @@
           <w:tcPr>
             <w:tcW w:w="762" w:type="dxa"/>
           </w:tcPr>
-          <w:p/>
+          <w:p>
+            <w:pPr>
+              <w:cnfStyle w:val="000000100000" w:firstRow="0" w:lastRow="0" w:firstColumn="0" w:lastColumn="0" w:oddVBand="0" w:evenVBand="0" w:oddHBand="1" w:evenHBand="0" w:firstRowFirstColumn="0" w:firstRowLastColumn="0" w:lastRowFirstColumn="0" w:lastRowLastColumn="0"/>
+            </w:pPr>
+          </w:p>
         </w:tc>
       </w:tr>
       <w:tr>
         <w:tc>
           <w:tcPr>
+            <w:cnfStyle w:val="001000000000" w:firstRow="0" w:lastRow="0" w:firstColumn="1" w:lastColumn="0" w:oddVBand="0" w:evenVBand="0" w:oddHBand="0" w:evenHBand="0" w:firstRowFirstColumn="0" w:firstRowLastColumn="0" w:lastRowFirstColumn="0" w:lastRowLastColumn="0"/>
             <w:tcW w:w="714" w:type="dxa"/>
           </w:tcPr>
           <w:p/>
@@ -3079,13 +4417,20 @@
           <w:tcPr>
             <w:tcW w:w="1786" w:type="dxa"/>
           </w:tcPr>
-          <w:p/>
+          <w:p>
+            <w:pPr>
+              <w:cnfStyle w:val="000000000000" w:firstRow="0" w:lastRow="0" w:firstColumn="0" w:lastColumn="0" w:oddVBand="0" w:evenVBand="0" w:oddHBand="0" w:evenHBand="0" w:firstRowFirstColumn="0" w:firstRowLastColumn="0" w:lastRowFirstColumn="0" w:lastRowLastColumn="0"/>
+            </w:pPr>
+          </w:p>
         </w:tc>
         <w:tc>
           <w:tcPr>
             <w:tcW w:w="1051" w:type="dxa"/>
           </w:tcPr>
           <w:p>
+            <w:pPr>
+              <w:cnfStyle w:val="000000000000" w:firstRow="0" w:lastRow="0" w:firstColumn="0" w:lastColumn="0" w:oddVBand="0" w:evenVBand="0" w:oddHBand="0" w:evenHBand="0" w:firstRowFirstColumn="0" w:firstRowLastColumn="0" w:lastRowFirstColumn="0" w:lastRowLastColumn="0"/>
+            </w:pPr>
             <w:proofErr w:type="spellStart"/>
             <w:r>
               <w:t>Tp</w:t>
@@ -3101,6 +4446,9 @@
             <w:tcW w:w="1369" w:type="dxa"/>
           </w:tcPr>
           <w:p>
+            <w:pPr>
+              <w:cnfStyle w:val="000000000000" w:firstRow="0" w:lastRow="0" w:firstColumn="0" w:lastColumn="0" w:oddVBand="0" w:evenVBand="0" w:oddHBand="0" w:evenHBand="0" w:firstRowFirstColumn="0" w:firstRowLastColumn="0" w:lastRowFirstColumn="0" w:lastRowLastColumn="0"/>
+            </w:pPr>
             <w:r>
               <w:t>PRW</w:t>
             </w:r>
@@ -3111,6 +4459,9 @@
             <w:tcW w:w="825" w:type="dxa"/>
           </w:tcPr>
           <w:p>
+            <w:pPr>
+              <w:cnfStyle w:val="000000000000" w:firstRow="0" w:lastRow="0" w:firstColumn="0" w:lastColumn="0" w:oddVBand="0" w:evenVBand="0" w:oddHBand="0" w:evenHBand="0" w:firstRowFirstColumn="0" w:firstRowLastColumn="0" w:lastRowFirstColumn="0" w:lastRowLastColumn="0"/>
+            </w:pPr>
             <w:r>
               <w:t>1</w:t>
             </w:r>
@@ -3120,19 +4471,30 @@
           <w:tcPr>
             <w:tcW w:w="912" w:type="dxa"/>
           </w:tcPr>
-          <w:p/>
+          <w:p>
+            <w:pPr>
+              <w:cnfStyle w:val="000000000000" w:firstRow="0" w:lastRow="0" w:firstColumn="0" w:lastColumn="0" w:oddVBand="0" w:evenVBand="0" w:oddHBand="0" w:evenHBand="0" w:firstRowFirstColumn="0" w:firstRowLastColumn="0" w:lastRowFirstColumn="0" w:lastRowLastColumn="0"/>
+            </w:pPr>
+          </w:p>
         </w:tc>
         <w:tc>
           <w:tcPr>
             <w:tcW w:w="910" w:type="dxa"/>
           </w:tcPr>
-          <w:p/>
+          <w:p>
+            <w:pPr>
+              <w:cnfStyle w:val="000000000000" w:firstRow="0" w:lastRow="0" w:firstColumn="0" w:lastColumn="0" w:oddVBand="0" w:evenVBand="0" w:oddHBand="0" w:evenHBand="0" w:firstRowFirstColumn="0" w:firstRowLastColumn="0" w:lastRowFirstColumn="0" w:lastRowLastColumn="0"/>
+            </w:pPr>
+          </w:p>
         </w:tc>
         <w:tc>
           <w:tcPr>
             <w:tcW w:w="1257" w:type="dxa"/>
           </w:tcPr>
           <w:p>
+            <w:pPr>
+              <w:cnfStyle w:val="000000000000" w:firstRow="0" w:lastRow="0" w:firstColumn="0" w:lastColumn="0" w:oddVBand="0" w:evenVBand="0" w:oddHBand="0" w:evenHBand="0" w:firstRowFirstColumn="0" w:firstRowLastColumn="0" w:lastRowFirstColumn="0" w:lastRowLastColumn="0"/>
+            </w:pPr>
             <w:r>
               <w:t>1</w:t>
             </w:r>
@@ -3142,12 +4504,20 @@
           <w:tcPr>
             <w:tcW w:w="762" w:type="dxa"/>
           </w:tcPr>
-          <w:p/>
+          <w:p>
+            <w:pPr>
+              <w:cnfStyle w:val="000000000000" w:firstRow="0" w:lastRow="0" w:firstColumn="0" w:lastColumn="0" w:oddVBand="0" w:evenVBand="0" w:oddHBand="0" w:evenHBand="0" w:firstRowFirstColumn="0" w:firstRowLastColumn="0" w:lastRowFirstColumn="0" w:lastRowLastColumn="0"/>
+            </w:pPr>
+          </w:p>
         </w:tc>
       </w:tr>
       <w:tr>
-        <w:tc>
-          <w:tcPr>
+        <w:trPr>
+          <w:cnfStyle w:val="000000100000" w:firstRow="0" w:lastRow="0" w:firstColumn="0" w:lastColumn="0" w:oddVBand="0" w:evenVBand="0" w:oddHBand="1" w:evenHBand="0" w:firstRowFirstColumn="0" w:firstRowLastColumn="0" w:lastRowFirstColumn="0" w:lastRowLastColumn="0"/>
+        </w:trPr>
+        <w:tc>
+          <w:tcPr>
+            <w:cnfStyle w:val="001000000000" w:firstRow="0" w:lastRow="0" w:firstColumn="1" w:lastColumn="0" w:oddVBand="0" w:evenVBand="0" w:oddHBand="0" w:evenHBand="0" w:firstRowFirstColumn="0" w:firstRowLastColumn="0" w:lastRowFirstColumn="0" w:lastRowLastColumn="0"/>
             <w:tcW w:w="714" w:type="dxa"/>
           </w:tcPr>
           <w:p/>
@@ -3156,13 +4526,20 @@
           <w:tcPr>
             <w:tcW w:w="1786" w:type="dxa"/>
           </w:tcPr>
-          <w:p/>
+          <w:p>
+            <w:pPr>
+              <w:cnfStyle w:val="000000100000" w:firstRow="0" w:lastRow="0" w:firstColumn="0" w:lastColumn="0" w:oddVBand="0" w:evenVBand="0" w:oddHBand="1" w:evenHBand="0" w:firstRowFirstColumn="0" w:firstRowLastColumn="0" w:lastRowFirstColumn="0" w:lastRowLastColumn="0"/>
+            </w:pPr>
+          </w:p>
         </w:tc>
         <w:tc>
           <w:tcPr>
             <w:tcW w:w="1051" w:type="dxa"/>
           </w:tcPr>
           <w:p>
+            <w:pPr>
+              <w:cnfStyle w:val="000000100000" w:firstRow="0" w:lastRow="0" w:firstColumn="0" w:lastColumn="0" w:oddVBand="0" w:evenVBand="0" w:oddHBand="1" w:evenHBand="0" w:firstRowFirstColumn="0" w:firstRowLastColumn="0" w:lastRowFirstColumn="0" w:lastRowLastColumn="0"/>
+            </w:pPr>
             <w:proofErr w:type="spellStart"/>
             <w:r>
               <w:t>Safaricom</w:t>
@@ -3178,6 +4555,9 @@
             <w:tcW w:w="1369" w:type="dxa"/>
           </w:tcPr>
           <w:p>
+            <w:pPr>
+              <w:cnfStyle w:val="000000100000" w:firstRow="0" w:lastRow="0" w:firstColumn="0" w:lastColumn="0" w:oddVBand="0" w:evenVBand="0" w:oddHBand="1" w:evenHBand="0" w:firstRowFirstColumn="0" w:firstRowLastColumn="0" w:lastRowFirstColumn="0" w:lastRowLastColumn="0"/>
+            </w:pPr>
             <w:r>
               <w:t>4G</w:t>
             </w:r>
@@ -3188,6 +4568,9 @@
             <w:tcW w:w="825" w:type="dxa"/>
           </w:tcPr>
           <w:p>
+            <w:pPr>
+              <w:cnfStyle w:val="000000100000" w:firstRow="0" w:lastRow="0" w:firstColumn="0" w:lastColumn="0" w:oddVBand="0" w:evenVBand="0" w:oddHBand="1" w:evenHBand="0" w:firstRowFirstColumn="0" w:firstRowLastColumn="0" w:lastRowFirstColumn="0" w:lastRowLastColumn="0"/>
+            </w:pPr>
             <w:r>
               <w:t>1</w:t>
             </w:r>
@@ -3197,19 +4580,30 @@
           <w:tcPr>
             <w:tcW w:w="912" w:type="dxa"/>
           </w:tcPr>
-          <w:p/>
+          <w:p>
+            <w:pPr>
+              <w:cnfStyle w:val="000000100000" w:firstRow="0" w:lastRow="0" w:firstColumn="0" w:lastColumn="0" w:oddVBand="0" w:evenVBand="0" w:oddHBand="1" w:evenHBand="0" w:firstRowFirstColumn="0" w:firstRowLastColumn="0" w:lastRowFirstColumn="0" w:lastRowLastColumn="0"/>
+            </w:pPr>
+          </w:p>
         </w:tc>
         <w:tc>
           <w:tcPr>
             <w:tcW w:w="910" w:type="dxa"/>
           </w:tcPr>
-          <w:p/>
+          <w:p>
+            <w:pPr>
+              <w:cnfStyle w:val="000000100000" w:firstRow="0" w:lastRow="0" w:firstColumn="0" w:lastColumn="0" w:oddVBand="0" w:evenVBand="0" w:oddHBand="1" w:evenHBand="0" w:firstRowFirstColumn="0" w:firstRowLastColumn="0" w:lastRowFirstColumn="0" w:lastRowLastColumn="0"/>
+            </w:pPr>
+          </w:p>
         </w:tc>
         <w:tc>
           <w:tcPr>
             <w:tcW w:w="1257" w:type="dxa"/>
           </w:tcPr>
           <w:p>
+            <w:pPr>
+              <w:cnfStyle w:val="000000100000" w:firstRow="0" w:lastRow="0" w:firstColumn="0" w:lastColumn="0" w:oddVBand="0" w:evenVBand="0" w:oddHBand="1" w:evenHBand="0" w:firstRowFirstColumn="0" w:firstRowLastColumn="0" w:lastRowFirstColumn="0" w:lastRowLastColumn="0"/>
+            </w:pPr>
             <w:r>
               <w:t>1</w:t>
             </w:r>
@@ -3219,12 +4613,17 @@
           <w:tcPr>
             <w:tcW w:w="762" w:type="dxa"/>
           </w:tcPr>
-          <w:p/>
+          <w:p>
+            <w:pPr>
+              <w:cnfStyle w:val="000000100000" w:firstRow="0" w:lastRow="0" w:firstColumn="0" w:lastColumn="0" w:oddVBand="0" w:evenVBand="0" w:oddHBand="1" w:evenHBand="0" w:firstRowFirstColumn="0" w:firstRowLastColumn="0" w:lastRowFirstColumn="0" w:lastRowLastColumn="0"/>
+            </w:pPr>
+          </w:p>
         </w:tc>
       </w:tr>
       <w:tr>
         <w:tc>
           <w:tcPr>
+            <w:cnfStyle w:val="001000000000" w:firstRow="0" w:lastRow="0" w:firstColumn="1" w:lastColumn="0" w:oddVBand="0" w:evenVBand="0" w:oddHBand="0" w:evenHBand="0" w:firstRowFirstColumn="0" w:firstRowLastColumn="0" w:lastRowFirstColumn="0" w:lastRowLastColumn="0"/>
             <w:tcW w:w="714" w:type="dxa"/>
           </w:tcPr>
           <w:p/>
@@ -3233,13 +4632,20 @@
           <w:tcPr>
             <w:tcW w:w="1786" w:type="dxa"/>
           </w:tcPr>
-          <w:p/>
+          <w:p>
+            <w:pPr>
+              <w:cnfStyle w:val="000000000000" w:firstRow="0" w:lastRow="0" w:firstColumn="0" w:lastColumn="0" w:oddVBand="0" w:evenVBand="0" w:oddHBand="0" w:evenHBand="0" w:firstRowFirstColumn="0" w:firstRowLastColumn="0" w:lastRowFirstColumn="0" w:lastRowLastColumn="0"/>
+            </w:pPr>
+          </w:p>
         </w:tc>
         <w:tc>
           <w:tcPr>
             <w:tcW w:w="1051" w:type="dxa"/>
           </w:tcPr>
           <w:p>
+            <w:pPr>
+              <w:cnfStyle w:val="000000000000" w:firstRow="0" w:lastRow="0" w:firstColumn="0" w:lastColumn="0" w:oddVBand="0" w:evenVBand="0" w:oddHBand="0" w:evenHBand="0" w:firstRowFirstColumn="0" w:firstRowLastColumn="0" w:lastRowFirstColumn="0" w:lastRowLastColumn="0"/>
+            </w:pPr>
             <w:r>
               <w:t xml:space="preserve">Cisco </w:t>
             </w:r>
@@ -3250,6 +4656,9 @@
             <w:tcW w:w="1369" w:type="dxa"/>
           </w:tcPr>
           <w:p>
+            <w:pPr>
+              <w:cnfStyle w:val="000000000000" w:firstRow="0" w:lastRow="0" w:firstColumn="0" w:lastColumn="0" w:oddVBand="0" w:evenVBand="0" w:oddHBand="0" w:evenHBand="0" w:firstRowFirstColumn="0" w:firstRowLastColumn="0" w:lastRowFirstColumn="0" w:lastRowLastColumn="0"/>
+            </w:pPr>
             <w:r>
               <w:t>AIR CAP36021-E-K9</w:t>
             </w:r>
@@ -3260,6 +4669,9 @@
             <w:tcW w:w="825" w:type="dxa"/>
           </w:tcPr>
           <w:p>
+            <w:pPr>
+              <w:cnfStyle w:val="000000000000" w:firstRow="0" w:lastRow="0" w:firstColumn="0" w:lastColumn="0" w:oddVBand="0" w:evenVBand="0" w:oddHBand="0" w:evenHBand="0" w:firstRowFirstColumn="0" w:firstRowLastColumn="0" w:lastRowFirstColumn="0" w:lastRowLastColumn="0"/>
+            </w:pPr>
             <w:r>
               <w:t>2</w:t>
             </w:r>
@@ -3269,19 +4681,30 @@
           <w:tcPr>
             <w:tcW w:w="912" w:type="dxa"/>
           </w:tcPr>
-          <w:p/>
+          <w:p>
+            <w:pPr>
+              <w:cnfStyle w:val="000000000000" w:firstRow="0" w:lastRow="0" w:firstColumn="0" w:lastColumn="0" w:oddVBand="0" w:evenVBand="0" w:oddHBand="0" w:evenHBand="0" w:firstRowFirstColumn="0" w:firstRowLastColumn="0" w:lastRowFirstColumn="0" w:lastRowLastColumn="0"/>
+            </w:pPr>
+          </w:p>
         </w:tc>
         <w:tc>
           <w:tcPr>
             <w:tcW w:w="910" w:type="dxa"/>
           </w:tcPr>
-          <w:p/>
+          <w:p>
+            <w:pPr>
+              <w:cnfStyle w:val="000000000000" w:firstRow="0" w:lastRow="0" w:firstColumn="0" w:lastColumn="0" w:oddVBand="0" w:evenVBand="0" w:oddHBand="0" w:evenHBand="0" w:firstRowFirstColumn="0" w:firstRowLastColumn="0" w:lastRowFirstColumn="0" w:lastRowLastColumn="0"/>
+            </w:pPr>
+          </w:p>
         </w:tc>
         <w:tc>
           <w:tcPr>
             <w:tcW w:w="1257" w:type="dxa"/>
           </w:tcPr>
           <w:p>
+            <w:pPr>
+              <w:cnfStyle w:val="000000000000" w:firstRow="0" w:lastRow="0" w:firstColumn="0" w:lastColumn="0" w:oddVBand="0" w:evenVBand="0" w:oddHBand="0" w:evenHBand="0" w:firstRowFirstColumn="0" w:firstRowLastColumn="0" w:lastRowFirstColumn="0" w:lastRowLastColumn="0"/>
+            </w:pPr>
             <w:r>
               <w:t>2</w:t>
             </w:r>
@@ -3291,12 +4714,20 @@
           <w:tcPr>
             <w:tcW w:w="762" w:type="dxa"/>
           </w:tcPr>
-          <w:p/>
+          <w:p>
+            <w:pPr>
+              <w:cnfStyle w:val="000000000000" w:firstRow="0" w:lastRow="0" w:firstColumn="0" w:lastColumn="0" w:oddVBand="0" w:evenVBand="0" w:oddHBand="0" w:evenHBand="0" w:firstRowFirstColumn="0" w:firstRowLastColumn="0" w:lastRowFirstColumn="0" w:lastRowLastColumn="0"/>
+            </w:pPr>
+          </w:p>
         </w:tc>
       </w:tr>
       <w:tr>
-        <w:tc>
-          <w:tcPr>
+        <w:trPr>
+          <w:cnfStyle w:val="000000100000" w:firstRow="0" w:lastRow="0" w:firstColumn="0" w:lastColumn="0" w:oddVBand="0" w:evenVBand="0" w:oddHBand="1" w:evenHBand="0" w:firstRowFirstColumn="0" w:firstRowLastColumn="0" w:lastRowFirstColumn="0" w:lastRowLastColumn="0"/>
+        </w:trPr>
+        <w:tc>
+          <w:tcPr>
+            <w:cnfStyle w:val="001000000000" w:firstRow="0" w:lastRow="0" w:firstColumn="1" w:lastColumn="0" w:oddVBand="0" w:evenVBand="0" w:oddHBand="0" w:evenHBand="0" w:firstRowFirstColumn="0" w:firstRowLastColumn="0" w:lastRowFirstColumn="0" w:lastRowLastColumn="0"/>
             <w:tcW w:w="714" w:type="dxa"/>
           </w:tcPr>
           <w:p/>
@@ -3305,13 +4736,20 @@
           <w:tcPr>
             <w:tcW w:w="1786" w:type="dxa"/>
           </w:tcPr>
-          <w:p/>
+          <w:p>
+            <w:pPr>
+              <w:cnfStyle w:val="000000100000" w:firstRow="0" w:lastRow="0" w:firstColumn="0" w:lastColumn="0" w:oddVBand="0" w:evenVBand="0" w:oddHBand="1" w:evenHBand="0" w:firstRowFirstColumn="0" w:firstRowLastColumn="0" w:lastRowFirstColumn="0" w:lastRowLastColumn="0"/>
+            </w:pPr>
+          </w:p>
         </w:tc>
         <w:tc>
           <w:tcPr>
             <w:tcW w:w="1051" w:type="dxa"/>
           </w:tcPr>
           <w:p>
+            <w:pPr>
+              <w:cnfStyle w:val="000000100000" w:firstRow="0" w:lastRow="0" w:firstColumn="0" w:lastColumn="0" w:oddVBand="0" w:evenVBand="0" w:oddHBand="1" w:evenHBand="0" w:firstRowFirstColumn="0" w:firstRowLastColumn="0" w:lastRowFirstColumn="0" w:lastRowLastColumn="0"/>
+            </w:pPr>
             <w:proofErr w:type="spellStart"/>
             <w:r>
               <w:t>DratTek</w:t>
@@ -3327,6 +4765,9 @@
             <w:tcW w:w="1369" w:type="dxa"/>
           </w:tcPr>
           <w:p>
+            <w:pPr>
+              <w:cnfStyle w:val="000000100000" w:firstRow="0" w:lastRow="0" w:firstColumn="0" w:lastColumn="0" w:oddVBand="0" w:evenVBand="0" w:oddHBand="1" w:evenHBand="0" w:firstRowFirstColumn="0" w:firstRowLastColumn="0" w:lastRowFirstColumn="0" w:lastRowLastColumn="0"/>
+            </w:pPr>
             <w:r>
               <w:t>Vigor2820 annex A</w:t>
             </w:r>
@@ -3337,6 +4778,9 @@
             <w:tcW w:w="825" w:type="dxa"/>
           </w:tcPr>
           <w:p>
+            <w:pPr>
+              <w:cnfStyle w:val="000000100000" w:firstRow="0" w:lastRow="0" w:firstColumn="0" w:lastColumn="0" w:oddVBand="0" w:evenVBand="0" w:oddHBand="1" w:evenHBand="0" w:firstRowFirstColumn="0" w:firstRowLastColumn="0" w:lastRowFirstColumn="0" w:lastRowLastColumn="0"/>
+            </w:pPr>
             <w:r>
               <w:t>1</w:t>
             </w:r>
@@ -3346,25 +4790,40 @@
           <w:tcPr>
             <w:tcW w:w="912" w:type="dxa"/>
           </w:tcPr>
-          <w:p/>
+          <w:p>
+            <w:pPr>
+              <w:cnfStyle w:val="000000100000" w:firstRow="0" w:lastRow="0" w:firstColumn="0" w:lastColumn="0" w:oddVBand="0" w:evenVBand="0" w:oddHBand="1" w:evenHBand="0" w:firstRowFirstColumn="0" w:firstRowLastColumn="0" w:lastRowFirstColumn="0" w:lastRowLastColumn="0"/>
+            </w:pPr>
+          </w:p>
         </w:tc>
         <w:tc>
           <w:tcPr>
             <w:tcW w:w="910" w:type="dxa"/>
           </w:tcPr>
-          <w:p/>
+          <w:p>
+            <w:pPr>
+              <w:cnfStyle w:val="000000100000" w:firstRow="0" w:lastRow="0" w:firstColumn="0" w:lastColumn="0" w:oddVBand="0" w:evenVBand="0" w:oddHBand="1" w:evenHBand="0" w:firstRowFirstColumn="0" w:firstRowLastColumn="0" w:lastRowFirstColumn="0" w:lastRowLastColumn="0"/>
+            </w:pPr>
+          </w:p>
         </w:tc>
         <w:tc>
           <w:tcPr>
             <w:tcW w:w="1257" w:type="dxa"/>
           </w:tcPr>
-          <w:p/>
+          <w:p>
+            <w:pPr>
+              <w:cnfStyle w:val="000000100000" w:firstRow="0" w:lastRow="0" w:firstColumn="0" w:lastColumn="0" w:oddVBand="0" w:evenVBand="0" w:oddHBand="1" w:evenHBand="0" w:firstRowFirstColumn="0" w:firstRowLastColumn="0" w:lastRowFirstColumn="0" w:lastRowLastColumn="0"/>
+            </w:pPr>
+          </w:p>
         </w:tc>
         <w:tc>
           <w:tcPr>
             <w:tcW w:w="762" w:type="dxa"/>
           </w:tcPr>
           <w:p>
+            <w:pPr>
+              <w:cnfStyle w:val="000000100000" w:firstRow="0" w:lastRow="0" w:firstColumn="0" w:lastColumn="0" w:oddVBand="0" w:evenVBand="0" w:oddHBand="1" w:evenHBand="0" w:firstRowFirstColumn="0" w:firstRowLastColumn="0" w:lastRowFirstColumn="0" w:lastRowLastColumn="0"/>
+            </w:pPr>
             <w:r>
               <w:t>1</w:t>
             </w:r>
@@ -3374,6 +4833,7 @@
       <w:tr>
         <w:tc>
           <w:tcPr>
+            <w:cnfStyle w:val="001000000000" w:firstRow="0" w:lastRow="0" w:firstColumn="1" w:lastColumn="0" w:oddVBand="0" w:evenVBand="0" w:oddHBand="0" w:evenHBand="0" w:firstRowFirstColumn="0" w:firstRowLastColumn="0" w:lastRowFirstColumn="0" w:lastRowLastColumn="0"/>
             <w:tcW w:w="714" w:type="dxa"/>
           </w:tcPr>
           <w:p/>
@@ -3382,13 +4842,20 @@
           <w:tcPr>
             <w:tcW w:w="1786" w:type="dxa"/>
           </w:tcPr>
-          <w:p/>
+          <w:p>
+            <w:pPr>
+              <w:cnfStyle w:val="000000000000" w:firstRow="0" w:lastRow="0" w:firstColumn="0" w:lastColumn="0" w:oddVBand="0" w:evenVBand="0" w:oddHBand="0" w:evenHBand="0" w:firstRowFirstColumn="0" w:firstRowLastColumn="0" w:lastRowFirstColumn="0" w:lastRowLastColumn="0"/>
+            </w:pPr>
+          </w:p>
         </w:tc>
         <w:tc>
           <w:tcPr>
             <w:tcW w:w="1051" w:type="dxa"/>
           </w:tcPr>
           <w:p>
+            <w:pPr>
+              <w:cnfStyle w:val="000000000000" w:firstRow="0" w:lastRow="0" w:firstColumn="0" w:lastColumn="0" w:oddVBand="0" w:evenVBand="0" w:oddHBand="0" w:evenHBand="0" w:firstRowFirstColumn="0" w:firstRowLastColumn="0" w:lastRowFirstColumn="0" w:lastRowLastColumn="0"/>
+            </w:pPr>
             <w:r>
               <w:t xml:space="preserve">Access point </w:t>
             </w:r>
@@ -3399,6 +4866,9 @@
             <w:tcW w:w="1369" w:type="dxa"/>
           </w:tcPr>
           <w:p>
+            <w:pPr>
+              <w:cnfStyle w:val="000000000000" w:firstRow="0" w:lastRow="0" w:firstColumn="0" w:lastColumn="0" w:oddVBand="0" w:evenVBand="0" w:oddHBand="0" w:evenHBand="0" w:firstRowFirstColumn="0" w:firstRowLastColumn="0" w:lastRowFirstColumn="0" w:lastRowLastColumn="0"/>
+            </w:pPr>
             <w:r>
               <w:t xml:space="preserve">Cisco Linksys </w:t>
             </w:r>
@@ -3409,6 +4879,9 @@
             <w:tcW w:w="825" w:type="dxa"/>
           </w:tcPr>
           <w:p>
+            <w:pPr>
+              <w:cnfStyle w:val="000000000000" w:firstRow="0" w:lastRow="0" w:firstColumn="0" w:lastColumn="0" w:oddVBand="0" w:evenVBand="0" w:oddHBand="0" w:evenHBand="0" w:firstRowFirstColumn="0" w:firstRowLastColumn="0" w:lastRowFirstColumn="0" w:lastRowLastColumn="0"/>
+            </w:pPr>
             <w:r>
               <w:t>1</w:t>
             </w:r>
@@ -3418,25 +4891,40 @@
           <w:tcPr>
             <w:tcW w:w="912" w:type="dxa"/>
           </w:tcPr>
-          <w:p/>
+          <w:p>
+            <w:pPr>
+              <w:cnfStyle w:val="000000000000" w:firstRow="0" w:lastRow="0" w:firstColumn="0" w:lastColumn="0" w:oddVBand="0" w:evenVBand="0" w:oddHBand="0" w:evenHBand="0" w:firstRowFirstColumn="0" w:firstRowLastColumn="0" w:lastRowFirstColumn="0" w:lastRowLastColumn="0"/>
+            </w:pPr>
+          </w:p>
         </w:tc>
         <w:tc>
           <w:tcPr>
             <w:tcW w:w="910" w:type="dxa"/>
           </w:tcPr>
-          <w:p/>
+          <w:p>
+            <w:pPr>
+              <w:cnfStyle w:val="000000000000" w:firstRow="0" w:lastRow="0" w:firstColumn="0" w:lastColumn="0" w:oddVBand="0" w:evenVBand="0" w:oddHBand="0" w:evenHBand="0" w:firstRowFirstColumn="0" w:firstRowLastColumn="0" w:lastRowFirstColumn="0" w:lastRowLastColumn="0"/>
+            </w:pPr>
+          </w:p>
         </w:tc>
         <w:tc>
           <w:tcPr>
             <w:tcW w:w="1257" w:type="dxa"/>
           </w:tcPr>
-          <w:p/>
+          <w:p>
+            <w:pPr>
+              <w:cnfStyle w:val="000000000000" w:firstRow="0" w:lastRow="0" w:firstColumn="0" w:lastColumn="0" w:oddVBand="0" w:evenVBand="0" w:oddHBand="0" w:evenHBand="0" w:firstRowFirstColumn="0" w:firstRowLastColumn="0" w:lastRowFirstColumn="0" w:lastRowLastColumn="0"/>
+            </w:pPr>
+          </w:p>
         </w:tc>
         <w:tc>
           <w:tcPr>
             <w:tcW w:w="762" w:type="dxa"/>
           </w:tcPr>
           <w:p>
+            <w:pPr>
+              <w:cnfStyle w:val="000000000000" w:firstRow="0" w:lastRow="0" w:firstColumn="0" w:lastColumn="0" w:oddVBand="0" w:evenVBand="0" w:oddHBand="0" w:evenHBand="0" w:firstRowFirstColumn="0" w:firstRowLastColumn="0" w:lastRowFirstColumn="0" w:lastRowLastColumn="0"/>
+            </w:pPr>
             <w:r>
               <w:t>1</w:t>
             </w:r>
@@ -3444,8 +4932,12 @@
         </w:tc>
       </w:tr>
       <w:tr>
-        <w:tc>
-          <w:tcPr>
+        <w:trPr>
+          <w:cnfStyle w:val="000000100000" w:firstRow="0" w:lastRow="0" w:firstColumn="0" w:lastColumn="0" w:oddVBand="0" w:evenVBand="0" w:oddHBand="1" w:evenHBand="0" w:firstRowFirstColumn="0" w:firstRowLastColumn="0" w:lastRowFirstColumn="0" w:lastRowLastColumn="0"/>
+        </w:trPr>
+        <w:tc>
+          <w:tcPr>
+            <w:cnfStyle w:val="001000000000" w:firstRow="0" w:lastRow="0" w:firstColumn="1" w:lastColumn="0" w:oddVBand="0" w:evenVBand="0" w:oddHBand="0" w:evenHBand="0" w:firstRowFirstColumn="0" w:firstRowLastColumn="0" w:lastRowFirstColumn="0" w:lastRowLastColumn="0"/>
             <w:tcW w:w="714" w:type="dxa"/>
           </w:tcPr>
           <w:p/>
@@ -3455,6 +4947,9 @@
             <w:tcW w:w="1786" w:type="dxa"/>
           </w:tcPr>
           <w:p>
+            <w:pPr>
+              <w:cnfStyle w:val="000000100000" w:firstRow="0" w:lastRow="0" w:firstColumn="0" w:lastColumn="0" w:oddVBand="0" w:evenVBand="0" w:oddHBand="1" w:evenHBand="0" w:firstRowFirstColumn="0" w:firstRowLastColumn="0" w:lastRowFirstColumn="0" w:lastRowLastColumn="0"/>
+            </w:pPr>
             <w:r>
               <w:t>CCTV</w:t>
             </w:r>
@@ -3465,6 +4960,9 @@
             <w:tcW w:w="1051" w:type="dxa"/>
           </w:tcPr>
           <w:p>
+            <w:pPr>
+              <w:cnfStyle w:val="000000100000" w:firstRow="0" w:lastRow="0" w:firstColumn="0" w:lastColumn="0" w:oddVBand="0" w:evenVBand="0" w:oddHBand="1" w:evenHBand="0" w:firstRowFirstColumn="0" w:firstRowLastColumn="0" w:lastRowFirstColumn="0" w:lastRowLastColumn="0"/>
+            </w:pPr>
             <w:proofErr w:type="spellStart"/>
             <w:r>
               <w:t>HKVision</w:t>
@@ -3480,6 +4978,9 @@
             <w:tcW w:w="1369" w:type="dxa"/>
           </w:tcPr>
           <w:p>
+            <w:pPr>
+              <w:cnfStyle w:val="000000100000" w:firstRow="0" w:lastRow="0" w:firstColumn="0" w:lastColumn="0" w:oddVBand="0" w:evenVBand="0" w:oddHBand="1" w:evenHBand="0" w:firstRowFirstColumn="0" w:firstRowLastColumn="0" w:lastRowFirstColumn="0" w:lastRowLastColumn="0"/>
+            </w:pPr>
             <w:r>
               <w:t xml:space="preserve">Network camera </w:t>
             </w:r>
@@ -3490,6 +4991,9 @@
             <w:tcW w:w="825" w:type="dxa"/>
           </w:tcPr>
           <w:p>
+            <w:pPr>
+              <w:cnfStyle w:val="000000100000" w:firstRow="0" w:lastRow="0" w:firstColumn="0" w:lastColumn="0" w:oddVBand="0" w:evenVBand="0" w:oddHBand="1" w:evenHBand="0" w:firstRowFirstColumn="0" w:firstRowLastColumn="0" w:lastRowFirstColumn="0" w:lastRowLastColumn="0"/>
+            </w:pPr>
             <w:r>
               <w:t>1</w:t>
             </w:r>
@@ -3499,19 +5003,30 @@
           <w:tcPr>
             <w:tcW w:w="912" w:type="dxa"/>
           </w:tcPr>
-          <w:p/>
+          <w:p>
+            <w:pPr>
+              <w:cnfStyle w:val="000000100000" w:firstRow="0" w:lastRow="0" w:firstColumn="0" w:lastColumn="0" w:oddVBand="0" w:evenVBand="0" w:oddHBand="1" w:evenHBand="0" w:firstRowFirstColumn="0" w:firstRowLastColumn="0" w:lastRowFirstColumn="0" w:lastRowLastColumn="0"/>
+            </w:pPr>
+          </w:p>
         </w:tc>
         <w:tc>
           <w:tcPr>
             <w:tcW w:w="910" w:type="dxa"/>
           </w:tcPr>
-          <w:p/>
+          <w:p>
+            <w:pPr>
+              <w:cnfStyle w:val="000000100000" w:firstRow="0" w:lastRow="0" w:firstColumn="0" w:lastColumn="0" w:oddVBand="0" w:evenVBand="0" w:oddHBand="1" w:evenHBand="0" w:firstRowFirstColumn="0" w:firstRowLastColumn="0" w:lastRowFirstColumn="0" w:lastRowLastColumn="0"/>
+            </w:pPr>
+          </w:p>
         </w:tc>
         <w:tc>
           <w:tcPr>
             <w:tcW w:w="1257" w:type="dxa"/>
           </w:tcPr>
           <w:p>
+            <w:pPr>
+              <w:cnfStyle w:val="000000100000" w:firstRow="0" w:lastRow="0" w:firstColumn="0" w:lastColumn="0" w:oddVBand="0" w:evenVBand="0" w:oddHBand="1" w:evenHBand="0" w:firstRowFirstColumn="0" w:firstRowLastColumn="0" w:lastRowFirstColumn="0" w:lastRowLastColumn="0"/>
+            </w:pPr>
             <w:r>
               <w:t>1</w:t>
             </w:r>
@@ -3521,12 +5036,17 @@
           <w:tcPr>
             <w:tcW w:w="762" w:type="dxa"/>
           </w:tcPr>
-          <w:p/>
+          <w:p>
+            <w:pPr>
+              <w:cnfStyle w:val="000000100000" w:firstRow="0" w:lastRow="0" w:firstColumn="0" w:lastColumn="0" w:oddVBand="0" w:evenVBand="0" w:oddHBand="1" w:evenHBand="0" w:firstRowFirstColumn="0" w:firstRowLastColumn="0" w:lastRowFirstColumn="0" w:lastRowLastColumn="0"/>
+            </w:pPr>
+          </w:p>
         </w:tc>
       </w:tr>
       <w:tr>
         <w:tc>
           <w:tcPr>
+            <w:cnfStyle w:val="001000000000" w:firstRow="0" w:lastRow="0" w:firstColumn="1" w:lastColumn="0" w:oddVBand="0" w:evenVBand="0" w:oddHBand="0" w:evenHBand="0" w:firstRowFirstColumn="0" w:firstRowLastColumn="0" w:lastRowFirstColumn="0" w:lastRowLastColumn="0"/>
             <w:tcW w:w="714" w:type="dxa"/>
           </w:tcPr>
           <w:p/>
@@ -3536,6 +5056,9 @@
             <w:tcW w:w="1786" w:type="dxa"/>
           </w:tcPr>
           <w:p>
+            <w:pPr>
+              <w:cnfStyle w:val="000000000000" w:firstRow="0" w:lastRow="0" w:firstColumn="0" w:lastColumn="0" w:oddVBand="0" w:evenVBand="0" w:oddHBand="0" w:evenHBand="0" w:firstRowFirstColumn="0" w:firstRowLastColumn="0" w:lastRowFirstColumn="0" w:lastRowLastColumn="0"/>
+            </w:pPr>
             <w:proofErr w:type="spellStart"/>
             <w:r>
               <w:t>Nanostation</w:t>
@@ -3551,6 +5074,9 @@
             <w:tcW w:w="1051" w:type="dxa"/>
           </w:tcPr>
           <w:p>
+            <w:pPr>
+              <w:cnfStyle w:val="000000000000" w:firstRow="0" w:lastRow="0" w:firstColumn="0" w:lastColumn="0" w:oddVBand="0" w:evenVBand="0" w:oddHBand="0" w:evenHBand="0" w:firstRowFirstColumn="0" w:firstRowLastColumn="0" w:lastRowFirstColumn="0" w:lastRowLastColumn="0"/>
+            </w:pPr>
             <w:r>
               <w:t>L</w:t>
             </w:r>
@@ -3564,6 +5090,9 @@
             <w:tcW w:w="1369" w:type="dxa"/>
           </w:tcPr>
           <w:p>
+            <w:pPr>
+              <w:cnfStyle w:val="000000000000" w:firstRow="0" w:lastRow="0" w:firstColumn="0" w:lastColumn="0" w:oddVBand="0" w:evenVBand="0" w:oddHBand="0" w:evenHBand="0" w:firstRowFirstColumn="0" w:firstRowLastColumn="0" w:lastRowFirstColumn="0" w:lastRowLastColumn="0"/>
+            </w:pPr>
             <w:r>
               <w:t>LOCOM2</w:t>
             </w:r>
@@ -3574,6 +5103,9 @@
             <w:tcW w:w="825" w:type="dxa"/>
           </w:tcPr>
           <w:p>
+            <w:pPr>
+              <w:cnfStyle w:val="000000000000" w:firstRow="0" w:lastRow="0" w:firstColumn="0" w:lastColumn="0" w:oddVBand="0" w:evenVBand="0" w:oddHBand="0" w:evenHBand="0" w:firstRowFirstColumn="0" w:firstRowLastColumn="0" w:lastRowFirstColumn="0" w:lastRowLastColumn="0"/>
+            </w:pPr>
             <w:r>
               <w:t>1</w:t>
             </w:r>
@@ -3583,19 +5115,30 @@
           <w:tcPr>
             <w:tcW w:w="912" w:type="dxa"/>
           </w:tcPr>
-          <w:p/>
+          <w:p>
+            <w:pPr>
+              <w:cnfStyle w:val="000000000000" w:firstRow="0" w:lastRow="0" w:firstColumn="0" w:lastColumn="0" w:oddVBand="0" w:evenVBand="0" w:oddHBand="0" w:evenHBand="0" w:firstRowFirstColumn="0" w:firstRowLastColumn="0" w:lastRowFirstColumn="0" w:lastRowLastColumn="0"/>
+            </w:pPr>
+          </w:p>
         </w:tc>
         <w:tc>
           <w:tcPr>
             <w:tcW w:w="910" w:type="dxa"/>
           </w:tcPr>
-          <w:p/>
+          <w:p>
+            <w:pPr>
+              <w:cnfStyle w:val="000000000000" w:firstRow="0" w:lastRow="0" w:firstColumn="0" w:lastColumn="0" w:oddVBand="0" w:evenVBand="0" w:oddHBand="0" w:evenHBand="0" w:firstRowFirstColumn="0" w:firstRowLastColumn="0" w:lastRowFirstColumn="0" w:lastRowLastColumn="0"/>
+            </w:pPr>
+          </w:p>
         </w:tc>
         <w:tc>
           <w:tcPr>
             <w:tcW w:w="1257" w:type="dxa"/>
           </w:tcPr>
           <w:p>
+            <w:pPr>
+              <w:cnfStyle w:val="000000000000" w:firstRow="0" w:lastRow="0" w:firstColumn="0" w:lastColumn="0" w:oddVBand="0" w:evenVBand="0" w:oddHBand="0" w:evenHBand="0" w:firstRowFirstColumn="0" w:firstRowLastColumn="0" w:lastRowFirstColumn="0" w:lastRowLastColumn="0"/>
+            </w:pPr>
             <w:r>
               <w:t>1</w:t>
             </w:r>
@@ -3605,12 +5148,20 @@
           <w:tcPr>
             <w:tcW w:w="762" w:type="dxa"/>
           </w:tcPr>
-          <w:p/>
+          <w:p>
+            <w:pPr>
+              <w:cnfStyle w:val="000000000000" w:firstRow="0" w:lastRow="0" w:firstColumn="0" w:lastColumn="0" w:oddVBand="0" w:evenVBand="0" w:oddHBand="0" w:evenHBand="0" w:firstRowFirstColumn="0" w:firstRowLastColumn="0" w:lastRowFirstColumn="0" w:lastRowLastColumn="0"/>
+            </w:pPr>
+          </w:p>
         </w:tc>
       </w:tr>
       <w:tr>
-        <w:tc>
-          <w:tcPr>
+        <w:trPr>
+          <w:cnfStyle w:val="000000100000" w:firstRow="0" w:lastRow="0" w:firstColumn="0" w:lastColumn="0" w:oddVBand="0" w:evenVBand="0" w:oddHBand="1" w:evenHBand="0" w:firstRowFirstColumn="0" w:firstRowLastColumn="0" w:lastRowFirstColumn="0" w:lastRowLastColumn="0"/>
+        </w:trPr>
+        <w:tc>
+          <w:tcPr>
+            <w:cnfStyle w:val="001000000000" w:firstRow="0" w:lastRow="0" w:firstColumn="1" w:lastColumn="0" w:oddVBand="0" w:evenVBand="0" w:oddHBand="0" w:evenHBand="0" w:firstRowFirstColumn="0" w:firstRowLastColumn="0" w:lastRowFirstColumn="0" w:lastRowLastColumn="0"/>
             <w:tcW w:w="714" w:type="dxa"/>
           </w:tcPr>
           <w:p/>
@@ -3620,6 +5171,9 @@
             <w:tcW w:w="1786" w:type="dxa"/>
           </w:tcPr>
           <w:p>
+            <w:pPr>
+              <w:cnfStyle w:val="000000100000" w:firstRow="0" w:lastRow="0" w:firstColumn="0" w:lastColumn="0" w:oddVBand="0" w:evenVBand="0" w:oddHBand="1" w:evenHBand="0" w:firstRowFirstColumn="0" w:firstRowLastColumn="0" w:lastRowFirstColumn="0" w:lastRowLastColumn="0"/>
+            </w:pPr>
             <w:r>
               <w:t xml:space="preserve">Projector </w:t>
             </w:r>
@@ -3630,6 +5184,9 @@
             <w:tcW w:w="1051" w:type="dxa"/>
           </w:tcPr>
           <w:p>
+            <w:pPr>
+              <w:cnfStyle w:val="000000100000" w:firstRow="0" w:lastRow="0" w:firstColumn="0" w:lastColumn="0" w:oddVBand="0" w:evenVBand="0" w:oddHBand="1" w:evenHBand="0" w:firstRowFirstColumn="0" w:firstRowLastColumn="0" w:lastRowFirstColumn="0" w:lastRowLastColumn="0"/>
+            </w:pPr>
             <w:r>
               <w:t xml:space="preserve">Samsung </w:t>
             </w:r>
@@ -3640,6 +5197,9 @@
             <w:tcW w:w="1369" w:type="dxa"/>
           </w:tcPr>
           <w:p>
+            <w:pPr>
+              <w:cnfStyle w:val="000000100000" w:firstRow="0" w:lastRow="0" w:firstColumn="0" w:lastColumn="0" w:oddVBand="0" w:evenVBand="0" w:oddHBand="1" w:evenHBand="0" w:firstRowFirstColumn="0" w:firstRowLastColumn="0" w:lastRowFirstColumn="0" w:lastRowLastColumn="0"/>
+            </w:pPr>
             <w:r>
               <w:t>SP-P400B</w:t>
             </w:r>
@@ -3650,6 +5210,9 @@
             <w:tcW w:w="825" w:type="dxa"/>
           </w:tcPr>
           <w:p>
+            <w:pPr>
+              <w:cnfStyle w:val="000000100000" w:firstRow="0" w:lastRow="0" w:firstColumn="0" w:lastColumn="0" w:oddVBand="0" w:evenVBand="0" w:oddHBand="1" w:evenHBand="0" w:firstRowFirstColumn="0" w:firstRowLastColumn="0" w:lastRowFirstColumn="0" w:lastRowLastColumn="0"/>
+            </w:pPr>
             <w:r>
               <w:t>1</w:t>
             </w:r>
@@ -3659,25 +5222,40 @@
           <w:tcPr>
             <w:tcW w:w="912" w:type="dxa"/>
           </w:tcPr>
-          <w:p/>
+          <w:p>
+            <w:pPr>
+              <w:cnfStyle w:val="000000100000" w:firstRow="0" w:lastRow="0" w:firstColumn="0" w:lastColumn="0" w:oddVBand="0" w:evenVBand="0" w:oddHBand="1" w:evenHBand="0" w:firstRowFirstColumn="0" w:firstRowLastColumn="0" w:lastRowFirstColumn="0" w:lastRowLastColumn="0"/>
+            </w:pPr>
+          </w:p>
         </w:tc>
         <w:tc>
           <w:tcPr>
             <w:tcW w:w="910" w:type="dxa"/>
           </w:tcPr>
-          <w:p/>
+          <w:p>
+            <w:pPr>
+              <w:cnfStyle w:val="000000100000" w:firstRow="0" w:lastRow="0" w:firstColumn="0" w:lastColumn="0" w:oddVBand="0" w:evenVBand="0" w:oddHBand="1" w:evenHBand="0" w:firstRowFirstColumn="0" w:firstRowLastColumn="0" w:lastRowFirstColumn="0" w:lastRowLastColumn="0"/>
+            </w:pPr>
+          </w:p>
         </w:tc>
         <w:tc>
           <w:tcPr>
             <w:tcW w:w="1257" w:type="dxa"/>
           </w:tcPr>
-          <w:p/>
+          <w:p>
+            <w:pPr>
+              <w:cnfStyle w:val="000000100000" w:firstRow="0" w:lastRow="0" w:firstColumn="0" w:lastColumn="0" w:oddVBand="0" w:evenVBand="0" w:oddHBand="1" w:evenHBand="0" w:firstRowFirstColumn="0" w:firstRowLastColumn="0" w:lastRowFirstColumn="0" w:lastRowLastColumn="0"/>
+            </w:pPr>
+          </w:p>
         </w:tc>
         <w:tc>
           <w:tcPr>
             <w:tcW w:w="762" w:type="dxa"/>
           </w:tcPr>
           <w:p>
+            <w:pPr>
+              <w:cnfStyle w:val="000000100000" w:firstRow="0" w:lastRow="0" w:firstColumn="0" w:lastColumn="0" w:oddVBand="0" w:evenVBand="0" w:oddHBand="1" w:evenHBand="0" w:firstRowFirstColumn="0" w:firstRowLastColumn="0" w:lastRowFirstColumn="0" w:lastRowLastColumn="0"/>
+            </w:pPr>
             <w:r>
               <w:t>1</w:t>
             </w:r>
@@ -3687,6 +5265,7 @@
       <w:tr>
         <w:tc>
           <w:tcPr>
+            <w:cnfStyle w:val="001000000000" w:firstRow="0" w:lastRow="0" w:firstColumn="1" w:lastColumn="0" w:oddVBand="0" w:evenVBand="0" w:oddHBand="0" w:evenHBand="0" w:firstRowFirstColumn="0" w:firstRowLastColumn="0" w:lastRowFirstColumn="0" w:lastRowLastColumn="0"/>
             <w:tcW w:w="714" w:type="dxa"/>
           </w:tcPr>
           <w:p/>
@@ -3695,13 +5274,20 @@
           <w:tcPr>
             <w:tcW w:w="1786" w:type="dxa"/>
           </w:tcPr>
-          <w:p/>
+          <w:p>
+            <w:pPr>
+              <w:cnfStyle w:val="000000000000" w:firstRow="0" w:lastRow="0" w:firstColumn="0" w:lastColumn="0" w:oddVBand="0" w:evenVBand="0" w:oddHBand="0" w:evenHBand="0" w:firstRowFirstColumn="0" w:firstRowLastColumn="0" w:lastRowFirstColumn="0" w:lastRowLastColumn="0"/>
+            </w:pPr>
+          </w:p>
         </w:tc>
         <w:tc>
           <w:tcPr>
             <w:tcW w:w="1051" w:type="dxa"/>
           </w:tcPr>
           <w:p>
+            <w:pPr>
+              <w:cnfStyle w:val="000000000000" w:firstRow="0" w:lastRow="0" w:firstColumn="0" w:lastColumn="0" w:oddVBand="0" w:evenVBand="0" w:oddHBand="0" w:evenHBand="0" w:firstRowFirstColumn="0" w:firstRowLastColumn="0" w:lastRowFirstColumn="0" w:lastRowLastColumn="0"/>
+            </w:pPr>
             <w:r>
               <w:t xml:space="preserve">Hitachi </w:t>
             </w:r>
@@ -3712,6 +5298,9 @@
             <w:tcW w:w="1369" w:type="dxa"/>
           </w:tcPr>
           <w:p>
+            <w:pPr>
+              <w:cnfStyle w:val="000000000000" w:firstRow="0" w:lastRow="0" w:firstColumn="0" w:lastColumn="0" w:oddVBand="0" w:evenVBand="0" w:oddHBand="0" w:evenHBand="0" w:firstRowFirstColumn="0" w:firstRowLastColumn="0" w:lastRowFirstColumn="0" w:lastRowLastColumn="0"/>
+            </w:pPr>
             <w:r>
               <w:t>ED-100</w:t>
             </w:r>
@@ -3722,6 +5311,9 @@
             <w:tcW w:w="825" w:type="dxa"/>
           </w:tcPr>
           <w:p>
+            <w:pPr>
+              <w:cnfStyle w:val="000000000000" w:firstRow="0" w:lastRow="0" w:firstColumn="0" w:lastColumn="0" w:oddVBand="0" w:evenVBand="0" w:oddHBand="0" w:evenHBand="0" w:firstRowFirstColumn="0" w:firstRowLastColumn="0" w:lastRowFirstColumn="0" w:lastRowLastColumn="0"/>
+            </w:pPr>
             <w:r>
               <w:t>1</w:t>
             </w:r>
@@ -3731,25 +5323,40 @@
           <w:tcPr>
             <w:tcW w:w="912" w:type="dxa"/>
           </w:tcPr>
-          <w:p/>
+          <w:p>
+            <w:pPr>
+              <w:cnfStyle w:val="000000000000" w:firstRow="0" w:lastRow="0" w:firstColumn="0" w:lastColumn="0" w:oddVBand="0" w:evenVBand="0" w:oddHBand="0" w:evenHBand="0" w:firstRowFirstColumn="0" w:firstRowLastColumn="0" w:lastRowFirstColumn="0" w:lastRowLastColumn="0"/>
+            </w:pPr>
+          </w:p>
         </w:tc>
         <w:tc>
           <w:tcPr>
             <w:tcW w:w="910" w:type="dxa"/>
           </w:tcPr>
-          <w:p/>
+          <w:p>
+            <w:pPr>
+              <w:cnfStyle w:val="000000000000" w:firstRow="0" w:lastRow="0" w:firstColumn="0" w:lastColumn="0" w:oddVBand="0" w:evenVBand="0" w:oddHBand="0" w:evenHBand="0" w:firstRowFirstColumn="0" w:firstRowLastColumn="0" w:lastRowFirstColumn="0" w:lastRowLastColumn="0"/>
+            </w:pPr>
+          </w:p>
         </w:tc>
         <w:tc>
           <w:tcPr>
             <w:tcW w:w="1257" w:type="dxa"/>
           </w:tcPr>
-          <w:p/>
+          <w:p>
+            <w:pPr>
+              <w:cnfStyle w:val="000000000000" w:firstRow="0" w:lastRow="0" w:firstColumn="0" w:lastColumn="0" w:oddVBand="0" w:evenVBand="0" w:oddHBand="0" w:evenHBand="0" w:firstRowFirstColumn="0" w:firstRowLastColumn="0" w:lastRowFirstColumn="0" w:lastRowLastColumn="0"/>
+            </w:pPr>
+          </w:p>
         </w:tc>
         <w:tc>
           <w:tcPr>
             <w:tcW w:w="762" w:type="dxa"/>
           </w:tcPr>
           <w:p>
+            <w:pPr>
+              <w:cnfStyle w:val="000000000000" w:firstRow="0" w:lastRow="0" w:firstColumn="0" w:lastColumn="0" w:oddVBand="0" w:evenVBand="0" w:oddHBand="0" w:evenHBand="0" w:firstRowFirstColumn="0" w:firstRowLastColumn="0" w:lastRowFirstColumn="0" w:lastRowLastColumn="0"/>
+            </w:pPr>
             <w:r>
               <w:t>1</w:t>
             </w:r>
@@ -3757,8 +5364,12 @@
         </w:tc>
       </w:tr>
       <w:tr>
-        <w:tc>
-          <w:tcPr>
+        <w:trPr>
+          <w:cnfStyle w:val="000000100000" w:firstRow="0" w:lastRow="0" w:firstColumn="0" w:lastColumn="0" w:oddVBand="0" w:evenVBand="0" w:oddHBand="1" w:evenHBand="0" w:firstRowFirstColumn="0" w:firstRowLastColumn="0" w:lastRowFirstColumn="0" w:lastRowLastColumn="0"/>
+        </w:trPr>
+        <w:tc>
+          <w:tcPr>
+            <w:cnfStyle w:val="001000000000" w:firstRow="0" w:lastRow="0" w:firstColumn="1" w:lastColumn="0" w:oddVBand="0" w:evenVBand="0" w:oddHBand="0" w:evenHBand="0" w:firstRowFirstColumn="0" w:firstRowLastColumn="0" w:lastRowFirstColumn="0" w:lastRowLastColumn="0"/>
             <w:tcW w:w="714" w:type="dxa"/>
           </w:tcPr>
           <w:p/>
@@ -3767,13 +5378,20 @@
           <w:tcPr>
             <w:tcW w:w="1786" w:type="dxa"/>
           </w:tcPr>
-          <w:p/>
+          <w:p>
+            <w:pPr>
+              <w:cnfStyle w:val="000000100000" w:firstRow="0" w:lastRow="0" w:firstColumn="0" w:lastColumn="0" w:oddVBand="0" w:evenVBand="0" w:oddHBand="1" w:evenHBand="0" w:firstRowFirstColumn="0" w:firstRowLastColumn="0" w:lastRowFirstColumn="0" w:lastRowLastColumn="0"/>
+            </w:pPr>
+          </w:p>
         </w:tc>
         <w:tc>
           <w:tcPr>
             <w:tcW w:w="1051" w:type="dxa"/>
           </w:tcPr>
           <w:p>
+            <w:pPr>
+              <w:cnfStyle w:val="000000100000" w:firstRow="0" w:lastRow="0" w:firstColumn="0" w:lastColumn="0" w:oddVBand="0" w:evenVBand="0" w:oddHBand="1" w:evenHBand="0" w:firstRowFirstColumn="0" w:firstRowLastColumn="0" w:lastRowFirstColumn="0" w:lastRowLastColumn="0"/>
+            </w:pPr>
             <w:r>
               <w:t>DLED ()BF SUMA)</w:t>
             </w:r>
@@ -3784,6 +5402,9 @@
             <w:tcW w:w="1369" w:type="dxa"/>
           </w:tcPr>
           <w:p>
+            <w:pPr>
+              <w:cnfStyle w:val="000000100000" w:firstRow="0" w:lastRow="0" w:firstColumn="0" w:lastColumn="0" w:oddVBand="0" w:evenVBand="0" w:oddHBand="1" w:evenHBand="0" w:firstRowFirstColumn="0" w:firstRowLastColumn="0" w:lastRowFirstColumn="0" w:lastRowLastColumn="0"/>
+            </w:pPr>
             <w:r>
               <w:t>Z01</w:t>
             </w:r>
@@ -3794,6 +5415,9 @@
             <w:tcW w:w="825" w:type="dxa"/>
           </w:tcPr>
           <w:p>
+            <w:pPr>
+              <w:cnfStyle w:val="000000100000" w:firstRow="0" w:lastRow="0" w:firstColumn="0" w:lastColumn="0" w:oddVBand="0" w:evenVBand="0" w:oddHBand="1" w:evenHBand="0" w:firstRowFirstColumn="0" w:firstRowLastColumn="0" w:lastRowFirstColumn="0" w:lastRowLastColumn="0"/>
+            </w:pPr>
             <w:r>
               <w:t>1</w:t>
             </w:r>
@@ -3803,19 +5427,30 @@
           <w:tcPr>
             <w:tcW w:w="912" w:type="dxa"/>
           </w:tcPr>
-          <w:p/>
+          <w:p>
+            <w:pPr>
+              <w:cnfStyle w:val="000000100000" w:firstRow="0" w:lastRow="0" w:firstColumn="0" w:lastColumn="0" w:oddVBand="0" w:evenVBand="0" w:oddHBand="1" w:evenHBand="0" w:firstRowFirstColumn="0" w:firstRowLastColumn="0" w:lastRowFirstColumn="0" w:lastRowLastColumn="0"/>
+            </w:pPr>
+          </w:p>
         </w:tc>
         <w:tc>
           <w:tcPr>
             <w:tcW w:w="910" w:type="dxa"/>
           </w:tcPr>
-          <w:p/>
+          <w:p>
+            <w:pPr>
+              <w:cnfStyle w:val="000000100000" w:firstRow="0" w:lastRow="0" w:firstColumn="0" w:lastColumn="0" w:oddVBand="0" w:evenVBand="0" w:oddHBand="1" w:evenHBand="0" w:firstRowFirstColumn="0" w:firstRowLastColumn="0" w:lastRowFirstColumn="0" w:lastRowLastColumn="0"/>
+            </w:pPr>
+          </w:p>
         </w:tc>
         <w:tc>
           <w:tcPr>
             <w:tcW w:w="1257" w:type="dxa"/>
           </w:tcPr>
           <w:p>
+            <w:pPr>
+              <w:cnfStyle w:val="000000100000" w:firstRow="0" w:lastRow="0" w:firstColumn="0" w:lastColumn="0" w:oddVBand="0" w:evenVBand="0" w:oddHBand="1" w:evenHBand="0" w:firstRowFirstColumn="0" w:firstRowLastColumn="0" w:lastRowFirstColumn="0" w:lastRowLastColumn="0"/>
+            </w:pPr>
             <w:r>
               <w:t>1</w:t>
             </w:r>
@@ -3825,12 +5460,17 @@
           <w:tcPr>
             <w:tcW w:w="762" w:type="dxa"/>
           </w:tcPr>
-          <w:p/>
+          <w:p>
+            <w:pPr>
+              <w:cnfStyle w:val="000000100000" w:firstRow="0" w:lastRow="0" w:firstColumn="0" w:lastColumn="0" w:oddVBand="0" w:evenVBand="0" w:oddHBand="1" w:evenHBand="0" w:firstRowFirstColumn="0" w:firstRowLastColumn="0" w:lastRowFirstColumn="0" w:lastRowLastColumn="0"/>
+            </w:pPr>
+          </w:p>
         </w:tc>
       </w:tr>
       <w:tr>
         <w:tc>
           <w:tcPr>
+            <w:cnfStyle w:val="001000000000" w:firstRow="0" w:lastRow="0" w:firstColumn="1" w:lastColumn="0" w:oddVBand="0" w:evenVBand="0" w:oddHBand="0" w:evenHBand="0" w:firstRowFirstColumn="0" w:firstRowLastColumn="0" w:lastRowFirstColumn="0" w:lastRowLastColumn="0"/>
             <w:tcW w:w="714" w:type="dxa"/>
           </w:tcPr>
           <w:p/>
@@ -3840,6 +5480,9 @@
             <w:tcW w:w="1786" w:type="dxa"/>
           </w:tcPr>
           <w:p>
+            <w:pPr>
+              <w:cnfStyle w:val="000000000000" w:firstRow="0" w:lastRow="0" w:firstColumn="0" w:lastColumn="0" w:oddVBand="0" w:evenVBand="0" w:oddHBand="0" w:evenHBand="0" w:firstRowFirstColumn="0" w:firstRowLastColumn="0" w:lastRowFirstColumn="0" w:lastRowLastColumn="0"/>
+            </w:pPr>
             <w:r>
               <w:t xml:space="preserve">Cable tester </w:t>
             </w:r>
@@ -3849,48 +5492,80 @@
           <w:tcPr>
             <w:tcW w:w="1051" w:type="dxa"/>
           </w:tcPr>
-          <w:p/>
+          <w:p>
+            <w:pPr>
+              <w:cnfStyle w:val="000000000000" w:firstRow="0" w:lastRow="0" w:firstColumn="0" w:lastColumn="0" w:oddVBand="0" w:evenVBand="0" w:oddHBand="0" w:evenHBand="0" w:firstRowFirstColumn="0" w:firstRowLastColumn="0" w:lastRowFirstColumn="0" w:lastRowLastColumn="0"/>
+            </w:pPr>
+          </w:p>
         </w:tc>
         <w:tc>
           <w:tcPr>
             <w:tcW w:w="1369" w:type="dxa"/>
           </w:tcPr>
-          <w:p/>
+          <w:p>
+            <w:pPr>
+              <w:cnfStyle w:val="000000000000" w:firstRow="0" w:lastRow="0" w:firstColumn="0" w:lastColumn="0" w:oddVBand="0" w:evenVBand="0" w:oddHBand="0" w:evenHBand="0" w:firstRowFirstColumn="0" w:firstRowLastColumn="0" w:lastRowFirstColumn="0" w:lastRowLastColumn="0"/>
+            </w:pPr>
+          </w:p>
         </w:tc>
         <w:tc>
           <w:tcPr>
             <w:tcW w:w="825" w:type="dxa"/>
           </w:tcPr>
-          <w:p/>
+          <w:p>
+            <w:pPr>
+              <w:cnfStyle w:val="000000000000" w:firstRow="0" w:lastRow="0" w:firstColumn="0" w:lastColumn="0" w:oddVBand="0" w:evenVBand="0" w:oddHBand="0" w:evenHBand="0" w:firstRowFirstColumn="0" w:firstRowLastColumn="0" w:lastRowFirstColumn="0" w:lastRowLastColumn="0"/>
+            </w:pPr>
+          </w:p>
         </w:tc>
         <w:tc>
           <w:tcPr>
             <w:tcW w:w="912" w:type="dxa"/>
           </w:tcPr>
-          <w:p/>
+          <w:p>
+            <w:pPr>
+              <w:cnfStyle w:val="000000000000" w:firstRow="0" w:lastRow="0" w:firstColumn="0" w:lastColumn="0" w:oddVBand="0" w:evenVBand="0" w:oddHBand="0" w:evenHBand="0" w:firstRowFirstColumn="0" w:firstRowLastColumn="0" w:lastRowFirstColumn="0" w:lastRowLastColumn="0"/>
+            </w:pPr>
+          </w:p>
         </w:tc>
         <w:tc>
           <w:tcPr>
             <w:tcW w:w="910" w:type="dxa"/>
           </w:tcPr>
-          <w:p/>
+          <w:p>
+            <w:pPr>
+              <w:cnfStyle w:val="000000000000" w:firstRow="0" w:lastRow="0" w:firstColumn="0" w:lastColumn="0" w:oddVBand="0" w:evenVBand="0" w:oddHBand="0" w:evenHBand="0" w:firstRowFirstColumn="0" w:firstRowLastColumn="0" w:lastRowFirstColumn="0" w:lastRowLastColumn="0"/>
+            </w:pPr>
+          </w:p>
         </w:tc>
         <w:tc>
           <w:tcPr>
             <w:tcW w:w="1257" w:type="dxa"/>
           </w:tcPr>
-          <w:p/>
+          <w:p>
+            <w:pPr>
+              <w:cnfStyle w:val="000000000000" w:firstRow="0" w:lastRow="0" w:firstColumn="0" w:lastColumn="0" w:oddVBand="0" w:evenVBand="0" w:oddHBand="0" w:evenHBand="0" w:firstRowFirstColumn="0" w:firstRowLastColumn="0" w:lastRowFirstColumn="0" w:lastRowLastColumn="0"/>
+            </w:pPr>
+          </w:p>
         </w:tc>
         <w:tc>
           <w:tcPr>
             <w:tcW w:w="762" w:type="dxa"/>
           </w:tcPr>
-          <w:p/>
+          <w:p>
+            <w:pPr>
+              <w:cnfStyle w:val="000000000000" w:firstRow="0" w:lastRow="0" w:firstColumn="0" w:lastColumn="0" w:oddVBand="0" w:evenVBand="0" w:oddHBand="0" w:evenHBand="0" w:firstRowFirstColumn="0" w:firstRowLastColumn="0" w:lastRowFirstColumn="0" w:lastRowLastColumn="0"/>
+            </w:pPr>
+          </w:p>
         </w:tc>
       </w:tr>
       <w:tr>
-        <w:tc>
-          <w:tcPr>
+        <w:trPr>
+          <w:cnfStyle w:val="000000100000" w:firstRow="0" w:lastRow="0" w:firstColumn="0" w:lastColumn="0" w:oddVBand="0" w:evenVBand="0" w:oddHBand="1" w:evenHBand="0" w:firstRowFirstColumn="0" w:firstRowLastColumn="0" w:lastRowFirstColumn="0" w:lastRowLastColumn="0"/>
+        </w:trPr>
+        <w:tc>
+          <w:tcPr>
+            <w:cnfStyle w:val="001000000000" w:firstRow="0" w:lastRow="0" w:firstColumn="1" w:lastColumn="0" w:oddVBand="0" w:evenVBand="0" w:oddHBand="0" w:evenHBand="0" w:firstRowFirstColumn="0" w:firstRowLastColumn="0" w:lastRowFirstColumn="0" w:lastRowLastColumn="0"/>
             <w:tcW w:w="714" w:type="dxa"/>
           </w:tcPr>
           <w:p/>
@@ -3900,6 +5575,9 @@
             <w:tcW w:w="1786" w:type="dxa"/>
           </w:tcPr>
           <w:p>
+            <w:pPr>
+              <w:cnfStyle w:val="000000100000" w:firstRow="0" w:lastRow="0" w:firstColumn="0" w:lastColumn="0" w:oddVBand="0" w:evenVBand="0" w:oddHBand="1" w:evenHBand="0" w:firstRowFirstColumn="0" w:firstRowLastColumn="0" w:lastRowFirstColumn="0" w:lastRowLastColumn="0"/>
+            </w:pPr>
             <w:r>
               <w:t xml:space="preserve">Internet phone adaptor </w:t>
             </w:r>
@@ -3910,6 +5588,9 @@
             <w:tcW w:w="1051" w:type="dxa"/>
           </w:tcPr>
           <w:p>
+            <w:pPr>
+              <w:cnfStyle w:val="000000100000" w:firstRow="0" w:lastRow="0" w:firstColumn="0" w:lastColumn="0" w:oddVBand="0" w:evenVBand="0" w:oddHBand="1" w:evenHBand="0" w:firstRowFirstColumn="0" w:firstRowLastColumn="0" w:lastRowFirstColumn="0" w:lastRowLastColumn="0"/>
+            </w:pPr>
             <w:r>
               <w:t xml:space="preserve">Linksys </w:t>
             </w:r>
@@ -3920,6 +5601,9 @@
             <w:tcW w:w="1369" w:type="dxa"/>
           </w:tcPr>
           <w:p>
+            <w:pPr>
+              <w:cnfStyle w:val="000000100000" w:firstRow="0" w:lastRow="0" w:firstColumn="0" w:lastColumn="0" w:oddVBand="0" w:evenVBand="0" w:oddHBand="1" w:evenHBand="0" w:firstRowFirstColumn="0" w:firstRowLastColumn="0" w:lastRowFirstColumn="0" w:lastRowLastColumn="0"/>
+            </w:pPr>
             <w:r>
               <w:t>PAP2T</w:t>
             </w:r>
@@ -3930,6 +5614,9 @@
             <w:tcW w:w="825" w:type="dxa"/>
           </w:tcPr>
           <w:p>
+            <w:pPr>
+              <w:cnfStyle w:val="000000100000" w:firstRow="0" w:lastRow="0" w:firstColumn="0" w:lastColumn="0" w:oddVBand="0" w:evenVBand="0" w:oddHBand="1" w:evenHBand="0" w:firstRowFirstColumn="0" w:firstRowLastColumn="0" w:lastRowFirstColumn="0" w:lastRowLastColumn="0"/>
+            </w:pPr>
             <w:r>
               <w:t>1</w:t>
             </w:r>
@@ -3939,19 +5626,30 @@
           <w:tcPr>
             <w:tcW w:w="912" w:type="dxa"/>
           </w:tcPr>
-          <w:p/>
+          <w:p>
+            <w:pPr>
+              <w:cnfStyle w:val="000000100000" w:firstRow="0" w:lastRow="0" w:firstColumn="0" w:lastColumn="0" w:oddVBand="0" w:evenVBand="0" w:oddHBand="1" w:evenHBand="0" w:firstRowFirstColumn="0" w:firstRowLastColumn="0" w:lastRowFirstColumn="0" w:lastRowLastColumn="0"/>
+            </w:pPr>
+          </w:p>
         </w:tc>
         <w:tc>
           <w:tcPr>
             <w:tcW w:w="910" w:type="dxa"/>
           </w:tcPr>
-          <w:p/>
+          <w:p>
+            <w:pPr>
+              <w:cnfStyle w:val="000000100000" w:firstRow="0" w:lastRow="0" w:firstColumn="0" w:lastColumn="0" w:oddVBand="0" w:evenVBand="0" w:oddHBand="1" w:evenHBand="0" w:firstRowFirstColumn="0" w:firstRowLastColumn="0" w:lastRowFirstColumn="0" w:lastRowLastColumn="0"/>
+            </w:pPr>
+          </w:p>
         </w:tc>
         <w:tc>
           <w:tcPr>
             <w:tcW w:w="1257" w:type="dxa"/>
           </w:tcPr>
           <w:p>
+            <w:pPr>
+              <w:cnfStyle w:val="000000100000" w:firstRow="0" w:lastRow="0" w:firstColumn="0" w:lastColumn="0" w:oddVBand="0" w:evenVBand="0" w:oddHBand="1" w:evenHBand="0" w:firstRowFirstColumn="0" w:firstRowLastColumn="0" w:lastRowFirstColumn="0" w:lastRowLastColumn="0"/>
+            </w:pPr>
             <w:r>
               <w:t>1</w:t>
             </w:r>
@@ -3961,12 +5659,17 @@
           <w:tcPr>
             <w:tcW w:w="762" w:type="dxa"/>
           </w:tcPr>
-          <w:p/>
+          <w:p>
+            <w:pPr>
+              <w:cnfStyle w:val="000000100000" w:firstRow="0" w:lastRow="0" w:firstColumn="0" w:lastColumn="0" w:oddVBand="0" w:evenVBand="0" w:oddHBand="1" w:evenHBand="0" w:firstRowFirstColumn="0" w:firstRowLastColumn="0" w:lastRowFirstColumn="0" w:lastRowLastColumn="0"/>
+            </w:pPr>
+          </w:p>
         </w:tc>
       </w:tr>
       <w:tr>
         <w:tc>
           <w:tcPr>
+            <w:cnfStyle w:val="001000000000" w:firstRow="0" w:lastRow="0" w:firstColumn="1" w:lastColumn="0" w:oddVBand="0" w:evenVBand="0" w:oddHBand="0" w:evenHBand="0" w:firstRowFirstColumn="0" w:firstRowLastColumn="0" w:lastRowFirstColumn="0" w:lastRowLastColumn="0"/>
             <w:tcW w:w="714" w:type="dxa"/>
           </w:tcPr>
           <w:p/>
@@ -3976,6 +5679,9 @@
             <w:tcW w:w="1786" w:type="dxa"/>
           </w:tcPr>
           <w:p>
+            <w:pPr>
+              <w:cnfStyle w:val="000000000000" w:firstRow="0" w:lastRow="0" w:firstColumn="0" w:lastColumn="0" w:oddVBand="0" w:evenVBand="0" w:oddHBand="0" w:evenHBand="0" w:firstRowFirstColumn="0" w:firstRowLastColumn="0" w:lastRowFirstColumn="0" w:lastRowLastColumn="0"/>
+            </w:pPr>
             <w:r>
               <w:t xml:space="preserve">Screw driver </w:t>
             </w:r>
@@ -3986,6 +5692,9 @@
             <w:tcW w:w="1051" w:type="dxa"/>
           </w:tcPr>
           <w:p>
+            <w:pPr>
+              <w:cnfStyle w:val="000000000000" w:firstRow="0" w:lastRow="0" w:firstColumn="0" w:lastColumn="0" w:oddVBand="0" w:evenVBand="0" w:oddHBand="0" w:evenHBand="0" w:firstRowFirstColumn="0" w:firstRowLastColumn="0" w:lastRowFirstColumn="0" w:lastRowLastColumn="0"/>
+            </w:pPr>
             <w:r>
               <w:t xml:space="preserve">long </w:t>
             </w:r>
@@ -3996,6 +5705,9 @@
             <w:tcW w:w="1369" w:type="dxa"/>
           </w:tcPr>
           <w:p>
+            <w:pPr>
+              <w:cnfStyle w:val="000000000000" w:firstRow="0" w:lastRow="0" w:firstColumn="0" w:lastColumn="0" w:oddVBand="0" w:evenVBand="0" w:oddHBand="0" w:evenHBand="0" w:firstRowFirstColumn="0" w:firstRowLastColumn="0" w:lastRowFirstColumn="0" w:lastRowLastColumn="0"/>
+            </w:pPr>
             <w:r>
               <w:t xml:space="preserve">Flathead </w:t>
             </w:r>
@@ -4006,6 +5718,9 @@
             <w:tcW w:w="825" w:type="dxa"/>
           </w:tcPr>
           <w:p>
+            <w:pPr>
+              <w:cnfStyle w:val="000000000000" w:firstRow="0" w:lastRow="0" w:firstColumn="0" w:lastColumn="0" w:oddVBand="0" w:evenVBand="0" w:oddHBand="0" w:evenHBand="0" w:firstRowFirstColumn="0" w:firstRowLastColumn="0" w:lastRowFirstColumn="0" w:lastRowLastColumn="0"/>
+            </w:pPr>
             <w:r>
               <w:t>1</w:t>
             </w:r>
@@ -4015,19 +5730,30 @@
           <w:tcPr>
             <w:tcW w:w="912" w:type="dxa"/>
           </w:tcPr>
-          <w:p/>
+          <w:p>
+            <w:pPr>
+              <w:cnfStyle w:val="000000000000" w:firstRow="0" w:lastRow="0" w:firstColumn="0" w:lastColumn="0" w:oddVBand="0" w:evenVBand="0" w:oddHBand="0" w:evenHBand="0" w:firstRowFirstColumn="0" w:firstRowLastColumn="0" w:lastRowFirstColumn="0" w:lastRowLastColumn="0"/>
+            </w:pPr>
+          </w:p>
         </w:tc>
         <w:tc>
           <w:tcPr>
             <w:tcW w:w="910" w:type="dxa"/>
           </w:tcPr>
-          <w:p/>
+          <w:p>
+            <w:pPr>
+              <w:cnfStyle w:val="000000000000" w:firstRow="0" w:lastRow="0" w:firstColumn="0" w:lastColumn="0" w:oddVBand="0" w:evenVBand="0" w:oddHBand="0" w:evenHBand="0" w:firstRowFirstColumn="0" w:firstRowLastColumn="0" w:lastRowFirstColumn="0" w:lastRowLastColumn="0"/>
+            </w:pPr>
+          </w:p>
         </w:tc>
         <w:tc>
           <w:tcPr>
             <w:tcW w:w="1257" w:type="dxa"/>
           </w:tcPr>
           <w:p>
+            <w:pPr>
+              <w:cnfStyle w:val="000000000000" w:firstRow="0" w:lastRow="0" w:firstColumn="0" w:lastColumn="0" w:oddVBand="0" w:evenVBand="0" w:oddHBand="0" w:evenHBand="0" w:firstRowFirstColumn="0" w:firstRowLastColumn="0" w:lastRowFirstColumn="0" w:lastRowLastColumn="0"/>
+            </w:pPr>
             <w:r>
               <w:t>1</w:t>
             </w:r>
@@ -4037,12 +5763,20 @@
           <w:tcPr>
             <w:tcW w:w="762" w:type="dxa"/>
           </w:tcPr>
-          <w:p/>
+          <w:p>
+            <w:pPr>
+              <w:cnfStyle w:val="000000000000" w:firstRow="0" w:lastRow="0" w:firstColumn="0" w:lastColumn="0" w:oddVBand="0" w:evenVBand="0" w:oddHBand="0" w:evenHBand="0" w:firstRowFirstColumn="0" w:firstRowLastColumn="0" w:lastRowFirstColumn="0" w:lastRowLastColumn="0"/>
+            </w:pPr>
+          </w:p>
         </w:tc>
       </w:tr>
       <w:tr>
-        <w:tc>
-          <w:tcPr>
+        <w:trPr>
+          <w:cnfStyle w:val="000000100000" w:firstRow="0" w:lastRow="0" w:firstColumn="0" w:lastColumn="0" w:oddVBand="0" w:evenVBand="0" w:oddHBand="1" w:evenHBand="0" w:firstRowFirstColumn="0" w:firstRowLastColumn="0" w:lastRowFirstColumn="0" w:lastRowLastColumn="0"/>
+        </w:trPr>
+        <w:tc>
+          <w:tcPr>
+            <w:cnfStyle w:val="001000000000" w:firstRow="0" w:lastRow="0" w:firstColumn="1" w:lastColumn="0" w:oddVBand="0" w:evenVBand="0" w:oddHBand="0" w:evenHBand="0" w:firstRowFirstColumn="0" w:firstRowLastColumn="0" w:lastRowFirstColumn="0" w:lastRowLastColumn="0"/>
             <w:tcW w:w="714" w:type="dxa"/>
           </w:tcPr>
           <w:p/>
@@ -4052,6 +5786,9 @@
             <w:tcW w:w="1786" w:type="dxa"/>
           </w:tcPr>
           <w:p>
+            <w:pPr>
+              <w:cnfStyle w:val="000000100000" w:firstRow="0" w:lastRow="0" w:firstColumn="0" w:lastColumn="0" w:oddVBand="0" w:evenVBand="0" w:oddHBand="1" w:evenHBand="0" w:firstRowFirstColumn="0" w:firstRowLastColumn="0" w:lastRowFirstColumn="0" w:lastRowLastColumn="0"/>
+            </w:pPr>
             <w:r>
               <w:t xml:space="preserve">Screws </w:t>
             </w:r>
@@ -4062,6 +5799,9 @@
             <w:tcW w:w="1051" w:type="dxa"/>
           </w:tcPr>
           <w:p>
+            <w:pPr>
+              <w:cnfStyle w:val="000000100000" w:firstRow="0" w:lastRow="0" w:firstColumn="0" w:lastColumn="0" w:oddVBand="0" w:evenVBand="0" w:oddHBand="1" w:evenHBand="0" w:firstRowFirstColumn="0" w:firstRowLastColumn="0" w:lastRowFirstColumn="0" w:lastRowLastColumn="0"/>
+            </w:pPr>
             <w:r>
               <w:t xml:space="preserve">Assorted </w:t>
             </w:r>
@@ -4072,6 +5812,9 @@
             <w:tcW w:w="1369" w:type="dxa"/>
           </w:tcPr>
           <w:p>
+            <w:pPr>
+              <w:cnfStyle w:val="000000100000" w:firstRow="0" w:lastRow="0" w:firstColumn="0" w:lastColumn="0" w:oddVBand="0" w:evenVBand="0" w:oddHBand="1" w:evenHBand="0" w:firstRowFirstColumn="0" w:firstRowLastColumn="0" w:lastRowFirstColumn="0" w:lastRowLastColumn="0"/>
+            </w:pPr>
             <w:r>
               <w:t xml:space="preserve">Different </w:t>
             </w:r>
@@ -4081,36 +5824,57 @@
           <w:tcPr>
             <w:tcW w:w="825" w:type="dxa"/>
           </w:tcPr>
-          <w:p/>
+          <w:p>
+            <w:pPr>
+              <w:cnfStyle w:val="000000100000" w:firstRow="0" w:lastRow="0" w:firstColumn="0" w:lastColumn="0" w:oddVBand="0" w:evenVBand="0" w:oddHBand="1" w:evenHBand="0" w:firstRowFirstColumn="0" w:firstRowLastColumn="0" w:lastRowFirstColumn="0" w:lastRowLastColumn="0"/>
+            </w:pPr>
+          </w:p>
         </w:tc>
         <w:tc>
           <w:tcPr>
             <w:tcW w:w="912" w:type="dxa"/>
           </w:tcPr>
-          <w:p/>
+          <w:p>
+            <w:pPr>
+              <w:cnfStyle w:val="000000100000" w:firstRow="0" w:lastRow="0" w:firstColumn="0" w:lastColumn="0" w:oddVBand="0" w:evenVBand="0" w:oddHBand="1" w:evenHBand="0" w:firstRowFirstColumn="0" w:firstRowLastColumn="0" w:lastRowFirstColumn="0" w:lastRowLastColumn="0"/>
+            </w:pPr>
+          </w:p>
         </w:tc>
         <w:tc>
           <w:tcPr>
             <w:tcW w:w="910" w:type="dxa"/>
           </w:tcPr>
-          <w:p/>
+          <w:p>
+            <w:pPr>
+              <w:cnfStyle w:val="000000100000" w:firstRow="0" w:lastRow="0" w:firstColumn="0" w:lastColumn="0" w:oddVBand="0" w:evenVBand="0" w:oddHBand="1" w:evenHBand="0" w:firstRowFirstColumn="0" w:firstRowLastColumn="0" w:lastRowFirstColumn="0" w:lastRowLastColumn="0"/>
+            </w:pPr>
+          </w:p>
         </w:tc>
         <w:tc>
           <w:tcPr>
             <w:tcW w:w="1257" w:type="dxa"/>
           </w:tcPr>
-          <w:p/>
+          <w:p>
+            <w:pPr>
+              <w:cnfStyle w:val="000000100000" w:firstRow="0" w:lastRow="0" w:firstColumn="0" w:lastColumn="0" w:oddVBand="0" w:evenVBand="0" w:oddHBand="1" w:evenHBand="0" w:firstRowFirstColumn="0" w:firstRowLastColumn="0" w:lastRowFirstColumn="0" w:lastRowLastColumn="0"/>
+            </w:pPr>
+          </w:p>
         </w:tc>
         <w:tc>
           <w:tcPr>
             <w:tcW w:w="762" w:type="dxa"/>
           </w:tcPr>
-          <w:p/>
+          <w:p>
+            <w:pPr>
+              <w:cnfStyle w:val="000000100000" w:firstRow="0" w:lastRow="0" w:firstColumn="0" w:lastColumn="0" w:oddVBand="0" w:evenVBand="0" w:oddHBand="1" w:evenHBand="0" w:firstRowFirstColumn="0" w:firstRowLastColumn="0" w:lastRowFirstColumn="0" w:lastRowLastColumn="0"/>
+            </w:pPr>
+          </w:p>
         </w:tc>
       </w:tr>
       <w:tr>
         <w:tc>
           <w:tcPr>
+            <w:cnfStyle w:val="001000000000" w:firstRow="0" w:lastRow="0" w:firstColumn="1" w:lastColumn="0" w:oddVBand="0" w:evenVBand="0" w:oddHBand="0" w:evenHBand="0" w:firstRowFirstColumn="0" w:firstRowLastColumn="0" w:lastRowFirstColumn="0" w:lastRowLastColumn="0"/>
             <w:tcW w:w="714" w:type="dxa"/>
           </w:tcPr>
           <w:p/>
@@ -4120,6 +5884,9 @@
             <w:tcW w:w="1786" w:type="dxa"/>
           </w:tcPr>
           <w:p>
+            <w:pPr>
+              <w:cnfStyle w:val="000000000000" w:firstRow="0" w:lastRow="0" w:firstColumn="0" w:lastColumn="0" w:oddVBand="0" w:evenVBand="0" w:oddHBand="0" w:evenHBand="0" w:firstRowFirstColumn="0" w:firstRowLastColumn="0" w:lastRowFirstColumn="0" w:lastRowLastColumn="0"/>
+            </w:pPr>
             <w:r>
               <w:t xml:space="preserve">Blower </w:t>
             </w:r>
@@ -4130,6 +5897,9 @@
             <w:tcW w:w="1051" w:type="dxa"/>
           </w:tcPr>
           <w:p>
+            <w:pPr>
+              <w:cnfStyle w:val="000000000000" w:firstRow="0" w:lastRow="0" w:firstColumn="0" w:lastColumn="0" w:oddVBand="0" w:evenVBand="0" w:oddHBand="0" w:evenHBand="0" w:firstRowFirstColumn="0" w:firstRowLastColumn="0" w:lastRowFirstColumn="0" w:lastRowLastColumn="0"/>
+            </w:pPr>
             <w:r>
               <w:t xml:space="preserve">Electric </w:t>
             </w:r>
@@ -4139,13 +5909,20 @@
           <w:tcPr>
             <w:tcW w:w="1369" w:type="dxa"/>
           </w:tcPr>
-          <w:p/>
+          <w:p>
+            <w:pPr>
+              <w:cnfStyle w:val="000000000000" w:firstRow="0" w:lastRow="0" w:firstColumn="0" w:lastColumn="0" w:oddVBand="0" w:evenVBand="0" w:oddHBand="0" w:evenHBand="0" w:firstRowFirstColumn="0" w:firstRowLastColumn="0" w:lastRowFirstColumn="0" w:lastRowLastColumn="0"/>
+            </w:pPr>
+          </w:p>
         </w:tc>
         <w:tc>
           <w:tcPr>
             <w:tcW w:w="825" w:type="dxa"/>
           </w:tcPr>
           <w:p>
+            <w:pPr>
+              <w:cnfStyle w:val="000000000000" w:firstRow="0" w:lastRow="0" w:firstColumn="0" w:lastColumn="0" w:oddVBand="0" w:evenVBand="0" w:oddHBand="0" w:evenHBand="0" w:firstRowFirstColumn="0" w:firstRowLastColumn="0" w:lastRowFirstColumn="0" w:lastRowLastColumn="0"/>
+            </w:pPr>
             <w:r>
               <w:t>1</w:t>
             </w:r>
@@ -4155,19 +5932,30 @@
           <w:tcPr>
             <w:tcW w:w="912" w:type="dxa"/>
           </w:tcPr>
-          <w:p/>
+          <w:p>
+            <w:pPr>
+              <w:cnfStyle w:val="000000000000" w:firstRow="0" w:lastRow="0" w:firstColumn="0" w:lastColumn="0" w:oddVBand="0" w:evenVBand="0" w:oddHBand="0" w:evenHBand="0" w:firstRowFirstColumn="0" w:firstRowLastColumn="0" w:lastRowFirstColumn="0" w:lastRowLastColumn="0"/>
+            </w:pPr>
+          </w:p>
         </w:tc>
         <w:tc>
           <w:tcPr>
             <w:tcW w:w="910" w:type="dxa"/>
           </w:tcPr>
-          <w:p/>
+          <w:p>
+            <w:pPr>
+              <w:cnfStyle w:val="000000000000" w:firstRow="0" w:lastRow="0" w:firstColumn="0" w:lastColumn="0" w:oddVBand="0" w:evenVBand="0" w:oddHBand="0" w:evenHBand="0" w:firstRowFirstColumn="0" w:firstRowLastColumn="0" w:lastRowFirstColumn="0" w:lastRowLastColumn="0"/>
+            </w:pPr>
+          </w:p>
         </w:tc>
         <w:tc>
           <w:tcPr>
             <w:tcW w:w="1257" w:type="dxa"/>
           </w:tcPr>
           <w:p>
+            <w:pPr>
+              <w:cnfStyle w:val="000000000000" w:firstRow="0" w:lastRow="0" w:firstColumn="0" w:lastColumn="0" w:oddVBand="0" w:evenVBand="0" w:oddHBand="0" w:evenHBand="0" w:firstRowFirstColumn="0" w:firstRowLastColumn="0" w:lastRowFirstColumn="0" w:lastRowLastColumn="0"/>
+            </w:pPr>
             <w:r>
               <w:t>1</w:t>
             </w:r>
@@ -4177,12 +5965,20 @@
           <w:tcPr>
             <w:tcW w:w="762" w:type="dxa"/>
           </w:tcPr>
-          <w:p/>
+          <w:p>
+            <w:pPr>
+              <w:cnfStyle w:val="000000000000" w:firstRow="0" w:lastRow="0" w:firstColumn="0" w:lastColumn="0" w:oddVBand="0" w:evenVBand="0" w:oddHBand="0" w:evenHBand="0" w:firstRowFirstColumn="0" w:firstRowLastColumn="0" w:lastRowFirstColumn="0" w:lastRowLastColumn="0"/>
+            </w:pPr>
+          </w:p>
         </w:tc>
       </w:tr>
       <w:tr>
-        <w:tc>
-          <w:tcPr>
+        <w:trPr>
+          <w:cnfStyle w:val="000000100000" w:firstRow="0" w:lastRow="0" w:firstColumn="0" w:lastColumn="0" w:oddVBand="0" w:evenVBand="0" w:oddHBand="1" w:evenHBand="0" w:firstRowFirstColumn="0" w:firstRowLastColumn="0" w:lastRowFirstColumn="0" w:lastRowLastColumn="0"/>
+        </w:trPr>
+        <w:tc>
+          <w:tcPr>
+            <w:cnfStyle w:val="001000000000" w:firstRow="0" w:lastRow="0" w:firstColumn="1" w:lastColumn="0" w:oddVBand="0" w:evenVBand="0" w:oddHBand="0" w:evenHBand="0" w:firstRowFirstColumn="0" w:firstRowLastColumn="0" w:lastRowFirstColumn="0" w:lastRowLastColumn="0"/>
             <w:tcW w:w="714" w:type="dxa"/>
           </w:tcPr>
           <w:p/>
@@ -4192,6 +5988,9 @@
             <w:tcW w:w="1786" w:type="dxa"/>
           </w:tcPr>
           <w:p>
+            <w:pPr>
+              <w:cnfStyle w:val="000000100000" w:firstRow="0" w:lastRow="0" w:firstColumn="0" w:lastColumn="0" w:oddVBand="0" w:evenVBand="0" w:oddHBand="1" w:evenHBand="0" w:firstRowFirstColumn="0" w:firstRowLastColumn="0" w:lastRowFirstColumn="0" w:lastRowLastColumn="0"/>
+            </w:pPr>
             <w:r>
               <w:t>printers</w:t>
             </w:r>
@@ -4202,6 +6001,9 @@
             <w:tcW w:w="1051" w:type="dxa"/>
           </w:tcPr>
           <w:p>
+            <w:pPr>
+              <w:cnfStyle w:val="000000100000" w:firstRow="0" w:lastRow="0" w:firstColumn="0" w:lastColumn="0" w:oddVBand="0" w:evenVBand="0" w:oddHBand="1" w:evenHBand="0" w:firstRowFirstColumn="0" w:firstRowLastColumn="0" w:lastRowFirstColumn="0" w:lastRowLastColumn="0"/>
+            </w:pPr>
             <w:r>
               <w:t>Epson</w:t>
             </w:r>
@@ -4212,6 +6014,9 @@
             <w:tcW w:w="1369" w:type="dxa"/>
           </w:tcPr>
           <w:p>
+            <w:pPr>
+              <w:cnfStyle w:val="000000100000" w:firstRow="0" w:lastRow="0" w:firstColumn="0" w:lastColumn="0" w:oddVBand="0" w:evenVBand="0" w:oddHBand="1" w:evenHBand="0" w:firstRowFirstColumn="0" w:firstRowLastColumn="0" w:lastRowFirstColumn="0" w:lastRowLastColumn="0"/>
+            </w:pPr>
             <w:r>
               <w:t>L3150</w:t>
             </w:r>
@@ -4222,6 +6027,9 @@
             <w:tcW w:w="825" w:type="dxa"/>
           </w:tcPr>
           <w:p>
+            <w:pPr>
+              <w:cnfStyle w:val="000000100000" w:firstRow="0" w:lastRow="0" w:firstColumn="0" w:lastColumn="0" w:oddVBand="0" w:evenVBand="0" w:oddHBand="1" w:evenHBand="0" w:firstRowFirstColumn="0" w:firstRowLastColumn="0" w:lastRowFirstColumn="0" w:lastRowLastColumn="0"/>
+            </w:pPr>
             <w:r>
               <w:t>1</w:t>
             </w:r>
@@ -4231,19 +6039,30 @@
           <w:tcPr>
             <w:tcW w:w="912" w:type="dxa"/>
           </w:tcPr>
-          <w:p/>
+          <w:p>
+            <w:pPr>
+              <w:cnfStyle w:val="000000100000" w:firstRow="0" w:lastRow="0" w:firstColumn="0" w:lastColumn="0" w:oddVBand="0" w:evenVBand="0" w:oddHBand="1" w:evenHBand="0" w:firstRowFirstColumn="0" w:firstRowLastColumn="0" w:lastRowFirstColumn="0" w:lastRowLastColumn="0"/>
+            </w:pPr>
+          </w:p>
         </w:tc>
         <w:tc>
           <w:tcPr>
             <w:tcW w:w="910" w:type="dxa"/>
           </w:tcPr>
-          <w:p/>
+          <w:p>
+            <w:pPr>
+              <w:cnfStyle w:val="000000100000" w:firstRow="0" w:lastRow="0" w:firstColumn="0" w:lastColumn="0" w:oddVBand="0" w:evenVBand="0" w:oddHBand="1" w:evenHBand="0" w:firstRowFirstColumn="0" w:firstRowLastColumn="0" w:lastRowFirstColumn="0" w:lastRowLastColumn="0"/>
+            </w:pPr>
+          </w:p>
         </w:tc>
         <w:tc>
           <w:tcPr>
             <w:tcW w:w="1257" w:type="dxa"/>
           </w:tcPr>
           <w:p>
+            <w:pPr>
+              <w:cnfStyle w:val="000000100000" w:firstRow="0" w:lastRow="0" w:firstColumn="0" w:lastColumn="0" w:oddVBand="0" w:evenVBand="0" w:oddHBand="1" w:evenHBand="0" w:firstRowFirstColumn="0" w:firstRowLastColumn="0" w:lastRowFirstColumn="0" w:lastRowLastColumn="0"/>
+            </w:pPr>
             <w:r>
               <w:t>1</w:t>
             </w:r>
@@ -4253,12 +6072,17 @@
           <w:tcPr>
             <w:tcW w:w="762" w:type="dxa"/>
           </w:tcPr>
-          <w:p/>
+          <w:p>
+            <w:pPr>
+              <w:cnfStyle w:val="000000100000" w:firstRow="0" w:lastRow="0" w:firstColumn="0" w:lastColumn="0" w:oddVBand="0" w:evenVBand="0" w:oddHBand="1" w:evenHBand="0" w:firstRowFirstColumn="0" w:firstRowLastColumn="0" w:lastRowFirstColumn="0" w:lastRowLastColumn="0"/>
+            </w:pPr>
+          </w:p>
         </w:tc>
       </w:tr>
       <w:tr>
         <w:tc>
           <w:tcPr>
+            <w:cnfStyle w:val="001000000000" w:firstRow="0" w:lastRow="0" w:firstColumn="1" w:lastColumn="0" w:oddVBand="0" w:evenVBand="0" w:oddHBand="0" w:evenHBand="0" w:firstRowFirstColumn="0" w:firstRowLastColumn="0" w:lastRowFirstColumn="0" w:lastRowLastColumn="0"/>
             <w:tcW w:w="714" w:type="dxa"/>
           </w:tcPr>
           <w:p/>
@@ -4267,19 +6091,30 @@
           <w:tcPr>
             <w:tcW w:w="1786" w:type="dxa"/>
           </w:tcPr>
-          <w:p/>
+          <w:p>
+            <w:pPr>
+              <w:cnfStyle w:val="000000000000" w:firstRow="0" w:lastRow="0" w:firstColumn="0" w:lastColumn="0" w:oddVBand="0" w:evenVBand="0" w:oddHBand="0" w:evenHBand="0" w:firstRowFirstColumn="0" w:firstRowLastColumn="0" w:lastRowFirstColumn="0" w:lastRowLastColumn="0"/>
+            </w:pPr>
+          </w:p>
         </w:tc>
         <w:tc>
           <w:tcPr>
             <w:tcW w:w="1051" w:type="dxa"/>
           </w:tcPr>
-          <w:p/>
+          <w:p>
+            <w:pPr>
+              <w:cnfStyle w:val="000000000000" w:firstRow="0" w:lastRow="0" w:firstColumn="0" w:lastColumn="0" w:oddVBand="0" w:evenVBand="0" w:oddHBand="0" w:evenHBand="0" w:firstRowFirstColumn="0" w:firstRowLastColumn="0" w:lastRowFirstColumn="0" w:lastRowLastColumn="0"/>
+            </w:pPr>
+          </w:p>
         </w:tc>
         <w:tc>
           <w:tcPr>
             <w:tcW w:w="1369" w:type="dxa"/>
           </w:tcPr>
           <w:p>
+            <w:pPr>
+              <w:cnfStyle w:val="000000000000" w:firstRow="0" w:lastRow="0" w:firstColumn="0" w:lastColumn="0" w:oddVBand="0" w:evenVBand="0" w:oddHBand="0" w:evenHBand="0" w:firstRowFirstColumn="0" w:firstRowLastColumn="0" w:lastRowFirstColumn="0" w:lastRowLastColumn="0"/>
+            </w:pPr>
             <w:r>
               <w:t>L382</w:t>
             </w:r>
@@ -4290,6 +6125,9 @@
             <w:tcW w:w="825" w:type="dxa"/>
           </w:tcPr>
           <w:p>
+            <w:pPr>
+              <w:cnfStyle w:val="000000000000" w:firstRow="0" w:lastRow="0" w:firstColumn="0" w:lastColumn="0" w:oddVBand="0" w:evenVBand="0" w:oddHBand="0" w:evenHBand="0" w:firstRowFirstColumn="0" w:firstRowLastColumn="0" w:lastRowFirstColumn="0" w:lastRowLastColumn="0"/>
+            </w:pPr>
             <w:r>
               <w:t>1</w:t>
             </w:r>
@@ -4299,19 +6137,30 @@
           <w:tcPr>
             <w:tcW w:w="912" w:type="dxa"/>
           </w:tcPr>
-          <w:p/>
+          <w:p>
+            <w:pPr>
+              <w:cnfStyle w:val="000000000000" w:firstRow="0" w:lastRow="0" w:firstColumn="0" w:lastColumn="0" w:oddVBand="0" w:evenVBand="0" w:oddHBand="0" w:evenHBand="0" w:firstRowFirstColumn="0" w:firstRowLastColumn="0" w:lastRowFirstColumn="0" w:lastRowLastColumn="0"/>
+            </w:pPr>
+          </w:p>
         </w:tc>
         <w:tc>
           <w:tcPr>
             <w:tcW w:w="910" w:type="dxa"/>
           </w:tcPr>
-          <w:p/>
+          <w:p>
+            <w:pPr>
+              <w:cnfStyle w:val="000000000000" w:firstRow="0" w:lastRow="0" w:firstColumn="0" w:lastColumn="0" w:oddVBand="0" w:evenVBand="0" w:oddHBand="0" w:evenHBand="0" w:firstRowFirstColumn="0" w:firstRowLastColumn="0" w:lastRowFirstColumn="0" w:lastRowLastColumn="0"/>
+            </w:pPr>
+          </w:p>
         </w:tc>
         <w:tc>
           <w:tcPr>
             <w:tcW w:w="1257" w:type="dxa"/>
           </w:tcPr>
           <w:p>
+            <w:pPr>
+              <w:cnfStyle w:val="000000000000" w:firstRow="0" w:lastRow="0" w:firstColumn="0" w:lastColumn="0" w:oddVBand="0" w:evenVBand="0" w:oddHBand="0" w:evenHBand="0" w:firstRowFirstColumn="0" w:firstRowLastColumn="0" w:lastRowFirstColumn="0" w:lastRowLastColumn="0"/>
+            </w:pPr>
             <w:r>
               <w:t>1</w:t>
             </w:r>
@@ -4321,12 +6170,20 @@
           <w:tcPr>
             <w:tcW w:w="762" w:type="dxa"/>
           </w:tcPr>
-          <w:p/>
+          <w:p>
+            <w:pPr>
+              <w:cnfStyle w:val="000000000000" w:firstRow="0" w:lastRow="0" w:firstColumn="0" w:lastColumn="0" w:oddVBand="0" w:evenVBand="0" w:oddHBand="0" w:evenHBand="0" w:firstRowFirstColumn="0" w:firstRowLastColumn="0" w:lastRowFirstColumn="0" w:lastRowLastColumn="0"/>
+            </w:pPr>
+          </w:p>
         </w:tc>
       </w:tr>
       <w:tr>
-        <w:tc>
-          <w:tcPr>
+        <w:trPr>
+          <w:cnfStyle w:val="000000100000" w:firstRow="0" w:lastRow="0" w:firstColumn="0" w:lastColumn="0" w:oddVBand="0" w:evenVBand="0" w:oddHBand="1" w:evenHBand="0" w:firstRowFirstColumn="0" w:firstRowLastColumn="0" w:lastRowFirstColumn="0" w:lastRowLastColumn="0"/>
+        </w:trPr>
+        <w:tc>
+          <w:tcPr>
+            <w:cnfStyle w:val="001000000000" w:firstRow="0" w:lastRow="0" w:firstColumn="1" w:lastColumn="0" w:oddVBand="0" w:evenVBand="0" w:oddHBand="0" w:evenHBand="0" w:firstRowFirstColumn="0" w:firstRowLastColumn="0" w:lastRowFirstColumn="0" w:lastRowLastColumn="0"/>
             <w:tcW w:w="714" w:type="dxa"/>
           </w:tcPr>
           <w:p/>
@@ -4335,13 +6192,20 @@
           <w:tcPr>
             <w:tcW w:w="1786" w:type="dxa"/>
           </w:tcPr>
-          <w:p/>
+          <w:p>
+            <w:pPr>
+              <w:cnfStyle w:val="000000100000" w:firstRow="0" w:lastRow="0" w:firstColumn="0" w:lastColumn="0" w:oddVBand="0" w:evenVBand="0" w:oddHBand="1" w:evenHBand="0" w:firstRowFirstColumn="0" w:firstRowLastColumn="0" w:lastRowFirstColumn="0" w:lastRowLastColumn="0"/>
+            </w:pPr>
+          </w:p>
         </w:tc>
         <w:tc>
           <w:tcPr>
             <w:tcW w:w="1051" w:type="dxa"/>
           </w:tcPr>
           <w:p>
+            <w:pPr>
+              <w:cnfStyle w:val="000000100000" w:firstRow="0" w:lastRow="0" w:firstColumn="0" w:lastColumn="0" w:oddVBand="0" w:evenVBand="0" w:oddHBand="1" w:evenHBand="0" w:firstRowFirstColumn="0" w:firstRowLastColumn="0" w:lastRowFirstColumn="0" w:lastRowLastColumn="0"/>
+            </w:pPr>
             <w:r>
               <w:t xml:space="preserve">Brother </w:t>
             </w:r>
@@ -4352,6 +6216,9 @@
             <w:tcW w:w="1369" w:type="dxa"/>
           </w:tcPr>
           <w:p>
+            <w:pPr>
+              <w:cnfStyle w:val="000000100000" w:firstRow="0" w:lastRow="0" w:firstColumn="0" w:lastColumn="0" w:oddVBand="0" w:evenVBand="0" w:oddHBand="1" w:evenHBand="0" w:firstRowFirstColumn="0" w:firstRowLastColumn="0" w:lastRowFirstColumn="0" w:lastRowLastColumn="0"/>
+            </w:pPr>
             <w:r>
               <w:t>DCP-T310</w:t>
             </w:r>
@@ -4362,6 +6229,9 @@
             <w:tcW w:w="825" w:type="dxa"/>
           </w:tcPr>
           <w:p>
+            <w:pPr>
+              <w:cnfStyle w:val="000000100000" w:firstRow="0" w:lastRow="0" w:firstColumn="0" w:lastColumn="0" w:oddVBand="0" w:evenVBand="0" w:oddHBand="1" w:evenHBand="0" w:firstRowFirstColumn="0" w:firstRowLastColumn="0" w:lastRowFirstColumn="0" w:lastRowLastColumn="0"/>
+            </w:pPr>
             <w:r>
               <w:t>1</w:t>
             </w:r>
@@ -4371,19 +6241,30 @@
           <w:tcPr>
             <w:tcW w:w="912" w:type="dxa"/>
           </w:tcPr>
-          <w:p/>
+          <w:p>
+            <w:pPr>
+              <w:cnfStyle w:val="000000100000" w:firstRow="0" w:lastRow="0" w:firstColumn="0" w:lastColumn="0" w:oddVBand="0" w:evenVBand="0" w:oddHBand="1" w:evenHBand="0" w:firstRowFirstColumn="0" w:firstRowLastColumn="0" w:lastRowFirstColumn="0" w:lastRowLastColumn="0"/>
+            </w:pPr>
+          </w:p>
         </w:tc>
         <w:tc>
           <w:tcPr>
             <w:tcW w:w="910" w:type="dxa"/>
           </w:tcPr>
-          <w:p/>
+          <w:p>
+            <w:pPr>
+              <w:cnfStyle w:val="000000100000" w:firstRow="0" w:lastRow="0" w:firstColumn="0" w:lastColumn="0" w:oddVBand="0" w:evenVBand="0" w:oddHBand="1" w:evenHBand="0" w:firstRowFirstColumn="0" w:firstRowLastColumn="0" w:lastRowFirstColumn="0" w:lastRowLastColumn="0"/>
+            </w:pPr>
+          </w:p>
         </w:tc>
         <w:tc>
           <w:tcPr>
             <w:tcW w:w="1257" w:type="dxa"/>
           </w:tcPr>
           <w:p>
+            <w:pPr>
+              <w:cnfStyle w:val="000000100000" w:firstRow="0" w:lastRow="0" w:firstColumn="0" w:lastColumn="0" w:oddVBand="0" w:evenVBand="0" w:oddHBand="1" w:evenHBand="0" w:firstRowFirstColumn="0" w:firstRowLastColumn="0" w:lastRowFirstColumn="0" w:lastRowLastColumn="0"/>
+            </w:pPr>
             <w:r>
               <w:t>1</w:t>
             </w:r>
@@ -4393,12 +6274,17 @@
           <w:tcPr>
             <w:tcW w:w="762" w:type="dxa"/>
           </w:tcPr>
-          <w:p/>
+          <w:p>
+            <w:pPr>
+              <w:cnfStyle w:val="000000100000" w:firstRow="0" w:lastRow="0" w:firstColumn="0" w:lastColumn="0" w:oddVBand="0" w:evenVBand="0" w:oddHBand="1" w:evenHBand="0" w:firstRowFirstColumn="0" w:firstRowLastColumn="0" w:lastRowFirstColumn="0" w:lastRowLastColumn="0"/>
+            </w:pPr>
+          </w:p>
         </w:tc>
       </w:tr>
       <w:tr>
         <w:tc>
           <w:tcPr>
+            <w:cnfStyle w:val="001000000000" w:firstRow="0" w:lastRow="0" w:firstColumn="1" w:lastColumn="0" w:oddVBand="0" w:evenVBand="0" w:oddHBand="0" w:evenHBand="0" w:firstRowFirstColumn="0" w:firstRowLastColumn="0" w:lastRowFirstColumn="0" w:lastRowLastColumn="0"/>
             <w:tcW w:w="714" w:type="dxa"/>
           </w:tcPr>
           <w:p/>
@@ -4408,6 +6294,9 @@
             <w:tcW w:w="1786" w:type="dxa"/>
           </w:tcPr>
           <w:p>
+            <w:pPr>
+              <w:cnfStyle w:val="000000000000" w:firstRow="0" w:lastRow="0" w:firstColumn="0" w:lastColumn="0" w:oddVBand="0" w:evenVBand="0" w:oddHBand="0" w:evenHBand="0" w:firstRowFirstColumn="0" w:firstRowLastColumn="0" w:lastRowFirstColumn="0" w:lastRowLastColumn="0"/>
+            </w:pPr>
             <w:r>
               <w:t xml:space="preserve">Laminating machine </w:t>
             </w:r>
@@ -4418,6 +6307,9 @@
             <w:tcW w:w="1051" w:type="dxa"/>
           </w:tcPr>
           <w:p>
+            <w:pPr>
+              <w:cnfStyle w:val="000000000000" w:firstRow="0" w:lastRow="0" w:firstColumn="0" w:lastColumn="0" w:oddVBand="0" w:evenVBand="0" w:oddHBand="0" w:evenHBand="0" w:firstRowFirstColumn="0" w:firstRowLastColumn="0" w:lastRowFirstColumn="0" w:lastRowLastColumn="0"/>
+            </w:pPr>
             <w:r>
               <w:t xml:space="preserve">Deli </w:t>
             </w:r>
@@ -4428,6 +6320,9 @@
             <w:tcW w:w="1369" w:type="dxa"/>
           </w:tcPr>
           <w:p>
+            <w:pPr>
+              <w:cnfStyle w:val="000000000000" w:firstRow="0" w:lastRow="0" w:firstColumn="0" w:lastColumn="0" w:oddVBand="0" w:evenVBand="0" w:oddHBand="0" w:evenHBand="0" w:firstRowFirstColumn="0" w:firstRowLastColumn="0" w:lastRowFirstColumn="0" w:lastRowLastColumn="0"/>
+            </w:pPr>
             <w:r>
               <w:t>3893</w:t>
             </w:r>
@@ -4438,6 +6333,9 @@
             <w:tcW w:w="825" w:type="dxa"/>
           </w:tcPr>
           <w:p>
+            <w:pPr>
+              <w:cnfStyle w:val="000000000000" w:firstRow="0" w:lastRow="0" w:firstColumn="0" w:lastColumn="0" w:oddVBand="0" w:evenVBand="0" w:oddHBand="0" w:evenHBand="0" w:firstRowFirstColumn="0" w:firstRowLastColumn="0" w:lastRowFirstColumn="0" w:lastRowLastColumn="0"/>
+            </w:pPr>
             <w:r>
               <w:t>1</w:t>
             </w:r>
@@ -4447,19 +6345,30 @@
           <w:tcPr>
             <w:tcW w:w="912" w:type="dxa"/>
           </w:tcPr>
-          <w:p/>
+          <w:p>
+            <w:pPr>
+              <w:cnfStyle w:val="000000000000" w:firstRow="0" w:lastRow="0" w:firstColumn="0" w:lastColumn="0" w:oddVBand="0" w:evenVBand="0" w:oddHBand="0" w:evenHBand="0" w:firstRowFirstColumn="0" w:firstRowLastColumn="0" w:lastRowFirstColumn="0" w:lastRowLastColumn="0"/>
+            </w:pPr>
+          </w:p>
         </w:tc>
         <w:tc>
           <w:tcPr>
             <w:tcW w:w="910" w:type="dxa"/>
           </w:tcPr>
-          <w:p/>
+          <w:p>
+            <w:pPr>
+              <w:cnfStyle w:val="000000000000" w:firstRow="0" w:lastRow="0" w:firstColumn="0" w:lastColumn="0" w:oddVBand="0" w:evenVBand="0" w:oddHBand="0" w:evenHBand="0" w:firstRowFirstColumn="0" w:firstRowLastColumn="0" w:lastRowFirstColumn="0" w:lastRowLastColumn="0"/>
+            </w:pPr>
+          </w:p>
         </w:tc>
         <w:tc>
           <w:tcPr>
             <w:tcW w:w="1257" w:type="dxa"/>
           </w:tcPr>
           <w:p>
+            <w:pPr>
+              <w:cnfStyle w:val="000000000000" w:firstRow="0" w:lastRow="0" w:firstColumn="0" w:lastColumn="0" w:oddVBand="0" w:evenVBand="0" w:oddHBand="0" w:evenHBand="0" w:firstRowFirstColumn="0" w:firstRowLastColumn="0" w:lastRowFirstColumn="0" w:lastRowLastColumn="0"/>
+            </w:pPr>
             <w:r>
               <w:t>1</w:t>
             </w:r>
@@ -4469,12 +6378,20 @@
           <w:tcPr>
             <w:tcW w:w="762" w:type="dxa"/>
           </w:tcPr>
-          <w:p/>
+          <w:p>
+            <w:pPr>
+              <w:cnfStyle w:val="000000000000" w:firstRow="0" w:lastRow="0" w:firstColumn="0" w:lastColumn="0" w:oddVBand="0" w:evenVBand="0" w:oddHBand="0" w:evenHBand="0" w:firstRowFirstColumn="0" w:firstRowLastColumn="0" w:lastRowFirstColumn="0" w:lastRowLastColumn="0"/>
+            </w:pPr>
+          </w:p>
         </w:tc>
       </w:tr>
       <w:tr>
-        <w:tc>
-          <w:tcPr>
+        <w:trPr>
+          <w:cnfStyle w:val="000000100000" w:firstRow="0" w:lastRow="0" w:firstColumn="0" w:lastColumn="0" w:oddVBand="0" w:evenVBand="0" w:oddHBand="1" w:evenHBand="0" w:firstRowFirstColumn="0" w:firstRowLastColumn="0" w:lastRowFirstColumn="0" w:lastRowLastColumn="0"/>
+        </w:trPr>
+        <w:tc>
+          <w:tcPr>
+            <w:cnfStyle w:val="001000000000" w:firstRow="0" w:lastRow="0" w:firstColumn="1" w:lastColumn="0" w:oddVBand="0" w:evenVBand="0" w:oddHBand="0" w:evenHBand="0" w:firstRowFirstColumn="0" w:firstRowLastColumn="0" w:lastRowFirstColumn="0" w:lastRowLastColumn="0"/>
             <w:tcW w:w="714" w:type="dxa"/>
           </w:tcPr>
           <w:p/>
@@ -4484,6 +6401,9 @@
             <w:tcW w:w="1786" w:type="dxa"/>
           </w:tcPr>
           <w:p>
+            <w:pPr>
+              <w:cnfStyle w:val="000000100000" w:firstRow="0" w:lastRow="0" w:firstColumn="0" w:lastColumn="0" w:oddVBand="0" w:evenVBand="0" w:oddHBand="1" w:evenHBand="0" w:firstRowFirstColumn="0" w:firstRowLastColumn="0" w:lastRowFirstColumn="0" w:lastRowLastColumn="0"/>
+            </w:pPr>
             <w:r>
               <w:t xml:space="preserve">Binding machine </w:t>
             </w:r>
@@ -4494,6 +6414,9 @@
             <w:tcW w:w="1051" w:type="dxa"/>
           </w:tcPr>
           <w:p>
+            <w:pPr>
+              <w:cnfStyle w:val="000000100000" w:firstRow="0" w:lastRow="0" w:firstColumn="0" w:lastColumn="0" w:oddVBand="0" w:evenVBand="0" w:oddHBand="1" w:evenHBand="0" w:firstRowFirstColumn="0" w:firstRowLastColumn="0" w:lastRowFirstColumn="0" w:lastRowLastColumn="0"/>
+            </w:pPr>
             <w:r>
               <w:t xml:space="preserve">Deli </w:t>
             </w:r>
@@ -4504,6 +6427,9 @@
             <w:tcW w:w="1369" w:type="dxa"/>
           </w:tcPr>
           <w:p>
+            <w:pPr>
+              <w:cnfStyle w:val="000000100000" w:firstRow="0" w:lastRow="0" w:firstColumn="0" w:lastColumn="0" w:oddVBand="0" w:evenVBand="0" w:oddHBand="1" w:evenHBand="0" w:firstRowFirstColumn="0" w:firstRowLastColumn="0" w:lastRowFirstColumn="0" w:lastRowLastColumn="0"/>
+            </w:pPr>
             <w:r>
               <w:t>3871</w:t>
             </w:r>
@@ -4514,6 +6440,9 @@
             <w:tcW w:w="825" w:type="dxa"/>
           </w:tcPr>
           <w:p>
+            <w:pPr>
+              <w:cnfStyle w:val="000000100000" w:firstRow="0" w:lastRow="0" w:firstColumn="0" w:lastColumn="0" w:oddVBand="0" w:evenVBand="0" w:oddHBand="1" w:evenHBand="0" w:firstRowFirstColumn="0" w:firstRowLastColumn="0" w:lastRowFirstColumn="0" w:lastRowLastColumn="0"/>
+            </w:pPr>
             <w:r>
               <w:t>1</w:t>
             </w:r>
@@ -4523,19 +6452,30 @@
           <w:tcPr>
             <w:tcW w:w="912" w:type="dxa"/>
           </w:tcPr>
-          <w:p/>
+          <w:p>
+            <w:pPr>
+              <w:cnfStyle w:val="000000100000" w:firstRow="0" w:lastRow="0" w:firstColumn="0" w:lastColumn="0" w:oddVBand="0" w:evenVBand="0" w:oddHBand="1" w:evenHBand="0" w:firstRowFirstColumn="0" w:firstRowLastColumn="0" w:lastRowFirstColumn="0" w:lastRowLastColumn="0"/>
+            </w:pPr>
+          </w:p>
         </w:tc>
         <w:tc>
           <w:tcPr>
             <w:tcW w:w="910" w:type="dxa"/>
           </w:tcPr>
-          <w:p/>
+          <w:p>
+            <w:pPr>
+              <w:cnfStyle w:val="000000100000" w:firstRow="0" w:lastRow="0" w:firstColumn="0" w:lastColumn="0" w:oddVBand="0" w:evenVBand="0" w:oddHBand="1" w:evenHBand="0" w:firstRowFirstColumn="0" w:firstRowLastColumn="0" w:lastRowFirstColumn="0" w:lastRowLastColumn="0"/>
+            </w:pPr>
+          </w:p>
         </w:tc>
         <w:tc>
           <w:tcPr>
             <w:tcW w:w="1257" w:type="dxa"/>
           </w:tcPr>
           <w:p>
+            <w:pPr>
+              <w:cnfStyle w:val="000000100000" w:firstRow="0" w:lastRow="0" w:firstColumn="0" w:lastColumn="0" w:oddVBand="0" w:evenVBand="0" w:oddHBand="1" w:evenHBand="0" w:firstRowFirstColumn="0" w:firstRowLastColumn="0" w:lastRowFirstColumn="0" w:lastRowLastColumn="0"/>
+            </w:pPr>
             <w:r>
               <w:t>1</w:t>
             </w:r>
@@ -4545,12 +6485,17 @@
           <w:tcPr>
             <w:tcW w:w="762" w:type="dxa"/>
           </w:tcPr>
-          <w:p/>
+          <w:p>
+            <w:pPr>
+              <w:cnfStyle w:val="000000100000" w:firstRow="0" w:lastRow="0" w:firstColumn="0" w:lastColumn="0" w:oddVBand="0" w:evenVBand="0" w:oddHBand="1" w:evenHBand="0" w:firstRowFirstColumn="0" w:firstRowLastColumn="0" w:lastRowFirstColumn="0" w:lastRowLastColumn="0"/>
+            </w:pPr>
+          </w:p>
         </w:tc>
       </w:tr>
       <w:tr>
         <w:tc>
           <w:tcPr>
+            <w:cnfStyle w:val="001000000000" w:firstRow="0" w:lastRow="0" w:firstColumn="1" w:lastColumn="0" w:oddVBand="0" w:evenVBand="0" w:oddHBand="0" w:evenHBand="0" w:firstRowFirstColumn="0" w:firstRowLastColumn="0" w:lastRowFirstColumn="0" w:lastRowLastColumn="0"/>
             <w:tcW w:w="714" w:type="dxa"/>
           </w:tcPr>
           <w:p/>
@@ -4560,6 +6505,9 @@
             <w:tcW w:w="1786" w:type="dxa"/>
           </w:tcPr>
           <w:p>
+            <w:pPr>
+              <w:cnfStyle w:val="000000000000" w:firstRow="0" w:lastRow="0" w:firstColumn="0" w:lastColumn="0" w:oddVBand="0" w:evenVBand="0" w:oddHBand="0" w:evenHBand="0" w:firstRowFirstColumn="0" w:firstRowLastColumn="0" w:lastRowFirstColumn="0" w:lastRowLastColumn="0"/>
+            </w:pPr>
             <w:r>
               <w:t xml:space="preserve">Photocopier </w:t>
             </w:r>
@@ -4570,6 +6518,9 @@
             <w:tcW w:w="1051" w:type="dxa"/>
           </w:tcPr>
           <w:p>
+            <w:pPr>
+              <w:cnfStyle w:val="000000000000" w:firstRow="0" w:lastRow="0" w:firstColumn="0" w:lastColumn="0" w:oddVBand="0" w:evenVBand="0" w:oddHBand="0" w:evenHBand="0" w:firstRowFirstColumn="0" w:firstRowLastColumn="0" w:lastRowFirstColumn="0" w:lastRowLastColumn="0"/>
+            </w:pPr>
             <w:r>
               <w:t xml:space="preserve">Kyocera </w:t>
             </w:r>
@@ -4580,6 +6531,9 @@
             <w:tcW w:w="1369" w:type="dxa"/>
           </w:tcPr>
           <w:p>
+            <w:pPr>
+              <w:cnfStyle w:val="000000000000" w:firstRow="0" w:lastRow="0" w:firstColumn="0" w:lastColumn="0" w:oddVBand="0" w:evenVBand="0" w:oddHBand="0" w:evenHBand="0" w:firstRowFirstColumn="0" w:firstRowLastColumn="0" w:lastRowFirstColumn="0" w:lastRowLastColumn="0"/>
+            </w:pPr>
             <w:proofErr w:type="spellStart"/>
             <w:r>
               <w:t>Tascalfa</w:t>
@@ -4595,6 +6549,9 @@
             <w:tcW w:w="825" w:type="dxa"/>
           </w:tcPr>
           <w:p>
+            <w:pPr>
+              <w:cnfStyle w:val="000000000000" w:firstRow="0" w:lastRow="0" w:firstColumn="0" w:lastColumn="0" w:oddVBand="0" w:evenVBand="0" w:oddHBand="0" w:evenHBand="0" w:firstRowFirstColumn="0" w:firstRowLastColumn="0" w:lastRowFirstColumn="0" w:lastRowLastColumn="0"/>
+            </w:pPr>
             <w:r>
               <w:t>1</w:t>
             </w:r>
@@ -4604,25 +6561,40 @@
           <w:tcPr>
             <w:tcW w:w="912" w:type="dxa"/>
           </w:tcPr>
-          <w:p/>
+          <w:p>
+            <w:pPr>
+              <w:cnfStyle w:val="000000000000" w:firstRow="0" w:lastRow="0" w:firstColumn="0" w:lastColumn="0" w:oddVBand="0" w:evenVBand="0" w:oddHBand="0" w:evenHBand="0" w:firstRowFirstColumn="0" w:firstRowLastColumn="0" w:lastRowFirstColumn="0" w:lastRowLastColumn="0"/>
+            </w:pPr>
+          </w:p>
         </w:tc>
         <w:tc>
           <w:tcPr>
             <w:tcW w:w="910" w:type="dxa"/>
           </w:tcPr>
-          <w:p/>
+          <w:p>
+            <w:pPr>
+              <w:cnfStyle w:val="000000000000" w:firstRow="0" w:lastRow="0" w:firstColumn="0" w:lastColumn="0" w:oddVBand="0" w:evenVBand="0" w:oddHBand="0" w:evenHBand="0" w:firstRowFirstColumn="0" w:firstRowLastColumn="0" w:lastRowFirstColumn="0" w:lastRowLastColumn="0"/>
+            </w:pPr>
+          </w:p>
         </w:tc>
         <w:tc>
           <w:tcPr>
             <w:tcW w:w="1257" w:type="dxa"/>
           </w:tcPr>
-          <w:p/>
+          <w:p>
+            <w:pPr>
+              <w:cnfStyle w:val="000000000000" w:firstRow="0" w:lastRow="0" w:firstColumn="0" w:lastColumn="0" w:oddVBand="0" w:evenVBand="0" w:oddHBand="0" w:evenHBand="0" w:firstRowFirstColumn="0" w:firstRowLastColumn="0" w:lastRowFirstColumn="0" w:lastRowLastColumn="0"/>
+            </w:pPr>
+          </w:p>
         </w:tc>
         <w:tc>
           <w:tcPr>
             <w:tcW w:w="762" w:type="dxa"/>
           </w:tcPr>
           <w:p>
+            <w:pPr>
+              <w:cnfStyle w:val="000000000000" w:firstRow="0" w:lastRow="0" w:firstColumn="0" w:lastColumn="0" w:oddVBand="0" w:evenVBand="0" w:oddHBand="0" w:evenHBand="0" w:firstRowFirstColumn="0" w:firstRowLastColumn="0" w:lastRowFirstColumn="0" w:lastRowLastColumn="0"/>
+            </w:pPr>
             <w:r>
               <w:t>1</w:t>
             </w:r>
@@ -4630,8 +6602,12 @@
         </w:tc>
       </w:tr>
       <w:tr>
-        <w:tc>
-          <w:tcPr>
+        <w:trPr>
+          <w:cnfStyle w:val="000000100000" w:firstRow="0" w:lastRow="0" w:firstColumn="0" w:lastColumn="0" w:oddVBand="0" w:evenVBand="0" w:oddHBand="1" w:evenHBand="0" w:firstRowFirstColumn="0" w:firstRowLastColumn="0" w:lastRowFirstColumn="0" w:lastRowLastColumn="0"/>
+        </w:trPr>
+        <w:tc>
+          <w:tcPr>
+            <w:cnfStyle w:val="001000000000" w:firstRow="0" w:lastRow="0" w:firstColumn="1" w:lastColumn="0" w:oddVBand="0" w:evenVBand="0" w:oddHBand="0" w:evenHBand="0" w:firstRowFirstColumn="0" w:firstRowLastColumn="0" w:lastRowFirstColumn="0" w:lastRowLastColumn="0"/>
             <w:tcW w:w="714" w:type="dxa"/>
           </w:tcPr>
           <w:p/>
@@ -4641,6 +6617,9 @@
             <w:tcW w:w="1786" w:type="dxa"/>
           </w:tcPr>
           <w:p>
+            <w:pPr>
+              <w:cnfStyle w:val="000000100000" w:firstRow="0" w:lastRow="0" w:firstColumn="0" w:lastColumn="0" w:oddVBand="0" w:evenVBand="0" w:oddHBand="1" w:evenHBand="0" w:firstRowFirstColumn="0" w:firstRowLastColumn="0" w:lastRowFirstColumn="0" w:lastRowLastColumn="0"/>
+            </w:pPr>
             <w:r>
               <w:t xml:space="preserve">Camera/sound </w:t>
             </w:r>
@@ -4651,6 +6630,9 @@
             <w:tcW w:w="1051" w:type="dxa"/>
           </w:tcPr>
           <w:p>
+            <w:pPr>
+              <w:cnfStyle w:val="000000100000" w:firstRow="0" w:lastRow="0" w:firstColumn="0" w:lastColumn="0" w:oddVBand="0" w:evenVBand="0" w:oddHBand="1" w:evenHBand="0" w:firstRowFirstColumn="0" w:firstRowLastColumn="0" w:lastRowFirstColumn="0" w:lastRowLastColumn="0"/>
+            </w:pPr>
             <w:r>
               <w:t xml:space="preserve">Echo </w:t>
             </w:r>
@@ -4661,6 +6643,9 @@
             <w:tcW w:w="1369" w:type="dxa"/>
           </w:tcPr>
           <w:p>
+            <w:pPr>
+              <w:cnfStyle w:val="000000100000" w:firstRow="0" w:lastRow="0" w:firstColumn="0" w:lastColumn="0" w:oddVBand="0" w:evenVBand="0" w:oddHBand="1" w:evenHBand="0" w:firstRowFirstColumn="0" w:firstRowLastColumn="0" w:lastRowFirstColumn="0" w:lastRowLastColumn="0"/>
+            </w:pPr>
             <w:r>
               <w:t>RW</w:t>
             </w:r>
@@ -4671,6 +6656,9 @@
             <w:tcW w:w="825" w:type="dxa"/>
           </w:tcPr>
           <w:p>
+            <w:pPr>
+              <w:cnfStyle w:val="000000100000" w:firstRow="0" w:lastRow="0" w:firstColumn="0" w:lastColumn="0" w:oddVBand="0" w:evenVBand="0" w:oddHBand="1" w:evenHBand="0" w:firstRowFirstColumn="0" w:firstRowLastColumn="0" w:lastRowFirstColumn="0" w:lastRowLastColumn="0"/>
+            </w:pPr>
             <w:r>
               <w:t>1</w:t>
             </w:r>
@@ -4680,19 +6668,30 @@
           <w:tcPr>
             <w:tcW w:w="912" w:type="dxa"/>
           </w:tcPr>
-          <w:p/>
+          <w:p>
+            <w:pPr>
+              <w:cnfStyle w:val="000000100000" w:firstRow="0" w:lastRow="0" w:firstColumn="0" w:lastColumn="0" w:oddVBand="0" w:evenVBand="0" w:oddHBand="1" w:evenHBand="0" w:firstRowFirstColumn="0" w:firstRowLastColumn="0" w:lastRowFirstColumn="0" w:lastRowLastColumn="0"/>
+            </w:pPr>
+          </w:p>
         </w:tc>
         <w:tc>
           <w:tcPr>
             <w:tcW w:w="910" w:type="dxa"/>
           </w:tcPr>
-          <w:p/>
+          <w:p>
+            <w:pPr>
+              <w:cnfStyle w:val="000000100000" w:firstRow="0" w:lastRow="0" w:firstColumn="0" w:lastColumn="0" w:oddVBand="0" w:evenVBand="0" w:oddHBand="1" w:evenHBand="0" w:firstRowFirstColumn="0" w:firstRowLastColumn="0" w:lastRowFirstColumn="0" w:lastRowLastColumn="0"/>
+            </w:pPr>
+          </w:p>
         </w:tc>
         <w:tc>
           <w:tcPr>
             <w:tcW w:w="1257" w:type="dxa"/>
           </w:tcPr>
           <w:p>
+            <w:pPr>
+              <w:cnfStyle w:val="000000100000" w:firstRow="0" w:lastRow="0" w:firstColumn="0" w:lastColumn="0" w:oddVBand="0" w:evenVBand="0" w:oddHBand="1" w:evenHBand="0" w:firstRowFirstColumn="0" w:firstRowLastColumn="0" w:lastRowFirstColumn="0" w:lastRowLastColumn="0"/>
+            </w:pPr>
             <w:r>
               <w:t>1</w:t>
             </w:r>
@@ -4702,12 +6701,17 @@
           <w:tcPr>
             <w:tcW w:w="762" w:type="dxa"/>
           </w:tcPr>
-          <w:p/>
+          <w:p>
+            <w:pPr>
+              <w:cnfStyle w:val="000000100000" w:firstRow="0" w:lastRow="0" w:firstColumn="0" w:lastColumn="0" w:oddVBand="0" w:evenVBand="0" w:oddHBand="1" w:evenHBand="0" w:firstRowFirstColumn="0" w:firstRowLastColumn="0" w:lastRowFirstColumn="0" w:lastRowLastColumn="0"/>
+            </w:pPr>
+          </w:p>
         </w:tc>
       </w:tr>
       <w:tr>
         <w:tc>
           <w:tcPr>
+            <w:cnfStyle w:val="001000000000" w:firstRow="0" w:lastRow="0" w:firstColumn="1" w:lastColumn="0" w:oddVBand="0" w:evenVBand="0" w:oddHBand="0" w:evenHBand="0" w:firstRowFirstColumn="0" w:firstRowLastColumn="0" w:lastRowFirstColumn="0" w:lastRowLastColumn="0"/>
             <w:tcW w:w="714" w:type="dxa"/>
           </w:tcPr>
           <w:p/>
@@ -4717,6 +6721,9 @@
             <w:tcW w:w="1786" w:type="dxa"/>
           </w:tcPr>
           <w:p>
+            <w:pPr>
+              <w:cnfStyle w:val="000000000000" w:firstRow="0" w:lastRow="0" w:firstColumn="0" w:lastColumn="0" w:oddVBand="0" w:evenVBand="0" w:oddHBand="0" w:evenHBand="0" w:firstRowFirstColumn="0" w:firstRowLastColumn="0" w:lastRowFirstColumn="0" w:lastRowLastColumn="0"/>
+            </w:pPr>
             <w:r>
               <w:t xml:space="preserve">Fridge guard </w:t>
             </w:r>
@@ -4727,6 +6734,9 @@
             <w:tcW w:w="1051" w:type="dxa"/>
           </w:tcPr>
           <w:p>
+            <w:pPr>
+              <w:cnfStyle w:val="000000000000" w:firstRow="0" w:lastRow="0" w:firstColumn="0" w:lastColumn="0" w:oddVBand="0" w:evenVBand="0" w:oddHBand="0" w:evenHBand="0" w:firstRowFirstColumn="0" w:firstRowLastColumn="0" w:lastRowFirstColumn="0" w:lastRowLastColumn="0"/>
+            </w:pPr>
             <w:proofErr w:type="spellStart"/>
             <w:r>
               <w:t>Self power</w:t>
@@ -4742,6 +6752,9 @@
             <w:tcW w:w="1369" w:type="dxa"/>
           </w:tcPr>
           <w:p>
+            <w:pPr>
+              <w:cnfStyle w:val="000000000000" w:firstRow="0" w:lastRow="0" w:firstColumn="0" w:lastColumn="0" w:oddVBand="0" w:evenVBand="0" w:oddHBand="0" w:evenHBand="0" w:firstRowFirstColumn="0" w:firstRowLastColumn="0" w:lastRowFirstColumn="0" w:lastRowLastColumn="0"/>
+            </w:pPr>
             <w:r>
               <w:t xml:space="preserve">Tronic </w:t>
             </w:r>
@@ -4752,6 +6765,9 @@
             <w:tcW w:w="825" w:type="dxa"/>
           </w:tcPr>
           <w:p>
+            <w:pPr>
+              <w:cnfStyle w:val="000000000000" w:firstRow="0" w:lastRow="0" w:firstColumn="0" w:lastColumn="0" w:oddVBand="0" w:evenVBand="0" w:oddHBand="0" w:evenHBand="0" w:firstRowFirstColumn="0" w:firstRowLastColumn="0" w:lastRowFirstColumn="0" w:lastRowLastColumn="0"/>
+            </w:pPr>
             <w:r>
               <w:t>1</w:t>
             </w:r>
@@ -4761,19 +6777,30 @@
           <w:tcPr>
             <w:tcW w:w="912" w:type="dxa"/>
           </w:tcPr>
-          <w:p/>
+          <w:p>
+            <w:pPr>
+              <w:cnfStyle w:val="000000000000" w:firstRow="0" w:lastRow="0" w:firstColumn="0" w:lastColumn="0" w:oddVBand="0" w:evenVBand="0" w:oddHBand="0" w:evenHBand="0" w:firstRowFirstColumn="0" w:firstRowLastColumn="0" w:lastRowFirstColumn="0" w:lastRowLastColumn="0"/>
+            </w:pPr>
+          </w:p>
         </w:tc>
         <w:tc>
           <w:tcPr>
             <w:tcW w:w="910" w:type="dxa"/>
           </w:tcPr>
-          <w:p/>
+          <w:p>
+            <w:pPr>
+              <w:cnfStyle w:val="000000000000" w:firstRow="0" w:lastRow="0" w:firstColumn="0" w:lastColumn="0" w:oddVBand="0" w:evenVBand="0" w:oddHBand="0" w:evenHBand="0" w:firstRowFirstColumn="0" w:firstRowLastColumn="0" w:lastRowFirstColumn="0" w:lastRowLastColumn="0"/>
+            </w:pPr>
+          </w:p>
         </w:tc>
         <w:tc>
           <w:tcPr>
             <w:tcW w:w="1257" w:type="dxa"/>
           </w:tcPr>
           <w:p>
+            <w:pPr>
+              <w:cnfStyle w:val="000000000000" w:firstRow="0" w:lastRow="0" w:firstColumn="0" w:lastColumn="0" w:oddVBand="0" w:evenVBand="0" w:oddHBand="0" w:evenHBand="0" w:firstRowFirstColumn="0" w:firstRowLastColumn="0" w:lastRowFirstColumn="0" w:lastRowLastColumn="0"/>
+            </w:pPr>
             <w:r>
               <w:t>1</w:t>
             </w:r>
@@ -4783,12 +6810,20 @@
           <w:tcPr>
             <w:tcW w:w="762" w:type="dxa"/>
           </w:tcPr>
-          <w:p/>
+          <w:p>
+            <w:pPr>
+              <w:cnfStyle w:val="000000000000" w:firstRow="0" w:lastRow="0" w:firstColumn="0" w:lastColumn="0" w:oddVBand="0" w:evenVBand="0" w:oddHBand="0" w:evenHBand="0" w:firstRowFirstColumn="0" w:firstRowLastColumn="0" w:lastRowFirstColumn="0" w:lastRowLastColumn="0"/>
+            </w:pPr>
+          </w:p>
         </w:tc>
       </w:tr>
       <w:tr>
-        <w:tc>
-          <w:tcPr>
+        <w:trPr>
+          <w:cnfStyle w:val="000000100000" w:firstRow="0" w:lastRow="0" w:firstColumn="0" w:lastColumn="0" w:oddVBand="0" w:evenVBand="0" w:oddHBand="1" w:evenHBand="0" w:firstRowFirstColumn="0" w:firstRowLastColumn="0" w:lastRowFirstColumn="0" w:lastRowLastColumn="0"/>
+        </w:trPr>
+        <w:tc>
+          <w:tcPr>
+            <w:cnfStyle w:val="001000000000" w:firstRow="0" w:lastRow="0" w:firstColumn="1" w:lastColumn="0" w:oddVBand="0" w:evenVBand="0" w:oddHBand="0" w:evenHBand="0" w:firstRowFirstColumn="0" w:firstRowLastColumn="0" w:lastRowFirstColumn="0" w:lastRowLastColumn="0"/>
             <w:tcW w:w="714" w:type="dxa"/>
           </w:tcPr>
           <w:p/>
@@ -4798,6 +6833,9 @@
             <w:tcW w:w="1786" w:type="dxa"/>
           </w:tcPr>
           <w:p>
+            <w:pPr>
+              <w:cnfStyle w:val="000000100000" w:firstRow="0" w:lastRow="0" w:firstColumn="0" w:lastColumn="0" w:oddVBand="0" w:evenVBand="0" w:oddHBand="1" w:evenHBand="0" w:firstRowFirstColumn="0" w:firstRowLastColumn="0" w:lastRowFirstColumn="0" w:lastRowLastColumn="0"/>
+            </w:pPr>
             <w:r>
               <w:t xml:space="preserve">Fridge </w:t>
             </w:r>
@@ -4808,6 +6846,9 @@
             <w:tcW w:w="1051" w:type="dxa"/>
           </w:tcPr>
           <w:p>
+            <w:pPr>
+              <w:cnfStyle w:val="000000100000" w:firstRow="0" w:lastRow="0" w:firstColumn="0" w:lastColumn="0" w:oddVBand="0" w:evenVBand="0" w:oddHBand="1" w:evenHBand="0" w:firstRowFirstColumn="0" w:firstRowLastColumn="0" w:lastRowFirstColumn="0" w:lastRowLastColumn="0"/>
+            </w:pPr>
             <w:proofErr w:type="spellStart"/>
             <w:r>
               <w:t>Cocacola</w:t>
@@ -4823,6 +6864,9 @@
             <w:tcW w:w="1369" w:type="dxa"/>
           </w:tcPr>
           <w:p>
+            <w:pPr>
+              <w:cnfStyle w:val="000000100000" w:firstRow="0" w:lastRow="0" w:firstColumn="0" w:lastColumn="0" w:oddVBand="0" w:evenVBand="0" w:oddHBand="1" w:evenHBand="0" w:firstRowFirstColumn="0" w:firstRowLastColumn="0" w:lastRowFirstColumn="0" w:lastRowLastColumn="0"/>
+            </w:pPr>
             <w:r>
               <w:t xml:space="preserve">Big </w:t>
             </w:r>
@@ -4833,6 +6877,9 @@
             <w:tcW w:w="825" w:type="dxa"/>
           </w:tcPr>
           <w:p>
+            <w:pPr>
+              <w:cnfStyle w:val="000000100000" w:firstRow="0" w:lastRow="0" w:firstColumn="0" w:lastColumn="0" w:oddVBand="0" w:evenVBand="0" w:oddHBand="1" w:evenHBand="0" w:firstRowFirstColumn="0" w:firstRowLastColumn="0" w:lastRowFirstColumn="0" w:lastRowLastColumn="0"/>
+            </w:pPr>
             <w:r>
               <w:t>1</w:t>
             </w:r>
@@ -4842,19 +6889,30 @@
           <w:tcPr>
             <w:tcW w:w="912" w:type="dxa"/>
           </w:tcPr>
-          <w:p/>
+          <w:p>
+            <w:pPr>
+              <w:cnfStyle w:val="000000100000" w:firstRow="0" w:lastRow="0" w:firstColumn="0" w:lastColumn="0" w:oddVBand="0" w:evenVBand="0" w:oddHBand="1" w:evenHBand="0" w:firstRowFirstColumn="0" w:firstRowLastColumn="0" w:lastRowFirstColumn="0" w:lastRowLastColumn="0"/>
+            </w:pPr>
+          </w:p>
         </w:tc>
         <w:tc>
           <w:tcPr>
             <w:tcW w:w="910" w:type="dxa"/>
           </w:tcPr>
-          <w:p/>
+          <w:p>
+            <w:pPr>
+              <w:cnfStyle w:val="000000100000" w:firstRow="0" w:lastRow="0" w:firstColumn="0" w:lastColumn="0" w:oddVBand="0" w:evenVBand="0" w:oddHBand="1" w:evenHBand="0" w:firstRowFirstColumn="0" w:firstRowLastColumn="0" w:lastRowFirstColumn="0" w:lastRowLastColumn="0"/>
+            </w:pPr>
+          </w:p>
         </w:tc>
         <w:tc>
           <w:tcPr>
             <w:tcW w:w="1257" w:type="dxa"/>
           </w:tcPr>
           <w:p>
+            <w:pPr>
+              <w:cnfStyle w:val="000000100000" w:firstRow="0" w:lastRow="0" w:firstColumn="0" w:lastColumn="0" w:oddVBand="0" w:evenVBand="0" w:oddHBand="1" w:evenHBand="0" w:firstRowFirstColumn="0" w:firstRowLastColumn="0" w:lastRowFirstColumn="0" w:lastRowLastColumn="0"/>
+            </w:pPr>
             <w:r>
               <w:t>1</w:t>
             </w:r>
@@ -4864,12 +6922,17 @@
           <w:tcPr>
             <w:tcW w:w="762" w:type="dxa"/>
           </w:tcPr>
-          <w:p/>
+          <w:p>
+            <w:pPr>
+              <w:cnfStyle w:val="000000100000" w:firstRow="0" w:lastRow="0" w:firstColumn="0" w:lastColumn="0" w:oddVBand="0" w:evenVBand="0" w:oddHBand="1" w:evenHBand="0" w:firstRowFirstColumn="0" w:firstRowLastColumn="0" w:lastRowFirstColumn="0" w:lastRowLastColumn="0"/>
+            </w:pPr>
+          </w:p>
         </w:tc>
       </w:tr>
       <w:tr>
         <w:tc>
           <w:tcPr>
+            <w:cnfStyle w:val="001000000000" w:firstRow="0" w:lastRow="0" w:firstColumn="1" w:lastColumn="0" w:oddVBand="0" w:evenVBand="0" w:oddHBand="0" w:evenHBand="0" w:firstRowFirstColumn="0" w:firstRowLastColumn="0" w:lastRowFirstColumn="0" w:lastRowLastColumn="0"/>
             <w:tcW w:w="714" w:type="dxa"/>
           </w:tcPr>
           <w:p/>
@@ -4879,6 +6942,9 @@
             <w:tcW w:w="1786" w:type="dxa"/>
           </w:tcPr>
           <w:p>
+            <w:pPr>
+              <w:cnfStyle w:val="000000000000" w:firstRow="0" w:lastRow="0" w:firstColumn="0" w:lastColumn="0" w:oddVBand="0" w:evenVBand="0" w:oddHBand="0" w:evenHBand="0" w:firstRowFirstColumn="0" w:firstRowLastColumn="0" w:lastRowFirstColumn="0" w:lastRowLastColumn="0"/>
+            </w:pPr>
             <w:r>
               <w:t xml:space="preserve">Logo </w:t>
             </w:r>
@@ -4889,6 +6955,9 @@
             <w:tcW w:w="1051" w:type="dxa"/>
           </w:tcPr>
           <w:p>
+            <w:pPr>
+              <w:cnfStyle w:val="000000000000" w:firstRow="0" w:lastRow="0" w:firstColumn="0" w:lastColumn="0" w:oddVBand="0" w:evenVBand="0" w:oddHBand="0" w:evenHBand="0" w:firstRowFirstColumn="0" w:firstRowLastColumn="0" w:lastRowFirstColumn="0" w:lastRowLastColumn="0"/>
+            </w:pPr>
             <w:r>
               <w:t xml:space="preserve">Electric </w:t>
             </w:r>
@@ -4899,6 +6968,9 @@
             <w:tcW w:w="1369" w:type="dxa"/>
           </w:tcPr>
           <w:p>
+            <w:pPr>
+              <w:cnfStyle w:val="000000000000" w:firstRow="0" w:lastRow="0" w:firstColumn="0" w:lastColumn="0" w:oddVBand="0" w:evenVBand="0" w:oddHBand="0" w:evenHBand="0" w:firstRowFirstColumn="0" w:firstRowLastColumn="0" w:lastRowFirstColumn="0" w:lastRowLastColumn="0"/>
+            </w:pPr>
             <w:r>
               <w:t xml:space="preserve">Apple </w:t>
             </w:r>
@@ -4909,6 +6981,9 @@
             <w:tcW w:w="825" w:type="dxa"/>
           </w:tcPr>
           <w:p>
+            <w:pPr>
+              <w:cnfStyle w:val="000000000000" w:firstRow="0" w:lastRow="0" w:firstColumn="0" w:lastColumn="0" w:oddVBand="0" w:evenVBand="0" w:oddHBand="0" w:evenHBand="0" w:firstRowFirstColumn="0" w:firstRowLastColumn="0" w:lastRowFirstColumn="0" w:lastRowLastColumn="0"/>
+            </w:pPr>
             <w:r>
               <w:t>1</w:t>
             </w:r>
@@ -4918,19 +6993,30 @@
           <w:tcPr>
             <w:tcW w:w="912" w:type="dxa"/>
           </w:tcPr>
-          <w:p/>
+          <w:p>
+            <w:pPr>
+              <w:cnfStyle w:val="000000000000" w:firstRow="0" w:lastRow="0" w:firstColumn="0" w:lastColumn="0" w:oddVBand="0" w:evenVBand="0" w:oddHBand="0" w:evenHBand="0" w:firstRowFirstColumn="0" w:firstRowLastColumn="0" w:lastRowFirstColumn="0" w:lastRowLastColumn="0"/>
+            </w:pPr>
+          </w:p>
         </w:tc>
         <w:tc>
           <w:tcPr>
             <w:tcW w:w="910" w:type="dxa"/>
           </w:tcPr>
-          <w:p/>
+          <w:p>
+            <w:pPr>
+              <w:cnfStyle w:val="000000000000" w:firstRow="0" w:lastRow="0" w:firstColumn="0" w:lastColumn="0" w:oddVBand="0" w:evenVBand="0" w:oddHBand="0" w:evenHBand="0" w:firstRowFirstColumn="0" w:firstRowLastColumn="0" w:lastRowFirstColumn="0" w:lastRowLastColumn="0"/>
+            </w:pPr>
+          </w:p>
         </w:tc>
         <w:tc>
           <w:tcPr>
             <w:tcW w:w="1257" w:type="dxa"/>
           </w:tcPr>
           <w:p>
+            <w:pPr>
+              <w:cnfStyle w:val="000000000000" w:firstRow="0" w:lastRow="0" w:firstColumn="0" w:lastColumn="0" w:oddVBand="0" w:evenVBand="0" w:oddHBand="0" w:evenHBand="0" w:firstRowFirstColumn="0" w:firstRowLastColumn="0" w:lastRowFirstColumn="0" w:lastRowLastColumn="0"/>
+            </w:pPr>
             <w:r>
               <w:t>1</w:t>
             </w:r>
@@ -4940,12 +7026,20 @@
           <w:tcPr>
             <w:tcW w:w="762" w:type="dxa"/>
           </w:tcPr>
-          <w:p/>
+          <w:p>
+            <w:pPr>
+              <w:cnfStyle w:val="000000000000" w:firstRow="0" w:lastRow="0" w:firstColumn="0" w:lastColumn="0" w:oddVBand="0" w:evenVBand="0" w:oddHBand="0" w:evenHBand="0" w:firstRowFirstColumn="0" w:firstRowLastColumn="0" w:lastRowFirstColumn="0" w:lastRowLastColumn="0"/>
+            </w:pPr>
+          </w:p>
         </w:tc>
       </w:tr>
       <w:tr>
-        <w:tc>
-          <w:tcPr>
+        <w:trPr>
+          <w:cnfStyle w:val="000000100000" w:firstRow="0" w:lastRow="0" w:firstColumn="0" w:lastColumn="0" w:oddVBand="0" w:evenVBand="0" w:oddHBand="1" w:evenHBand="0" w:firstRowFirstColumn="0" w:firstRowLastColumn="0" w:lastRowFirstColumn="0" w:lastRowLastColumn="0"/>
+        </w:trPr>
+        <w:tc>
+          <w:tcPr>
+            <w:cnfStyle w:val="001000000000" w:firstRow="0" w:lastRow="0" w:firstColumn="1" w:lastColumn="0" w:oddVBand="0" w:evenVBand="0" w:oddHBand="0" w:evenHBand="0" w:firstRowFirstColumn="0" w:firstRowLastColumn="0" w:lastRowFirstColumn="0" w:lastRowLastColumn="0"/>
             <w:tcW w:w="714" w:type="dxa"/>
           </w:tcPr>
           <w:p/>
@@ -4955,6 +7049,9 @@
             <w:tcW w:w="1786" w:type="dxa"/>
           </w:tcPr>
           <w:p>
+            <w:pPr>
+              <w:cnfStyle w:val="000000100000" w:firstRow="0" w:lastRow="0" w:firstColumn="0" w:lastColumn="0" w:oddVBand="0" w:evenVBand="0" w:oddHBand="1" w:evenHBand="0" w:firstRowFirstColumn="0" w:firstRowLastColumn="0" w:lastRowFirstColumn="0" w:lastRowLastColumn="0"/>
+            </w:pPr>
             <w:r>
               <w:t xml:space="preserve">Switch </w:t>
             </w:r>
@@ -4965,6 +7062,9 @@
             <w:tcW w:w="1051" w:type="dxa"/>
           </w:tcPr>
           <w:p>
+            <w:pPr>
+              <w:cnfStyle w:val="000000100000" w:firstRow="0" w:lastRow="0" w:firstColumn="0" w:lastColumn="0" w:oddVBand="0" w:evenVBand="0" w:oddHBand="1" w:evenHBand="0" w:firstRowFirstColumn="0" w:firstRowLastColumn="0" w:lastRowFirstColumn="0" w:lastRowLastColumn="0"/>
+            </w:pPr>
             <w:r>
               <w:t xml:space="preserve">Intelligent </w:t>
             </w:r>
@@ -4975,6 +7075,9 @@
             <w:tcW w:w="1369" w:type="dxa"/>
           </w:tcPr>
           <w:p>
+            <w:pPr>
+              <w:cnfStyle w:val="000000100000" w:firstRow="0" w:lastRow="0" w:firstColumn="0" w:lastColumn="0" w:oddVBand="0" w:evenVBand="0" w:oddHBand="1" w:evenHBand="0" w:firstRowFirstColumn="0" w:firstRowLastColumn="0" w:lastRowFirstColumn="0" w:lastRowLastColumn="0"/>
+            </w:pPr>
             <w:r>
               <w:t xml:space="preserve">Cisco </w:t>
             </w:r>
@@ -4985,6 +7088,9 @@
             <w:tcW w:w="825" w:type="dxa"/>
           </w:tcPr>
           <w:p>
+            <w:pPr>
+              <w:cnfStyle w:val="000000100000" w:firstRow="0" w:lastRow="0" w:firstColumn="0" w:lastColumn="0" w:oddVBand="0" w:evenVBand="0" w:oddHBand="1" w:evenHBand="0" w:firstRowFirstColumn="0" w:firstRowLastColumn="0" w:lastRowFirstColumn="0" w:lastRowLastColumn="0"/>
+            </w:pPr>
             <w:r>
               <w:t>2</w:t>
             </w:r>
@@ -4994,19 +7100,30 @@
           <w:tcPr>
             <w:tcW w:w="912" w:type="dxa"/>
           </w:tcPr>
-          <w:p/>
+          <w:p>
+            <w:pPr>
+              <w:cnfStyle w:val="000000100000" w:firstRow="0" w:lastRow="0" w:firstColumn="0" w:lastColumn="0" w:oddVBand="0" w:evenVBand="0" w:oddHBand="1" w:evenHBand="0" w:firstRowFirstColumn="0" w:firstRowLastColumn="0" w:lastRowFirstColumn="0" w:lastRowLastColumn="0"/>
+            </w:pPr>
+          </w:p>
         </w:tc>
         <w:tc>
           <w:tcPr>
             <w:tcW w:w="910" w:type="dxa"/>
           </w:tcPr>
-          <w:p/>
+          <w:p>
+            <w:pPr>
+              <w:cnfStyle w:val="000000100000" w:firstRow="0" w:lastRow="0" w:firstColumn="0" w:lastColumn="0" w:oddVBand="0" w:evenVBand="0" w:oddHBand="1" w:evenHBand="0" w:firstRowFirstColumn="0" w:firstRowLastColumn="0" w:lastRowFirstColumn="0" w:lastRowLastColumn="0"/>
+            </w:pPr>
+          </w:p>
         </w:tc>
         <w:tc>
           <w:tcPr>
             <w:tcW w:w="1257" w:type="dxa"/>
           </w:tcPr>
           <w:p>
+            <w:pPr>
+              <w:cnfStyle w:val="000000100000" w:firstRow="0" w:lastRow="0" w:firstColumn="0" w:lastColumn="0" w:oddVBand="0" w:evenVBand="0" w:oddHBand="1" w:evenHBand="0" w:firstRowFirstColumn="0" w:firstRowLastColumn="0" w:lastRowFirstColumn="0" w:lastRowLastColumn="0"/>
+            </w:pPr>
             <w:r>
               <w:t>2</w:t>
             </w:r>
@@ -5016,12 +7133,17 @@
           <w:tcPr>
             <w:tcW w:w="762" w:type="dxa"/>
           </w:tcPr>
-          <w:p/>
+          <w:p>
+            <w:pPr>
+              <w:cnfStyle w:val="000000100000" w:firstRow="0" w:lastRow="0" w:firstColumn="0" w:lastColumn="0" w:oddVBand="0" w:evenVBand="0" w:oddHBand="1" w:evenHBand="0" w:firstRowFirstColumn="0" w:firstRowLastColumn="0" w:lastRowFirstColumn="0" w:lastRowLastColumn="0"/>
+            </w:pPr>
+          </w:p>
         </w:tc>
       </w:tr>
       <w:tr>
         <w:tc>
           <w:tcPr>
+            <w:cnfStyle w:val="001000000000" w:firstRow="0" w:lastRow="0" w:firstColumn="1" w:lastColumn="0" w:oddVBand="0" w:evenVBand="0" w:oddHBand="0" w:evenHBand="0" w:firstRowFirstColumn="0" w:firstRowLastColumn="0" w:lastRowFirstColumn="0" w:lastRowLastColumn="0"/>
             <w:tcW w:w="714" w:type="dxa"/>
           </w:tcPr>
           <w:p/>
@@ -5031,6 +7153,9 @@
             <w:tcW w:w="1786" w:type="dxa"/>
           </w:tcPr>
           <w:p>
+            <w:pPr>
+              <w:cnfStyle w:val="000000000000" w:firstRow="0" w:lastRow="0" w:firstColumn="0" w:lastColumn="0" w:oddVBand="0" w:evenVBand="0" w:oddHBand="0" w:evenHBand="0" w:firstRowFirstColumn="0" w:firstRowLastColumn="0" w:lastRowFirstColumn="0" w:lastRowLastColumn="0"/>
+            </w:pPr>
             <w:r>
               <w:t xml:space="preserve">Tables </w:t>
             </w:r>
@@ -5041,6 +7166,9 @@
             <w:tcW w:w="1051" w:type="dxa"/>
           </w:tcPr>
           <w:p>
+            <w:pPr>
+              <w:cnfStyle w:val="000000000000" w:firstRow="0" w:lastRow="0" w:firstColumn="0" w:lastColumn="0" w:oddVBand="0" w:evenVBand="0" w:oddHBand="0" w:evenHBand="0" w:firstRowFirstColumn="0" w:firstRowLastColumn="0" w:lastRowFirstColumn="0" w:lastRowLastColumn="0"/>
+            </w:pPr>
             <w:r>
               <w:t xml:space="preserve">Class </w:t>
             </w:r>
@@ -5051,6 +7179,9 @@
             <w:tcW w:w="1369" w:type="dxa"/>
           </w:tcPr>
           <w:p>
+            <w:pPr>
+              <w:cnfStyle w:val="000000000000" w:firstRow="0" w:lastRow="0" w:firstColumn="0" w:lastColumn="0" w:oddVBand="0" w:evenVBand="0" w:oddHBand="0" w:evenHBand="0" w:firstRowFirstColumn="0" w:firstRowLastColumn="0" w:lastRowFirstColumn="0" w:lastRowLastColumn="0"/>
+            </w:pPr>
             <w:r>
               <w:t xml:space="preserve">Long Grey </w:t>
             </w:r>
@@ -5061,6 +7192,9 @@
             <w:tcW w:w="825" w:type="dxa"/>
           </w:tcPr>
           <w:p>
+            <w:pPr>
+              <w:cnfStyle w:val="000000000000" w:firstRow="0" w:lastRow="0" w:firstColumn="0" w:lastColumn="0" w:oddVBand="0" w:evenVBand="0" w:oddHBand="0" w:evenHBand="0" w:firstRowFirstColumn="0" w:firstRowLastColumn="0" w:lastRowFirstColumn="0" w:lastRowLastColumn="0"/>
+            </w:pPr>
             <w:r>
               <w:t>3</w:t>
             </w:r>
@@ -5070,19 +7204,30 @@
           <w:tcPr>
             <w:tcW w:w="912" w:type="dxa"/>
           </w:tcPr>
-          <w:p/>
+          <w:p>
+            <w:pPr>
+              <w:cnfStyle w:val="000000000000" w:firstRow="0" w:lastRow="0" w:firstColumn="0" w:lastColumn="0" w:oddVBand="0" w:evenVBand="0" w:oddHBand="0" w:evenHBand="0" w:firstRowFirstColumn="0" w:firstRowLastColumn="0" w:lastRowFirstColumn="0" w:lastRowLastColumn="0"/>
+            </w:pPr>
+          </w:p>
         </w:tc>
         <w:tc>
           <w:tcPr>
             <w:tcW w:w="910" w:type="dxa"/>
           </w:tcPr>
-          <w:p/>
+          <w:p>
+            <w:pPr>
+              <w:cnfStyle w:val="000000000000" w:firstRow="0" w:lastRow="0" w:firstColumn="0" w:lastColumn="0" w:oddVBand="0" w:evenVBand="0" w:oddHBand="0" w:evenHBand="0" w:firstRowFirstColumn="0" w:firstRowLastColumn="0" w:lastRowFirstColumn="0" w:lastRowLastColumn="0"/>
+            </w:pPr>
+          </w:p>
         </w:tc>
         <w:tc>
           <w:tcPr>
             <w:tcW w:w="1257" w:type="dxa"/>
           </w:tcPr>
           <w:p>
+            <w:pPr>
+              <w:cnfStyle w:val="000000000000" w:firstRow="0" w:lastRow="0" w:firstColumn="0" w:lastColumn="0" w:oddVBand="0" w:evenVBand="0" w:oddHBand="0" w:evenHBand="0" w:firstRowFirstColumn="0" w:firstRowLastColumn="0" w:lastRowFirstColumn="0" w:lastRowLastColumn="0"/>
+            </w:pPr>
             <w:r>
               <w:t>3</w:t>
             </w:r>
@@ -5092,12 +7237,20 @@
           <w:tcPr>
             <w:tcW w:w="762" w:type="dxa"/>
           </w:tcPr>
-          <w:p/>
+          <w:p>
+            <w:pPr>
+              <w:cnfStyle w:val="000000000000" w:firstRow="0" w:lastRow="0" w:firstColumn="0" w:lastColumn="0" w:oddVBand="0" w:evenVBand="0" w:oddHBand="0" w:evenHBand="0" w:firstRowFirstColumn="0" w:firstRowLastColumn="0" w:lastRowFirstColumn="0" w:lastRowLastColumn="0"/>
+            </w:pPr>
+          </w:p>
         </w:tc>
       </w:tr>
       <w:tr>
-        <w:tc>
-          <w:tcPr>
+        <w:trPr>
+          <w:cnfStyle w:val="000000100000" w:firstRow="0" w:lastRow="0" w:firstColumn="0" w:lastColumn="0" w:oddVBand="0" w:evenVBand="0" w:oddHBand="1" w:evenHBand="0" w:firstRowFirstColumn="0" w:firstRowLastColumn="0" w:lastRowFirstColumn="0" w:lastRowLastColumn="0"/>
+        </w:trPr>
+        <w:tc>
+          <w:tcPr>
+            <w:cnfStyle w:val="001000000000" w:firstRow="0" w:lastRow="0" w:firstColumn="1" w:lastColumn="0" w:oddVBand="0" w:evenVBand="0" w:oddHBand="0" w:evenHBand="0" w:firstRowFirstColumn="0" w:firstRowLastColumn="0" w:lastRowFirstColumn="0" w:lastRowLastColumn="0"/>
             <w:tcW w:w="714" w:type="dxa"/>
           </w:tcPr>
           <w:p/>
@@ -5106,13 +7259,20 @@
           <w:tcPr>
             <w:tcW w:w="1786" w:type="dxa"/>
           </w:tcPr>
-          <w:p/>
+          <w:p>
+            <w:pPr>
+              <w:cnfStyle w:val="000000100000" w:firstRow="0" w:lastRow="0" w:firstColumn="0" w:lastColumn="0" w:oddVBand="0" w:evenVBand="0" w:oddHBand="1" w:evenHBand="0" w:firstRowFirstColumn="0" w:firstRowLastColumn="0" w:lastRowFirstColumn="0" w:lastRowLastColumn="0"/>
+            </w:pPr>
+          </w:p>
         </w:tc>
         <w:tc>
           <w:tcPr>
             <w:tcW w:w="1051" w:type="dxa"/>
           </w:tcPr>
           <w:p>
+            <w:pPr>
+              <w:cnfStyle w:val="000000100000" w:firstRow="0" w:lastRow="0" w:firstColumn="0" w:lastColumn="0" w:oddVBand="0" w:evenVBand="0" w:oddHBand="1" w:evenHBand="0" w:firstRowFirstColumn="0" w:firstRowLastColumn="0" w:lastRowFirstColumn="0" w:lastRowLastColumn="0"/>
+            </w:pPr>
             <w:r>
               <w:t xml:space="preserve">Office </w:t>
             </w:r>
@@ -5123,6 +7283,9 @@
             <w:tcW w:w="1369" w:type="dxa"/>
           </w:tcPr>
           <w:p>
+            <w:pPr>
+              <w:cnfStyle w:val="000000100000" w:firstRow="0" w:lastRow="0" w:firstColumn="0" w:lastColumn="0" w:oddVBand="0" w:evenVBand="0" w:oddHBand="1" w:evenHBand="0" w:firstRowFirstColumn="0" w:firstRowLastColumn="0" w:lastRowFirstColumn="0" w:lastRowLastColumn="0"/>
+            </w:pPr>
             <w:r>
               <w:t xml:space="preserve">With drawers </w:t>
             </w:r>
@@ -5133,6 +7296,9 @@
             <w:tcW w:w="825" w:type="dxa"/>
           </w:tcPr>
           <w:p>
+            <w:pPr>
+              <w:cnfStyle w:val="000000100000" w:firstRow="0" w:lastRow="0" w:firstColumn="0" w:lastColumn="0" w:oddVBand="0" w:evenVBand="0" w:oddHBand="1" w:evenHBand="0" w:firstRowFirstColumn="0" w:firstRowLastColumn="0" w:lastRowFirstColumn="0" w:lastRowLastColumn="0"/>
+            </w:pPr>
             <w:r>
               <w:t>2</w:t>
             </w:r>
@@ -5142,19 +7308,30 @@
           <w:tcPr>
             <w:tcW w:w="912" w:type="dxa"/>
           </w:tcPr>
-          <w:p/>
+          <w:p>
+            <w:pPr>
+              <w:cnfStyle w:val="000000100000" w:firstRow="0" w:lastRow="0" w:firstColumn="0" w:lastColumn="0" w:oddVBand="0" w:evenVBand="0" w:oddHBand="1" w:evenHBand="0" w:firstRowFirstColumn="0" w:firstRowLastColumn="0" w:lastRowFirstColumn="0" w:lastRowLastColumn="0"/>
+            </w:pPr>
+          </w:p>
         </w:tc>
         <w:tc>
           <w:tcPr>
             <w:tcW w:w="910" w:type="dxa"/>
           </w:tcPr>
-          <w:p/>
+          <w:p>
+            <w:pPr>
+              <w:cnfStyle w:val="000000100000" w:firstRow="0" w:lastRow="0" w:firstColumn="0" w:lastColumn="0" w:oddVBand="0" w:evenVBand="0" w:oddHBand="1" w:evenHBand="0" w:firstRowFirstColumn="0" w:firstRowLastColumn="0" w:lastRowFirstColumn="0" w:lastRowLastColumn="0"/>
+            </w:pPr>
+          </w:p>
         </w:tc>
         <w:tc>
           <w:tcPr>
             <w:tcW w:w="1257" w:type="dxa"/>
           </w:tcPr>
           <w:p>
+            <w:pPr>
+              <w:cnfStyle w:val="000000100000" w:firstRow="0" w:lastRow="0" w:firstColumn="0" w:lastColumn="0" w:oddVBand="0" w:evenVBand="0" w:oddHBand="1" w:evenHBand="0" w:firstRowFirstColumn="0" w:firstRowLastColumn="0" w:lastRowFirstColumn="0" w:lastRowLastColumn="0"/>
+            </w:pPr>
             <w:r>
               <w:t>2</w:t>
             </w:r>
@@ -5164,12 +7341,17 @@
           <w:tcPr>
             <w:tcW w:w="762" w:type="dxa"/>
           </w:tcPr>
-          <w:p/>
+          <w:p>
+            <w:pPr>
+              <w:cnfStyle w:val="000000100000" w:firstRow="0" w:lastRow="0" w:firstColumn="0" w:lastColumn="0" w:oddVBand="0" w:evenVBand="0" w:oddHBand="1" w:evenHBand="0" w:firstRowFirstColumn="0" w:firstRowLastColumn="0" w:lastRowFirstColumn="0" w:lastRowLastColumn="0"/>
+            </w:pPr>
+          </w:p>
         </w:tc>
       </w:tr>
       <w:tr>
         <w:tc>
           <w:tcPr>
+            <w:cnfStyle w:val="001000000000" w:firstRow="0" w:lastRow="0" w:firstColumn="1" w:lastColumn="0" w:oddVBand="0" w:evenVBand="0" w:oddHBand="0" w:evenHBand="0" w:firstRowFirstColumn="0" w:firstRowLastColumn="0" w:lastRowFirstColumn="0" w:lastRowLastColumn="0"/>
             <w:tcW w:w="714" w:type="dxa"/>
           </w:tcPr>
           <w:p/>
@@ -5178,13 +7360,20 @@
           <w:tcPr>
             <w:tcW w:w="1786" w:type="dxa"/>
           </w:tcPr>
-          <w:p/>
+          <w:p>
+            <w:pPr>
+              <w:cnfStyle w:val="000000000000" w:firstRow="0" w:lastRow="0" w:firstColumn="0" w:lastColumn="0" w:oddVBand="0" w:evenVBand="0" w:oddHBand="0" w:evenHBand="0" w:firstRowFirstColumn="0" w:firstRowLastColumn="0" w:lastRowFirstColumn="0" w:lastRowLastColumn="0"/>
+            </w:pPr>
+          </w:p>
         </w:tc>
         <w:tc>
           <w:tcPr>
             <w:tcW w:w="1051" w:type="dxa"/>
           </w:tcPr>
           <w:p>
+            <w:pPr>
+              <w:cnfStyle w:val="000000000000" w:firstRow="0" w:lastRow="0" w:firstColumn="0" w:lastColumn="0" w:oddVBand="0" w:evenVBand="0" w:oddHBand="0" w:evenHBand="0" w:firstRowFirstColumn="0" w:firstRowLastColumn="0" w:lastRowFirstColumn="0" w:lastRowLastColumn="0"/>
+            </w:pPr>
             <w:r>
               <w:t xml:space="preserve">Conference </w:t>
             </w:r>
@@ -5195,6 +7384,9 @@
             <w:tcW w:w="1369" w:type="dxa"/>
           </w:tcPr>
           <w:p>
+            <w:pPr>
+              <w:cnfStyle w:val="000000000000" w:firstRow="0" w:lastRow="0" w:firstColumn="0" w:lastColumn="0" w:oddVBand="0" w:evenVBand="0" w:oddHBand="0" w:evenHBand="0" w:firstRowFirstColumn="0" w:firstRowLastColumn="0" w:lastRowFirstColumn="0" w:lastRowLastColumn="0"/>
+            </w:pPr>
             <w:r>
               <w:t xml:space="preserve">Yellow </w:t>
             </w:r>
@@ -5205,6 +7397,9 @@
             <w:tcW w:w="825" w:type="dxa"/>
           </w:tcPr>
           <w:p>
+            <w:pPr>
+              <w:cnfStyle w:val="000000000000" w:firstRow="0" w:lastRow="0" w:firstColumn="0" w:lastColumn="0" w:oddVBand="0" w:evenVBand="0" w:oddHBand="0" w:evenHBand="0" w:firstRowFirstColumn="0" w:firstRowLastColumn="0" w:lastRowFirstColumn="0" w:lastRowLastColumn="0"/>
+            </w:pPr>
             <w:r>
               <w:t>1</w:t>
             </w:r>
@@ -5214,19 +7409,30 @@
           <w:tcPr>
             <w:tcW w:w="912" w:type="dxa"/>
           </w:tcPr>
-          <w:p/>
+          <w:p>
+            <w:pPr>
+              <w:cnfStyle w:val="000000000000" w:firstRow="0" w:lastRow="0" w:firstColumn="0" w:lastColumn="0" w:oddVBand="0" w:evenVBand="0" w:oddHBand="0" w:evenHBand="0" w:firstRowFirstColumn="0" w:firstRowLastColumn="0" w:lastRowFirstColumn="0" w:lastRowLastColumn="0"/>
+            </w:pPr>
+          </w:p>
         </w:tc>
         <w:tc>
           <w:tcPr>
             <w:tcW w:w="910" w:type="dxa"/>
           </w:tcPr>
-          <w:p/>
+          <w:p>
+            <w:pPr>
+              <w:cnfStyle w:val="000000000000" w:firstRow="0" w:lastRow="0" w:firstColumn="0" w:lastColumn="0" w:oddVBand="0" w:evenVBand="0" w:oddHBand="0" w:evenHBand="0" w:firstRowFirstColumn="0" w:firstRowLastColumn="0" w:lastRowFirstColumn="0" w:lastRowLastColumn="0"/>
+            </w:pPr>
+          </w:p>
         </w:tc>
         <w:tc>
           <w:tcPr>
             <w:tcW w:w="1257" w:type="dxa"/>
           </w:tcPr>
           <w:p>
+            <w:pPr>
+              <w:cnfStyle w:val="000000000000" w:firstRow="0" w:lastRow="0" w:firstColumn="0" w:lastColumn="0" w:oddVBand="0" w:evenVBand="0" w:oddHBand="0" w:evenHBand="0" w:firstRowFirstColumn="0" w:firstRowLastColumn="0" w:lastRowFirstColumn="0" w:lastRowLastColumn="0"/>
+            </w:pPr>
             <w:r>
               <w:t>1</w:t>
             </w:r>
@@ -5236,12 +7442,20 @@
           <w:tcPr>
             <w:tcW w:w="762" w:type="dxa"/>
           </w:tcPr>
-          <w:p/>
+          <w:p>
+            <w:pPr>
+              <w:cnfStyle w:val="000000000000" w:firstRow="0" w:lastRow="0" w:firstColumn="0" w:lastColumn="0" w:oddVBand="0" w:evenVBand="0" w:oddHBand="0" w:evenHBand="0" w:firstRowFirstColumn="0" w:firstRowLastColumn="0" w:lastRowFirstColumn="0" w:lastRowLastColumn="0"/>
+            </w:pPr>
+          </w:p>
         </w:tc>
       </w:tr>
       <w:tr>
-        <w:tc>
-          <w:tcPr>
+        <w:trPr>
+          <w:cnfStyle w:val="000000100000" w:firstRow="0" w:lastRow="0" w:firstColumn="0" w:lastColumn="0" w:oddVBand="0" w:evenVBand="0" w:oddHBand="1" w:evenHBand="0" w:firstRowFirstColumn="0" w:firstRowLastColumn="0" w:lastRowFirstColumn="0" w:lastRowLastColumn="0"/>
+        </w:trPr>
+        <w:tc>
+          <w:tcPr>
+            <w:cnfStyle w:val="001000000000" w:firstRow="0" w:lastRow="0" w:firstColumn="1" w:lastColumn="0" w:oddVBand="0" w:evenVBand="0" w:oddHBand="0" w:evenHBand="0" w:firstRowFirstColumn="0" w:firstRowLastColumn="0" w:lastRowFirstColumn="0" w:lastRowLastColumn="0"/>
             <w:tcW w:w="714" w:type="dxa"/>
           </w:tcPr>
           <w:p/>
@@ -5251,6 +7465,9 @@
             <w:tcW w:w="1786" w:type="dxa"/>
           </w:tcPr>
           <w:p>
+            <w:pPr>
+              <w:cnfStyle w:val="000000100000" w:firstRow="0" w:lastRow="0" w:firstColumn="0" w:lastColumn="0" w:oddVBand="0" w:evenVBand="0" w:oddHBand="1" w:evenHBand="0" w:firstRowFirstColumn="0" w:firstRowLastColumn="0" w:lastRowFirstColumn="0" w:lastRowLastColumn="0"/>
+            </w:pPr>
             <w:r>
               <w:t xml:space="preserve">Chairs </w:t>
             </w:r>
@@ -5261,6 +7478,9 @@
             <w:tcW w:w="1051" w:type="dxa"/>
           </w:tcPr>
           <w:p>
+            <w:pPr>
+              <w:cnfStyle w:val="000000100000" w:firstRow="0" w:lastRow="0" w:firstColumn="0" w:lastColumn="0" w:oddVBand="0" w:evenVBand="0" w:oddHBand="1" w:evenHBand="0" w:firstRowFirstColumn="0" w:firstRowLastColumn="0" w:lastRowFirstColumn="0" w:lastRowLastColumn="0"/>
+            </w:pPr>
             <w:r>
               <w:t xml:space="preserve">Plastic </w:t>
             </w:r>
@@ -5271,6 +7491,9 @@
             <w:tcW w:w="1369" w:type="dxa"/>
           </w:tcPr>
           <w:p>
+            <w:pPr>
+              <w:cnfStyle w:val="000000100000" w:firstRow="0" w:lastRow="0" w:firstColumn="0" w:lastColumn="0" w:oddVBand="0" w:evenVBand="0" w:oddHBand="1" w:evenHBand="0" w:firstRowFirstColumn="0" w:firstRowLastColumn="0" w:lastRowFirstColumn="0" w:lastRowLastColumn="0"/>
+            </w:pPr>
             <w:r>
               <w:t xml:space="preserve">Light-blue </w:t>
             </w:r>
@@ -5281,6 +7504,9 @@
             <w:tcW w:w="825" w:type="dxa"/>
           </w:tcPr>
           <w:p>
+            <w:pPr>
+              <w:cnfStyle w:val="000000100000" w:firstRow="0" w:lastRow="0" w:firstColumn="0" w:lastColumn="0" w:oddVBand="0" w:evenVBand="0" w:oddHBand="1" w:evenHBand="0" w:firstRowFirstColumn="0" w:firstRowLastColumn="0" w:lastRowFirstColumn="0" w:lastRowLastColumn="0"/>
+            </w:pPr>
             <w:r>
               <w:t>16</w:t>
             </w:r>
@@ -5290,19 +7516,30 @@
           <w:tcPr>
             <w:tcW w:w="912" w:type="dxa"/>
           </w:tcPr>
-          <w:p/>
+          <w:p>
+            <w:pPr>
+              <w:cnfStyle w:val="000000100000" w:firstRow="0" w:lastRow="0" w:firstColumn="0" w:lastColumn="0" w:oddVBand="0" w:evenVBand="0" w:oddHBand="1" w:evenHBand="0" w:firstRowFirstColumn="0" w:firstRowLastColumn="0" w:lastRowFirstColumn="0" w:lastRowLastColumn="0"/>
+            </w:pPr>
+          </w:p>
         </w:tc>
         <w:tc>
           <w:tcPr>
             <w:tcW w:w="910" w:type="dxa"/>
           </w:tcPr>
-          <w:p/>
+          <w:p>
+            <w:pPr>
+              <w:cnfStyle w:val="000000100000" w:firstRow="0" w:lastRow="0" w:firstColumn="0" w:lastColumn="0" w:oddVBand="0" w:evenVBand="0" w:oddHBand="1" w:evenHBand="0" w:firstRowFirstColumn="0" w:firstRowLastColumn="0" w:lastRowFirstColumn="0" w:lastRowLastColumn="0"/>
+            </w:pPr>
+          </w:p>
         </w:tc>
         <w:tc>
           <w:tcPr>
             <w:tcW w:w="1257" w:type="dxa"/>
           </w:tcPr>
           <w:p>
+            <w:pPr>
+              <w:cnfStyle w:val="000000100000" w:firstRow="0" w:lastRow="0" w:firstColumn="0" w:lastColumn="0" w:oddVBand="0" w:evenVBand="0" w:oddHBand="1" w:evenHBand="0" w:firstRowFirstColumn="0" w:firstRowLastColumn="0" w:lastRowFirstColumn="0" w:lastRowLastColumn="0"/>
+            </w:pPr>
             <w:r>
               <w:t>16</w:t>
             </w:r>
@@ -5312,12 +7549,17 @@
           <w:tcPr>
             <w:tcW w:w="762" w:type="dxa"/>
           </w:tcPr>
-          <w:p/>
+          <w:p>
+            <w:pPr>
+              <w:cnfStyle w:val="000000100000" w:firstRow="0" w:lastRow="0" w:firstColumn="0" w:lastColumn="0" w:oddVBand="0" w:evenVBand="0" w:oddHBand="1" w:evenHBand="0" w:firstRowFirstColumn="0" w:firstRowLastColumn="0" w:lastRowFirstColumn="0" w:lastRowLastColumn="0"/>
+            </w:pPr>
+          </w:p>
         </w:tc>
       </w:tr>
       <w:tr>
         <w:tc>
           <w:tcPr>
+            <w:cnfStyle w:val="001000000000" w:firstRow="0" w:lastRow="0" w:firstColumn="1" w:lastColumn="0" w:oddVBand="0" w:evenVBand="0" w:oddHBand="0" w:evenHBand="0" w:firstRowFirstColumn="0" w:firstRowLastColumn="0" w:lastRowFirstColumn="0" w:lastRowLastColumn="0"/>
             <w:tcW w:w="714" w:type="dxa"/>
           </w:tcPr>
           <w:p/>
@@ -5326,13 +7568,20 @@
           <w:tcPr>
             <w:tcW w:w="1786" w:type="dxa"/>
           </w:tcPr>
-          <w:p/>
+          <w:p>
+            <w:pPr>
+              <w:cnfStyle w:val="000000000000" w:firstRow="0" w:lastRow="0" w:firstColumn="0" w:lastColumn="0" w:oddVBand="0" w:evenVBand="0" w:oddHBand="0" w:evenHBand="0" w:firstRowFirstColumn="0" w:firstRowLastColumn="0" w:lastRowFirstColumn="0" w:lastRowLastColumn="0"/>
+            </w:pPr>
+          </w:p>
         </w:tc>
         <w:tc>
           <w:tcPr>
             <w:tcW w:w="1051" w:type="dxa"/>
           </w:tcPr>
           <w:p>
+            <w:pPr>
+              <w:cnfStyle w:val="000000000000" w:firstRow="0" w:lastRow="0" w:firstColumn="0" w:lastColumn="0" w:oddVBand="0" w:evenVBand="0" w:oddHBand="0" w:evenHBand="0" w:firstRowFirstColumn="0" w:firstRowLastColumn="0" w:lastRowFirstColumn="0" w:lastRowLastColumn="0"/>
+            </w:pPr>
             <w:r>
               <w:t xml:space="preserve">Office </w:t>
             </w:r>
@@ -5343,6 +7592,9 @@
             <w:tcW w:w="1369" w:type="dxa"/>
           </w:tcPr>
           <w:p>
+            <w:pPr>
+              <w:cnfStyle w:val="000000000000" w:firstRow="0" w:lastRow="0" w:firstColumn="0" w:lastColumn="0" w:oddVBand="0" w:evenVBand="0" w:oddHBand="0" w:evenHBand="0" w:firstRowFirstColumn="0" w:firstRowLastColumn="0" w:lastRowFirstColumn="0" w:lastRowLastColumn="0"/>
+            </w:pPr>
             <w:r>
               <w:t xml:space="preserve">Yellow </w:t>
             </w:r>
@@ -5353,6 +7605,9 @@
             <w:tcW w:w="825" w:type="dxa"/>
           </w:tcPr>
           <w:p>
+            <w:pPr>
+              <w:cnfStyle w:val="000000000000" w:firstRow="0" w:lastRow="0" w:firstColumn="0" w:lastColumn="0" w:oddVBand="0" w:evenVBand="0" w:oddHBand="0" w:evenHBand="0" w:firstRowFirstColumn="0" w:firstRowLastColumn="0" w:lastRowFirstColumn="0" w:lastRowLastColumn="0"/>
+            </w:pPr>
             <w:r>
               <w:t>2</w:t>
             </w:r>
@@ -5362,19 +7617,30 @@
           <w:tcPr>
             <w:tcW w:w="912" w:type="dxa"/>
           </w:tcPr>
-          <w:p/>
+          <w:p>
+            <w:pPr>
+              <w:cnfStyle w:val="000000000000" w:firstRow="0" w:lastRow="0" w:firstColumn="0" w:lastColumn="0" w:oddVBand="0" w:evenVBand="0" w:oddHBand="0" w:evenHBand="0" w:firstRowFirstColumn="0" w:firstRowLastColumn="0" w:lastRowFirstColumn="0" w:lastRowLastColumn="0"/>
+            </w:pPr>
+          </w:p>
         </w:tc>
         <w:tc>
           <w:tcPr>
             <w:tcW w:w="910" w:type="dxa"/>
           </w:tcPr>
-          <w:p/>
+          <w:p>
+            <w:pPr>
+              <w:cnfStyle w:val="000000000000" w:firstRow="0" w:lastRow="0" w:firstColumn="0" w:lastColumn="0" w:oddVBand="0" w:evenVBand="0" w:oddHBand="0" w:evenHBand="0" w:firstRowFirstColumn="0" w:firstRowLastColumn="0" w:lastRowFirstColumn="0" w:lastRowLastColumn="0"/>
+            </w:pPr>
+          </w:p>
         </w:tc>
         <w:tc>
           <w:tcPr>
             <w:tcW w:w="1257" w:type="dxa"/>
           </w:tcPr>
           <w:p>
+            <w:pPr>
+              <w:cnfStyle w:val="000000000000" w:firstRow="0" w:lastRow="0" w:firstColumn="0" w:lastColumn="0" w:oddVBand="0" w:evenVBand="0" w:oddHBand="0" w:evenHBand="0" w:firstRowFirstColumn="0" w:firstRowLastColumn="0" w:lastRowFirstColumn="0" w:lastRowLastColumn="0"/>
+            </w:pPr>
             <w:r>
               <w:t>2</w:t>
             </w:r>
@@ -5384,12 +7650,20 @@
           <w:tcPr>
             <w:tcW w:w="762" w:type="dxa"/>
           </w:tcPr>
-          <w:p/>
+          <w:p>
+            <w:pPr>
+              <w:cnfStyle w:val="000000000000" w:firstRow="0" w:lastRow="0" w:firstColumn="0" w:lastColumn="0" w:oddVBand="0" w:evenVBand="0" w:oddHBand="0" w:evenHBand="0" w:firstRowFirstColumn="0" w:firstRowLastColumn="0" w:lastRowFirstColumn="0" w:lastRowLastColumn="0"/>
+            </w:pPr>
+          </w:p>
         </w:tc>
       </w:tr>
       <w:tr>
-        <w:tc>
-          <w:tcPr>
+        <w:trPr>
+          <w:cnfStyle w:val="000000100000" w:firstRow="0" w:lastRow="0" w:firstColumn="0" w:lastColumn="0" w:oddVBand="0" w:evenVBand="0" w:oddHBand="1" w:evenHBand="0" w:firstRowFirstColumn="0" w:firstRowLastColumn="0" w:lastRowFirstColumn="0" w:lastRowLastColumn="0"/>
+        </w:trPr>
+        <w:tc>
+          <w:tcPr>
+            <w:cnfStyle w:val="001000000000" w:firstRow="0" w:lastRow="0" w:firstColumn="1" w:lastColumn="0" w:oddVBand="0" w:evenVBand="0" w:oddHBand="0" w:evenHBand="0" w:firstRowFirstColumn="0" w:firstRowLastColumn="0" w:lastRowFirstColumn="0" w:lastRowLastColumn="0"/>
             <w:tcW w:w="714" w:type="dxa"/>
           </w:tcPr>
           <w:p/>
@@ -5398,19 +7672,30 @@
           <w:tcPr>
             <w:tcW w:w="1786" w:type="dxa"/>
           </w:tcPr>
-          <w:p/>
+          <w:p>
+            <w:pPr>
+              <w:cnfStyle w:val="000000100000" w:firstRow="0" w:lastRow="0" w:firstColumn="0" w:lastColumn="0" w:oddVBand="0" w:evenVBand="0" w:oddHBand="1" w:evenHBand="0" w:firstRowFirstColumn="0" w:firstRowLastColumn="0" w:lastRowFirstColumn="0" w:lastRowLastColumn="0"/>
+            </w:pPr>
+          </w:p>
         </w:tc>
         <w:tc>
           <w:tcPr>
             <w:tcW w:w="1051" w:type="dxa"/>
           </w:tcPr>
-          <w:p/>
+          <w:p>
+            <w:pPr>
+              <w:cnfStyle w:val="000000100000" w:firstRow="0" w:lastRow="0" w:firstColumn="0" w:lastColumn="0" w:oddVBand="0" w:evenVBand="0" w:oddHBand="1" w:evenHBand="0" w:firstRowFirstColumn="0" w:firstRowLastColumn="0" w:lastRowFirstColumn="0" w:lastRowLastColumn="0"/>
+            </w:pPr>
+          </w:p>
         </w:tc>
         <w:tc>
           <w:tcPr>
             <w:tcW w:w="1369" w:type="dxa"/>
           </w:tcPr>
           <w:p>
+            <w:pPr>
+              <w:cnfStyle w:val="000000100000" w:firstRow="0" w:lastRow="0" w:firstColumn="0" w:lastColumn="0" w:oddVBand="0" w:evenVBand="0" w:oddHBand="1" w:evenHBand="0" w:firstRowFirstColumn="0" w:firstRowLastColumn="0" w:lastRowFirstColumn="0" w:lastRowLastColumn="0"/>
+            </w:pPr>
             <w:r>
               <w:t xml:space="preserve">Black </w:t>
             </w:r>
@@ -5421,6 +7706,9 @@
             <w:tcW w:w="825" w:type="dxa"/>
           </w:tcPr>
           <w:p>
+            <w:pPr>
+              <w:cnfStyle w:val="000000100000" w:firstRow="0" w:lastRow="0" w:firstColumn="0" w:lastColumn="0" w:oddVBand="0" w:evenVBand="0" w:oddHBand="1" w:evenHBand="0" w:firstRowFirstColumn="0" w:firstRowLastColumn="0" w:lastRowFirstColumn="0" w:lastRowLastColumn="0"/>
+            </w:pPr>
             <w:r>
               <w:t>2</w:t>
             </w:r>
@@ -5430,19 +7718,30 @@
           <w:tcPr>
             <w:tcW w:w="912" w:type="dxa"/>
           </w:tcPr>
-          <w:p/>
+          <w:p>
+            <w:pPr>
+              <w:cnfStyle w:val="000000100000" w:firstRow="0" w:lastRow="0" w:firstColumn="0" w:lastColumn="0" w:oddVBand="0" w:evenVBand="0" w:oddHBand="1" w:evenHBand="0" w:firstRowFirstColumn="0" w:firstRowLastColumn="0" w:lastRowFirstColumn="0" w:lastRowLastColumn="0"/>
+            </w:pPr>
+          </w:p>
         </w:tc>
         <w:tc>
           <w:tcPr>
             <w:tcW w:w="910" w:type="dxa"/>
           </w:tcPr>
-          <w:p/>
+          <w:p>
+            <w:pPr>
+              <w:cnfStyle w:val="000000100000" w:firstRow="0" w:lastRow="0" w:firstColumn="0" w:lastColumn="0" w:oddVBand="0" w:evenVBand="0" w:oddHBand="1" w:evenHBand="0" w:firstRowFirstColumn="0" w:firstRowLastColumn="0" w:lastRowFirstColumn="0" w:lastRowLastColumn="0"/>
+            </w:pPr>
+          </w:p>
         </w:tc>
         <w:tc>
           <w:tcPr>
             <w:tcW w:w="1257" w:type="dxa"/>
           </w:tcPr>
           <w:p>
+            <w:pPr>
+              <w:cnfStyle w:val="000000100000" w:firstRow="0" w:lastRow="0" w:firstColumn="0" w:lastColumn="0" w:oddVBand="0" w:evenVBand="0" w:oddHBand="1" w:evenHBand="0" w:firstRowFirstColumn="0" w:firstRowLastColumn="0" w:lastRowFirstColumn="0" w:lastRowLastColumn="0"/>
+            </w:pPr>
             <w:r>
               <w:t>2</w:t>
             </w:r>
@@ -5452,12 +7751,17 @@
           <w:tcPr>
             <w:tcW w:w="762" w:type="dxa"/>
           </w:tcPr>
-          <w:p/>
+          <w:p>
+            <w:pPr>
+              <w:cnfStyle w:val="000000100000" w:firstRow="0" w:lastRow="0" w:firstColumn="0" w:lastColumn="0" w:oddVBand="0" w:evenVBand="0" w:oddHBand="1" w:evenHBand="0" w:firstRowFirstColumn="0" w:firstRowLastColumn="0" w:lastRowFirstColumn="0" w:lastRowLastColumn="0"/>
+            </w:pPr>
+          </w:p>
         </w:tc>
       </w:tr>
       <w:tr>
         <w:tc>
           <w:tcPr>
+            <w:cnfStyle w:val="001000000000" w:firstRow="0" w:lastRow="0" w:firstColumn="1" w:lastColumn="0" w:oddVBand="0" w:evenVBand="0" w:oddHBand="0" w:evenHBand="0" w:firstRowFirstColumn="0" w:firstRowLastColumn="0" w:lastRowFirstColumn="0" w:lastRowLastColumn="0"/>
             <w:tcW w:w="714" w:type="dxa"/>
           </w:tcPr>
           <w:p/>
@@ -5466,13 +7770,20 @@
           <w:tcPr>
             <w:tcW w:w="1786" w:type="dxa"/>
           </w:tcPr>
-          <w:p/>
+          <w:p>
+            <w:pPr>
+              <w:cnfStyle w:val="000000000000" w:firstRow="0" w:lastRow="0" w:firstColumn="0" w:lastColumn="0" w:oddVBand="0" w:evenVBand="0" w:oddHBand="0" w:evenHBand="0" w:firstRowFirstColumn="0" w:firstRowLastColumn="0" w:lastRowFirstColumn="0" w:lastRowLastColumn="0"/>
+            </w:pPr>
+          </w:p>
         </w:tc>
         <w:tc>
           <w:tcPr>
             <w:tcW w:w="1051" w:type="dxa"/>
           </w:tcPr>
           <w:p>
+            <w:pPr>
+              <w:cnfStyle w:val="000000000000" w:firstRow="0" w:lastRow="0" w:firstColumn="0" w:lastColumn="0" w:oddVBand="0" w:evenVBand="0" w:oddHBand="0" w:evenHBand="0" w:firstRowFirstColumn="0" w:firstRowLastColumn="0" w:lastRowFirstColumn="0" w:lastRowLastColumn="0"/>
+            </w:pPr>
             <w:r>
               <w:t xml:space="preserve">Waiting </w:t>
             </w:r>
@@ -5483,6 +7794,9 @@
             <w:tcW w:w="1369" w:type="dxa"/>
           </w:tcPr>
           <w:p>
+            <w:pPr>
+              <w:cnfStyle w:val="000000000000" w:firstRow="0" w:lastRow="0" w:firstColumn="0" w:lastColumn="0" w:oddVBand="0" w:evenVBand="0" w:oddHBand="0" w:evenHBand="0" w:firstRowFirstColumn="0" w:firstRowLastColumn="0" w:lastRowFirstColumn="0" w:lastRowLastColumn="0"/>
+            </w:pPr>
             <w:r>
               <w:t xml:space="preserve">Maroon </w:t>
             </w:r>
@@ -5493,6 +7807,9 @@
             <w:tcW w:w="825" w:type="dxa"/>
           </w:tcPr>
           <w:p>
+            <w:pPr>
+              <w:cnfStyle w:val="000000000000" w:firstRow="0" w:lastRow="0" w:firstColumn="0" w:lastColumn="0" w:oddVBand="0" w:evenVBand="0" w:oddHBand="0" w:evenHBand="0" w:firstRowFirstColumn="0" w:firstRowLastColumn="0" w:lastRowFirstColumn="0" w:lastRowLastColumn="0"/>
+            </w:pPr>
             <w:r>
               <w:t>2</w:t>
             </w:r>
@@ -5502,19 +7819,30 @@
           <w:tcPr>
             <w:tcW w:w="912" w:type="dxa"/>
           </w:tcPr>
-          <w:p/>
+          <w:p>
+            <w:pPr>
+              <w:cnfStyle w:val="000000000000" w:firstRow="0" w:lastRow="0" w:firstColumn="0" w:lastColumn="0" w:oddVBand="0" w:evenVBand="0" w:oddHBand="0" w:evenHBand="0" w:firstRowFirstColumn="0" w:firstRowLastColumn="0" w:lastRowFirstColumn="0" w:lastRowLastColumn="0"/>
+            </w:pPr>
+          </w:p>
         </w:tc>
         <w:tc>
           <w:tcPr>
             <w:tcW w:w="910" w:type="dxa"/>
           </w:tcPr>
-          <w:p/>
+          <w:p>
+            <w:pPr>
+              <w:cnfStyle w:val="000000000000" w:firstRow="0" w:lastRow="0" w:firstColumn="0" w:lastColumn="0" w:oddVBand="0" w:evenVBand="0" w:oddHBand="0" w:evenHBand="0" w:firstRowFirstColumn="0" w:firstRowLastColumn="0" w:lastRowFirstColumn="0" w:lastRowLastColumn="0"/>
+            </w:pPr>
+          </w:p>
         </w:tc>
         <w:tc>
           <w:tcPr>
             <w:tcW w:w="1257" w:type="dxa"/>
           </w:tcPr>
           <w:p>
+            <w:pPr>
+              <w:cnfStyle w:val="000000000000" w:firstRow="0" w:lastRow="0" w:firstColumn="0" w:lastColumn="0" w:oddVBand="0" w:evenVBand="0" w:oddHBand="0" w:evenHBand="0" w:firstRowFirstColumn="0" w:firstRowLastColumn="0" w:lastRowFirstColumn="0" w:lastRowLastColumn="0"/>
+            </w:pPr>
             <w:r>
               <w:t>2</w:t>
             </w:r>
@@ -5524,12 +7852,20 @@
           <w:tcPr>
             <w:tcW w:w="762" w:type="dxa"/>
           </w:tcPr>
-          <w:p/>
+          <w:p>
+            <w:pPr>
+              <w:cnfStyle w:val="000000000000" w:firstRow="0" w:lastRow="0" w:firstColumn="0" w:lastColumn="0" w:oddVBand="0" w:evenVBand="0" w:oddHBand="0" w:evenHBand="0" w:firstRowFirstColumn="0" w:firstRowLastColumn="0" w:lastRowFirstColumn="0" w:lastRowLastColumn="0"/>
+            </w:pPr>
+          </w:p>
         </w:tc>
       </w:tr>
       <w:tr>
-        <w:tc>
-          <w:tcPr>
+        <w:trPr>
+          <w:cnfStyle w:val="000000100000" w:firstRow="0" w:lastRow="0" w:firstColumn="0" w:lastColumn="0" w:oddVBand="0" w:evenVBand="0" w:oddHBand="1" w:evenHBand="0" w:firstRowFirstColumn="0" w:firstRowLastColumn="0" w:lastRowFirstColumn="0" w:lastRowLastColumn="0"/>
+        </w:trPr>
+        <w:tc>
+          <w:tcPr>
+            <w:cnfStyle w:val="001000000000" w:firstRow="0" w:lastRow="0" w:firstColumn="1" w:lastColumn="0" w:oddVBand="0" w:evenVBand="0" w:oddHBand="0" w:evenHBand="0" w:firstRowFirstColumn="0" w:firstRowLastColumn="0" w:lastRowFirstColumn="0" w:lastRowLastColumn="0"/>
             <w:tcW w:w="714" w:type="dxa"/>
           </w:tcPr>
           <w:p/>
@@ -5538,13 +7874,20 @@
           <w:tcPr>
             <w:tcW w:w="1786" w:type="dxa"/>
           </w:tcPr>
-          <w:p/>
+          <w:p>
+            <w:pPr>
+              <w:cnfStyle w:val="000000100000" w:firstRow="0" w:lastRow="0" w:firstColumn="0" w:lastColumn="0" w:oddVBand="0" w:evenVBand="0" w:oddHBand="1" w:evenHBand="0" w:firstRowFirstColumn="0" w:firstRowLastColumn="0" w:lastRowFirstColumn="0" w:lastRowLastColumn="0"/>
+            </w:pPr>
+          </w:p>
         </w:tc>
         <w:tc>
           <w:tcPr>
             <w:tcW w:w="1051" w:type="dxa"/>
           </w:tcPr>
           <w:p>
+            <w:pPr>
+              <w:cnfStyle w:val="000000100000" w:firstRow="0" w:lastRow="0" w:firstColumn="0" w:lastColumn="0" w:oddVBand="0" w:evenVBand="0" w:oddHBand="1" w:evenHBand="0" w:firstRowFirstColumn="0" w:firstRowLastColumn="0" w:lastRowFirstColumn="0" w:lastRowLastColumn="0"/>
+            </w:pPr>
             <w:r>
               <w:t xml:space="preserve">Resting </w:t>
             </w:r>
@@ -5555,6 +7898,9 @@
             <w:tcW w:w="1369" w:type="dxa"/>
           </w:tcPr>
           <w:p>
+            <w:pPr>
+              <w:cnfStyle w:val="000000100000" w:firstRow="0" w:lastRow="0" w:firstColumn="0" w:lastColumn="0" w:oddVBand="0" w:evenVBand="0" w:oddHBand="1" w:evenHBand="0" w:firstRowFirstColumn="0" w:firstRowLastColumn="0" w:lastRowFirstColumn="0" w:lastRowLastColumn="0"/>
+            </w:pPr>
             <w:r>
               <w:t xml:space="preserve">Black </w:t>
             </w:r>
@@ -5565,6 +7911,9 @@
             <w:tcW w:w="825" w:type="dxa"/>
           </w:tcPr>
           <w:p>
+            <w:pPr>
+              <w:cnfStyle w:val="000000100000" w:firstRow="0" w:lastRow="0" w:firstColumn="0" w:lastColumn="0" w:oddVBand="0" w:evenVBand="0" w:oddHBand="1" w:evenHBand="0" w:firstRowFirstColumn="0" w:firstRowLastColumn="0" w:lastRowFirstColumn="0" w:lastRowLastColumn="0"/>
+            </w:pPr>
             <w:r>
               <w:t>2</w:t>
             </w:r>
@@ -5574,19 +7923,30 @@
           <w:tcPr>
             <w:tcW w:w="912" w:type="dxa"/>
           </w:tcPr>
-          <w:p/>
+          <w:p>
+            <w:pPr>
+              <w:cnfStyle w:val="000000100000" w:firstRow="0" w:lastRow="0" w:firstColumn="0" w:lastColumn="0" w:oddVBand="0" w:evenVBand="0" w:oddHBand="1" w:evenHBand="0" w:firstRowFirstColumn="0" w:firstRowLastColumn="0" w:lastRowFirstColumn="0" w:lastRowLastColumn="0"/>
+            </w:pPr>
+          </w:p>
         </w:tc>
         <w:tc>
           <w:tcPr>
             <w:tcW w:w="910" w:type="dxa"/>
           </w:tcPr>
-          <w:p/>
+          <w:p>
+            <w:pPr>
+              <w:cnfStyle w:val="000000100000" w:firstRow="0" w:lastRow="0" w:firstColumn="0" w:lastColumn="0" w:oddVBand="0" w:evenVBand="0" w:oddHBand="1" w:evenHBand="0" w:firstRowFirstColumn="0" w:firstRowLastColumn="0" w:lastRowFirstColumn="0" w:lastRowLastColumn="0"/>
+            </w:pPr>
+          </w:p>
         </w:tc>
         <w:tc>
           <w:tcPr>
             <w:tcW w:w="1257" w:type="dxa"/>
           </w:tcPr>
           <w:p>
+            <w:pPr>
+              <w:cnfStyle w:val="000000100000" w:firstRow="0" w:lastRow="0" w:firstColumn="0" w:lastColumn="0" w:oddVBand="0" w:evenVBand="0" w:oddHBand="1" w:evenHBand="0" w:firstRowFirstColumn="0" w:firstRowLastColumn="0" w:lastRowFirstColumn="0" w:lastRowLastColumn="0"/>
+            </w:pPr>
             <w:r>
               <w:t>2</w:t>
             </w:r>
@@ -5596,12 +7956,17 @@
           <w:tcPr>
             <w:tcW w:w="762" w:type="dxa"/>
           </w:tcPr>
-          <w:p/>
+          <w:p>
+            <w:pPr>
+              <w:cnfStyle w:val="000000100000" w:firstRow="0" w:lastRow="0" w:firstColumn="0" w:lastColumn="0" w:oddVBand="0" w:evenVBand="0" w:oddHBand="1" w:evenHBand="0" w:firstRowFirstColumn="0" w:firstRowLastColumn="0" w:lastRowFirstColumn="0" w:lastRowLastColumn="0"/>
+            </w:pPr>
+          </w:p>
         </w:tc>
       </w:tr>
       <w:tr>
         <w:tc>
           <w:tcPr>
+            <w:cnfStyle w:val="001000000000" w:firstRow="0" w:lastRow="0" w:firstColumn="1" w:lastColumn="0" w:oddVBand="0" w:evenVBand="0" w:oddHBand="0" w:evenHBand="0" w:firstRowFirstColumn="0" w:firstRowLastColumn="0" w:lastRowFirstColumn="0" w:lastRowLastColumn="0"/>
             <w:tcW w:w="714" w:type="dxa"/>
           </w:tcPr>
           <w:p/>
@@ -5611,6 +7976,9 @@
             <w:tcW w:w="1786" w:type="dxa"/>
           </w:tcPr>
           <w:p>
+            <w:pPr>
+              <w:cnfStyle w:val="000000000000" w:firstRow="0" w:lastRow="0" w:firstColumn="0" w:lastColumn="0" w:oddVBand="0" w:evenVBand="0" w:oddHBand="0" w:evenHBand="0" w:firstRowFirstColumn="0" w:firstRowLastColumn="0" w:lastRowFirstColumn="0" w:lastRowLastColumn="0"/>
+            </w:pPr>
             <w:r>
               <w:t xml:space="preserve">Bucket </w:t>
             </w:r>
@@ -5621,6 +7989,9 @@
             <w:tcW w:w="1051" w:type="dxa"/>
           </w:tcPr>
           <w:p>
+            <w:pPr>
+              <w:cnfStyle w:val="000000000000" w:firstRow="0" w:lastRow="0" w:firstColumn="0" w:lastColumn="0" w:oddVBand="0" w:evenVBand="0" w:oddHBand="0" w:evenHBand="0" w:firstRowFirstColumn="0" w:firstRowLastColumn="0" w:lastRowFirstColumn="0" w:lastRowLastColumn="0"/>
+            </w:pPr>
             <w:r>
               <w:t xml:space="preserve">Domestic </w:t>
             </w:r>
@@ -5631,6 +8002,9 @@
             <w:tcW w:w="1369" w:type="dxa"/>
           </w:tcPr>
           <w:p>
+            <w:pPr>
+              <w:cnfStyle w:val="000000000000" w:firstRow="0" w:lastRow="0" w:firstColumn="0" w:lastColumn="0" w:oddVBand="0" w:evenVBand="0" w:oddHBand="0" w:evenHBand="0" w:firstRowFirstColumn="0" w:firstRowLastColumn="0" w:lastRowFirstColumn="0" w:lastRowLastColumn="0"/>
+            </w:pPr>
             <w:r>
               <w:t xml:space="preserve">Light blue </w:t>
             </w:r>
@@ -5641,6 +8015,9 @@
             <w:tcW w:w="825" w:type="dxa"/>
           </w:tcPr>
           <w:p>
+            <w:pPr>
+              <w:cnfStyle w:val="000000000000" w:firstRow="0" w:lastRow="0" w:firstColumn="0" w:lastColumn="0" w:oddVBand="0" w:evenVBand="0" w:oddHBand="0" w:evenHBand="0" w:firstRowFirstColumn="0" w:firstRowLastColumn="0" w:lastRowFirstColumn="0" w:lastRowLastColumn="0"/>
+            </w:pPr>
             <w:r>
               <w:t>2</w:t>
             </w:r>
@@ -5650,19 +8027,30 @@
           <w:tcPr>
             <w:tcW w:w="912" w:type="dxa"/>
           </w:tcPr>
-          <w:p/>
+          <w:p>
+            <w:pPr>
+              <w:cnfStyle w:val="000000000000" w:firstRow="0" w:lastRow="0" w:firstColumn="0" w:lastColumn="0" w:oddVBand="0" w:evenVBand="0" w:oddHBand="0" w:evenHBand="0" w:firstRowFirstColumn="0" w:firstRowLastColumn="0" w:lastRowFirstColumn="0" w:lastRowLastColumn="0"/>
+            </w:pPr>
+          </w:p>
         </w:tc>
         <w:tc>
           <w:tcPr>
             <w:tcW w:w="910" w:type="dxa"/>
           </w:tcPr>
-          <w:p/>
+          <w:p>
+            <w:pPr>
+              <w:cnfStyle w:val="000000000000" w:firstRow="0" w:lastRow="0" w:firstColumn="0" w:lastColumn="0" w:oddVBand="0" w:evenVBand="0" w:oddHBand="0" w:evenHBand="0" w:firstRowFirstColumn="0" w:firstRowLastColumn="0" w:lastRowFirstColumn="0" w:lastRowLastColumn="0"/>
+            </w:pPr>
+          </w:p>
         </w:tc>
         <w:tc>
           <w:tcPr>
             <w:tcW w:w="1257" w:type="dxa"/>
           </w:tcPr>
           <w:p>
+            <w:pPr>
+              <w:cnfStyle w:val="000000000000" w:firstRow="0" w:lastRow="0" w:firstColumn="0" w:lastColumn="0" w:oddVBand="0" w:evenVBand="0" w:oddHBand="0" w:evenHBand="0" w:firstRowFirstColumn="0" w:firstRowLastColumn="0" w:lastRowFirstColumn="0" w:lastRowLastColumn="0"/>
+            </w:pPr>
             <w:r>
               <w:t>2</w:t>
             </w:r>
@@ -5672,12 +8060,20 @@
           <w:tcPr>
             <w:tcW w:w="762" w:type="dxa"/>
           </w:tcPr>
-          <w:p/>
+          <w:p>
+            <w:pPr>
+              <w:cnfStyle w:val="000000000000" w:firstRow="0" w:lastRow="0" w:firstColumn="0" w:lastColumn="0" w:oddVBand="0" w:evenVBand="0" w:oddHBand="0" w:evenHBand="0" w:firstRowFirstColumn="0" w:firstRowLastColumn="0" w:lastRowFirstColumn="0" w:lastRowLastColumn="0"/>
+            </w:pPr>
+          </w:p>
         </w:tc>
       </w:tr>
       <w:tr>
-        <w:tc>
-          <w:tcPr>
+        <w:trPr>
+          <w:cnfStyle w:val="000000100000" w:firstRow="0" w:lastRow="0" w:firstColumn="0" w:lastColumn="0" w:oddVBand="0" w:evenVBand="0" w:oddHBand="1" w:evenHBand="0" w:firstRowFirstColumn="0" w:firstRowLastColumn="0" w:lastRowFirstColumn="0" w:lastRowLastColumn="0"/>
+        </w:trPr>
+        <w:tc>
+          <w:tcPr>
+            <w:cnfStyle w:val="001000000000" w:firstRow="0" w:lastRow="0" w:firstColumn="1" w:lastColumn="0" w:oddVBand="0" w:evenVBand="0" w:oddHBand="0" w:evenHBand="0" w:firstRowFirstColumn="0" w:firstRowLastColumn="0" w:lastRowFirstColumn="0" w:lastRowLastColumn="0"/>
             <w:tcW w:w="714" w:type="dxa"/>
           </w:tcPr>
           <w:p/>
@@ -5686,13 +8082,20 @@
           <w:tcPr>
             <w:tcW w:w="1786" w:type="dxa"/>
           </w:tcPr>
-          <w:p/>
+          <w:p>
+            <w:pPr>
+              <w:cnfStyle w:val="000000100000" w:firstRow="0" w:lastRow="0" w:firstColumn="0" w:lastColumn="0" w:oddVBand="0" w:evenVBand="0" w:oddHBand="1" w:evenHBand="0" w:firstRowFirstColumn="0" w:firstRowLastColumn="0" w:lastRowFirstColumn="0" w:lastRowLastColumn="0"/>
+            </w:pPr>
+          </w:p>
         </w:tc>
         <w:tc>
           <w:tcPr>
             <w:tcW w:w="1051" w:type="dxa"/>
           </w:tcPr>
           <w:p>
+            <w:pPr>
+              <w:cnfStyle w:val="000000100000" w:firstRow="0" w:lastRow="0" w:firstColumn="0" w:lastColumn="0" w:oddVBand="0" w:evenVBand="0" w:oddHBand="1" w:evenHBand="0" w:firstRowFirstColumn="0" w:firstRowLastColumn="0" w:lastRowFirstColumn="0" w:lastRowLastColumn="0"/>
+            </w:pPr>
             <w:r>
               <w:t xml:space="preserve">Moping </w:t>
             </w:r>
@@ -5703,6 +8106,9 @@
             <w:tcW w:w="1369" w:type="dxa"/>
           </w:tcPr>
           <w:p>
+            <w:pPr>
+              <w:cnfStyle w:val="000000100000" w:firstRow="0" w:lastRow="0" w:firstColumn="0" w:lastColumn="0" w:oddVBand="0" w:evenVBand="0" w:oddHBand="1" w:evenHBand="0" w:firstRowFirstColumn="0" w:firstRowLastColumn="0" w:lastRowFirstColumn="0" w:lastRowLastColumn="0"/>
+            </w:pPr>
             <w:r>
               <w:t xml:space="preserve">Blue </w:t>
             </w:r>
@@ -5713,6 +8119,9 @@
             <w:tcW w:w="825" w:type="dxa"/>
           </w:tcPr>
           <w:p>
+            <w:pPr>
+              <w:cnfStyle w:val="000000100000" w:firstRow="0" w:lastRow="0" w:firstColumn="0" w:lastColumn="0" w:oddVBand="0" w:evenVBand="0" w:oddHBand="1" w:evenHBand="0" w:firstRowFirstColumn="0" w:firstRowLastColumn="0" w:lastRowFirstColumn="0" w:lastRowLastColumn="0"/>
+            </w:pPr>
             <w:r>
               <w:t>1</w:t>
             </w:r>
@@ -5722,19 +8131,30 @@
           <w:tcPr>
             <w:tcW w:w="912" w:type="dxa"/>
           </w:tcPr>
-          <w:p/>
+          <w:p>
+            <w:pPr>
+              <w:cnfStyle w:val="000000100000" w:firstRow="0" w:lastRow="0" w:firstColumn="0" w:lastColumn="0" w:oddVBand="0" w:evenVBand="0" w:oddHBand="1" w:evenHBand="0" w:firstRowFirstColumn="0" w:firstRowLastColumn="0" w:lastRowFirstColumn="0" w:lastRowLastColumn="0"/>
+            </w:pPr>
+          </w:p>
         </w:tc>
         <w:tc>
           <w:tcPr>
             <w:tcW w:w="910" w:type="dxa"/>
           </w:tcPr>
-          <w:p/>
+          <w:p>
+            <w:pPr>
+              <w:cnfStyle w:val="000000100000" w:firstRow="0" w:lastRow="0" w:firstColumn="0" w:lastColumn="0" w:oddVBand="0" w:evenVBand="0" w:oddHBand="1" w:evenHBand="0" w:firstRowFirstColumn="0" w:firstRowLastColumn="0" w:lastRowFirstColumn="0" w:lastRowLastColumn="0"/>
+            </w:pPr>
+          </w:p>
         </w:tc>
         <w:tc>
           <w:tcPr>
             <w:tcW w:w="1257" w:type="dxa"/>
           </w:tcPr>
           <w:p>
+            <w:pPr>
+              <w:cnfStyle w:val="000000100000" w:firstRow="0" w:lastRow="0" w:firstColumn="0" w:lastColumn="0" w:oddVBand="0" w:evenVBand="0" w:oddHBand="1" w:evenHBand="0" w:firstRowFirstColumn="0" w:firstRowLastColumn="0" w:lastRowFirstColumn="0" w:lastRowLastColumn="0"/>
+            </w:pPr>
             <w:r>
               <w:t>1</w:t>
             </w:r>
@@ -5744,12 +8164,17 @@
           <w:tcPr>
             <w:tcW w:w="762" w:type="dxa"/>
           </w:tcPr>
-          <w:p/>
+          <w:p>
+            <w:pPr>
+              <w:cnfStyle w:val="000000100000" w:firstRow="0" w:lastRow="0" w:firstColumn="0" w:lastColumn="0" w:oddVBand="0" w:evenVBand="0" w:oddHBand="1" w:evenHBand="0" w:firstRowFirstColumn="0" w:firstRowLastColumn="0" w:lastRowFirstColumn="0" w:lastRowLastColumn="0"/>
+            </w:pPr>
+          </w:p>
         </w:tc>
       </w:tr>
       <w:tr>
         <w:tc>
           <w:tcPr>
+            <w:cnfStyle w:val="001000000000" w:firstRow="0" w:lastRow="0" w:firstColumn="1" w:lastColumn="0" w:oddVBand="0" w:evenVBand="0" w:oddHBand="0" w:evenHBand="0" w:firstRowFirstColumn="0" w:firstRowLastColumn="0" w:lastRowFirstColumn="0" w:lastRowLastColumn="0"/>
             <w:tcW w:w="714" w:type="dxa"/>
           </w:tcPr>
           <w:p/>
@@ -5759,56 +8184,89 @@
             <w:tcW w:w="1786" w:type="dxa"/>
           </w:tcPr>
           <w:p>
-            <w:bookmarkStart w:id="0" w:name="_GoBack"/>
-            <w:bookmarkEnd w:id="0"/>
+            <w:pPr>
+              <w:cnfStyle w:val="000000000000" w:firstRow="0" w:lastRow="0" w:firstColumn="0" w:lastColumn="0" w:oddVBand="0" w:evenVBand="0" w:oddHBand="0" w:evenHBand="0" w:firstRowFirstColumn="0" w:firstRowLastColumn="0" w:lastRowFirstColumn="0" w:lastRowLastColumn="0"/>
+            </w:pPr>
           </w:p>
         </w:tc>
         <w:tc>
           <w:tcPr>
             <w:tcW w:w="1051" w:type="dxa"/>
           </w:tcPr>
-          <w:p/>
+          <w:p>
+            <w:pPr>
+              <w:cnfStyle w:val="000000000000" w:firstRow="0" w:lastRow="0" w:firstColumn="0" w:lastColumn="0" w:oddVBand="0" w:evenVBand="0" w:oddHBand="0" w:evenHBand="0" w:firstRowFirstColumn="0" w:firstRowLastColumn="0" w:lastRowFirstColumn="0" w:lastRowLastColumn="0"/>
+            </w:pPr>
+          </w:p>
         </w:tc>
         <w:tc>
           <w:tcPr>
             <w:tcW w:w="1369" w:type="dxa"/>
           </w:tcPr>
-          <w:p/>
+          <w:p>
+            <w:pPr>
+              <w:cnfStyle w:val="000000000000" w:firstRow="0" w:lastRow="0" w:firstColumn="0" w:lastColumn="0" w:oddVBand="0" w:evenVBand="0" w:oddHBand="0" w:evenHBand="0" w:firstRowFirstColumn="0" w:firstRowLastColumn="0" w:lastRowFirstColumn="0" w:lastRowLastColumn="0"/>
+            </w:pPr>
+          </w:p>
         </w:tc>
         <w:tc>
           <w:tcPr>
             <w:tcW w:w="825" w:type="dxa"/>
           </w:tcPr>
-          <w:p/>
+          <w:p>
+            <w:pPr>
+              <w:cnfStyle w:val="000000000000" w:firstRow="0" w:lastRow="0" w:firstColumn="0" w:lastColumn="0" w:oddVBand="0" w:evenVBand="0" w:oddHBand="0" w:evenHBand="0" w:firstRowFirstColumn="0" w:firstRowLastColumn="0" w:lastRowFirstColumn="0" w:lastRowLastColumn="0"/>
+            </w:pPr>
+          </w:p>
         </w:tc>
         <w:tc>
           <w:tcPr>
             <w:tcW w:w="912" w:type="dxa"/>
           </w:tcPr>
-          <w:p/>
+          <w:p>
+            <w:pPr>
+              <w:cnfStyle w:val="000000000000" w:firstRow="0" w:lastRow="0" w:firstColumn="0" w:lastColumn="0" w:oddVBand="0" w:evenVBand="0" w:oddHBand="0" w:evenHBand="0" w:firstRowFirstColumn="0" w:firstRowLastColumn="0" w:lastRowFirstColumn="0" w:lastRowLastColumn="0"/>
+            </w:pPr>
+          </w:p>
         </w:tc>
         <w:tc>
           <w:tcPr>
             <w:tcW w:w="910" w:type="dxa"/>
           </w:tcPr>
-          <w:p/>
+          <w:p>
+            <w:pPr>
+              <w:cnfStyle w:val="000000000000" w:firstRow="0" w:lastRow="0" w:firstColumn="0" w:lastColumn="0" w:oddVBand="0" w:evenVBand="0" w:oddHBand="0" w:evenHBand="0" w:firstRowFirstColumn="0" w:firstRowLastColumn="0" w:lastRowFirstColumn="0" w:lastRowLastColumn="0"/>
+            </w:pPr>
+          </w:p>
         </w:tc>
         <w:tc>
           <w:tcPr>
             <w:tcW w:w="1257" w:type="dxa"/>
           </w:tcPr>
-          <w:p/>
+          <w:p>
+            <w:pPr>
+              <w:cnfStyle w:val="000000000000" w:firstRow="0" w:lastRow="0" w:firstColumn="0" w:lastColumn="0" w:oddVBand="0" w:evenVBand="0" w:oddHBand="0" w:evenHBand="0" w:firstRowFirstColumn="0" w:firstRowLastColumn="0" w:lastRowFirstColumn="0" w:lastRowLastColumn="0"/>
+            </w:pPr>
+          </w:p>
         </w:tc>
         <w:tc>
           <w:tcPr>
             <w:tcW w:w="762" w:type="dxa"/>
           </w:tcPr>
-          <w:p/>
+          <w:p>
+            <w:pPr>
+              <w:cnfStyle w:val="000000000000" w:firstRow="0" w:lastRow="0" w:firstColumn="0" w:lastColumn="0" w:oddVBand="0" w:evenVBand="0" w:oddHBand="0" w:evenHBand="0" w:firstRowFirstColumn="0" w:firstRowLastColumn="0" w:lastRowFirstColumn="0" w:lastRowLastColumn="0"/>
+            </w:pPr>
+          </w:p>
         </w:tc>
       </w:tr>
       <w:tr>
-        <w:tc>
-          <w:tcPr>
+        <w:trPr>
+          <w:cnfStyle w:val="000000100000" w:firstRow="0" w:lastRow="0" w:firstColumn="0" w:lastColumn="0" w:oddVBand="0" w:evenVBand="0" w:oddHBand="1" w:evenHBand="0" w:firstRowFirstColumn="0" w:firstRowLastColumn="0" w:lastRowFirstColumn="0" w:lastRowLastColumn="0"/>
+        </w:trPr>
+        <w:tc>
+          <w:tcPr>
+            <w:cnfStyle w:val="001000000000" w:firstRow="0" w:lastRow="0" w:firstColumn="1" w:lastColumn="0" w:oddVBand="0" w:evenVBand="0" w:oddHBand="0" w:evenHBand="0" w:firstRowFirstColumn="0" w:firstRowLastColumn="0" w:lastRowFirstColumn="0" w:lastRowLastColumn="0"/>
             <w:tcW w:w="714" w:type="dxa"/>
           </w:tcPr>
           <w:p/>
@@ -5817,54 +8275,87 @@
           <w:tcPr>
             <w:tcW w:w="1786" w:type="dxa"/>
           </w:tcPr>
-          <w:p/>
+          <w:p>
+            <w:pPr>
+              <w:cnfStyle w:val="000000100000" w:firstRow="0" w:lastRow="0" w:firstColumn="0" w:lastColumn="0" w:oddVBand="0" w:evenVBand="0" w:oddHBand="1" w:evenHBand="0" w:firstRowFirstColumn="0" w:firstRowLastColumn="0" w:lastRowFirstColumn="0" w:lastRowLastColumn="0"/>
+            </w:pPr>
+          </w:p>
         </w:tc>
         <w:tc>
           <w:tcPr>
             <w:tcW w:w="1051" w:type="dxa"/>
           </w:tcPr>
-          <w:p/>
+          <w:p>
+            <w:pPr>
+              <w:cnfStyle w:val="000000100000" w:firstRow="0" w:lastRow="0" w:firstColumn="0" w:lastColumn="0" w:oddVBand="0" w:evenVBand="0" w:oddHBand="1" w:evenHBand="0" w:firstRowFirstColumn="0" w:firstRowLastColumn="0" w:lastRowFirstColumn="0" w:lastRowLastColumn="0"/>
+            </w:pPr>
+          </w:p>
         </w:tc>
         <w:tc>
           <w:tcPr>
             <w:tcW w:w="1369" w:type="dxa"/>
           </w:tcPr>
-          <w:p/>
+          <w:p>
+            <w:pPr>
+              <w:cnfStyle w:val="000000100000" w:firstRow="0" w:lastRow="0" w:firstColumn="0" w:lastColumn="0" w:oddVBand="0" w:evenVBand="0" w:oddHBand="1" w:evenHBand="0" w:firstRowFirstColumn="0" w:firstRowLastColumn="0" w:lastRowFirstColumn="0" w:lastRowLastColumn="0"/>
+            </w:pPr>
+          </w:p>
         </w:tc>
         <w:tc>
           <w:tcPr>
             <w:tcW w:w="825" w:type="dxa"/>
           </w:tcPr>
-          <w:p/>
+          <w:p>
+            <w:pPr>
+              <w:cnfStyle w:val="000000100000" w:firstRow="0" w:lastRow="0" w:firstColumn="0" w:lastColumn="0" w:oddVBand="0" w:evenVBand="0" w:oddHBand="1" w:evenHBand="0" w:firstRowFirstColumn="0" w:firstRowLastColumn="0" w:lastRowFirstColumn="0" w:lastRowLastColumn="0"/>
+            </w:pPr>
+          </w:p>
         </w:tc>
         <w:tc>
           <w:tcPr>
             <w:tcW w:w="912" w:type="dxa"/>
           </w:tcPr>
-          <w:p/>
+          <w:p>
+            <w:pPr>
+              <w:cnfStyle w:val="000000100000" w:firstRow="0" w:lastRow="0" w:firstColumn="0" w:lastColumn="0" w:oddVBand="0" w:evenVBand="0" w:oddHBand="1" w:evenHBand="0" w:firstRowFirstColumn="0" w:firstRowLastColumn="0" w:lastRowFirstColumn="0" w:lastRowLastColumn="0"/>
+            </w:pPr>
+          </w:p>
         </w:tc>
         <w:tc>
           <w:tcPr>
             <w:tcW w:w="910" w:type="dxa"/>
           </w:tcPr>
-          <w:p/>
+          <w:p>
+            <w:pPr>
+              <w:cnfStyle w:val="000000100000" w:firstRow="0" w:lastRow="0" w:firstColumn="0" w:lastColumn="0" w:oddVBand="0" w:evenVBand="0" w:oddHBand="1" w:evenHBand="0" w:firstRowFirstColumn="0" w:firstRowLastColumn="0" w:lastRowFirstColumn="0" w:lastRowLastColumn="0"/>
+            </w:pPr>
+          </w:p>
         </w:tc>
         <w:tc>
           <w:tcPr>
             <w:tcW w:w="1257" w:type="dxa"/>
           </w:tcPr>
-          <w:p/>
+          <w:p>
+            <w:pPr>
+              <w:cnfStyle w:val="000000100000" w:firstRow="0" w:lastRow="0" w:firstColumn="0" w:lastColumn="0" w:oddVBand="0" w:evenVBand="0" w:oddHBand="1" w:evenHBand="0" w:firstRowFirstColumn="0" w:firstRowLastColumn="0" w:lastRowFirstColumn="0" w:lastRowLastColumn="0"/>
+            </w:pPr>
+          </w:p>
         </w:tc>
         <w:tc>
           <w:tcPr>
             <w:tcW w:w="762" w:type="dxa"/>
           </w:tcPr>
-          <w:p/>
+          <w:p>
+            <w:pPr>
+              <w:cnfStyle w:val="000000100000" w:firstRow="0" w:lastRow="0" w:firstColumn="0" w:lastColumn="0" w:oddVBand="0" w:evenVBand="0" w:oddHBand="1" w:evenHBand="0" w:firstRowFirstColumn="0" w:firstRowLastColumn="0" w:lastRowFirstColumn="0" w:lastRowLastColumn="0"/>
+            </w:pPr>
+          </w:p>
         </w:tc>
       </w:tr>
       <w:tr>
         <w:tc>
           <w:tcPr>
+            <w:cnfStyle w:val="001000000000" w:firstRow="0" w:lastRow="0" w:firstColumn="1" w:lastColumn="0" w:oddVBand="0" w:evenVBand="0" w:oddHBand="0" w:evenHBand="0" w:firstRowFirstColumn="0" w:firstRowLastColumn="0" w:lastRowFirstColumn="0" w:lastRowLastColumn="0"/>
             <w:tcW w:w="714" w:type="dxa"/>
           </w:tcPr>
           <w:p/>
@@ -5873,54 +8364,90 @@
           <w:tcPr>
             <w:tcW w:w="1786" w:type="dxa"/>
           </w:tcPr>
-          <w:p/>
+          <w:p>
+            <w:pPr>
+              <w:cnfStyle w:val="000000000000" w:firstRow="0" w:lastRow="0" w:firstColumn="0" w:lastColumn="0" w:oddVBand="0" w:evenVBand="0" w:oddHBand="0" w:evenHBand="0" w:firstRowFirstColumn="0" w:firstRowLastColumn="0" w:lastRowFirstColumn="0" w:lastRowLastColumn="0"/>
+            </w:pPr>
+          </w:p>
         </w:tc>
         <w:tc>
           <w:tcPr>
             <w:tcW w:w="1051" w:type="dxa"/>
           </w:tcPr>
-          <w:p/>
+          <w:p>
+            <w:pPr>
+              <w:cnfStyle w:val="000000000000" w:firstRow="0" w:lastRow="0" w:firstColumn="0" w:lastColumn="0" w:oddVBand="0" w:evenVBand="0" w:oddHBand="0" w:evenHBand="0" w:firstRowFirstColumn="0" w:firstRowLastColumn="0" w:lastRowFirstColumn="0" w:lastRowLastColumn="0"/>
+            </w:pPr>
+          </w:p>
         </w:tc>
         <w:tc>
           <w:tcPr>
             <w:tcW w:w="1369" w:type="dxa"/>
           </w:tcPr>
-          <w:p/>
+          <w:p>
+            <w:pPr>
+              <w:cnfStyle w:val="000000000000" w:firstRow="0" w:lastRow="0" w:firstColumn="0" w:lastColumn="0" w:oddVBand="0" w:evenVBand="0" w:oddHBand="0" w:evenHBand="0" w:firstRowFirstColumn="0" w:firstRowLastColumn="0" w:lastRowFirstColumn="0" w:lastRowLastColumn="0"/>
+            </w:pPr>
+          </w:p>
         </w:tc>
         <w:tc>
           <w:tcPr>
             <w:tcW w:w="825" w:type="dxa"/>
           </w:tcPr>
-          <w:p/>
+          <w:p>
+            <w:pPr>
+              <w:cnfStyle w:val="000000000000" w:firstRow="0" w:lastRow="0" w:firstColumn="0" w:lastColumn="0" w:oddVBand="0" w:evenVBand="0" w:oddHBand="0" w:evenHBand="0" w:firstRowFirstColumn="0" w:firstRowLastColumn="0" w:lastRowFirstColumn="0" w:lastRowLastColumn="0"/>
+            </w:pPr>
+          </w:p>
         </w:tc>
         <w:tc>
           <w:tcPr>
             <w:tcW w:w="912" w:type="dxa"/>
           </w:tcPr>
-          <w:p/>
+          <w:p>
+            <w:pPr>
+              <w:cnfStyle w:val="000000000000" w:firstRow="0" w:lastRow="0" w:firstColumn="0" w:lastColumn="0" w:oddVBand="0" w:evenVBand="0" w:oddHBand="0" w:evenHBand="0" w:firstRowFirstColumn="0" w:firstRowLastColumn="0" w:lastRowFirstColumn="0" w:lastRowLastColumn="0"/>
+            </w:pPr>
+          </w:p>
         </w:tc>
         <w:tc>
           <w:tcPr>
             <w:tcW w:w="910" w:type="dxa"/>
           </w:tcPr>
-          <w:p/>
+          <w:p>
+            <w:pPr>
+              <w:cnfStyle w:val="000000000000" w:firstRow="0" w:lastRow="0" w:firstColumn="0" w:lastColumn="0" w:oddVBand="0" w:evenVBand="0" w:oddHBand="0" w:evenHBand="0" w:firstRowFirstColumn="0" w:firstRowLastColumn="0" w:lastRowFirstColumn="0" w:lastRowLastColumn="0"/>
+            </w:pPr>
+          </w:p>
         </w:tc>
         <w:tc>
           <w:tcPr>
             <w:tcW w:w="1257" w:type="dxa"/>
           </w:tcPr>
-          <w:p/>
+          <w:p>
+            <w:pPr>
+              <w:cnfStyle w:val="000000000000" w:firstRow="0" w:lastRow="0" w:firstColumn="0" w:lastColumn="0" w:oddVBand="0" w:evenVBand="0" w:oddHBand="0" w:evenHBand="0" w:firstRowFirstColumn="0" w:firstRowLastColumn="0" w:lastRowFirstColumn="0" w:lastRowLastColumn="0"/>
+            </w:pPr>
+          </w:p>
         </w:tc>
         <w:tc>
           <w:tcPr>
             <w:tcW w:w="762" w:type="dxa"/>
           </w:tcPr>
-          <w:p/>
+          <w:p>
+            <w:pPr>
+              <w:cnfStyle w:val="000000000000" w:firstRow="0" w:lastRow="0" w:firstColumn="0" w:lastColumn="0" w:oddVBand="0" w:evenVBand="0" w:oddHBand="0" w:evenHBand="0" w:firstRowFirstColumn="0" w:firstRowLastColumn="0" w:lastRowFirstColumn="0" w:lastRowLastColumn="0"/>
+            </w:pPr>
+          </w:p>
         </w:tc>
       </w:tr>
       <w:tr>
-        <w:tc>
-          <w:tcPr>
+        <w:trPr>
+          <w:cnfStyle w:val="000000100000" w:firstRow="0" w:lastRow="0" w:firstColumn="0" w:lastColumn="0" w:oddVBand="0" w:evenVBand="0" w:oddHBand="1" w:evenHBand="0" w:firstRowFirstColumn="0" w:firstRowLastColumn="0" w:lastRowFirstColumn="0" w:lastRowLastColumn="0"/>
+        </w:trPr>
+        <w:tc>
+          <w:tcPr>
+            <w:cnfStyle w:val="001000000000" w:firstRow="0" w:lastRow="0" w:firstColumn="1" w:lastColumn="0" w:oddVBand="0" w:evenVBand="0" w:oddHBand="0" w:evenHBand="0" w:firstRowFirstColumn="0" w:firstRowLastColumn="0" w:lastRowFirstColumn="0" w:lastRowLastColumn="0"/>
             <w:tcW w:w="714" w:type="dxa"/>
           </w:tcPr>
           <w:p/>
@@ -5929,54 +8456,87 @@
           <w:tcPr>
             <w:tcW w:w="1786" w:type="dxa"/>
           </w:tcPr>
-          <w:p/>
+          <w:p>
+            <w:pPr>
+              <w:cnfStyle w:val="000000100000" w:firstRow="0" w:lastRow="0" w:firstColumn="0" w:lastColumn="0" w:oddVBand="0" w:evenVBand="0" w:oddHBand="1" w:evenHBand="0" w:firstRowFirstColumn="0" w:firstRowLastColumn="0" w:lastRowFirstColumn="0" w:lastRowLastColumn="0"/>
+            </w:pPr>
+          </w:p>
         </w:tc>
         <w:tc>
           <w:tcPr>
             <w:tcW w:w="1051" w:type="dxa"/>
           </w:tcPr>
-          <w:p/>
+          <w:p>
+            <w:pPr>
+              <w:cnfStyle w:val="000000100000" w:firstRow="0" w:lastRow="0" w:firstColumn="0" w:lastColumn="0" w:oddVBand="0" w:evenVBand="0" w:oddHBand="1" w:evenHBand="0" w:firstRowFirstColumn="0" w:firstRowLastColumn="0" w:lastRowFirstColumn="0" w:lastRowLastColumn="0"/>
+            </w:pPr>
+          </w:p>
         </w:tc>
         <w:tc>
           <w:tcPr>
             <w:tcW w:w="1369" w:type="dxa"/>
           </w:tcPr>
-          <w:p/>
+          <w:p>
+            <w:pPr>
+              <w:cnfStyle w:val="000000100000" w:firstRow="0" w:lastRow="0" w:firstColumn="0" w:lastColumn="0" w:oddVBand="0" w:evenVBand="0" w:oddHBand="1" w:evenHBand="0" w:firstRowFirstColumn="0" w:firstRowLastColumn="0" w:lastRowFirstColumn="0" w:lastRowLastColumn="0"/>
+            </w:pPr>
+          </w:p>
         </w:tc>
         <w:tc>
           <w:tcPr>
             <w:tcW w:w="825" w:type="dxa"/>
           </w:tcPr>
-          <w:p/>
+          <w:p>
+            <w:pPr>
+              <w:cnfStyle w:val="000000100000" w:firstRow="0" w:lastRow="0" w:firstColumn="0" w:lastColumn="0" w:oddVBand="0" w:evenVBand="0" w:oddHBand="1" w:evenHBand="0" w:firstRowFirstColumn="0" w:firstRowLastColumn="0" w:lastRowFirstColumn="0" w:lastRowLastColumn="0"/>
+            </w:pPr>
+          </w:p>
         </w:tc>
         <w:tc>
           <w:tcPr>
             <w:tcW w:w="912" w:type="dxa"/>
           </w:tcPr>
-          <w:p/>
+          <w:p>
+            <w:pPr>
+              <w:cnfStyle w:val="000000100000" w:firstRow="0" w:lastRow="0" w:firstColumn="0" w:lastColumn="0" w:oddVBand="0" w:evenVBand="0" w:oddHBand="1" w:evenHBand="0" w:firstRowFirstColumn="0" w:firstRowLastColumn="0" w:lastRowFirstColumn="0" w:lastRowLastColumn="0"/>
+            </w:pPr>
+          </w:p>
         </w:tc>
         <w:tc>
           <w:tcPr>
             <w:tcW w:w="910" w:type="dxa"/>
           </w:tcPr>
-          <w:p/>
+          <w:p>
+            <w:pPr>
+              <w:cnfStyle w:val="000000100000" w:firstRow="0" w:lastRow="0" w:firstColumn="0" w:lastColumn="0" w:oddVBand="0" w:evenVBand="0" w:oddHBand="1" w:evenHBand="0" w:firstRowFirstColumn="0" w:firstRowLastColumn="0" w:lastRowFirstColumn="0" w:lastRowLastColumn="0"/>
+            </w:pPr>
+          </w:p>
         </w:tc>
         <w:tc>
           <w:tcPr>
             <w:tcW w:w="1257" w:type="dxa"/>
           </w:tcPr>
-          <w:p/>
+          <w:p>
+            <w:pPr>
+              <w:cnfStyle w:val="000000100000" w:firstRow="0" w:lastRow="0" w:firstColumn="0" w:lastColumn="0" w:oddVBand="0" w:evenVBand="0" w:oddHBand="1" w:evenHBand="0" w:firstRowFirstColumn="0" w:firstRowLastColumn="0" w:lastRowFirstColumn="0" w:lastRowLastColumn="0"/>
+            </w:pPr>
+          </w:p>
         </w:tc>
         <w:tc>
           <w:tcPr>
             <w:tcW w:w="762" w:type="dxa"/>
           </w:tcPr>
-          <w:p/>
+          <w:p>
+            <w:pPr>
+              <w:cnfStyle w:val="000000100000" w:firstRow="0" w:lastRow="0" w:firstColumn="0" w:lastColumn="0" w:oddVBand="0" w:evenVBand="0" w:oddHBand="1" w:evenHBand="0" w:firstRowFirstColumn="0" w:firstRowLastColumn="0" w:lastRowFirstColumn="0" w:lastRowLastColumn="0"/>
+            </w:pPr>
+          </w:p>
         </w:tc>
       </w:tr>
       <w:tr>
         <w:tc>
           <w:tcPr>
+            <w:cnfStyle w:val="001000000000" w:firstRow="0" w:lastRow="0" w:firstColumn="1" w:lastColumn="0" w:oddVBand="0" w:evenVBand="0" w:oddHBand="0" w:evenHBand="0" w:firstRowFirstColumn="0" w:firstRowLastColumn="0" w:lastRowFirstColumn="0" w:lastRowLastColumn="0"/>
             <w:tcW w:w="714" w:type="dxa"/>
           </w:tcPr>
           <w:p/>
@@ -5985,54 +8545,90 @@
           <w:tcPr>
             <w:tcW w:w="1786" w:type="dxa"/>
           </w:tcPr>
-          <w:p/>
+          <w:p>
+            <w:pPr>
+              <w:cnfStyle w:val="000000000000" w:firstRow="0" w:lastRow="0" w:firstColumn="0" w:lastColumn="0" w:oddVBand="0" w:evenVBand="0" w:oddHBand="0" w:evenHBand="0" w:firstRowFirstColumn="0" w:firstRowLastColumn="0" w:lastRowFirstColumn="0" w:lastRowLastColumn="0"/>
+            </w:pPr>
+          </w:p>
         </w:tc>
         <w:tc>
           <w:tcPr>
             <w:tcW w:w="1051" w:type="dxa"/>
           </w:tcPr>
-          <w:p/>
+          <w:p>
+            <w:pPr>
+              <w:cnfStyle w:val="000000000000" w:firstRow="0" w:lastRow="0" w:firstColumn="0" w:lastColumn="0" w:oddVBand="0" w:evenVBand="0" w:oddHBand="0" w:evenHBand="0" w:firstRowFirstColumn="0" w:firstRowLastColumn="0" w:lastRowFirstColumn="0" w:lastRowLastColumn="0"/>
+            </w:pPr>
+          </w:p>
         </w:tc>
         <w:tc>
           <w:tcPr>
             <w:tcW w:w="1369" w:type="dxa"/>
           </w:tcPr>
-          <w:p/>
+          <w:p>
+            <w:pPr>
+              <w:cnfStyle w:val="000000000000" w:firstRow="0" w:lastRow="0" w:firstColumn="0" w:lastColumn="0" w:oddVBand="0" w:evenVBand="0" w:oddHBand="0" w:evenHBand="0" w:firstRowFirstColumn="0" w:firstRowLastColumn="0" w:lastRowFirstColumn="0" w:lastRowLastColumn="0"/>
+            </w:pPr>
+          </w:p>
         </w:tc>
         <w:tc>
           <w:tcPr>
             <w:tcW w:w="825" w:type="dxa"/>
           </w:tcPr>
-          <w:p/>
+          <w:p>
+            <w:pPr>
+              <w:cnfStyle w:val="000000000000" w:firstRow="0" w:lastRow="0" w:firstColumn="0" w:lastColumn="0" w:oddVBand="0" w:evenVBand="0" w:oddHBand="0" w:evenHBand="0" w:firstRowFirstColumn="0" w:firstRowLastColumn="0" w:lastRowFirstColumn="0" w:lastRowLastColumn="0"/>
+            </w:pPr>
+          </w:p>
         </w:tc>
         <w:tc>
           <w:tcPr>
             <w:tcW w:w="912" w:type="dxa"/>
           </w:tcPr>
-          <w:p/>
+          <w:p>
+            <w:pPr>
+              <w:cnfStyle w:val="000000000000" w:firstRow="0" w:lastRow="0" w:firstColumn="0" w:lastColumn="0" w:oddVBand="0" w:evenVBand="0" w:oddHBand="0" w:evenHBand="0" w:firstRowFirstColumn="0" w:firstRowLastColumn="0" w:lastRowFirstColumn="0" w:lastRowLastColumn="0"/>
+            </w:pPr>
+          </w:p>
         </w:tc>
         <w:tc>
           <w:tcPr>
             <w:tcW w:w="910" w:type="dxa"/>
           </w:tcPr>
-          <w:p/>
+          <w:p>
+            <w:pPr>
+              <w:cnfStyle w:val="000000000000" w:firstRow="0" w:lastRow="0" w:firstColumn="0" w:lastColumn="0" w:oddVBand="0" w:evenVBand="0" w:oddHBand="0" w:evenHBand="0" w:firstRowFirstColumn="0" w:firstRowLastColumn="0" w:lastRowFirstColumn="0" w:lastRowLastColumn="0"/>
+            </w:pPr>
+          </w:p>
         </w:tc>
         <w:tc>
           <w:tcPr>
             <w:tcW w:w="1257" w:type="dxa"/>
           </w:tcPr>
-          <w:p/>
+          <w:p>
+            <w:pPr>
+              <w:cnfStyle w:val="000000000000" w:firstRow="0" w:lastRow="0" w:firstColumn="0" w:lastColumn="0" w:oddVBand="0" w:evenVBand="0" w:oddHBand="0" w:evenHBand="0" w:firstRowFirstColumn="0" w:firstRowLastColumn="0" w:lastRowFirstColumn="0" w:lastRowLastColumn="0"/>
+            </w:pPr>
+          </w:p>
         </w:tc>
         <w:tc>
           <w:tcPr>
             <w:tcW w:w="762" w:type="dxa"/>
           </w:tcPr>
-          <w:p/>
+          <w:p>
+            <w:pPr>
+              <w:cnfStyle w:val="000000000000" w:firstRow="0" w:lastRow="0" w:firstColumn="0" w:lastColumn="0" w:oddVBand="0" w:evenVBand="0" w:oddHBand="0" w:evenHBand="0" w:firstRowFirstColumn="0" w:firstRowLastColumn="0" w:lastRowFirstColumn="0" w:lastRowLastColumn="0"/>
+            </w:pPr>
+          </w:p>
         </w:tc>
       </w:tr>
       <w:tr>
-        <w:tc>
-          <w:tcPr>
+        <w:trPr>
+          <w:cnfStyle w:val="000000100000" w:firstRow="0" w:lastRow="0" w:firstColumn="0" w:lastColumn="0" w:oddVBand="0" w:evenVBand="0" w:oddHBand="1" w:evenHBand="0" w:firstRowFirstColumn="0" w:firstRowLastColumn="0" w:lastRowFirstColumn="0" w:lastRowLastColumn="0"/>
+        </w:trPr>
+        <w:tc>
+          <w:tcPr>
+            <w:cnfStyle w:val="001000000000" w:firstRow="0" w:lastRow="0" w:firstColumn="1" w:lastColumn="0" w:oddVBand="0" w:evenVBand="0" w:oddHBand="0" w:evenHBand="0" w:firstRowFirstColumn="0" w:firstRowLastColumn="0" w:lastRowFirstColumn="0" w:lastRowLastColumn="0"/>
             <w:tcW w:w="714" w:type="dxa"/>
           </w:tcPr>
           <w:p/>
@@ -6041,54 +8637,87 @@
           <w:tcPr>
             <w:tcW w:w="1786" w:type="dxa"/>
           </w:tcPr>
-          <w:p/>
+          <w:p>
+            <w:pPr>
+              <w:cnfStyle w:val="000000100000" w:firstRow="0" w:lastRow="0" w:firstColumn="0" w:lastColumn="0" w:oddVBand="0" w:evenVBand="0" w:oddHBand="1" w:evenHBand="0" w:firstRowFirstColumn="0" w:firstRowLastColumn="0" w:lastRowFirstColumn="0" w:lastRowLastColumn="0"/>
+            </w:pPr>
+          </w:p>
         </w:tc>
         <w:tc>
           <w:tcPr>
             <w:tcW w:w="1051" w:type="dxa"/>
           </w:tcPr>
-          <w:p/>
+          <w:p>
+            <w:pPr>
+              <w:cnfStyle w:val="000000100000" w:firstRow="0" w:lastRow="0" w:firstColumn="0" w:lastColumn="0" w:oddVBand="0" w:evenVBand="0" w:oddHBand="1" w:evenHBand="0" w:firstRowFirstColumn="0" w:firstRowLastColumn="0" w:lastRowFirstColumn="0" w:lastRowLastColumn="0"/>
+            </w:pPr>
+          </w:p>
         </w:tc>
         <w:tc>
           <w:tcPr>
             <w:tcW w:w="1369" w:type="dxa"/>
           </w:tcPr>
-          <w:p/>
+          <w:p>
+            <w:pPr>
+              <w:cnfStyle w:val="000000100000" w:firstRow="0" w:lastRow="0" w:firstColumn="0" w:lastColumn="0" w:oddVBand="0" w:evenVBand="0" w:oddHBand="1" w:evenHBand="0" w:firstRowFirstColumn="0" w:firstRowLastColumn="0" w:lastRowFirstColumn="0" w:lastRowLastColumn="0"/>
+            </w:pPr>
+          </w:p>
         </w:tc>
         <w:tc>
           <w:tcPr>
             <w:tcW w:w="825" w:type="dxa"/>
           </w:tcPr>
-          <w:p/>
+          <w:p>
+            <w:pPr>
+              <w:cnfStyle w:val="000000100000" w:firstRow="0" w:lastRow="0" w:firstColumn="0" w:lastColumn="0" w:oddVBand="0" w:evenVBand="0" w:oddHBand="1" w:evenHBand="0" w:firstRowFirstColumn="0" w:firstRowLastColumn="0" w:lastRowFirstColumn="0" w:lastRowLastColumn="0"/>
+            </w:pPr>
+          </w:p>
         </w:tc>
         <w:tc>
           <w:tcPr>
             <w:tcW w:w="912" w:type="dxa"/>
           </w:tcPr>
-          <w:p/>
+          <w:p>
+            <w:pPr>
+              <w:cnfStyle w:val="000000100000" w:firstRow="0" w:lastRow="0" w:firstColumn="0" w:lastColumn="0" w:oddVBand="0" w:evenVBand="0" w:oddHBand="1" w:evenHBand="0" w:firstRowFirstColumn="0" w:firstRowLastColumn="0" w:lastRowFirstColumn="0" w:lastRowLastColumn="0"/>
+            </w:pPr>
+          </w:p>
         </w:tc>
         <w:tc>
           <w:tcPr>
             <w:tcW w:w="910" w:type="dxa"/>
           </w:tcPr>
-          <w:p/>
+          <w:p>
+            <w:pPr>
+              <w:cnfStyle w:val="000000100000" w:firstRow="0" w:lastRow="0" w:firstColumn="0" w:lastColumn="0" w:oddVBand="0" w:evenVBand="0" w:oddHBand="1" w:evenHBand="0" w:firstRowFirstColumn="0" w:firstRowLastColumn="0" w:lastRowFirstColumn="0" w:lastRowLastColumn="0"/>
+            </w:pPr>
+          </w:p>
         </w:tc>
         <w:tc>
           <w:tcPr>
             <w:tcW w:w="1257" w:type="dxa"/>
           </w:tcPr>
-          <w:p/>
+          <w:p>
+            <w:pPr>
+              <w:cnfStyle w:val="000000100000" w:firstRow="0" w:lastRow="0" w:firstColumn="0" w:lastColumn="0" w:oddVBand="0" w:evenVBand="0" w:oddHBand="1" w:evenHBand="0" w:firstRowFirstColumn="0" w:firstRowLastColumn="0" w:lastRowFirstColumn="0" w:lastRowLastColumn="0"/>
+            </w:pPr>
+          </w:p>
         </w:tc>
         <w:tc>
           <w:tcPr>
             <w:tcW w:w="762" w:type="dxa"/>
           </w:tcPr>
-          <w:p/>
+          <w:p>
+            <w:pPr>
+              <w:cnfStyle w:val="000000100000" w:firstRow="0" w:lastRow="0" w:firstColumn="0" w:lastColumn="0" w:oddVBand="0" w:evenVBand="0" w:oddHBand="1" w:evenHBand="0" w:firstRowFirstColumn="0" w:firstRowLastColumn="0" w:lastRowFirstColumn="0" w:lastRowLastColumn="0"/>
+            </w:pPr>
+          </w:p>
         </w:tc>
       </w:tr>
       <w:tr>
         <w:tc>
           <w:tcPr>
+            <w:cnfStyle w:val="001000000000" w:firstRow="0" w:lastRow="0" w:firstColumn="1" w:lastColumn="0" w:oddVBand="0" w:evenVBand="0" w:oddHBand="0" w:evenHBand="0" w:firstRowFirstColumn="0" w:firstRowLastColumn="0" w:lastRowFirstColumn="0" w:lastRowLastColumn="0"/>
             <w:tcW w:w="714" w:type="dxa"/>
           </w:tcPr>
           <w:p/>
@@ -6097,54 +8726,90 @@
           <w:tcPr>
             <w:tcW w:w="1786" w:type="dxa"/>
           </w:tcPr>
-          <w:p/>
+          <w:p>
+            <w:pPr>
+              <w:cnfStyle w:val="000000000000" w:firstRow="0" w:lastRow="0" w:firstColumn="0" w:lastColumn="0" w:oddVBand="0" w:evenVBand="0" w:oddHBand="0" w:evenHBand="0" w:firstRowFirstColumn="0" w:firstRowLastColumn="0" w:lastRowFirstColumn="0" w:lastRowLastColumn="0"/>
+            </w:pPr>
+          </w:p>
         </w:tc>
         <w:tc>
           <w:tcPr>
             <w:tcW w:w="1051" w:type="dxa"/>
           </w:tcPr>
-          <w:p/>
+          <w:p>
+            <w:pPr>
+              <w:cnfStyle w:val="000000000000" w:firstRow="0" w:lastRow="0" w:firstColumn="0" w:lastColumn="0" w:oddVBand="0" w:evenVBand="0" w:oddHBand="0" w:evenHBand="0" w:firstRowFirstColumn="0" w:firstRowLastColumn="0" w:lastRowFirstColumn="0" w:lastRowLastColumn="0"/>
+            </w:pPr>
+          </w:p>
         </w:tc>
         <w:tc>
           <w:tcPr>
             <w:tcW w:w="1369" w:type="dxa"/>
           </w:tcPr>
-          <w:p/>
+          <w:p>
+            <w:pPr>
+              <w:cnfStyle w:val="000000000000" w:firstRow="0" w:lastRow="0" w:firstColumn="0" w:lastColumn="0" w:oddVBand="0" w:evenVBand="0" w:oddHBand="0" w:evenHBand="0" w:firstRowFirstColumn="0" w:firstRowLastColumn="0" w:lastRowFirstColumn="0" w:lastRowLastColumn="0"/>
+            </w:pPr>
+          </w:p>
         </w:tc>
         <w:tc>
           <w:tcPr>
             <w:tcW w:w="825" w:type="dxa"/>
           </w:tcPr>
-          <w:p/>
+          <w:p>
+            <w:pPr>
+              <w:cnfStyle w:val="000000000000" w:firstRow="0" w:lastRow="0" w:firstColumn="0" w:lastColumn="0" w:oddVBand="0" w:evenVBand="0" w:oddHBand="0" w:evenHBand="0" w:firstRowFirstColumn="0" w:firstRowLastColumn="0" w:lastRowFirstColumn="0" w:lastRowLastColumn="0"/>
+            </w:pPr>
+          </w:p>
         </w:tc>
         <w:tc>
           <w:tcPr>
             <w:tcW w:w="912" w:type="dxa"/>
           </w:tcPr>
-          <w:p/>
+          <w:p>
+            <w:pPr>
+              <w:cnfStyle w:val="000000000000" w:firstRow="0" w:lastRow="0" w:firstColumn="0" w:lastColumn="0" w:oddVBand="0" w:evenVBand="0" w:oddHBand="0" w:evenHBand="0" w:firstRowFirstColumn="0" w:firstRowLastColumn="0" w:lastRowFirstColumn="0" w:lastRowLastColumn="0"/>
+            </w:pPr>
+          </w:p>
         </w:tc>
         <w:tc>
           <w:tcPr>
             <w:tcW w:w="910" w:type="dxa"/>
           </w:tcPr>
-          <w:p/>
+          <w:p>
+            <w:pPr>
+              <w:cnfStyle w:val="000000000000" w:firstRow="0" w:lastRow="0" w:firstColumn="0" w:lastColumn="0" w:oddVBand="0" w:evenVBand="0" w:oddHBand="0" w:evenHBand="0" w:firstRowFirstColumn="0" w:firstRowLastColumn="0" w:lastRowFirstColumn="0" w:lastRowLastColumn="0"/>
+            </w:pPr>
+          </w:p>
         </w:tc>
         <w:tc>
           <w:tcPr>
             <w:tcW w:w="1257" w:type="dxa"/>
           </w:tcPr>
-          <w:p/>
+          <w:p>
+            <w:pPr>
+              <w:cnfStyle w:val="000000000000" w:firstRow="0" w:lastRow="0" w:firstColumn="0" w:lastColumn="0" w:oddVBand="0" w:evenVBand="0" w:oddHBand="0" w:evenHBand="0" w:firstRowFirstColumn="0" w:firstRowLastColumn="0" w:lastRowFirstColumn="0" w:lastRowLastColumn="0"/>
+            </w:pPr>
+          </w:p>
         </w:tc>
         <w:tc>
           <w:tcPr>
             <w:tcW w:w="762" w:type="dxa"/>
           </w:tcPr>
-          <w:p/>
+          <w:p>
+            <w:pPr>
+              <w:cnfStyle w:val="000000000000" w:firstRow="0" w:lastRow="0" w:firstColumn="0" w:lastColumn="0" w:oddVBand="0" w:evenVBand="0" w:oddHBand="0" w:evenHBand="0" w:firstRowFirstColumn="0" w:firstRowLastColumn="0" w:lastRowFirstColumn="0" w:lastRowLastColumn="0"/>
+            </w:pPr>
+          </w:p>
         </w:tc>
       </w:tr>
       <w:tr>
-        <w:tc>
-          <w:tcPr>
+        <w:trPr>
+          <w:cnfStyle w:val="000000100000" w:firstRow="0" w:lastRow="0" w:firstColumn="0" w:lastColumn="0" w:oddVBand="0" w:evenVBand="0" w:oddHBand="1" w:evenHBand="0" w:firstRowFirstColumn="0" w:firstRowLastColumn="0" w:lastRowFirstColumn="0" w:lastRowLastColumn="0"/>
+        </w:trPr>
+        <w:tc>
+          <w:tcPr>
+            <w:cnfStyle w:val="001000000000" w:firstRow="0" w:lastRow="0" w:firstColumn="1" w:lastColumn="0" w:oddVBand="0" w:evenVBand="0" w:oddHBand="0" w:evenHBand="0" w:firstRowFirstColumn="0" w:firstRowLastColumn="0" w:lastRowFirstColumn="0" w:lastRowLastColumn="0"/>
             <w:tcW w:w="714" w:type="dxa"/>
           </w:tcPr>
           <w:p/>
@@ -6153,54 +8818,87 @@
           <w:tcPr>
             <w:tcW w:w="1786" w:type="dxa"/>
           </w:tcPr>
-          <w:p/>
+          <w:p>
+            <w:pPr>
+              <w:cnfStyle w:val="000000100000" w:firstRow="0" w:lastRow="0" w:firstColumn="0" w:lastColumn="0" w:oddVBand="0" w:evenVBand="0" w:oddHBand="1" w:evenHBand="0" w:firstRowFirstColumn="0" w:firstRowLastColumn="0" w:lastRowFirstColumn="0" w:lastRowLastColumn="0"/>
+            </w:pPr>
+          </w:p>
         </w:tc>
         <w:tc>
           <w:tcPr>
             <w:tcW w:w="1051" w:type="dxa"/>
           </w:tcPr>
-          <w:p/>
+          <w:p>
+            <w:pPr>
+              <w:cnfStyle w:val="000000100000" w:firstRow="0" w:lastRow="0" w:firstColumn="0" w:lastColumn="0" w:oddVBand="0" w:evenVBand="0" w:oddHBand="1" w:evenHBand="0" w:firstRowFirstColumn="0" w:firstRowLastColumn="0" w:lastRowFirstColumn="0" w:lastRowLastColumn="0"/>
+            </w:pPr>
+          </w:p>
         </w:tc>
         <w:tc>
           <w:tcPr>
             <w:tcW w:w="1369" w:type="dxa"/>
           </w:tcPr>
-          <w:p/>
+          <w:p>
+            <w:pPr>
+              <w:cnfStyle w:val="000000100000" w:firstRow="0" w:lastRow="0" w:firstColumn="0" w:lastColumn="0" w:oddVBand="0" w:evenVBand="0" w:oddHBand="1" w:evenHBand="0" w:firstRowFirstColumn="0" w:firstRowLastColumn="0" w:lastRowFirstColumn="0" w:lastRowLastColumn="0"/>
+            </w:pPr>
+          </w:p>
         </w:tc>
         <w:tc>
           <w:tcPr>
             <w:tcW w:w="825" w:type="dxa"/>
           </w:tcPr>
-          <w:p/>
+          <w:p>
+            <w:pPr>
+              <w:cnfStyle w:val="000000100000" w:firstRow="0" w:lastRow="0" w:firstColumn="0" w:lastColumn="0" w:oddVBand="0" w:evenVBand="0" w:oddHBand="1" w:evenHBand="0" w:firstRowFirstColumn="0" w:firstRowLastColumn="0" w:lastRowFirstColumn="0" w:lastRowLastColumn="0"/>
+            </w:pPr>
+          </w:p>
         </w:tc>
         <w:tc>
           <w:tcPr>
             <w:tcW w:w="912" w:type="dxa"/>
           </w:tcPr>
-          <w:p/>
+          <w:p>
+            <w:pPr>
+              <w:cnfStyle w:val="000000100000" w:firstRow="0" w:lastRow="0" w:firstColumn="0" w:lastColumn="0" w:oddVBand="0" w:evenVBand="0" w:oddHBand="1" w:evenHBand="0" w:firstRowFirstColumn="0" w:firstRowLastColumn="0" w:lastRowFirstColumn="0" w:lastRowLastColumn="0"/>
+            </w:pPr>
+          </w:p>
         </w:tc>
         <w:tc>
           <w:tcPr>
             <w:tcW w:w="910" w:type="dxa"/>
           </w:tcPr>
-          <w:p/>
+          <w:p>
+            <w:pPr>
+              <w:cnfStyle w:val="000000100000" w:firstRow="0" w:lastRow="0" w:firstColumn="0" w:lastColumn="0" w:oddVBand="0" w:evenVBand="0" w:oddHBand="1" w:evenHBand="0" w:firstRowFirstColumn="0" w:firstRowLastColumn="0" w:lastRowFirstColumn="0" w:lastRowLastColumn="0"/>
+            </w:pPr>
+          </w:p>
         </w:tc>
         <w:tc>
           <w:tcPr>
             <w:tcW w:w="1257" w:type="dxa"/>
           </w:tcPr>
-          <w:p/>
+          <w:p>
+            <w:pPr>
+              <w:cnfStyle w:val="000000100000" w:firstRow="0" w:lastRow="0" w:firstColumn="0" w:lastColumn="0" w:oddVBand="0" w:evenVBand="0" w:oddHBand="1" w:evenHBand="0" w:firstRowFirstColumn="0" w:firstRowLastColumn="0" w:lastRowFirstColumn="0" w:lastRowLastColumn="0"/>
+            </w:pPr>
+          </w:p>
         </w:tc>
         <w:tc>
           <w:tcPr>
             <w:tcW w:w="762" w:type="dxa"/>
           </w:tcPr>
-          <w:p/>
+          <w:p>
+            <w:pPr>
+              <w:cnfStyle w:val="000000100000" w:firstRow="0" w:lastRow="0" w:firstColumn="0" w:lastColumn="0" w:oddVBand="0" w:evenVBand="0" w:oddHBand="1" w:evenHBand="0" w:firstRowFirstColumn="0" w:firstRowLastColumn="0" w:lastRowFirstColumn="0" w:lastRowLastColumn="0"/>
+            </w:pPr>
+          </w:p>
         </w:tc>
       </w:tr>
       <w:tr>
         <w:tc>
           <w:tcPr>
+            <w:cnfStyle w:val="001000000000" w:firstRow="0" w:lastRow="0" w:firstColumn="1" w:lastColumn="0" w:oddVBand="0" w:evenVBand="0" w:oddHBand="0" w:evenHBand="0" w:firstRowFirstColumn="0" w:firstRowLastColumn="0" w:lastRowFirstColumn="0" w:lastRowLastColumn="0"/>
             <w:tcW w:w="714" w:type="dxa"/>
           </w:tcPr>
           <w:p/>
@@ -6209,54 +8907,90 @@
           <w:tcPr>
             <w:tcW w:w="1786" w:type="dxa"/>
           </w:tcPr>
-          <w:p/>
+          <w:p>
+            <w:pPr>
+              <w:cnfStyle w:val="000000000000" w:firstRow="0" w:lastRow="0" w:firstColumn="0" w:lastColumn="0" w:oddVBand="0" w:evenVBand="0" w:oddHBand="0" w:evenHBand="0" w:firstRowFirstColumn="0" w:firstRowLastColumn="0" w:lastRowFirstColumn="0" w:lastRowLastColumn="0"/>
+            </w:pPr>
+          </w:p>
         </w:tc>
         <w:tc>
           <w:tcPr>
             <w:tcW w:w="1051" w:type="dxa"/>
           </w:tcPr>
-          <w:p/>
+          <w:p>
+            <w:pPr>
+              <w:cnfStyle w:val="000000000000" w:firstRow="0" w:lastRow="0" w:firstColumn="0" w:lastColumn="0" w:oddVBand="0" w:evenVBand="0" w:oddHBand="0" w:evenHBand="0" w:firstRowFirstColumn="0" w:firstRowLastColumn="0" w:lastRowFirstColumn="0" w:lastRowLastColumn="0"/>
+            </w:pPr>
+          </w:p>
         </w:tc>
         <w:tc>
           <w:tcPr>
             <w:tcW w:w="1369" w:type="dxa"/>
           </w:tcPr>
-          <w:p/>
+          <w:p>
+            <w:pPr>
+              <w:cnfStyle w:val="000000000000" w:firstRow="0" w:lastRow="0" w:firstColumn="0" w:lastColumn="0" w:oddVBand="0" w:evenVBand="0" w:oddHBand="0" w:evenHBand="0" w:firstRowFirstColumn="0" w:firstRowLastColumn="0" w:lastRowFirstColumn="0" w:lastRowLastColumn="0"/>
+            </w:pPr>
+          </w:p>
         </w:tc>
         <w:tc>
           <w:tcPr>
             <w:tcW w:w="825" w:type="dxa"/>
           </w:tcPr>
-          <w:p/>
+          <w:p>
+            <w:pPr>
+              <w:cnfStyle w:val="000000000000" w:firstRow="0" w:lastRow="0" w:firstColumn="0" w:lastColumn="0" w:oddVBand="0" w:evenVBand="0" w:oddHBand="0" w:evenHBand="0" w:firstRowFirstColumn="0" w:firstRowLastColumn="0" w:lastRowFirstColumn="0" w:lastRowLastColumn="0"/>
+            </w:pPr>
+          </w:p>
         </w:tc>
         <w:tc>
           <w:tcPr>
             <w:tcW w:w="912" w:type="dxa"/>
           </w:tcPr>
-          <w:p/>
+          <w:p>
+            <w:pPr>
+              <w:cnfStyle w:val="000000000000" w:firstRow="0" w:lastRow="0" w:firstColumn="0" w:lastColumn="0" w:oddVBand="0" w:evenVBand="0" w:oddHBand="0" w:evenHBand="0" w:firstRowFirstColumn="0" w:firstRowLastColumn="0" w:lastRowFirstColumn="0" w:lastRowLastColumn="0"/>
+            </w:pPr>
+          </w:p>
         </w:tc>
         <w:tc>
           <w:tcPr>
             <w:tcW w:w="910" w:type="dxa"/>
           </w:tcPr>
-          <w:p/>
+          <w:p>
+            <w:pPr>
+              <w:cnfStyle w:val="000000000000" w:firstRow="0" w:lastRow="0" w:firstColumn="0" w:lastColumn="0" w:oddVBand="0" w:evenVBand="0" w:oddHBand="0" w:evenHBand="0" w:firstRowFirstColumn="0" w:firstRowLastColumn="0" w:lastRowFirstColumn="0" w:lastRowLastColumn="0"/>
+            </w:pPr>
+          </w:p>
         </w:tc>
         <w:tc>
           <w:tcPr>
             <w:tcW w:w="1257" w:type="dxa"/>
           </w:tcPr>
-          <w:p/>
+          <w:p>
+            <w:pPr>
+              <w:cnfStyle w:val="000000000000" w:firstRow="0" w:lastRow="0" w:firstColumn="0" w:lastColumn="0" w:oddVBand="0" w:evenVBand="0" w:oddHBand="0" w:evenHBand="0" w:firstRowFirstColumn="0" w:firstRowLastColumn="0" w:lastRowFirstColumn="0" w:lastRowLastColumn="0"/>
+            </w:pPr>
+          </w:p>
         </w:tc>
         <w:tc>
           <w:tcPr>
             <w:tcW w:w="762" w:type="dxa"/>
           </w:tcPr>
-          <w:p/>
+          <w:p>
+            <w:pPr>
+              <w:cnfStyle w:val="000000000000" w:firstRow="0" w:lastRow="0" w:firstColumn="0" w:lastColumn="0" w:oddVBand="0" w:evenVBand="0" w:oddHBand="0" w:evenHBand="0" w:firstRowFirstColumn="0" w:firstRowLastColumn="0" w:lastRowFirstColumn="0" w:lastRowLastColumn="0"/>
+            </w:pPr>
+          </w:p>
         </w:tc>
       </w:tr>
       <w:tr>
-        <w:tc>
-          <w:tcPr>
+        <w:trPr>
+          <w:cnfStyle w:val="000000100000" w:firstRow="0" w:lastRow="0" w:firstColumn="0" w:lastColumn="0" w:oddVBand="0" w:evenVBand="0" w:oddHBand="1" w:evenHBand="0" w:firstRowFirstColumn="0" w:firstRowLastColumn="0" w:lastRowFirstColumn="0" w:lastRowLastColumn="0"/>
+        </w:trPr>
+        <w:tc>
+          <w:tcPr>
+            <w:cnfStyle w:val="001000000000" w:firstRow="0" w:lastRow="0" w:firstColumn="1" w:lastColumn="0" w:oddVBand="0" w:evenVBand="0" w:oddHBand="0" w:evenHBand="0" w:firstRowFirstColumn="0" w:firstRowLastColumn="0" w:lastRowFirstColumn="0" w:lastRowLastColumn="0"/>
             <w:tcW w:w="714" w:type="dxa"/>
           </w:tcPr>
           <w:p/>
@@ -6265,49 +8999,81 @@
           <w:tcPr>
             <w:tcW w:w="1786" w:type="dxa"/>
           </w:tcPr>
-          <w:p/>
+          <w:p>
+            <w:pPr>
+              <w:cnfStyle w:val="000000100000" w:firstRow="0" w:lastRow="0" w:firstColumn="0" w:lastColumn="0" w:oddVBand="0" w:evenVBand="0" w:oddHBand="1" w:evenHBand="0" w:firstRowFirstColumn="0" w:firstRowLastColumn="0" w:lastRowFirstColumn="0" w:lastRowLastColumn="0"/>
+            </w:pPr>
+          </w:p>
         </w:tc>
         <w:tc>
           <w:tcPr>
             <w:tcW w:w="1051" w:type="dxa"/>
           </w:tcPr>
-          <w:p/>
+          <w:p>
+            <w:pPr>
+              <w:cnfStyle w:val="000000100000" w:firstRow="0" w:lastRow="0" w:firstColumn="0" w:lastColumn="0" w:oddVBand="0" w:evenVBand="0" w:oddHBand="1" w:evenHBand="0" w:firstRowFirstColumn="0" w:firstRowLastColumn="0" w:lastRowFirstColumn="0" w:lastRowLastColumn="0"/>
+            </w:pPr>
+          </w:p>
         </w:tc>
         <w:tc>
           <w:tcPr>
             <w:tcW w:w="1369" w:type="dxa"/>
           </w:tcPr>
-          <w:p/>
+          <w:p>
+            <w:pPr>
+              <w:cnfStyle w:val="000000100000" w:firstRow="0" w:lastRow="0" w:firstColumn="0" w:lastColumn="0" w:oddVBand="0" w:evenVBand="0" w:oddHBand="1" w:evenHBand="0" w:firstRowFirstColumn="0" w:firstRowLastColumn="0" w:lastRowFirstColumn="0" w:lastRowLastColumn="0"/>
+            </w:pPr>
+          </w:p>
         </w:tc>
         <w:tc>
           <w:tcPr>
             <w:tcW w:w="825" w:type="dxa"/>
           </w:tcPr>
-          <w:p/>
+          <w:p>
+            <w:pPr>
+              <w:cnfStyle w:val="000000100000" w:firstRow="0" w:lastRow="0" w:firstColumn="0" w:lastColumn="0" w:oddVBand="0" w:evenVBand="0" w:oddHBand="1" w:evenHBand="0" w:firstRowFirstColumn="0" w:firstRowLastColumn="0" w:lastRowFirstColumn="0" w:lastRowLastColumn="0"/>
+            </w:pPr>
+          </w:p>
         </w:tc>
         <w:tc>
           <w:tcPr>
             <w:tcW w:w="912" w:type="dxa"/>
           </w:tcPr>
-          <w:p/>
+          <w:p>
+            <w:pPr>
+              <w:cnfStyle w:val="000000100000" w:firstRow="0" w:lastRow="0" w:firstColumn="0" w:lastColumn="0" w:oddVBand="0" w:evenVBand="0" w:oddHBand="1" w:evenHBand="0" w:firstRowFirstColumn="0" w:firstRowLastColumn="0" w:lastRowFirstColumn="0" w:lastRowLastColumn="0"/>
+            </w:pPr>
+          </w:p>
         </w:tc>
         <w:tc>
           <w:tcPr>
             <w:tcW w:w="910" w:type="dxa"/>
           </w:tcPr>
-          <w:p/>
+          <w:p>
+            <w:pPr>
+              <w:cnfStyle w:val="000000100000" w:firstRow="0" w:lastRow="0" w:firstColumn="0" w:lastColumn="0" w:oddVBand="0" w:evenVBand="0" w:oddHBand="1" w:evenHBand="0" w:firstRowFirstColumn="0" w:firstRowLastColumn="0" w:lastRowFirstColumn="0" w:lastRowLastColumn="0"/>
+            </w:pPr>
+          </w:p>
         </w:tc>
         <w:tc>
           <w:tcPr>
             <w:tcW w:w="1257" w:type="dxa"/>
           </w:tcPr>
-          <w:p/>
+          <w:p>
+            <w:pPr>
+              <w:cnfStyle w:val="000000100000" w:firstRow="0" w:lastRow="0" w:firstColumn="0" w:lastColumn="0" w:oddVBand="0" w:evenVBand="0" w:oddHBand="1" w:evenHBand="0" w:firstRowFirstColumn="0" w:firstRowLastColumn="0" w:lastRowFirstColumn="0" w:lastRowLastColumn="0"/>
+            </w:pPr>
+          </w:p>
         </w:tc>
         <w:tc>
           <w:tcPr>
             <w:tcW w:w="762" w:type="dxa"/>
           </w:tcPr>
-          <w:p/>
+          <w:p>
+            <w:pPr>
+              <w:cnfStyle w:val="000000100000" w:firstRow="0" w:lastRow="0" w:firstColumn="0" w:lastColumn="0" w:oddVBand="0" w:evenVBand="0" w:oddHBand="1" w:evenHBand="0" w:firstRowFirstColumn="0" w:firstRowLastColumn="0" w:lastRowFirstColumn="0" w:lastRowLastColumn="0"/>
+            </w:pPr>
+          </w:p>
         </w:tc>
       </w:tr>
     </w:tbl>
@@ -6762,6 +9528,112 @@
       </w:tblBorders>
     </w:tblPr>
   </w:style>
+  <w:style w:type="table" w:styleId="GridTable5Dark-Accent6">
+    <w:name w:val="Grid Table 5 Dark Accent 6"/>
+    <w:basedOn w:val="TableNormal"/>
+    <w:uiPriority w:val="50"/>
+    <w:rsid w:val="0004514D"/>
+    <w:pPr>
+      <w:spacing w:after="0" w:line="240" w:lineRule="auto"/>
+    </w:pPr>
+    <w:tblPr>
+      <w:tblStyleRowBandSize w:val="1"/>
+      <w:tblStyleColBandSize w:val="1"/>
+      <w:tblBorders>
+        <w:top w:val="single" w:sz="4" w:space="0" w:color="FFFFFF" w:themeColor="background1"/>
+        <w:left w:val="single" w:sz="4" w:space="0" w:color="FFFFFF" w:themeColor="background1"/>
+        <w:bottom w:val="single" w:sz="4" w:space="0" w:color="FFFFFF" w:themeColor="background1"/>
+        <w:right w:val="single" w:sz="4" w:space="0" w:color="FFFFFF" w:themeColor="background1"/>
+        <w:insideH w:val="single" w:sz="4" w:space="0" w:color="FFFFFF" w:themeColor="background1"/>
+        <w:insideV w:val="single" w:sz="4" w:space="0" w:color="FFFFFF" w:themeColor="background1"/>
+      </w:tblBorders>
+    </w:tblPr>
+    <w:tcPr>
+      <w:shd w:val="clear" w:color="auto" w:fill="E2EFD9" w:themeFill="accent6" w:themeFillTint="33"/>
+    </w:tcPr>
+    <w:tblStylePr w:type="firstRow">
+      <w:rPr>
+        <w:b/>
+        <w:bCs/>
+        <w:color w:val="FFFFFF" w:themeColor="background1"/>
+      </w:rPr>
+      <w:tblPr/>
+      <w:tcPr>
+        <w:tcBorders>
+          <w:top w:val="single" w:sz="4" w:space="0" w:color="FFFFFF" w:themeColor="background1"/>
+          <w:left w:val="single" w:sz="4" w:space="0" w:color="FFFFFF" w:themeColor="background1"/>
+          <w:right w:val="single" w:sz="4" w:space="0" w:color="FFFFFF" w:themeColor="background1"/>
+          <w:insideH w:val="nil"/>
+          <w:insideV w:val="nil"/>
+        </w:tcBorders>
+        <w:shd w:val="clear" w:color="auto" w:fill="70AD47" w:themeFill="accent6"/>
+      </w:tcPr>
+    </w:tblStylePr>
+    <w:tblStylePr w:type="lastRow">
+      <w:rPr>
+        <w:b/>
+        <w:bCs/>
+        <w:color w:val="FFFFFF" w:themeColor="background1"/>
+      </w:rPr>
+      <w:tblPr/>
+      <w:tcPr>
+        <w:tcBorders>
+          <w:left w:val="single" w:sz="4" w:space="0" w:color="FFFFFF" w:themeColor="background1"/>
+          <w:bottom w:val="single" w:sz="4" w:space="0" w:color="FFFFFF" w:themeColor="background1"/>
+          <w:right w:val="single" w:sz="4" w:space="0" w:color="FFFFFF" w:themeColor="background1"/>
+          <w:insideH w:val="nil"/>
+          <w:insideV w:val="nil"/>
+        </w:tcBorders>
+        <w:shd w:val="clear" w:color="auto" w:fill="70AD47" w:themeFill="accent6"/>
+      </w:tcPr>
+    </w:tblStylePr>
+    <w:tblStylePr w:type="firstCol">
+      <w:rPr>
+        <w:b/>
+        <w:bCs/>
+        <w:color w:val="FFFFFF" w:themeColor="background1"/>
+      </w:rPr>
+      <w:tblPr/>
+      <w:tcPr>
+        <w:tcBorders>
+          <w:top w:val="single" w:sz="4" w:space="0" w:color="FFFFFF" w:themeColor="background1"/>
+          <w:left w:val="single" w:sz="4" w:space="0" w:color="FFFFFF" w:themeColor="background1"/>
+          <w:bottom w:val="single" w:sz="4" w:space="0" w:color="FFFFFF" w:themeColor="background1"/>
+          <w:insideV w:val="nil"/>
+        </w:tcBorders>
+        <w:shd w:val="clear" w:color="auto" w:fill="70AD47" w:themeFill="accent6"/>
+      </w:tcPr>
+    </w:tblStylePr>
+    <w:tblStylePr w:type="lastCol">
+      <w:rPr>
+        <w:b/>
+        <w:bCs/>
+        <w:color w:val="FFFFFF" w:themeColor="background1"/>
+      </w:rPr>
+      <w:tblPr/>
+      <w:tcPr>
+        <w:tcBorders>
+          <w:top w:val="single" w:sz="4" w:space="0" w:color="FFFFFF" w:themeColor="background1"/>
+          <w:bottom w:val="single" w:sz="4" w:space="0" w:color="FFFFFF" w:themeColor="background1"/>
+          <w:right w:val="single" w:sz="4" w:space="0" w:color="FFFFFF" w:themeColor="background1"/>
+          <w:insideV w:val="nil"/>
+        </w:tcBorders>
+        <w:shd w:val="clear" w:color="auto" w:fill="70AD47" w:themeFill="accent6"/>
+      </w:tcPr>
+    </w:tblStylePr>
+    <w:tblStylePr w:type="band1Vert">
+      <w:tblPr/>
+      <w:tcPr>
+        <w:shd w:val="clear" w:color="auto" w:fill="C5E0B3" w:themeFill="accent6" w:themeFillTint="66"/>
+      </w:tcPr>
+    </w:tblStylePr>
+    <w:tblStylePr w:type="band1Horz">
+      <w:tblPr/>
+      <w:tcPr>
+        <w:shd w:val="clear" w:color="auto" w:fill="C5E0B3" w:themeFill="accent6" w:themeFillTint="66"/>
+      </w:tcPr>
+    </w:tblStylePr>
+  </w:style>
 </w:styles>
 </file>
 
